--- a/LLDD/word/BE/LLDD-BE-Integration-SBP-Platform.docx
+++ b/LLDD/word/BE/LLDD-BE-Integration-SBP-Platform.docx
@@ -437,7 +437,7 @@
                 <w:rFonts w:ascii="Arial" w:hAnsi="Arial" w:eastAsia="Arial"/>
                 <w:sz w:val="18"/>
               </w:rPr>
-              <w:t>18 ชั่วโมง</w:t>
+              <w:t>20 ชั่วโมง</w:t>
             </w:r>
           </w:p>
         </w:tc>
@@ -492,7 +492,7 @@
                 <w:rFonts w:ascii="Arial" w:hAnsi="Arial" w:eastAsia="Arial"/>
                 <w:sz w:val="18"/>
               </w:rPr>
-              <w:t>Butsaba &lt;But&gt; Podamrong</w:t>
+              <w:t>Tunyatorn &lt;Vava&gt; Kiatkongphongsa</w:t>
             </w:r>
           </w:p>
         </w:tc>

--- a/LLDD/word/BE/LLDD-BE-Integration-SBP-Platform.docx
+++ b/LLDD/word/BE/LLDD-BE-Integration-SBP-Platform.docx
@@ -5,7 +5,7 @@
     <w:p>
       <w:r>
         <w:rPr>
-          <w:rFonts w:ascii="Arial" w:hAnsi="Arial" w:eastAsia="Arial"/>
+          <w:rFonts w:ascii="Arial" w:hAnsi="Arial" w:eastAsia="Arial" w:cs="Tahoma"/>
           <w:b/>
           <w:color w:val="0B2545"/>
           <w:sz w:val="40"/>
@@ -58,7 +58,7 @@
             <w:r/>
             <w:r>
               <w:rPr>
-                <w:rFonts w:ascii="Arial" w:hAnsi="Arial" w:eastAsia="Arial"/>
+                <w:rFonts w:ascii="Arial" w:hAnsi="Arial" w:eastAsia="Arial" w:cs="Tahoma"/>
                 <w:b/>
                 <w:sz w:val="18"/>
               </w:rPr>
@@ -80,7 +80,7 @@
             <w:r/>
             <w:r>
               <w:rPr>
-                <w:rFonts w:ascii="Arial" w:hAnsi="Arial" w:eastAsia="Arial"/>
+                <w:rFonts w:ascii="Arial" w:hAnsi="Arial" w:eastAsia="Arial" w:cs="Tahoma"/>
                 <w:b/>
                 <w:sz w:val="18"/>
               </w:rPr>
@@ -105,13 +105,13 @@
             </w:pPr>
             <w:r>
               <w:rPr>
-                <w:rFonts w:ascii="Arial" w:hAnsi="Arial" w:eastAsia="Arial"/>
-                <w:sz w:val="18"/>
-              </w:rPr>
-            </w:r>
-            <w:r>
-              <w:rPr>
-                <w:rFonts w:ascii="Arial" w:hAnsi="Arial" w:eastAsia="Arial"/>
+                <w:rFonts w:ascii="Arial" w:hAnsi="Arial" w:eastAsia="Arial" w:cs="Tahoma"/>
+                <w:sz w:val="18"/>
+              </w:rPr>
+            </w:r>
+            <w:r>
+              <w:rPr>
+                <w:rFonts w:ascii="Arial" w:hAnsi="Arial" w:eastAsia="Arial" w:cs="Tahoma"/>
                 <w:sz w:val="18"/>
               </w:rPr>
               <w:t>วัตถุประสงค์</w:t>
@@ -130,13 +130,13 @@
             </w:pPr>
             <w:r>
               <w:rPr>
-                <w:rFonts w:ascii="Arial" w:hAnsi="Arial" w:eastAsia="Arial"/>
-                <w:sz w:val="18"/>
-              </w:rPr>
-            </w:r>
-            <w:r>
-              <w:rPr>
-                <w:rFonts w:ascii="Arial" w:hAnsi="Arial" w:eastAsia="Arial"/>
+                <w:rFonts w:ascii="Arial" w:hAnsi="Arial" w:eastAsia="Arial" w:cs="Tahoma"/>
+                <w:sz w:val="18"/>
+              </w:rPr>
+            </w:r>
+            <w:r>
+              <w:rPr>
+                <w:rFonts w:ascii="Arial" w:hAnsi="Arial" w:eastAsia="Arial" w:cs="Tahoma"/>
                 <w:sz w:val="18"/>
               </w:rPr>
               <w:t>ใช้เป็นรายละเอียดระดับพัฒนาสำหรับออกแบบ ลงมือพัฒนา ตรวจทาน และทดสอบขอบเขตที่ระบุในฉบับนี้</w:t>
@@ -160,13 +160,13 @@
             </w:pPr>
             <w:r>
               <w:rPr>
-                <w:rFonts w:ascii="Arial" w:hAnsi="Arial" w:eastAsia="Arial"/>
-                <w:sz w:val="18"/>
-              </w:rPr>
-            </w:r>
-            <w:r>
-              <w:rPr>
-                <w:rFonts w:ascii="Arial" w:hAnsi="Arial" w:eastAsia="Arial"/>
+                <w:rFonts w:ascii="Arial" w:hAnsi="Arial" w:eastAsia="Arial" w:cs="Tahoma"/>
+                <w:sz w:val="18"/>
+              </w:rPr>
+            </w:r>
+            <w:r>
+              <w:rPr>
+                <w:rFonts w:ascii="Arial" w:hAnsi="Arial" w:eastAsia="Arial" w:cs="Tahoma"/>
                 <w:sz w:val="18"/>
               </w:rPr>
               <w:t>ลำดับการอ่าน</w:t>
@@ -185,13 +185,13 @@
             </w:pPr>
             <w:r>
               <w:rPr>
-                <w:rFonts w:ascii="Arial" w:hAnsi="Arial" w:eastAsia="Arial"/>
-                <w:sz w:val="18"/>
-              </w:rPr>
-            </w:r>
-            <w:r>
-              <w:rPr>
-                <w:rFonts w:ascii="Arial" w:hAnsi="Arial" w:eastAsia="Arial"/>
+                <w:rFonts w:ascii="Arial" w:hAnsi="Arial" w:eastAsia="Arial" w:cs="Tahoma"/>
+                <w:sz w:val="18"/>
+              </w:rPr>
+            </w:r>
+            <w:r>
+              <w:rPr>
+                <w:rFonts w:ascii="Arial" w:hAnsi="Arial" w:eastAsia="Arial" w:cs="Tahoma"/>
                 <w:sz w:val="18"/>
               </w:rPr>
               <w:t>เริ่มจาก Overview และ Scope จากนั้นตรวจ Field/Validation, Implementation, Contract, Processing Flow, Acceptance Criteria และ Test Checklist ตามลำดับ</w:t>
@@ -215,13 +215,13 @@
             </w:pPr>
             <w:r>
               <w:rPr>
-                <w:rFonts w:ascii="Arial" w:hAnsi="Arial" w:eastAsia="Arial"/>
-                <w:sz w:val="18"/>
-              </w:rPr>
-            </w:r>
-            <w:r>
-              <w:rPr>
-                <w:rFonts w:ascii="Arial" w:hAnsi="Arial" w:eastAsia="Arial"/>
+                <w:rFonts w:ascii="Arial" w:hAnsi="Arial" w:eastAsia="Arial" w:cs="Tahoma"/>
+                <w:sz w:val="18"/>
+              </w:rPr>
+            </w:r>
+            <w:r>
+              <w:rPr>
+                <w:rFonts w:ascii="Arial" w:hAnsi="Arial" w:eastAsia="Arial" w:cs="Tahoma"/>
                 <w:sz w:val="18"/>
               </w:rPr>
               <w:t>ผลลัพธ์ที่คาดหวัง</w:t>
@@ -240,13 +240,13 @@
             </w:pPr>
             <w:r>
               <w:rPr>
-                <w:rFonts w:ascii="Arial" w:hAnsi="Arial" w:eastAsia="Arial"/>
-                <w:sz w:val="18"/>
-              </w:rPr>
-            </w:r>
-            <w:r>
-              <w:rPr>
-                <w:rFonts w:ascii="Arial" w:hAnsi="Arial" w:eastAsia="Arial"/>
+                <w:rFonts w:ascii="Arial" w:hAnsi="Arial" w:eastAsia="Arial" w:cs="Tahoma"/>
+                <w:sz w:val="18"/>
+              </w:rPr>
+            </w:r>
+            <w:r>
+              <w:rPr>
+                <w:rFonts w:ascii="Arial" w:hAnsi="Arial" w:eastAsia="Arial" w:cs="Tahoma"/>
                 <w:sz w:val="18"/>
               </w:rPr>
               <w:t>ผู้อ่านสามารถระบุ input, ขั้นตอนประมวลผล, output, เงื่อนไขผิดพลาด และหลักฐานการทดสอบได้จากเนื้อหาในฉบับเดียว</w:t>
@@ -301,7 +301,7 @@
             <w:r/>
             <w:r>
               <w:rPr>
-                <w:rFonts w:ascii="Arial" w:hAnsi="Arial" w:eastAsia="Arial"/>
+                <w:rFonts w:ascii="Arial" w:hAnsi="Arial" w:eastAsia="Arial" w:cs="Tahoma"/>
                 <w:b/>
                 <w:sz w:val="18"/>
               </w:rPr>
@@ -323,7 +323,7 @@
             <w:r/>
             <w:r>
               <w:rPr>
-                <w:rFonts w:ascii="Arial" w:hAnsi="Arial" w:eastAsia="Arial"/>
+                <w:rFonts w:ascii="Arial" w:hAnsi="Arial" w:eastAsia="Arial" w:cs="Tahoma"/>
                 <w:b/>
                 <w:sz w:val="18"/>
               </w:rPr>
@@ -348,13 +348,13 @@
             </w:pPr>
             <w:r>
               <w:rPr>
-                <w:rFonts w:ascii="Arial" w:hAnsi="Arial" w:eastAsia="Arial"/>
-                <w:sz w:val="18"/>
-              </w:rPr>
-            </w:r>
-            <w:r>
-              <w:rPr>
-                <w:rFonts w:ascii="Arial" w:hAnsi="Arial" w:eastAsia="Arial"/>
+                <w:rFonts w:ascii="Arial" w:hAnsi="Arial" w:eastAsia="Arial" w:cs="Tahoma"/>
+                <w:sz w:val="18"/>
+              </w:rPr>
+            </w:r>
+            <w:r>
+              <w:rPr>
+                <w:rFonts w:ascii="Arial" w:hAnsi="Arial" w:eastAsia="Arial" w:cs="Tahoma"/>
                 <w:sz w:val="18"/>
               </w:rPr>
               <w:t>Track</w:t>
@@ -373,13 +373,13 @@
             </w:pPr>
             <w:r>
               <w:rPr>
-                <w:rFonts w:ascii="Arial" w:hAnsi="Arial" w:eastAsia="Arial"/>
-                <w:sz w:val="18"/>
-              </w:rPr>
-            </w:r>
-            <w:r>
-              <w:rPr>
-                <w:rFonts w:ascii="Arial" w:hAnsi="Arial" w:eastAsia="Arial"/>
+                <w:rFonts w:ascii="Arial" w:hAnsi="Arial" w:eastAsia="Arial" w:cs="Tahoma"/>
+                <w:sz w:val="18"/>
+              </w:rPr>
+            </w:r>
+            <w:r>
+              <w:rPr>
+                <w:rFonts w:ascii="Arial" w:hAnsi="Arial" w:eastAsia="Arial" w:cs="Tahoma"/>
                 <w:sz w:val="18"/>
               </w:rPr>
               <w:t>BE</w:t>
@@ -403,13 +403,13 @@
             </w:pPr>
             <w:r>
               <w:rPr>
-                <w:rFonts w:ascii="Arial" w:hAnsi="Arial" w:eastAsia="Arial"/>
-                <w:sz w:val="18"/>
-              </w:rPr>
-            </w:r>
-            <w:r>
-              <w:rPr>
-                <w:rFonts w:ascii="Arial" w:hAnsi="Arial" w:eastAsia="Arial"/>
+                <w:rFonts w:ascii="Arial" w:hAnsi="Arial" w:eastAsia="Arial" w:cs="Tahoma"/>
+                <w:sz w:val="18"/>
+              </w:rPr>
+            </w:r>
+            <w:r>
+              <w:rPr>
+                <w:rFonts w:ascii="Arial" w:hAnsi="Arial" w:eastAsia="Arial" w:cs="Tahoma"/>
                 <w:sz w:val="18"/>
               </w:rPr>
               <w:t>Estimate</w:t>
@@ -428,16 +428,16 @@
             </w:pPr>
             <w:r>
               <w:rPr>
-                <w:rFonts w:ascii="Arial" w:hAnsi="Arial" w:eastAsia="Arial"/>
-                <w:sz w:val="18"/>
-              </w:rPr>
-            </w:r>
-            <w:r>
-              <w:rPr>
-                <w:rFonts w:ascii="Arial" w:hAnsi="Arial" w:eastAsia="Arial"/>
-                <w:sz w:val="18"/>
-              </w:rPr>
-              <w:t>20 ชั่วโมง</w:t>
+                <w:rFonts w:ascii="Arial" w:hAnsi="Arial" w:eastAsia="Arial" w:cs="Tahoma"/>
+                <w:sz w:val="18"/>
+              </w:rPr>
+            </w:r>
+            <w:r>
+              <w:rPr>
+                <w:rFonts w:ascii="Arial" w:hAnsi="Arial" w:eastAsia="Arial" w:cs="Tahoma"/>
+                <w:sz w:val="18"/>
+              </w:rPr>
+              <w:t>20 ชั่วโมง (ไม่มี unit test แยก — ดูเหตุผลใน NO_UNIT_TEST_DOCS)</w:t>
             </w:r>
           </w:p>
         </w:tc>
@@ -458,13 +458,13 @@
             </w:pPr>
             <w:r>
               <w:rPr>
-                <w:rFonts w:ascii="Arial" w:hAnsi="Arial" w:eastAsia="Arial"/>
-                <w:sz w:val="18"/>
-              </w:rPr>
-            </w:r>
-            <w:r>
-              <w:rPr>
-                <w:rFonts w:ascii="Arial" w:hAnsi="Arial" w:eastAsia="Arial"/>
+                <w:rFonts w:ascii="Arial" w:hAnsi="Arial" w:eastAsia="Arial" w:cs="Tahoma"/>
+                <w:sz w:val="18"/>
+              </w:rPr>
+            </w:r>
+            <w:r>
+              <w:rPr>
+                <w:rFonts w:ascii="Arial" w:hAnsi="Arial" w:eastAsia="Arial" w:cs="Tahoma"/>
                 <w:sz w:val="18"/>
               </w:rPr>
               <w:t>Owner</w:t>
@@ -483,13 +483,13 @@
             </w:pPr>
             <w:r>
               <w:rPr>
-                <w:rFonts w:ascii="Arial" w:hAnsi="Arial" w:eastAsia="Arial"/>
-                <w:sz w:val="18"/>
-              </w:rPr>
-            </w:r>
-            <w:r>
-              <w:rPr>
-                <w:rFonts w:ascii="Arial" w:hAnsi="Arial" w:eastAsia="Arial"/>
+                <w:rFonts w:ascii="Arial" w:hAnsi="Arial" w:eastAsia="Arial" w:cs="Tahoma"/>
+                <w:sz w:val="18"/>
+              </w:rPr>
+            </w:r>
+            <w:r>
+              <w:rPr>
+                <w:rFonts w:ascii="Arial" w:hAnsi="Arial" w:eastAsia="Arial" w:cs="Tahoma"/>
                 <w:sz w:val="18"/>
               </w:rPr>
               <w:t>Tunyatorn &lt;Vava&gt; Kiatkongphongsa</w:t>
@@ -513,16 +513,16 @@
             </w:pPr>
             <w:r>
               <w:rPr>
-                <w:rFonts w:ascii="Arial" w:hAnsi="Arial" w:eastAsia="Arial"/>
-                <w:sz w:val="18"/>
-              </w:rPr>
-            </w:r>
-            <w:r>
-              <w:rPr>
-                <w:rFonts w:ascii="Arial" w:hAnsi="Arial" w:eastAsia="Arial"/>
-                <w:sz w:val="18"/>
-              </w:rPr>
-              <w:t>Objective</w:t>
+                <w:rFonts w:ascii="Arial" w:hAnsi="Arial" w:eastAsia="Arial" w:cs="Tahoma"/>
+                <w:sz w:val="18"/>
+              </w:rPr>
+            </w:r>
+            <w:r>
+              <w:rPr>
+                <w:rFonts w:ascii="Arial" w:hAnsi="Arial" w:eastAsia="Arial" w:cs="Tahoma"/>
+                <w:sz w:val="18"/>
+              </w:rPr>
+              <w:t>Target repository</w:t>
             </w:r>
           </w:p>
         </w:tc>
@@ -538,13 +538,103 @@
             </w:pPr>
             <w:r>
               <w:rPr>
-                <w:rFonts w:ascii="Arial" w:hAnsi="Arial" w:eastAsia="Arial"/>
-                <w:sz w:val="18"/>
-              </w:rPr>
-            </w:r>
-            <w:r>
-              <w:rPr>
-                <w:rFonts w:ascii="Arial" w:hAnsi="Arial" w:eastAsia="Arial"/>
+                <w:rFonts w:ascii="Arial" w:hAnsi="Arial" w:eastAsia="Arial" w:cs="Tahoma"/>
+                <w:sz w:val="18"/>
+              </w:rPr>
+            </w:r>
+            <w:r>
+              <w:rPr>
+                <w:rFonts w:ascii="Courier New" w:hAnsi="Courier New" w:eastAsia="Courier New" w:cs="Tahoma"/>
+                <w:sz w:val="18"/>
+              </w:rPr>
+              <w:t>SBP/srm-sps-spsap-store-backend</w:t>
+            </w:r>
+            <w:r>
+              <w:rPr>
+                <w:rFonts w:ascii="Arial" w:hAnsi="Arial" w:eastAsia="Arial" w:cs="Tahoma"/>
+                <w:sz w:val="18"/>
+              </w:rPr>
+              <w:t xml:space="preserve"> (NestJS + TypeORM · schema </w:t>
+            </w:r>
+            <w:r>
+              <w:rPr>
+                <w:rFonts w:ascii="Courier New" w:hAnsi="Courier New" w:eastAsia="Courier New" w:cs="Tahoma"/>
+                <w:sz w:val="18"/>
+              </w:rPr>
+              <w:t>sps_store</w:t>
+            </w:r>
+            <w:r>
+              <w:rPr>
+                <w:rFonts w:ascii="Arial" w:hAnsi="Arial" w:eastAsia="Arial" w:cs="Tahoma"/>
+                <w:sz w:val="18"/>
+              </w:rPr>
+              <w:t xml:space="preserve">) + </w:t>
+            </w:r>
+            <w:r>
+              <w:rPr>
+                <w:rFonts w:ascii="Courier New" w:hAnsi="Courier New" w:eastAsia="Courier New" w:cs="Tahoma"/>
+                <w:sz w:val="18"/>
+              </w:rPr>
+              <w:t>SBP/srm-sps-spsap-sbp-bff</w:t>
+            </w:r>
+            <w:r>
+              <w:rPr>
+                <w:rFonts w:ascii="Arial" w:hAnsi="Arial" w:eastAsia="Arial" w:cs="Tahoma"/>
+                <w:sz w:val="18"/>
+              </w:rPr>
+              <w:t xml:space="preserve"> (forward ผ่าน client service · ไม่มี DB) สำหรับเส้นที่ FE เรียก</w:t>
+            </w:r>
+          </w:p>
+        </w:tc>
+      </w:tr>
+      <w:tr>
+        <w:trPr>
+          <w:cantSplit/>
+        </w:trPr>
+        <w:tc>
+          <w:tcPr>
+            <w:tcW w:type="dxa" w:w="5040"/>
+            <w:vAlign w:val="center"/>
+          </w:tcPr>
+          <w:p>
+            <w:pPr>
+              <w:keepLines/>
+              <w:spacing w:after="0"/>
+            </w:pPr>
+            <w:r>
+              <w:rPr>
+                <w:rFonts w:ascii="Arial" w:hAnsi="Arial" w:eastAsia="Arial" w:cs="Tahoma"/>
+                <w:sz w:val="18"/>
+              </w:rPr>
+            </w:r>
+            <w:r>
+              <w:rPr>
+                <w:rFonts w:ascii="Arial" w:hAnsi="Arial" w:eastAsia="Arial" w:cs="Tahoma"/>
+                <w:sz w:val="18"/>
+              </w:rPr>
+              <w:t>Objective</w:t>
+            </w:r>
+          </w:p>
+        </w:tc>
+        <w:tc>
+          <w:tcPr>
+            <w:tcW w:type="dxa" w:w="5040"/>
+            <w:vAlign w:val="center"/>
+          </w:tcPr>
+          <w:p>
+            <w:pPr>
+              <w:keepLines/>
+              <w:spacing w:after="0"/>
+            </w:pPr>
+            <w:r>
+              <w:rPr>
+                <w:rFonts w:ascii="Arial" w:hAnsi="Arial" w:eastAsia="Arial" w:cs="Tahoma"/>
+                <w:sz w:val="18"/>
+              </w:rPr>
+            </w:r>
+            <w:r>
+              <w:rPr>
+                <w:rFonts w:ascii="Arial" w:hAnsi="Arial" w:eastAsia="Arial" w:cs="Tahoma"/>
                 <w:sz w:val="18"/>
               </w:rPr>
               <w:t>กำหนดวิธีที่ SBPGI ต่อกับแพลตฟอร์ม SBP เดิม: BFF header/ตัวตน, response envelope, ไฟล์บน S3, อีเมลผ่าน @gosoft-sbp/email-lib และค่ากำหนดกลางใน mas_param/common_code — เป็น blocker ที่ต้องปิดในสัปดาห์แรก</w:t>
@@ -622,6 +712,25 @@
       </w:pPr>
       <w:r>
         <w:t>การใช้ตาราง master ของระบบเดิม (store/mas_store · business_user · common_code) และปริมาณข้อมูลจริง</w:t>
+      </w:r>
+    </w:p>
+    <w:p>
+      <w:pPr>
+        <w:pStyle w:val="Heading1"/>
+        <w:keepNext/>
+        <w:keepLines/>
+        <w:pageBreakBefore w:val="0"/>
+      </w:pPr>
+      <w:r>
+        <w:t>3. Screenshot Reference</w:t>
+      </w:r>
+    </w:p>
+    <w:p>
+      <w:pPr>
+        <w:keepNext w:val="0"/>
+      </w:pPr>
+      <w:r>
+        <w:t>ไม่มีภาพหน้าจอสำหรับหัวข้อนี้ — เป็นเอกสารฝั่ง Backend/Batch ที่ไม่มี UI (ภาพหน้าจอทั้งหมดอยู่ในเอกสารชุด FE)</w:t>
       </w:r>
     </w:p>
     <w:p>
@@ -730,7 +839,7 @@
             <w:r/>
             <w:r>
               <w:rPr>
-                <w:rFonts w:ascii="Arial" w:hAnsi="Arial" w:eastAsia="Arial"/>
+                <w:rFonts w:ascii="Arial" w:hAnsi="Arial" w:eastAsia="Arial" w:cs="Tahoma"/>
                 <w:b/>
                 <w:sz w:val="18"/>
               </w:rPr>
@@ -752,7 +861,7 @@
             <w:r/>
             <w:r>
               <w:rPr>
-                <w:rFonts w:ascii="Arial" w:hAnsi="Arial" w:eastAsia="Arial"/>
+                <w:rFonts w:ascii="Arial" w:hAnsi="Arial" w:eastAsia="Arial" w:cs="Tahoma"/>
                 <w:b/>
                 <w:sz w:val="18"/>
               </w:rPr>
@@ -774,7 +883,7 @@
             <w:r/>
             <w:r>
               <w:rPr>
-                <w:rFonts w:ascii="Arial" w:hAnsi="Arial" w:eastAsia="Arial"/>
+                <w:rFonts w:ascii="Arial" w:hAnsi="Arial" w:eastAsia="Arial" w:cs="Tahoma"/>
                 <w:b/>
                 <w:sz w:val="18"/>
               </w:rPr>
@@ -796,7 +905,7 @@
             <w:r/>
             <w:r>
               <w:rPr>
-                <w:rFonts w:ascii="Arial" w:hAnsi="Arial" w:eastAsia="Arial"/>
+                <w:rFonts w:ascii="Arial" w:hAnsi="Arial" w:eastAsia="Arial" w:cs="Tahoma"/>
                 <w:b/>
                 <w:sz w:val="18"/>
               </w:rPr>
@@ -821,13 +930,13 @@
             </w:pPr>
             <w:r>
               <w:rPr>
-                <w:rFonts w:ascii="Arial" w:hAnsi="Arial" w:eastAsia="Arial"/>
-                <w:sz w:val="18"/>
-              </w:rPr>
-            </w:r>
-            <w:r>
-              <w:rPr>
-                <w:rFonts w:ascii="Arial" w:hAnsi="Arial" w:eastAsia="Arial"/>
+                <w:rFonts w:ascii="Arial" w:hAnsi="Arial" w:eastAsia="Arial" w:cs="Tahoma"/>
+                <w:sz w:val="18"/>
+              </w:rPr>
+            </w:r>
+            <w:r>
+              <w:rPr>
+                <w:rFonts w:ascii="Arial" w:hAnsi="Arial" w:eastAsia="Arial" w:cs="Tahoma"/>
                 <w:sz w:val="18"/>
               </w:rPr>
               <w:t>x-api-key</w:t>
@@ -846,13 +955,13 @@
             </w:pPr>
             <w:r>
               <w:rPr>
-                <w:rFonts w:ascii="Arial" w:hAnsi="Arial" w:eastAsia="Arial"/>
-                <w:sz w:val="18"/>
-              </w:rPr>
-            </w:r>
-            <w:r>
-              <w:rPr>
-                <w:rFonts w:ascii="Arial" w:hAnsi="Arial" w:eastAsia="Arial"/>
+                <w:rFonts w:ascii="Arial" w:hAnsi="Arial" w:eastAsia="Arial" w:cs="Tahoma"/>
+                <w:sz w:val="18"/>
+              </w:rPr>
+            </w:r>
+            <w:r>
+              <w:rPr>
+                <w:rFonts w:ascii="Arial" w:hAnsi="Arial" w:eastAsia="Arial" w:cs="Tahoma"/>
                 <w:sz w:val="18"/>
               </w:rPr>
               <w:t>string</w:t>
@@ -871,13 +980,13 @@
             </w:pPr>
             <w:r>
               <w:rPr>
-                <w:rFonts w:ascii="Arial" w:hAnsi="Arial" w:eastAsia="Arial"/>
-                <w:sz w:val="18"/>
-              </w:rPr>
-            </w:r>
-            <w:r>
-              <w:rPr>
-                <w:rFonts w:ascii="Arial" w:hAnsi="Arial" w:eastAsia="Arial"/>
+                <w:rFonts w:ascii="Arial" w:hAnsi="Arial" w:eastAsia="Arial" w:cs="Tahoma"/>
+                <w:sz w:val="18"/>
+              </w:rPr>
+            </w:r>
+            <w:r>
+              <w:rPr>
+                <w:rFonts w:ascii="Arial" w:hAnsi="Arial" w:eastAsia="Arial" w:cs="Tahoma"/>
                 <w:sz w:val="18"/>
               </w:rPr>
               <w:t>required ทุก request จาก BFF</w:t>
@@ -896,13 +1005,13 @@
             </w:pPr>
             <w:r>
               <w:rPr>
-                <w:rFonts w:ascii="Arial" w:hAnsi="Arial" w:eastAsia="Arial"/>
-                <w:sz w:val="18"/>
-              </w:rPr>
-            </w:r>
-            <w:r>
-              <w:rPr>
-                <w:rFonts w:ascii="Arial" w:hAnsi="Arial" w:eastAsia="Arial"/>
+                <w:rFonts w:ascii="Arial" w:hAnsi="Arial" w:eastAsia="Arial" w:cs="Tahoma"/>
+                <w:sz w:val="18"/>
+              </w:rPr>
+            </w:r>
+            <w:r>
+              <w:rPr>
+                <w:rFonts w:ascii="Arial" w:hAnsi="Arial" w:eastAsia="Arial" w:cs="Tahoma"/>
                 <w:sz w:val="18"/>
               </w:rPr>
               <w:t>ตรวจที่ guard ของ store-backend ก่อนเข้า controller</w:t>
@@ -926,13 +1035,13 @@
             </w:pPr>
             <w:r>
               <w:rPr>
-                <w:rFonts w:ascii="Arial" w:hAnsi="Arial" w:eastAsia="Arial"/>
-                <w:sz w:val="18"/>
-              </w:rPr>
-            </w:r>
-            <w:r>
-              <w:rPr>
-                <w:rFonts w:ascii="Arial" w:hAnsi="Arial" w:eastAsia="Arial"/>
+                <w:rFonts w:ascii="Arial" w:hAnsi="Arial" w:eastAsia="Arial" w:cs="Tahoma"/>
+                <w:sz w:val="18"/>
+              </w:rPr>
+            </w:r>
+            <w:r>
+              <w:rPr>
+                <w:rFonts w:ascii="Arial" w:hAnsi="Arial" w:eastAsia="Arial" w:cs="Tahoma"/>
                 <w:sz w:val="18"/>
               </w:rPr>
               <w:t>x-user-id</w:t>
@@ -951,13 +1060,13 @@
             </w:pPr>
             <w:r>
               <w:rPr>
-                <w:rFonts w:ascii="Arial" w:hAnsi="Arial" w:eastAsia="Arial"/>
-                <w:sz w:val="18"/>
-              </w:rPr>
-            </w:r>
-            <w:r>
-              <w:rPr>
-                <w:rFonts w:ascii="Arial" w:hAnsi="Arial" w:eastAsia="Arial"/>
+                <w:rFonts w:ascii="Arial" w:hAnsi="Arial" w:eastAsia="Arial" w:cs="Tahoma"/>
+                <w:sz w:val="18"/>
+              </w:rPr>
+            </w:r>
+            <w:r>
+              <w:rPr>
+                <w:rFonts w:ascii="Arial" w:hAnsi="Arial" w:eastAsia="Arial" w:cs="Tahoma"/>
                 <w:sz w:val="18"/>
               </w:rPr>
               <w:t>string</w:t>
@@ -976,13 +1085,13 @@
             </w:pPr>
             <w:r>
               <w:rPr>
-                <w:rFonts w:ascii="Arial" w:hAnsi="Arial" w:eastAsia="Arial"/>
-                <w:sz w:val="18"/>
-              </w:rPr>
-            </w:r>
-            <w:r>
-              <w:rPr>
-                <w:rFonts w:ascii="Arial" w:hAnsi="Arial" w:eastAsia="Arial"/>
+                <w:rFonts w:ascii="Arial" w:hAnsi="Arial" w:eastAsia="Arial" w:cs="Tahoma"/>
+                <w:sz w:val="18"/>
+              </w:rPr>
+            </w:r>
+            <w:r>
+              <w:rPr>
+                <w:rFonts w:ascii="Arial" w:hAnsi="Arial" w:eastAsia="Arial" w:cs="Tahoma"/>
                 <w:sz w:val="18"/>
               </w:rPr>
               <w:t>required สำหรับ endpoint ของผู้ใช้</w:t>
@@ -1001,13 +1110,13 @@
             </w:pPr>
             <w:r>
               <w:rPr>
-                <w:rFonts w:ascii="Arial" w:hAnsi="Arial" w:eastAsia="Arial"/>
-                <w:sz w:val="18"/>
-              </w:rPr>
-            </w:r>
-            <w:r>
-              <w:rPr>
-                <w:rFonts w:ascii="Arial" w:hAnsi="Arial" w:eastAsia="Arial"/>
+                <w:rFonts w:ascii="Arial" w:hAnsi="Arial" w:eastAsia="Arial" w:cs="Tahoma"/>
+                <w:sz w:val="18"/>
+              </w:rPr>
+            </w:r>
+            <w:r>
+              <w:rPr>
+                <w:rFonts w:ascii="Arial" w:hAnsi="Arial" w:eastAsia="Arial" w:cs="Tahoma"/>
                 <w:sz w:val="18"/>
               </w:rPr>
               <w:t>ใช้เป็น current_approver/create_by ของ workflow และเป็น updated_by ของ master</w:t>
@@ -1031,13 +1140,13 @@
             </w:pPr>
             <w:r>
               <w:rPr>
-                <w:rFonts w:ascii="Arial" w:hAnsi="Arial" w:eastAsia="Arial"/>
-                <w:sz w:val="18"/>
-              </w:rPr>
-            </w:r>
-            <w:r>
-              <w:rPr>
-                <w:rFonts w:ascii="Arial" w:hAnsi="Arial" w:eastAsia="Arial"/>
+                <w:rFonts w:ascii="Arial" w:hAnsi="Arial" w:eastAsia="Arial" w:cs="Tahoma"/>
+                <w:sz w:val="18"/>
+              </w:rPr>
+            </w:r>
+            <w:r>
+              <w:rPr>
+                <w:rFonts w:ascii="Arial" w:hAnsi="Arial" w:eastAsia="Arial" w:cs="Tahoma"/>
                 <w:sz w:val="18"/>
               </w:rPr>
               <w:t>x-user-group-id</w:t>
@@ -1056,13 +1165,13 @@
             </w:pPr>
             <w:r>
               <w:rPr>
-                <w:rFonts w:ascii="Arial" w:hAnsi="Arial" w:eastAsia="Arial"/>
-                <w:sz w:val="18"/>
-              </w:rPr>
-            </w:r>
-            <w:r>
-              <w:rPr>
-                <w:rFonts w:ascii="Arial" w:hAnsi="Arial" w:eastAsia="Arial"/>
+                <w:rFonts w:ascii="Arial" w:hAnsi="Arial" w:eastAsia="Arial" w:cs="Tahoma"/>
+                <w:sz w:val="18"/>
+              </w:rPr>
+            </w:r>
+            <w:r>
+              <w:rPr>
+                <w:rFonts w:ascii="Arial" w:hAnsi="Arial" w:eastAsia="Arial" w:cs="Tahoma"/>
                 <w:sz w:val="18"/>
               </w:rPr>
               <w:t>string</w:t>
@@ -1081,13 +1190,13 @@
             </w:pPr>
             <w:r>
               <w:rPr>
-                <w:rFonts w:ascii="Arial" w:hAnsi="Arial" w:eastAsia="Arial"/>
-                <w:sz w:val="18"/>
-              </w:rPr>
-            </w:r>
-            <w:r>
-              <w:rPr>
-                <w:rFonts w:ascii="Arial" w:hAnsi="Arial" w:eastAsia="Arial"/>
+                <w:rFonts w:ascii="Arial" w:hAnsi="Arial" w:eastAsia="Arial" w:cs="Tahoma"/>
+                <w:sz w:val="18"/>
+              </w:rPr>
+            </w:r>
+            <w:r>
+              <w:rPr>
+                <w:rFonts w:ascii="Arial" w:hAnsi="Arial" w:eastAsia="Arial" w:cs="Tahoma"/>
                 <w:sz w:val="18"/>
               </w:rPr>
               <w:t>required</w:t>
@@ -1106,13 +1215,13 @@
             </w:pPr>
             <w:r>
               <w:rPr>
-                <w:rFonts w:ascii="Arial" w:hAnsi="Arial" w:eastAsia="Arial"/>
-                <w:sz w:val="18"/>
-              </w:rPr>
-            </w:r>
-            <w:r>
-              <w:rPr>
-                <w:rFonts w:ascii="Arial" w:hAnsi="Arial" w:eastAsia="Arial"/>
+                <w:rFonts w:ascii="Arial" w:hAnsi="Arial" w:eastAsia="Arial" w:cs="Tahoma"/>
+                <w:sz w:val="18"/>
+              </w:rPr>
+            </w:r>
+            <w:r>
+              <w:rPr>
+                <w:rFonts w:ascii="Arial" w:hAnsi="Arial" w:eastAsia="Arial" w:cs="Tahoma"/>
                 <w:sz w:val="18"/>
               </w:rPr>
               <w:t>ใช้เทียบสิทธิ์แบบกลุ่ม (approve_type = group ของ engine)</w:t>
@@ -1136,13 +1245,13 @@
             </w:pPr>
             <w:r>
               <w:rPr>
-                <w:rFonts w:ascii="Arial" w:hAnsi="Arial" w:eastAsia="Arial"/>
-                <w:sz w:val="18"/>
-              </w:rPr>
-            </w:r>
-            <w:r>
-              <w:rPr>
-                <w:rFonts w:ascii="Arial" w:hAnsi="Arial" w:eastAsia="Arial"/>
+                <w:rFonts w:ascii="Arial" w:hAnsi="Arial" w:eastAsia="Arial" w:cs="Tahoma"/>
+                <w:sz w:val="18"/>
+              </w:rPr>
+            </w:r>
+            <w:r>
+              <w:rPr>
+                <w:rFonts w:ascii="Arial" w:hAnsi="Arial" w:eastAsia="Arial" w:cs="Tahoma"/>
                 <w:sz w:val="18"/>
               </w:rPr>
               <w:t>x-user-permissions</w:t>
@@ -1161,13 +1270,13 @@
             </w:pPr>
             <w:r>
               <w:rPr>
-                <w:rFonts w:ascii="Arial" w:hAnsi="Arial" w:eastAsia="Arial"/>
-                <w:sz w:val="18"/>
-              </w:rPr>
-            </w:r>
-            <w:r>
-              <w:rPr>
-                <w:rFonts w:ascii="Arial" w:hAnsi="Arial" w:eastAsia="Arial"/>
+                <w:rFonts w:ascii="Arial" w:hAnsi="Arial" w:eastAsia="Arial" w:cs="Tahoma"/>
+                <w:sz w:val="18"/>
+              </w:rPr>
+            </w:r>
+            <w:r>
+              <w:rPr>
+                <w:rFonts w:ascii="Arial" w:hAnsi="Arial" w:eastAsia="Arial" w:cs="Tahoma"/>
                 <w:sz w:val="18"/>
               </w:rPr>
               <w:t>string (serialized)</w:t>
@@ -1186,13 +1295,13 @@
             </w:pPr>
             <w:r>
               <w:rPr>
-                <w:rFonts w:ascii="Arial" w:hAnsi="Arial" w:eastAsia="Arial"/>
-                <w:sz w:val="18"/>
-              </w:rPr>
-            </w:r>
-            <w:r>
-              <w:rPr>
-                <w:rFonts w:ascii="Arial" w:hAnsi="Arial" w:eastAsia="Arial"/>
+                <w:rFonts w:ascii="Arial" w:hAnsi="Arial" w:eastAsia="Arial" w:cs="Tahoma"/>
+                <w:sz w:val="18"/>
+              </w:rPr>
+            </w:r>
+            <w:r>
+              <w:rPr>
+                <w:rFonts w:ascii="Arial" w:hAnsi="Arial" w:eastAsia="Arial" w:cs="Tahoma"/>
                 <w:sz w:val="18"/>
               </w:rPr>
               <w:t>required</w:t>
@@ -1211,13 +1320,13 @@
             </w:pPr>
             <w:r>
               <w:rPr>
-                <w:rFonts w:ascii="Arial" w:hAnsi="Arial" w:eastAsia="Arial"/>
-                <w:sz w:val="18"/>
-              </w:rPr>
-            </w:r>
-            <w:r>
-              <w:rPr>
-                <w:rFonts w:ascii="Arial" w:hAnsi="Arial" w:eastAsia="Arial"/>
+                <w:rFonts w:ascii="Arial" w:hAnsi="Arial" w:eastAsia="Arial" w:cs="Tahoma"/>
+                <w:sz w:val="18"/>
+              </w:rPr>
+            </w:r>
+            <w:r>
+              <w:rPr>
+                <w:rFonts w:ascii="Arial" w:hAnsi="Arial" w:eastAsia="Arial" w:cs="Tahoma"/>
                 <w:sz w:val="18"/>
               </w:rPr>
               <w:t>สิทธิ์เมนูจาก auth-backend — SBPGI ไม่คำนวณสิทธิ์เมนูเอง</w:t>
@@ -1241,13 +1350,13 @@
             </w:pPr>
             <w:r>
               <w:rPr>
-                <w:rFonts w:ascii="Arial" w:hAnsi="Arial" w:eastAsia="Arial"/>
-                <w:sz w:val="18"/>
-              </w:rPr>
-            </w:r>
-            <w:r>
-              <w:rPr>
-                <w:rFonts w:ascii="Arial" w:hAnsi="Arial" w:eastAsia="Arial"/>
+                <w:rFonts w:ascii="Arial" w:hAnsi="Arial" w:eastAsia="Arial" w:cs="Tahoma"/>
+                <w:sz w:val="18"/>
+              </w:rPr>
+            </w:r>
+            <w:r>
+              <w:rPr>
+                <w:rFonts w:ascii="Arial" w:hAnsi="Arial" w:eastAsia="Arial" w:cs="Tahoma"/>
                 <w:sz w:val="18"/>
               </w:rPr>
               <w:t>envelope</w:t>
@@ -1266,13 +1375,13 @@
             </w:pPr>
             <w:r>
               <w:rPr>
-                <w:rFonts w:ascii="Arial" w:hAnsi="Arial" w:eastAsia="Arial"/>
-                <w:sz w:val="18"/>
-              </w:rPr>
-            </w:r>
-            <w:r>
-              <w:rPr>
-                <w:rFonts w:ascii="Arial" w:hAnsi="Arial" w:eastAsia="Arial"/>
+                <w:rFonts w:ascii="Arial" w:hAnsi="Arial" w:eastAsia="Arial" w:cs="Tahoma"/>
+                <w:sz w:val="18"/>
+              </w:rPr>
+            </w:r>
+            <w:r>
+              <w:rPr>
+                <w:rFonts w:ascii="Arial" w:hAnsi="Arial" w:eastAsia="Arial" w:cs="Tahoma"/>
                 <w:sz w:val="18"/>
               </w:rPr>
               <w:t>{success, data}</w:t>
@@ -1291,13 +1400,13 @@
             </w:pPr>
             <w:r>
               <w:rPr>
-                <w:rFonts w:ascii="Arial" w:hAnsi="Arial" w:eastAsia="Arial"/>
-                <w:sz w:val="18"/>
-              </w:rPr>
-            </w:r>
-            <w:r>
-              <w:rPr>
-                <w:rFonts w:ascii="Arial" w:hAnsi="Arial" w:eastAsia="Arial"/>
+                <w:rFonts w:ascii="Arial" w:hAnsi="Arial" w:eastAsia="Arial" w:cs="Tahoma"/>
+                <w:sz w:val="18"/>
+              </w:rPr>
+            </w:r>
+            <w:r>
+              <w:rPr>
+                <w:rFonts w:ascii="Arial" w:hAnsi="Arial" w:eastAsia="Arial" w:cs="Tahoma"/>
                 <w:sz w:val="18"/>
               </w:rPr>
               <w:t>บังคับทุก endpoint</w:t>
@@ -1316,13 +1425,13 @@
             </w:pPr>
             <w:r>
               <w:rPr>
-                <w:rFonts w:ascii="Arial" w:hAnsi="Arial" w:eastAsia="Arial"/>
-                <w:sz w:val="18"/>
-              </w:rPr>
-            </w:r>
-            <w:r>
-              <w:rPr>
-                <w:rFonts w:ascii="Arial" w:hAnsi="Arial" w:eastAsia="Arial"/>
+                <w:rFonts w:ascii="Arial" w:hAnsi="Arial" w:eastAsia="Arial" w:cs="Tahoma"/>
+                <w:sz w:val="18"/>
+              </w:rPr>
+            </w:r>
+            <w:r>
+              <w:rPr>
+                <w:rFonts w:ascii="Arial" w:hAnsi="Arial" w:eastAsia="Arial" w:cs="Tahoma"/>
                 <w:sz w:val="18"/>
               </w:rPr>
               <w:t>ResponseInterceptor ห่อให้แล้ว — service ห้ามห่อซ้ำ</w:t>
@@ -1346,13 +1455,13 @@
             </w:pPr>
             <w:r>
               <w:rPr>
-                <w:rFonts w:ascii="Arial" w:hAnsi="Arial" w:eastAsia="Arial"/>
-                <w:sz w:val="18"/>
-              </w:rPr>
-            </w:r>
-            <w:r>
-              <w:rPr>
-                <w:rFonts w:ascii="Arial" w:hAnsi="Arial" w:eastAsia="Arial"/>
+                <w:rFonts w:ascii="Arial" w:hAnsi="Arial" w:eastAsia="Arial" w:cs="Tahoma"/>
+                <w:sz w:val="18"/>
+              </w:rPr>
+            </w:r>
+            <w:r>
+              <w:rPr>
+                <w:rFonts w:ascii="Arial" w:hAnsi="Arial" w:eastAsia="Arial" w:cs="Tahoma"/>
                 <w:sz w:val="18"/>
               </w:rPr>
               <w:t>error</w:t>
@@ -1371,13 +1480,13 @@
             </w:pPr>
             <w:r>
               <w:rPr>
-                <w:rFonts w:ascii="Arial" w:hAnsi="Arial" w:eastAsia="Arial"/>
-                <w:sz w:val="18"/>
-              </w:rPr>
-            </w:r>
-            <w:r>
-              <w:rPr>
-                <w:rFonts w:ascii="Arial" w:hAnsi="Arial" w:eastAsia="Arial"/>
+                <w:rFonts w:ascii="Arial" w:hAnsi="Arial" w:eastAsia="Arial" w:cs="Tahoma"/>
+                <w:sz w:val="18"/>
+              </w:rPr>
+            </w:r>
+            <w:r>
+              <w:rPr>
+                <w:rFonts w:ascii="Arial" w:hAnsi="Arial" w:eastAsia="Arial" w:cs="Tahoma"/>
                 <w:sz w:val="18"/>
               </w:rPr>
               <w:t>{success:false, data:null, error:{code,message}}</w:t>
@@ -1396,13 +1505,13 @@
             </w:pPr>
             <w:r>
               <w:rPr>
-                <w:rFonts w:ascii="Arial" w:hAnsi="Arial" w:eastAsia="Arial"/>
-                <w:sz w:val="18"/>
-              </w:rPr>
-            </w:r>
-            <w:r>
-              <w:rPr>
-                <w:rFonts w:ascii="Arial" w:hAnsi="Arial" w:eastAsia="Arial"/>
+                <w:rFonts w:ascii="Arial" w:hAnsi="Arial" w:eastAsia="Arial" w:cs="Tahoma"/>
+                <w:sz w:val="18"/>
+              </w:rPr>
+            </w:r>
+            <w:r>
+              <w:rPr>
+                <w:rFonts w:ascii="Arial" w:hAnsi="Arial" w:eastAsia="Arial" w:cs="Tahoma"/>
                 <w:sz w:val="18"/>
               </w:rPr>
               <w:t>message ภาษาไทย verbatim ตาม ข้อกำหนดทางธุรกิจ</w:t>
@@ -1421,13 +1530,13 @@
             </w:pPr>
             <w:r>
               <w:rPr>
-                <w:rFonts w:ascii="Arial" w:hAnsi="Arial" w:eastAsia="Arial"/>
-                <w:sz w:val="18"/>
-              </w:rPr>
-            </w:r>
-            <w:r>
-              <w:rPr>
-                <w:rFonts w:ascii="Arial" w:hAnsi="Arial" w:eastAsia="Arial"/>
+                <w:rFonts w:ascii="Arial" w:hAnsi="Arial" w:eastAsia="Arial" w:cs="Tahoma"/>
+                <w:sz w:val="18"/>
+              </w:rPr>
+            </w:r>
+            <w:r>
+              <w:rPr>
+                <w:rFonts w:ascii="Arial" w:hAnsi="Arial" w:eastAsia="Arial" w:cs="Tahoma"/>
                 <w:sz w:val="18"/>
               </w:rPr>
               <w:t>โยนผ่าน HttpException เท่านั้น</w:t>
@@ -1451,13 +1560,13 @@
             </w:pPr>
             <w:r>
               <w:rPr>
-                <w:rFonts w:ascii="Arial" w:hAnsi="Arial" w:eastAsia="Arial"/>
-                <w:sz w:val="18"/>
-              </w:rPr>
-            </w:r>
-            <w:r>
-              <w:rPr>
-                <w:rFonts w:ascii="Arial" w:hAnsi="Arial" w:eastAsia="Arial"/>
+                <w:rFonts w:ascii="Arial" w:hAnsi="Arial" w:eastAsia="Arial" w:cs="Tahoma"/>
+                <w:sz w:val="18"/>
+              </w:rPr>
+            </w:r>
+            <w:r>
+              <w:rPr>
+                <w:rFonts w:ascii="Arial" w:hAnsi="Arial" w:eastAsia="Arial" w:cs="Tahoma"/>
                 <w:sz w:val="18"/>
               </w:rPr>
               <w:t>mas_param</w:t>
@@ -1476,13 +1585,13 @@
             </w:pPr>
             <w:r>
               <w:rPr>
-                <w:rFonts w:ascii="Arial" w:hAnsi="Arial" w:eastAsia="Arial"/>
-                <w:sz w:val="18"/>
-              </w:rPr>
-            </w:r>
-            <w:r>
-              <w:rPr>
-                <w:rFonts w:ascii="Arial" w:hAnsi="Arial" w:eastAsia="Arial"/>
+                <w:rFonts w:ascii="Arial" w:hAnsi="Arial" w:eastAsia="Arial" w:cs="Tahoma"/>
+                <w:sz w:val="18"/>
+              </w:rPr>
+            </w:r>
+            <w:r>
+              <w:rPr>
+                <w:rFonts w:ascii="Arial" w:hAnsi="Arial" w:eastAsia="Arial" w:cs="Tahoma"/>
                 <w:sz w:val="18"/>
               </w:rPr>
               <w:t>key-value ของระบบเดิม</w:t>
@@ -1501,13 +1610,13 @@
             </w:pPr>
             <w:r>
               <w:rPr>
-                <w:rFonts w:ascii="Arial" w:hAnsi="Arial" w:eastAsia="Arial"/>
-                <w:sz w:val="18"/>
-              </w:rPr>
-            </w:r>
-            <w:r>
-              <w:rPr>
-                <w:rFonts w:ascii="Arial" w:hAnsi="Arial" w:eastAsia="Arial"/>
+                <w:rFonts w:ascii="Arial" w:hAnsi="Arial" w:eastAsia="Arial" w:cs="Tahoma"/>
+                <w:sz w:val="18"/>
+              </w:rPr>
+            </w:r>
+            <w:r>
+              <w:rPr>
+                <w:rFonts w:ascii="Arial" w:hAnsi="Arial" w:eastAsia="Arial" w:cs="Tahoma"/>
                 <w:sz w:val="18"/>
               </w:rPr>
               <w:t>read-only สำหรับ SBPGI</w:t>
@@ -1526,13 +1635,13 @@
             </w:pPr>
             <w:r>
               <w:rPr>
-                <w:rFonts w:ascii="Arial" w:hAnsi="Arial" w:eastAsia="Arial"/>
-                <w:sz w:val="18"/>
-              </w:rPr>
-            </w:r>
-            <w:r>
-              <w:rPr>
-                <w:rFonts w:ascii="Arial" w:hAnsi="Arial" w:eastAsia="Arial"/>
+                <w:rFonts w:ascii="Arial" w:hAnsi="Arial" w:eastAsia="Arial" w:cs="Tahoma"/>
+                <w:sz w:val="18"/>
+              </w:rPr>
+            </w:r>
+            <w:r>
+              <w:rPr>
+                <w:rFonts w:ascii="Arial" w:hAnsi="Arial" w:eastAsia="Arial" w:cs="Tahoma"/>
                 <w:sz w:val="18"/>
               </w:rPr>
               <w:t>93,752 แถว — ต้อง filter ด้วย key prefix ของ SBPGI เสมอ</w:t>
@@ -1556,13 +1665,13 @@
             </w:pPr>
             <w:r>
               <w:rPr>
-                <w:rFonts w:ascii="Arial" w:hAnsi="Arial" w:eastAsia="Arial"/>
-                <w:sz w:val="18"/>
-              </w:rPr>
-            </w:r>
-            <w:r>
-              <w:rPr>
-                <w:rFonts w:ascii="Arial" w:hAnsi="Arial" w:eastAsia="Arial"/>
+                <w:rFonts w:ascii="Arial" w:hAnsi="Arial" w:eastAsia="Arial" w:cs="Tahoma"/>
+                <w:sz w:val="18"/>
+              </w:rPr>
+            </w:r>
+            <w:r>
+              <w:rPr>
+                <w:rFonts w:ascii="Arial" w:hAnsi="Arial" w:eastAsia="Arial" w:cs="Tahoma"/>
                 <w:sz w:val="18"/>
               </w:rPr>
               <w:t>common_code / common_code_type</w:t>
@@ -1581,13 +1690,13 @@
             </w:pPr>
             <w:r>
               <w:rPr>
-                <w:rFonts w:ascii="Arial" w:hAnsi="Arial" w:eastAsia="Arial"/>
-                <w:sz w:val="18"/>
-              </w:rPr>
-            </w:r>
-            <w:r>
-              <w:rPr>
-                <w:rFonts w:ascii="Arial" w:hAnsi="Arial" w:eastAsia="Arial"/>
+                <w:rFonts w:ascii="Arial" w:hAnsi="Arial" w:eastAsia="Arial" w:cs="Tahoma"/>
+                <w:sz w:val="18"/>
+              </w:rPr>
+            </w:r>
+            <w:r>
+              <w:rPr>
+                <w:rFonts w:ascii="Arial" w:hAnsi="Arial" w:eastAsia="Arial" w:cs="Tahoma"/>
                 <w:sz w:val="18"/>
               </w:rPr>
               <w:t>code master ของระบบเดิม</w:t>
@@ -1606,13 +1715,13 @@
             </w:pPr>
             <w:r>
               <w:rPr>
-                <w:rFonts w:ascii="Arial" w:hAnsi="Arial" w:eastAsia="Arial"/>
-                <w:sz w:val="18"/>
-              </w:rPr>
-            </w:r>
-            <w:r>
-              <w:rPr>
-                <w:rFonts w:ascii="Arial" w:hAnsi="Arial" w:eastAsia="Arial"/>
+                <w:rFonts w:ascii="Arial" w:hAnsi="Arial" w:eastAsia="Arial" w:cs="Tahoma"/>
+                <w:sz w:val="18"/>
+              </w:rPr>
+            </w:r>
+            <w:r>
+              <w:rPr>
+                <w:rFonts w:ascii="Arial" w:hAnsi="Arial" w:eastAsia="Arial" w:cs="Tahoma"/>
                 <w:sz w:val="18"/>
               </w:rPr>
               <w:t>read-only สำหรับ SBPGI</w:t>
@@ -1631,13 +1740,13 @@
             </w:pPr>
             <w:r>
               <w:rPr>
-                <w:rFonts w:ascii="Arial" w:hAnsi="Arial" w:eastAsia="Arial"/>
-                <w:sz w:val="18"/>
-              </w:rPr>
-            </w:r>
-            <w:r>
-              <w:rPr>
-                <w:rFonts w:ascii="Arial" w:hAnsi="Arial" w:eastAsia="Arial"/>
+                <w:rFonts w:ascii="Arial" w:hAnsi="Arial" w:eastAsia="Arial" w:cs="Tahoma"/>
+                <w:sz w:val="18"/>
+              </w:rPr>
+            </w:r>
+            <w:r>
+              <w:rPr>
+                <w:rFonts w:ascii="Arial" w:hAnsi="Arial" w:eastAsia="Arial" w:cs="Tahoma"/>
                 <w:sz w:val="18"/>
               </w:rPr>
               <w:t>2,609 / 376 แถว — วงเงินอนุมัติอยู่ code_type = SBPGI_APPROVE_LIMIT</w:t>
@@ -1682,7 +1791,7 @@
       </w:pPr>
       <w:r>
         <w:rPr>
-          <w:rFonts w:ascii="Courier New" w:hAnsi="Courier New"/>
+          <w:rFonts w:ascii="Courier New" w:hAnsi="Courier New" w:eastAsia="Courier New" w:cs="Tahoma"/>
           <w:sz w:val="16"/>
         </w:rPr>
         <w:t>// src/common/guards/bff-user.guard.ts (ยึด convention ของ store-backend)</w:t>
@@ -1738,7 +1847,7 @@
       </w:pPr>
       <w:r>
         <w:rPr>
-          <w:rFonts w:ascii="Courier New" w:hAnsi="Courier New"/>
+          <w:rFonts w:ascii="Courier New" w:hAnsi="Courier New" w:eastAsia="Courier New" w:cs="Tahoma"/>
           <w:sz w:val="16"/>
         </w:rPr>
         <w:t>// ResponseInterceptor ของ store-backend ห่อให้แล้ว — service ห้ามห่อซ้ำ</w:t>
@@ -1791,7 +1900,7 @@
             <w:r/>
             <w:r>
               <w:rPr>
-                <w:rFonts w:ascii="Arial" w:hAnsi="Arial" w:eastAsia="Arial"/>
+                <w:rFonts w:ascii="Arial" w:hAnsi="Arial" w:eastAsia="Arial" w:cs="Tahoma"/>
                 <w:b/>
                 <w:sz w:val="18"/>
               </w:rPr>
@@ -1813,7 +1922,7 @@
             <w:r/>
             <w:r>
               <w:rPr>
-                <w:rFonts w:ascii="Arial" w:hAnsi="Arial" w:eastAsia="Arial"/>
+                <w:rFonts w:ascii="Arial" w:hAnsi="Arial" w:eastAsia="Arial" w:cs="Tahoma"/>
                 <w:b/>
                 <w:sz w:val="18"/>
               </w:rPr>
@@ -1835,7 +1944,7 @@
             <w:r/>
             <w:r>
               <w:rPr>
-                <w:rFonts w:ascii="Arial" w:hAnsi="Arial" w:eastAsia="Arial"/>
+                <w:rFonts w:ascii="Arial" w:hAnsi="Arial" w:eastAsia="Arial" w:cs="Tahoma"/>
                 <w:b/>
                 <w:sz w:val="18"/>
               </w:rPr>
@@ -1860,13 +1969,13 @@
             </w:pPr>
             <w:r>
               <w:rPr>
-                <w:rFonts w:ascii="Arial" w:hAnsi="Arial" w:eastAsia="Arial"/>
-                <w:sz w:val="18"/>
-              </w:rPr>
-            </w:r>
-            <w:r>
-              <w:rPr>
-                <w:rFonts w:ascii="Arial" w:hAnsi="Arial" w:eastAsia="Arial"/>
+                <w:rFonts w:ascii="Arial" w:hAnsi="Arial" w:eastAsia="Arial" w:cs="Tahoma"/>
+                <w:sz w:val="18"/>
+              </w:rPr>
+            </w:r>
+            <w:r>
+              <w:rPr>
+                <w:rFonts w:ascii="Arial" w:hAnsi="Arial" w:eastAsia="Arial" w:cs="Tahoma"/>
                 <w:sz w:val="18"/>
               </w:rPr>
               <w:t>อัปโหลด</w:t>
@@ -1885,13 +1994,13 @@
             </w:pPr>
             <w:r>
               <w:rPr>
-                <w:rFonts w:ascii="Arial" w:hAnsi="Arial" w:eastAsia="Arial"/>
-                <w:sz w:val="18"/>
-              </w:rPr>
-            </w:r>
-            <w:r>
-              <w:rPr>
-                <w:rFonts w:ascii="Arial" w:hAnsi="Arial" w:eastAsia="Arial"/>
+                <w:rFonts w:ascii="Arial" w:hAnsi="Arial" w:eastAsia="Arial" w:cs="Tahoma"/>
+                <w:sz w:val="18"/>
+              </w:rPr>
+            </w:r>
+            <w:r>
+              <w:rPr>
+                <w:rFonts w:ascii="Arial" w:hAnsi="Arial" w:eastAsia="Arial" w:cs="Tahoma"/>
                 <w:sz w:val="18"/>
               </w:rPr>
               <w:t>POST /statement/upload-file-aws (ระบบ SBP เดิม)</w:t>
@@ -1910,13 +2019,13 @@
             </w:pPr>
             <w:r>
               <w:rPr>
-                <w:rFonts w:ascii="Arial" w:hAnsi="Arial" w:eastAsia="Arial"/>
-                <w:sz w:val="18"/>
-              </w:rPr>
-            </w:r>
-            <w:r>
-              <w:rPr>
-                <w:rFonts w:ascii="Arial" w:hAnsi="Arial" w:eastAsia="Arial"/>
+                <w:rFonts w:ascii="Arial" w:hAnsi="Arial" w:eastAsia="Arial" w:cs="Tahoma"/>
+                <w:sz w:val="18"/>
+              </w:rPr>
+            </w:r>
+            <w:r>
+              <w:rPr>
+                <w:rFonts w:ascii="Arial" w:hAnsi="Arial" w:eastAsia="Arial" w:cs="Tahoma"/>
                 <w:sz w:val="18"/>
               </w:rPr>
               <w:t>objectKey + ชื่อไฟล์ + ขนาด + content type + section_code</w:t>
@@ -1940,13 +2049,13 @@
             </w:pPr>
             <w:r>
               <w:rPr>
-                <w:rFonts w:ascii="Arial" w:hAnsi="Arial" w:eastAsia="Arial"/>
-                <w:sz w:val="18"/>
-              </w:rPr>
-            </w:r>
-            <w:r>
-              <w:rPr>
-                <w:rFonts w:ascii="Arial" w:hAnsi="Arial" w:eastAsia="Arial"/>
+                <w:rFonts w:ascii="Arial" w:hAnsi="Arial" w:eastAsia="Arial" w:cs="Tahoma"/>
+                <w:sz w:val="18"/>
+              </w:rPr>
+            </w:r>
+            <w:r>
+              <w:rPr>
+                <w:rFonts w:ascii="Arial" w:hAnsi="Arial" w:eastAsia="Arial" w:cs="Tahoma"/>
                 <w:sz w:val="18"/>
               </w:rPr>
               <w:t>ดาวน์โหลด</w:t>
@@ -1965,13 +2074,13 @@
             </w:pPr>
             <w:r>
               <w:rPr>
-                <w:rFonts w:ascii="Arial" w:hAnsi="Arial" w:eastAsia="Arial"/>
-                <w:sz w:val="18"/>
-              </w:rPr>
-            </w:r>
-            <w:r>
-              <w:rPr>
-                <w:rFonts w:ascii="Arial" w:hAnsi="Arial" w:eastAsia="Arial"/>
+                <w:rFonts w:ascii="Arial" w:hAnsi="Arial" w:eastAsia="Arial" w:cs="Tahoma"/>
+                <w:sz w:val="18"/>
+              </w:rPr>
+            </w:r>
+            <w:r>
+              <w:rPr>
+                <w:rFonts w:ascii="Arial" w:hAnsi="Arial" w:eastAsia="Arial" w:cs="Tahoma"/>
                 <w:sz w:val="18"/>
               </w:rPr>
               <w:t>POST /statement/download-file-aws (ระบบ SBP เดิม)</w:t>
@@ -1990,13 +2099,13 @@
             </w:pPr>
             <w:r>
               <w:rPr>
-                <w:rFonts w:ascii="Arial" w:hAnsi="Arial" w:eastAsia="Arial"/>
-                <w:sz w:val="18"/>
-              </w:rPr>
-            </w:r>
-            <w:r>
-              <w:rPr>
-                <w:rFonts w:ascii="Arial" w:hAnsi="Arial" w:eastAsia="Arial"/>
+                <w:rFonts w:ascii="Arial" w:hAnsi="Arial" w:eastAsia="Arial" w:cs="Tahoma"/>
+                <w:sz w:val="18"/>
+              </w:rPr>
+            </w:r>
+            <w:r>
+              <w:rPr>
+                <w:rFonts w:ascii="Arial" w:hAnsi="Arial" w:eastAsia="Arial" w:cs="Tahoma"/>
                 <w:sz w:val="18"/>
               </w:rPr>
               <w:t>stream ผ่าน BE · ห้ามคืน objectKey ให้ FE</w:t>
@@ -2020,13 +2129,13 @@
             </w:pPr>
             <w:r>
               <w:rPr>
-                <w:rFonts w:ascii="Arial" w:hAnsi="Arial" w:eastAsia="Arial"/>
-                <w:sz w:val="18"/>
-              </w:rPr>
-            </w:r>
-            <w:r>
-              <w:rPr>
-                <w:rFonts w:ascii="Arial" w:hAnsi="Arial" w:eastAsia="Arial"/>
+                <w:rFonts w:ascii="Arial" w:hAnsi="Arial" w:eastAsia="Arial" w:cs="Tahoma"/>
+                <w:sz w:val="18"/>
+              </w:rPr>
+            </w:r>
+            <w:r>
+              <w:rPr>
+                <w:rFonts w:ascii="Arial" w:hAnsi="Arial" w:eastAsia="Arial" w:cs="Tahoma"/>
                 <w:sz w:val="18"/>
               </w:rPr>
               <w:t>ลบ/purge</w:t>
@@ -2045,13 +2154,13 @@
             </w:pPr>
             <w:r>
               <w:rPr>
-                <w:rFonts w:ascii="Arial" w:hAnsi="Arial" w:eastAsia="Arial"/>
-                <w:sz w:val="18"/>
-              </w:rPr>
-            </w:r>
-            <w:r>
-              <w:rPr>
-                <w:rFonts w:ascii="Arial" w:hAnsi="Arial" w:eastAsia="Arial"/>
+                <w:rFonts w:ascii="Arial" w:hAnsi="Arial" w:eastAsia="Arial" w:cs="Tahoma"/>
+                <w:sz w:val="18"/>
+              </w:rPr>
+            </w:r>
+            <w:r>
+              <w:rPr>
+                <w:rFonts w:ascii="Arial" w:hAnsi="Arial" w:eastAsia="Arial" w:cs="Tahoma"/>
                 <w:sz w:val="18"/>
               </w:rPr>
               <w:t>lifecycle ของ S3 + flag ใน document_attachments</w:t>
@@ -2070,13 +2179,13 @@
             </w:pPr>
             <w:r>
               <w:rPr>
-                <w:rFonts w:ascii="Arial" w:hAnsi="Arial" w:eastAsia="Arial"/>
-                <w:sz w:val="18"/>
-              </w:rPr>
-            </w:r>
-            <w:r>
-              <w:rPr>
-                <w:rFonts w:ascii="Arial" w:hAnsi="Arial" w:eastAsia="Arial"/>
+                <w:rFonts w:ascii="Arial" w:hAnsi="Arial" w:eastAsia="Arial" w:cs="Tahoma"/>
+                <w:sz w:val="18"/>
+              </w:rPr>
+            </w:r>
+            <w:r>
+              <w:rPr>
+                <w:rFonts w:ascii="Arial" w:hAnsi="Arial" w:eastAsia="Arial" w:cs="Tahoma"/>
                 <w:sz w:val="18"/>
               </w:rPr>
               <w:t>purge_flag / storage_delete_status</w:t>
@@ -2098,7 +2207,7 @@
       </w:r>
       <w:r>
         <w:rPr>
-          <w:rFonts w:ascii="Courier New" w:hAnsi="Courier New"/>
+          <w:rFonts w:ascii="Courier New" w:hAnsi="Courier New" w:eastAsia="Courier New" w:cs="Tahoma"/>
         </w:rPr>
         <w:t>upload_general</w:t>
       </w:r>
@@ -2107,7 +2216,7 @@
       </w:r>
       <w:r>
         <w:rPr>
-          <w:rFonts w:ascii="Courier New" w:hAnsi="Courier New"/>
+          <w:rFonts w:ascii="Courier New" w:hAnsi="Courier New" w:eastAsia="Courier New" w:cs="Tahoma"/>
         </w:rPr>
         <w:t>job_id</w:t>
       </w:r>
@@ -2125,7 +2234,7 @@
       </w:r>
       <w:r>
         <w:rPr>
-          <w:rFonts w:ascii="Courier New" w:hAnsi="Courier New"/>
+          <w:rFonts w:ascii="Courier New" w:hAnsi="Courier New" w:eastAsia="Courier New" w:cs="Tahoma"/>
         </w:rPr>
         <w:t>job_id</w:t>
       </w:r>
@@ -2134,7 +2243,7 @@
       </w:r>
       <w:r>
         <w:rPr>
-          <w:rFonts w:ascii="Courier New" w:hAnsi="Courier New"/>
+          <w:rFonts w:ascii="Courier New" w:hAnsi="Courier New" w:eastAsia="Courier New" w:cs="Tahoma"/>
         </w:rPr>
         <w:t>audit_log_id</w:t>
       </w:r>
@@ -2152,7 +2261,7 @@
       </w:r>
       <w:r>
         <w:rPr>
-          <w:rFonts w:ascii="Courier New" w:hAnsi="Courier New"/>
+          <w:rFonts w:ascii="Courier New" w:hAnsi="Courier New" w:eastAsia="Courier New" w:cs="Tahoma"/>
         </w:rPr>
         <w:t>document_attachments</w:t>
       </w:r>
@@ -2161,7 +2270,7 @@
       </w:r>
       <w:r>
         <w:rPr>
-          <w:rFonts w:ascii="Courier New" w:hAnsi="Courier New"/>
+          <w:rFonts w:ascii="Courier New" w:hAnsi="Courier New" w:eastAsia="Courier New" w:cs="Tahoma"/>
         </w:rPr>
         <w:t>upload_general</w:t>
       </w:r>
@@ -2179,7 +2288,7 @@
       </w:r>
       <w:r>
         <w:rPr>
-          <w:rFonts w:ascii="Courier New" w:hAnsi="Courier New"/>
+          <w:rFonts w:ascii="Courier New" w:hAnsi="Courier New" w:eastAsia="Courier New" w:cs="Tahoma"/>
         </w:rPr>
         <w:t>file_size</w:t>
       </w:r>
@@ -2188,7 +2297,7 @@
       </w:r>
       <w:r>
         <w:rPr>
-          <w:rFonts w:ascii="Courier New" w:hAnsi="Courier New"/>
+          <w:rFonts w:ascii="Courier New" w:hAnsi="Courier New" w:eastAsia="Courier New" w:cs="Tahoma"/>
         </w:rPr>
         <w:t>content_type</w:t>
       </w:r>
@@ -2197,7 +2306,7 @@
       </w:r>
       <w:r>
         <w:rPr>
-          <w:rFonts w:ascii="Courier New" w:hAnsi="Courier New"/>
+          <w:rFonts w:ascii="Courier New" w:hAnsi="Courier New" w:eastAsia="Courier New" w:cs="Tahoma"/>
         </w:rPr>
         <w:t>section_code</w:t>
       </w:r>
@@ -2206,7 +2315,7 @@
       </w:r>
       <w:r>
         <w:rPr>
-          <w:rFonts w:ascii="Courier New" w:hAnsi="Courier New"/>
+          <w:rFonts w:ascii="Courier New" w:hAnsi="Courier New" w:eastAsia="Courier New" w:cs="Tahoma"/>
         </w:rPr>
         <w:t>upload_status</w:t>
       </w:r>
@@ -2215,7 +2324,7 @@
       </w:r>
       <w:r>
         <w:rPr>
-          <w:rFonts w:ascii="Courier New" w:hAnsi="Courier New"/>
+          <w:rFonts w:ascii="Courier New" w:hAnsi="Courier New" w:eastAsia="Courier New" w:cs="Tahoma"/>
         </w:rPr>
         <w:t>purge_flag</w:t>
       </w:r>
@@ -2240,7 +2349,7 @@
       </w:r>
       <w:r>
         <w:rPr>
-          <w:rFonts w:ascii="Courier New" w:hAnsi="Courier New"/>
+          <w:rFonts w:ascii="Courier New" w:hAnsi="Courier New" w:eastAsia="Courier New" w:cs="Tahoma"/>
         </w:rPr>
         <w:t>@gosoft-sbp/email-lib</w:t>
       </w:r>
@@ -2249,7 +2358,7 @@
       </w:r>
       <w:r>
         <w:rPr>
-          <w:rFonts w:ascii="Courier New" w:hAnsi="Courier New"/>
+          <w:rFonts w:ascii="Courier New" w:hAnsi="Courier New" w:eastAsia="Courier New" w:cs="Tahoma"/>
         </w:rPr>
         <w:t>email_template</w:t>
       </w:r>
@@ -2258,7 +2367,7 @@
       </w:r>
       <w:r>
         <w:rPr>
-          <w:rFonts w:ascii="Courier New" w:hAnsi="Courier New"/>
+          <w:rFonts w:ascii="Courier New" w:hAnsi="Courier New" w:eastAsia="Courier New" w:cs="Tahoma"/>
         </w:rPr>
         <w:t>email_sent</w:t>
       </w:r>
@@ -2296,7 +2405,7 @@
       </w:r>
       <w:r>
         <w:rPr>
-          <w:rFonts w:ascii="Courier New" w:hAnsi="Courier New"/>
+          <w:rFonts w:ascii="Courier New" w:hAnsi="Courier New" w:eastAsia="Courier New" w:cs="Tahoma"/>
         </w:rPr>
         <w:t>email_sent.mail_cc</w:t>
       </w:r>
@@ -2305,7 +2414,7 @@
       </w:r>
       <w:r>
         <w:rPr>
-          <w:rFonts w:ascii="Courier New" w:hAnsi="Courier New"/>
+          <w:rFonts w:ascii="Courier New" w:hAnsi="Courier New" w:eastAsia="Courier New" w:cs="Tahoma"/>
         </w:rPr>
         <w:t>fcs_reminder_log.reminder_cc</w:t>
       </w:r>
@@ -2314,7 +2423,7 @@
       </w:r>
       <w:r>
         <w:rPr>
-          <w:rFonts w:ascii="Courier New" w:hAnsi="Courier New"/>
+          <w:rFonts w:ascii="Courier New" w:hAnsi="Courier New" w:eastAsia="Courier New" w:cs="Tahoma"/>
         </w:rPr>
         <w:t>fml_email_account</w:t>
       </w:r>
@@ -2360,7 +2469,7 @@
             <w:r/>
             <w:r>
               <w:rPr>
-                <w:rFonts w:ascii="Arial" w:hAnsi="Arial" w:eastAsia="Arial"/>
+                <w:rFonts w:ascii="Arial" w:hAnsi="Arial" w:eastAsia="Arial" w:cs="Tahoma"/>
                 <w:b/>
                 <w:sz w:val="18"/>
               </w:rPr>
@@ -2382,7 +2491,7 @@
             <w:r/>
             <w:r>
               <w:rPr>
-                <w:rFonts w:ascii="Arial" w:hAnsi="Arial" w:eastAsia="Arial"/>
+                <w:rFonts w:ascii="Arial" w:hAnsi="Arial" w:eastAsia="Arial" w:cs="Tahoma"/>
                 <w:b/>
                 <w:sz w:val="18"/>
               </w:rPr>
@@ -2404,7 +2513,7 @@
             <w:r/>
             <w:r>
               <w:rPr>
-                <w:rFonts w:ascii="Arial" w:hAnsi="Arial" w:eastAsia="Arial"/>
+                <w:rFonts w:ascii="Arial" w:hAnsi="Arial" w:eastAsia="Arial" w:cs="Tahoma"/>
                 <w:b/>
                 <w:sz w:val="18"/>
               </w:rPr>
@@ -2429,16 +2538,16 @@
             </w:pPr>
             <w:r>
               <w:rPr>
-                <w:rFonts w:ascii="Arial" w:hAnsi="Arial" w:eastAsia="Arial"/>
-                <w:sz w:val="18"/>
-              </w:rPr>
-            </w:r>
-            <w:r>
-              <w:rPr>
-                <w:rFonts w:ascii="Arial" w:hAnsi="Arial" w:eastAsia="Arial"/>
-                <w:sz w:val="18"/>
-              </w:rPr>
-              <w:t>วงเงินอนุมัติ GM 50,000 / AVP 300,000</w:t>
+                <w:rFonts w:ascii="Arial" w:hAnsi="Arial" w:eastAsia="Arial" w:cs="Tahoma"/>
+                <w:sz w:val="18"/>
+              </w:rPr>
+            </w:r>
+            <w:r>
+              <w:rPr>
+                <w:rFonts w:ascii="Arial" w:hAnsi="Arial" w:eastAsia="Arial" w:cs="Tahoma"/>
+                <w:sz w:val="18"/>
+              </w:rPr>
+              <w:t>วงเงินอนุมัติ เกณฑ์เดียว 100,000</w:t>
             </w:r>
           </w:p>
         </w:tc>
@@ -2454,13 +2563,13 @@
             </w:pPr>
             <w:r>
               <w:rPr>
-                <w:rFonts w:ascii="Arial" w:hAnsi="Arial" w:eastAsia="Arial"/>
-                <w:sz w:val="18"/>
-              </w:rPr>
-            </w:r>
-            <w:r>
-              <w:rPr>
-                <w:rFonts w:ascii="Arial" w:hAnsi="Arial" w:eastAsia="Arial"/>
+                <w:rFonts w:ascii="Arial" w:hAnsi="Arial" w:eastAsia="Arial" w:cs="Tahoma"/>
+                <w:sz w:val="18"/>
+              </w:rPr>
+            </w:r>
+            <w:r>
+              <w:rPr>
+                <w:rFonts w:ascii="Arial" w:hAnsi="Arial" w:eastAsia="Arial" w:cs="Tahoma"/>
                 <w:sz w:val="18"/>
               </w:rPr>
               <w:t>common_code · code_type = SBPGI_APPROVE_LIMIT</w:t>
@@ -2479,13 +2588,13 @@
             </w:pPr>
             <w:r>
               <w:rPr>
-                <w:rFonts w:ascii="Arial" w:hAnsi="Arial" w:eastAsia="Arial"/>
-                <w:sz w:val="18"/>
-              </w:rPr>
-            </w:r>
-            <w:r>
-              <w:rPr>
-                <w:rFonts w:ascii="Arial" w:hAnsi="Arial" w:eastAsia="Arial"/>
+                <w:rFonts w:ascii="Arial" w:hAnsi="Arial" w:eastAsia="Arial" w:cs="Tahoma"/>
+                <w:sz w:val="18"/>
+              </w:rPr>
+            </w:r>
+            <w:r>
+              <w:rPr>
+                <w:rFonts w:ascii="Arial" w:hAnsi="Arial" w:eastAsia="Arial" w:cs="Tahoma"/>
                 <w:sz w:val="18"/>
               </w:rPr>
               <w:t>อ่านทุกครั้ง ห้าม hardcode · ถ้าเลือกเก็บที่ workflow_route.condition_json แทน ต้องเก็บที่เดียว (ดูข้อค้าง)</w:t>
@@ -2509,13 +2618,13 @@
             </w:pPr>
             <w:r>
               <w:rPr>
-                <w:rFonts w:ascii="Arial" w:hAnsi="Arial" w:eastAsia="Arial"/>
-                <w:sz w:val="18"/>
-              </w:rPr>
-            </w:r>
-            <w:r>
-              <w:rPr>
-                <w:rFonts w:ascii="Arial" w:hAnsi="Arial" w:eastAsia="Arial"/>
+                <w:rFonts w:ascii="Arial" w:hAnsi="Arial" w:eastAsia="Arial" w:cs="Tahoma"/>
+                <w:sz w:val="18"/>
+              </w:rPr>
+            </w:r>
+            <w:r>
+              <w:rPr>
+                <w:rFonts w:ascii="Arial" w:hAnsi="Arial" w:eastAsia="Arial" w:cs="Tahoma"/>
                 <w:sz w:val="18"/>
               </w:rPr>
               <w:t>รัศมีผลกระทบ 1 กม. (กทม./ปริมณฑล) / 2 กม. (ต่างจังหวัด)</w:t>
@@ -2534,13 +2643,13 @@
             </w:pPr>
             <w:r>
               <w:rPr>
-                <w:rFonts w:ascii="Arial" w:hAnsi="Arial" w:eastAsia="Arial"/>
-                <w:sz w:val="18"/>
-              </w:rPr>
-            </w:r>
-            <w:r>
-              <w:rPr>
-                <w:rFonts w:ascii="Arial" w:hAnsi="Arial" w:eastAsia="Arial"/>
+                <w:rFonts w:ascii="Arial" w:hAnsi="Arial" w:eastAsia="Arial" w:cs="Tahoma"/>
+                <w:sz w:val="18"/>
+              </w:rPr>
+            </w:r>
+            <w:r>
+              <w:rPr>
+                <w:rFonts w:ascii="Arial" w:hAnsi="Arial" w:eastAsia="Arial" w:cs="Tahoma"/>
                 <w:sz w:val="18"/>
               </w:rPr>
               <w:t>mas_param</w:t>
@@ -2559,13 +2668,13 @@
             </w:pPr>
             <w:r>
               <w:rPr>
-                <w:rFonts w:ascii="Arial" w:hAnsi="Arial" w:eastAsia="Arial"/>
-                <w:sz w:val="18"/>
-              </w:rPr>
-            </w:r>
-            <w:r>
-              <w:rPr>
-                <w:rFonts w:ascii="Arial" w:hAnsi="Arial" w:eastAsia="Arial"/>
+                <w:rFonts w:ascii="Arial" w:hAnsi="Arial" w:eastAsia="Arial" w:cs="Tahoma"/>
+                <w:sz w:val="18"/>
+              </w:rPr>
+            </w:r>
+            <w:r>
+              <w:rPr>
+                <w:rFonts w:ascii="Arial" w:hAnsi="Arial" w:eastAsia="Arial" w:cs="Tahoma"/>
                 <w:sz w:val="18"/>
               </w:rPr>
               <w:t>อ่านตอนคำนวณ ไม่ hardcode</w:t>
@@ -2589,13 +2698,13 @@
             </w:pPr>
             <w:r>
               <w:rPr>
-                <w:rFonts w:ascii="Arial" w:hAnsi="Arial" w:eastAsia="Arial"/>
-                <w:sz w:val="18"/>
-              </w:rPr>
-            </w:r>
-            <w:r>
-              <w:rPr>
-                <w:rFonts w:ascii="Arial" w:hAnsi="Arial" w:eastAsia="Arial"/>
+                <w:rFonts w:ascii="Arial" w:hAnsi="Arial" w:eastAsia="Arial" w:cs="Tahoma"/>
+                <w:sz w:val="18"/>
+              </w:rPr>
+            </w:r>
+            <w:r>
+              <w:rPr>
+                <w:rFonts w:ascii="Arial" w:hAnsi="Arial" w:eastAsia="Arial" w:cs="Tahoma"/>
                 <w:sz w:val="18"/>
               </w:rPr>
               <w:t>เกณฑ์ยอดขัง 60 วัน · growth rate -10%</w:t>
@@ -2614,13 +2723,13 @@
             </w:pPr>
             <w:r>
               <w:rPr>
-                <w:rFonts w:ascii="Arial" w:hAnsi="Arial" w:eastAsia="Arial"/>
-                <w:sz w:val="18"/>
-              </w:rPr>
-            </w:r>
-            <w:r>
-              <w:rPr>
-                <w:rFonts w:ascii="Arial" w:hAnsi="Arial" w:eastAsia="Arial"/>
+                <w:rFonts w:ascii="Arial" w:hAnsi="Arial" w:eastAsia="Arial" w:cs="Tahoma"/>
+                <w:sz w:val="18"/>
+              </w:rPr>
+            </w:r>
+            <w:r>
+              <w:rPr>
+                <w:rFonts w:ascii="Arial" w:hAnsi="Arial" w:eastAsia="Arial" w:cs="Tahoma"/>
                 <w:sz w:val="18"/>
               </w:rPr>
               <w:t>mas_param</w:t>
@@ -2639,13 +2748,13 @@
             </w:pPr>
             <w:r>
               <w:rPr>
-                <w:rFonts w:ascii="Arial" w:hAnsi="Arial" w:eastAsia="Arial"/>
-                <w:sz w:val="18"/>
-              </w:rPr>
-            </w:r>
-            <w:r>
-              <w:rPr>
-                <w:rFonts w:ascii="Arial" w:hAnsi="Arial" w:eastAsia="Arial"/>
+                <w:rFonts w:ascii="Arial" w:hAnsi="Arial" w:eastAsia="Arial" w:cs="Tahoma"/>
+                <w:sz w:val="18"/>
+              </w:rPr>
+            </w:r>
+            <w:r>
+              <w:rPr>
+                <w:rFonts w:ascii="Arial" w:hAnsi="Arial" w:eastAsia="Arial" w:cs="Tahoma"/>
                 <w:sz w:val="18"/>
               </w:rPr>
               <w:t>ใช้กับธงข้อมูลผิดปกติและ Gen Flow Gate</w:t>
@@ -2684,7 +2793,7 @@
       </w:r>
       <w:r>
         <w:rPr>
-          <w:rFonts w:ascii="Courier New" w:hAnsi="Courier New"/>
+          <w:color w:val="8A3324"/>
         </w:rPr>
         <w:t>SBPGI vs existing system หัวข้อ 4</w:t>
       </w:r>
@@ -2723,7 +2832,7 @@
             <w:r/>
             <w:r>
               <w:rPr>
-                <w:rFonts w:ascii="Arial" w:hAnsi="Arial" w:eastAsia="Arial"/>
+                <w:rFonts w:ascii="Arial" w:hAnsi="Arial" w:eastAsia="Arial" w:cs="Tahoma"/>
                 <w:b/>
                 <w:sz w:val="18"/>
               </w:rPr>
@@ -2745,7 +2854,7 @@
             <w:r/>
             <w:r>
               <w:rPr>
-                <w:rFonts w:ascii="Arial" w:hAnsi="Arial" w:eastAsia="Arial"/>
+                <w:rFonts w:ascii="Arial" w:hAnsi="Arial" w:eastAsia="Arial" w:cs="Tahoma"/>
                 <w:b/>
                 <w:sz w:val="18"/>
               </w:rPr>
@@ -2767,7 +2876,7 @@
             <w:r/>
             <w:r>
               <w:rPr>
-                <w:rFonts w:ascii="Arial" w:hAnsi="Arial" w:eastAsia="Arial"/>
+                <w:rFonts w:ascii="Arial" w:hAnsi="Arial" w:eastAsia="Arial" w:cs="Tahoma"/>
                 <w:b/>
                 <w:sz w:val="18"/>
               </w:rPr>
@@ -2789,7 +2898,7 @@
             <w:r/>
             <w:r>
               <w:rPr>
-                <w:rFonts w:ascii="Arial" w:hAnsi="Arial" w:eastAsia="Arial"/>
+                <w:rFonts w:ascii="Arial" w:hAnsi="Arial" w:eastAsia="Arial" w:cs="Tahoma"/>
                 <w:b/>
                 <w:sz w:val="18"/>
               </w:rPr>
@@ -2814,16 +2923,16 @@
             </w:pPr>
             <w:r>
               <w:rPr>
-                <w:rFonts w:ascii="Arial" w:hAnsi="Arial" w:eastAsia="Arial"/>
-                <w:sz w:val="18"/>
-              </w:rPr>
-            </w:r>
-            <w:r>
-              <w:rPr>
-                <w:rFonts w:ascii="Arial" w:hAnsi="Arial" w:eastAsia="Arial"/>
-                <w:sz w:val="18"/>
-              </w:rPr>
-              <w:t>DP-5 · อีเมล</w:t>
+                <w:rFonts w:ascii="Arial" w:hAnsi="Arial" w:eastAsia="Arial" w:cs="Tahoma"/>
+                <w:sz w:val="18"/>
+              </w:rPr>
+            </w:r>
+            <w:r>
+              <w:rPr>
+                <w:rFonts w:ascii="Arial" w:hAnsi="Arial" w:eastAsia="Arial" w:cs="Tahoma"/>
+                <w:sz w:val="18"/>
+              </w:rPr>
+              <w:t>DP-5 · อีเมล ✅ ปิดแล้ว 2026-08-14</w:t>
             </w:r>
           </w:p>
         </w:tc>
@@ -2839,44 +2948,101 @@
             </w:pPr>
             <w:r>
               <w:rPr>
-                <w:rFonts w:ascii="Arial" w:hAnsi="Arial" w:eastAsia="Arial"/>
-                <w:sz w:val="18"/>
-              </w:rPr>
-            </w:r>
-            <w:r>
-              <w:rPr>
-                <w:rFonts w:ascii="Arial" w:hAnsi="Arial" w:eastAsia="Arial"/>
-                <w:sz w:val="18"/>
-              </w:rPr>
-              <w:t xml:space="preserve">ผูก </w:t>
-            </w:r>
-            <w:r>
-              <w:rPr>
-                <w:rFonts w:ascii="Courier New" w:hAnsi="Courier New" w:eastAsia="Arial"/>
-                <w:sz w:val="18"/>
-              </w:rPr>
-              <w:t>email_id</w:t>
-            </w:r>
-            <w:r>
-              <w:rPr>
-                <w:rFonts w:ascii="Arial" w:hAnsi="Arial" w:eastAsia="Arial"/>
+                <w:rFonts w:ascii="Arial" w:hAnsi="Arial" w:eastAsia="Arial" w:cs="Tahoma"/>
+                <w:sz w:val="18"/>
+              </w:rPr>
+            </w:r>
+            <w:r>
+              <w:rPr>
+                <w:rFonts w:ascii="Arial" w:hAnsi="Arial" w:eastAsia="Arial" w:cs="Tahoma"/>
+                <w:sz w:val="18"/>
+              </w:rPr>
+              <w:t xml:space="preserve">ให้ engine ส่งเอง — </w:t>
+            </w:r>
+            <w:r>
+              <w:rPr>
+                <w:rFonts w:ascii="Arial" w:hAnsi="Arial" w:eastAsia="Arial" w:cs="Tahoma"/>
+                <w:b/>
+                <w:sz w:val="18"/>
+              </w:rPr>
+              <w:t>ตกไป</w:t>
+            </w:r>
+            <w:r>
+              <w:rPr>
+                <w:rFonts w:ascii="Arial" w:hAnsi="Arial" w:eastAsia="Arial" w:cs="Tahoma"/>
+                <w:sz w:val="18"/>
+              </w:rPr>
+              <w:t xml:space="preserve"> เพราะ </w:t>
+            </w:r>
+            <w:r>
+              <w:rPr>
+                <w:rFonts w:ascii="Courier New" w:hAnsi="Courier New" w:eastAsia="Courier New" w:cs="Tahoma"/>
+                <w:sz w:val="18"/>
+              </w:rPr>
+              <w:t>triggerEvent</w:t>
+            </w:r>
+            <w:r>
+              <w:rPr>
+                <w:rFonts w:ascii="Arial" w:hAnsi="Arial" w:eastAsia="Arial" w:cs="Tahoma"/>
+                <w:sz w:val="18"/>
+              </w:rPr>
+              <w:t xml:space="preserve"> ไม่มี </w:t>
+            </w:r>
+            <w:r>
+              <w:rPr>
+                <w:rFonts w:ascii="Courier New" w:hAnsi="Courier New" w:eastAsia="Courier New" w:cs="Tahoma"/>
+                <w:sz w:val="18"/>
+              </w:rPr>
+              <w:t>mailTo</w:t>
+            </w:r>
+            <w:r>
+              <w:rPr>
+                <w:rFonts w:ascii="Arial" w:hAnsi="Arial" w:eastAsia="Arial" w:cs="Tahoma"/>
+                <w:sz w:val="18"/>
+              </w:rPr>
+              <w:t>/</w:t>
+            </w:r>
+            <w:r>
+              <w:rPr>
+                <w:rFonts w:ascii="Courier New" w:hAnsi="Courier New" w:eastAsia="Courier New" w:cs="Tahoma"/>
+                <w:sz w:val="18"/>
+              </w:rPr>
+              <w:t>mailCc</w:t>
+            </w:r>
+            <w:r>
+              <w:rPr>
+                <w:rFonts w:ascii="Arial" w:hAnsi="Arial" w:eastAsia="Arial" w:cs="Tahoma"/>
+                <w:sz w:val="18"/>
+              </w:rPr>
+              <w:t>/</w:t>
+            </w:r>
+            <w:r>
+              <w:rPr>
+                <w:rFonts w:ascii="Courier New" w:hAnsi="Courier New" w:eastAsia="Courier New" w:cs="Tahoma"/>
+                <w:sz w:val="18"/>
+              </w:rPr>
+              <w:t>param</w:t>
+            </w:r>
+            <w:r>
+              <w:rPr>
+                <w:rFonts w:ascii="Arial" w:hAnsi="Arial" w:eastAsia="Arial" w:cs="Tahoma"/>
                 <w:sz w:val="18"/>
               </w:rPr>
               <w:t xml:space="preserve"> ที่ </w:t>
             </w:r>
             <w:r>
               <w:rPr>
-                <w:rFonts w:ascii="Courier New" w:hAnsi="Courier New" w:eastAsia="Arial"/>
-                <w:sz w:val="18"/>
-              </w:rPr>
-              <w:t>workflow_route</w:t>
-            </w:r>
-            <w:r>
-              <w:rPr>
-                <w:rFonts w:ascii="Arial" w:hAnsi="Arial" w:eastAsia="Arial"/>
-                <w:sz w:val="18"/>
-              </w:rPr>
-              <w:t xml:space="preserve"> แล้วให้ engine ส่งเอง (แขวนได้ 1 เมลต่อ 1 transition · reminder รายสัปดาห์แขวนไม่ได้)</w:t>
+                <w:rFonts w:ascii="Courier New" w:hAnsi="Courier New" w:eastAsia="Courier New" w:cs="Tahoma"/>
+                <w:sz w:val="18"/>
+              </w:rPr>
+              <w:t>sendEmail</w:t>
+            </w:r>
+            <w:r>
+              <w:rPr>
+                <w:rFonts w:ascii="Arial" w:hAnsi="Arial" w:eastAsia="Arial" w:cs="Tahoma"/>
+                <w:sz w:val="18"/>
+              </w:rPr>
+              <w:t xml:space="preserve"> บังคับ</w:t>
             </w:r>
           </w:p>
         </w:tc>
@@ -2892,16 +3058,60 @@
             </w:pPr>
             <w:r>
               <w:rPr>
-                <w:rFonts w:ascii="Arial" w:hAnsi="Arial" w:eastAsia="Arial"/>
-                <w:sz w:val="18"/>
-              </w:rPr>
-            </w:r>
-            <w:r>
-              <w:rPr>
-                <w:rFonts w:ascii="Arial" w:hAnsi="Arial" w:eastAsia="Arial"/>
-                <w:sz w:val="18"/>
-              </w:rPr>
-              <w:t>SBPGI เรียก email-lib เองหลัง action สำเร็จ (เสี่ยงเมลซ้ำถ้า engine ส่งด้วย)</w:t>
+                <w:rFonts w:ascii="Arial" w:hAnsi="Arial" w:eastAsia="Arial" w:cs="Tahoma"/>
+                <w:sz w:val="18"/>
+              </w:rPr>
+            </w:r>
+            <w:r>
+              <w:rPr>
+                <w:rFonts w:ascii="Arial" w:hAnsi="Arial" w:eastAsia="Arial" w:cs="Tahoma"/>
+                <w:b/>
+                <w:sz w:val="18"/>
+              </w:rPr>
+              <w:t>เลือกทางนี้:</w:t>
+            </w:r>
+            <w:r>
+              <w:rPr>
+                <w:rFonts w:ascii="Arial" w:hAnsi="Arial" w:eastAsia="Arial" w:cs="Tahoma"/>
+                <w:sz w:val="18"/>
+              </w:rPr>
+              <w:t xml:space="preserve"> workflow ให้เลข template ผ่าน </w:t>
+            </w:r>
+            <w:r>
+              <w:rPr>
+                <w:rFonts w:ascii="Courier New" w:hAnsi="Courier New" w:eastAsia="Courier New" w:cs="Tahoma"/>
+                <w:sz w:val="18"/>
+              </w:rPr>
+              <w:t>workflow_route.email_id</w:t>
+            </w:r>
+            <w:r>
+              <w:rPr>
+                <w:rFonts w:ascii="Arial" w:hAnsi="Arial" w:eastAsia="Arial" w:cs="Tahoma"/>
+                <w:sz w:val="18"/>
+              </w:rPr>
+              <w:t xml:space="preserve"> แล้ว </w:t>
+            </w:r>
+            <w:r>
+              <w:rPr>
+                <w:rFonts w:ascii="Arial" w:hAnsi="Arial" w:eastAsia="Arial" w:cs="Tahoma"/>
+                <w:b/>
+                <w:sz w:val="18"/>
+              </w:rPr>
+              <w:t>SBPGI เรียก `sendEmail()` ของ email-lib เอง</w:t>
+            </w:r>
+            <w:r>
+              <w:rPr>
+                <w:rFonts w:ascii="Arial" w:hAnsi="Arial" w:eastAsia="Arial" w:cs="Tahoma"/>
+                <w:sz w:val="18"/>
+              </w:rPr>
+              <w:t xml:space="preserve"> · reminder/escalation ที่ไม่ใช่ transition เก็บเลข template ที่ </w:t>
+            </w:r>
+            <w:r>
+              <w:rPr>
+                <w:rFonts w:ascii="Courier New" w:hAnsi="Courier New" w:eastAsia="Courier New" w:cs="Tahoma"/>
+                <w:sz w:val="18"/>
+              </w:rPr>
+              <w:t>mas_param</w:t>
             </w:r>
           </w:p>
         </w:tc>
@@ -2917,16 +3127,16 @@
             </w:pPr>
             <w:r>
               <w:rPr>
-                <w:rFonts w:ascii="Arial" w:hAnsi="Arial" w:eastAsia="Arial"/>
-                <w:sz w:val="18"/>
-              </w:rPr>
-            </w:r>
-            <w:r>
-              <w:rPr>
-                <w:rFonts w:ascii="Arial" w:hAnsi="Arial" w:eastAsia="Arial"/>
-                <w:sz w:val="18"/>
-              </w:rPr>
-              <w:t>ยังไม่ตัดสิน · ยังไม่มีใครพิสูจน์ว่า engine ส่งเมลจริงหรือไม่</w:t>
+                <w:rFonts w:ascii="Arial" w:hAnsi="Arial" w:eastAsia="Arial" w:cs="Tahoma"/>
+                <w:sz w:val="18"/>
+              </w:rPr>
+            </w:r>
+            <w:r>
+              <w:rPr>
+                <w:rFonts w:ascii="Arial" w:hAnsi="Arial" w:eastAsia="Arial" w:cs="Tahoma"/>
+                <w:sz w:val="18"/>
+              </w:rPr>
+              <w:t>ปิดแล้ว · เหลือยืนยันกับทีม engine ว่าไม่ส่งซ้ำ</w:t>
             </w:r>
           </w:p>
         </w:tc>
@@ -2947,20 +3157,20 @@
             </w:pPr>
             <w:r>
               <w:rPr>
-                <w:rFonts w:ascii="Arial" w:hAnsi="Arial" w:eastAsia="Arial"/>
-                <w:sz w:val="18"/>
-              </w:rPr>
-            </w:r>
-            <w:r>
-              <w:rPr>
-                <w:rFonts w:ascii="Arial" w:hAnsi="Arial" w:eastAsia="Arial"/>
+                <w:rFonts w:ascii="Arial" w:hAnsi="Arial" w:eastAsia="Arial" w:cs="Tahoma"/>
+                <w:sz w:val="18"/>
+              </w:rPr>
+            </w:r>
+            <w:r>
+              <w:rPr>
+                <w:rFonts w:ascii="Arial" w:hAnsi="Arial" w:eastAsia="Arial" w:cs="Tahoma"/>
                 <w:sz w:val="18"/>
               </w:rPr>
               <w:t xml:space="preserve">DP-8 · </w:t>
             </w:r>
             <w:r>
               <w:rPr>
-                <w:rFonts w:ascii="Courier New" w:hAnsi="Courier New" w:eastAsia="Arial"/>
+                <w:rFonts w:ascii="Courier New" w:hAnsi="Courier New" w:eastAsia="Courier New" w:cs="Tahoma"/>
                 <w:sz w:val="18"/>
               </w:rPr>
               <w:t>document_attachments</w:t>
@@ -2979,13 +3189,13 @@
             </w:pPr>
             <w:r>
               <w:rPr>
-                <w:rFonts w:ascii="Arial" w:hAnsi="Arial" w:eastAsia="Arial"/>
-                <w:sz w:val="18"/>
-              </w:rPr>
-            </w:r>
-            <w:r>
-              <w:rPr>
-                <w:rFonts w:ascii="Arial" w:hAnsi="Arial" w:eastAsia="Arial"/>
+                <w:rFonts w:ascii="Arial" w:hAnsi="Arial" w:eastAsia="Arial" w:cs="Tahoma"/>
+                <w:sz w:val="18"/>
+              </w:rPr>
+            </w:r>
+            <w:r>
+              <w:rPr>
+                <w:rFonts w:ascii="Arial" w:hAnsi="Arial" w:eastAsia="Arial" w:cs="Tahoma"/>
                 <w:sz w:val="18"/>
               </w:rPr>
               <w:t>ตารางของ SBPGI เอง (สถานะปัจจุบันของแบบ)</w:t>
@@ -3004,27 +3214,27 @@
             </w:pPr>
             <w:r>
               <w:rPr>
-                <w:rFonts w:ascii="Arial" w:hAnsi="Arial" w:eastAsia="Arial"/>
-                <w:sz w:val="18"/>
-              </w:rPr>
-            </w:r>
-            <w:r>
-              <w:rPr>
-                <w:rFonts w:ascii="Arial" w:hAnsi="Arial" w:eastAsia="Arial"/>
+                <w:rFonts w:ascii="Arial" w:hAnsi="Arial" w:eastAsia="Arial" w:cs="Tahoma"/>
+                <w:sz w:val="18"/>
+              </w:rPr>
+            </w:r>
+            <w:r>
+              <w:rPr>
+                <w:rFonts w:ascii="Arial" w:hAnsi="Arial" w:eastAsia="Arial" w:cs="Tahoma"/>
                 <w:sz w:val="18"/>
               </w:rPr>
               <w:t xml:space="preserve">ต่อยอด </w:t>
             </w:r>
             <w:r>
               <w:rPr>
-                <w:rFonts w:ascii="Courier New" w:hAnsi="Courier New" w:eastAsia="Arial"/>
+                <w:rFonts w:ascii="Courier New" w:hAnsi="Courier New" w:eastAsia="Courier New" w:cs="Tahoma"/>
                 <w:sz w:val="18"/>
               </w:rPr>
               <w:t>upload_general</w:t>
             </w:r>
             <w:r>
               <w:rPr>
-                <w:rFonts w:ascii="Arial" w:hAnsi="Arial" w:eastAsia="Arial"/>
+                <w:rFonts w:ascii="Arial" w:hAnsi="Arial" w:eastAsia="Arial" w:cs="Tahoma"/>
                 <w:sz w:val="18"/>
               </w:rPr>
               <w:t xml:space="preserve"> ของระบบเดิม</w:t>
@@ -3043,13 +3253,13 @@
             </w:pPr>
             <w:r>
               <w:rPr>
-                <w:rFonts w:ascii="Arial" w:hAnsi="Arial" w:eastAsia="Arial"/>
-                <w:sz w:val="18"/>
-              </w:rPr>
-            </w:r>
-            <w:r>
-              <w:rPr>
-                <w:rFonts w:ascii="Arial" w:hAnsi="Arial" w:eastAsia="Arial"/>
+                <w:rFonts w:ascii="Arial" w:hAnsi="Arial" w:eastAsia="Arial" w:cs="Tahoma"/>
+                <w:sz w:val="18"/>
+              </w:rPr>
+            </w:r>
+            <w:r>
+              <w:rPr>
+                <w:rFonts w:ascii="Arial" w:hAnsi="Arial" w:eastAsia="Arial" w:cs="Tahoma"/>
                 <w:sz w:val="18"/>
               </w:rPr>
               <w:t>ยังไม่ตัดสิน</w:t>
@@ -3073,13 +3283,13 @@
             </w:pPr>
             <w:r>
               <w:rPr>
-                <w:rFonts w:ascii="Arial" w:hAnsi="Arial" w:eastAsia="Arial"/>
-                <w:sz w:val="18"/>
-              </w:rPr>
-            </w:r>
-            <w:r>
-              <w:rPr>
-                <w:rFonts w:ascii="Arial" w:hAnsi="Arial" w:eastAsia="Arial"/>
+                <w:rFonts w:ascii="Arial" w:hAnsi="Arial" w:eastAsia="Arial" w:cs="Tahoma"/>
+                <w:sz w:val="18"/>
+              </w:rPr>
+            </w:r>
+            <w:r>
+              <w:rPr>
+                <w:rFonts w:ascii="Arial" w:hAnsi="Arial" w:eastAsia="Arial" w:cs="Tahoma"/>
                 <w:sz w:val="18"/>
               </w:rPr>
               <w:t>DP-10 · ที่อยู่ของ SBPGI</w:t>
@@ -3098,13 +3308,13 @@
             </w:pPr>
             <w:r>
               <w:rPr>
-                <w:rFonts w:ascii="Arial" w:hAnsi="Arial" w:eastAsia="Arial"/>
-                <w:sz w:val="18"/>
-              </w:rPr>
-            </w:r>
-            <w:r>
-              <w:rPr>
-                <w:rFonts w:ascii="Arial" w:hAnsi="Arial" w:eastAsia="Arial"/>
+                <w:rFonts w:ascii="Arial" w:hAnsi="Arial" w:eastAsia="Arial" w:cs="Tahoma"/>
+                <w:sz w:val="18"/>
+              </w:rPr>
+            </w:r>
+            <w:r>
+              <w:rPr>
+                <w:rFonts w:ascii="Arial" w:hAnsi="Arial" w:eastAsia="Arial" w:cs="Tahoma"/>
                 <w:sz w:val="18"/>
               </w:rPr>
               <w:t>โมดูลใน store-backend เดิม</w:t>
@@ -3123,13 +3333,13 @@
             </w:pPr>
             <w:r>
               <w:rPr>
-                <w:rFonts w:ascii="Arial" w:hAnsi="Arial" w:eastAsia="Arial"/>
-                <w:sz w:val="18"/>
-              </w:rPr>
-            </w:r>
-            <w:r>
-              <w:rPr>
-                <w:rFonts w:ascii="Arial" w:hAnsi="Arial" w:eastAsia="Arial"/>
+                <w:rFonts w:ascii="Arial" w:hAnsi="Arial" w:eastAsia="Arial" w:cs="Tahoma"/>
+                <w:sz w:val="18"/>
+              </w:rPr>
+            </w:r>
+            <w:r>
+              <w:rPr>
+                <w:rFonts w:ascii="Arial" w:hAnsi="Arial" w:eastAsia="Arial" w:cs="Tahoma"/>
                 <w:sz w:val="18"/>
               </w:rPr>
               <w:t>backend ใหม่แยกต่างหาก</w:t>
@@ -3148,13 +3358,13 @@
             </w:pPr>
             <w:r>
               <w:rPr>
-                <w:rFonts w:ascii="Arial" w:hAnsi="Arial" w:eastAsia="Arial"/>
-                <w:sz w:val="18"/>
-              </w:rPr>
-            </w:r>
-            <w:r>
-              <w:rPr>
-                <w:rFonts w:ascii="Arial" w:hAnsi="Arial" w:eastAsia="Arial"/>
+                <w:rFonts w:ascii="Arial" w:hAnsi="Arial" w:eastAsia="Arial" w:cs="Tahoma"/>
+                <w:sz w:val="18"/>
+              </w:rPr>
+            </w:r>
+            <w:r>
+              <w:rPr>
+                <w:rFonts w:ascii="Arial" w:hAnsi="Arial" w:eastAsia="Arial" w:cs="Tahoma"/>
                 <w:sz w:val="18"/>
               </w:rPr>
               <w:t>ยังไม่ตัดสิน · กระทบว่า guard/interceptor ใช้ของเดิมได้เลยหรือต้องเขียนใหม่</w:t>
@@ -3178,20 +3388,20 @@
             </w:pPr>
             <w:r>
               <w:rPr>
-                <w:rFonts w:ascii="Arial" w:hAnsi="Arial" w:eastAsia="Arial"/>
-                <w:sz w:val="18"/>
-              </w:rPr>
-            </w:r>
-            <w:r>
-              <w:rPr>
-                <w:rFonts w:ascii="Arial" w:hAnsi="Arial" w:eastAsia="Arial"/>
+                <w:rFonts w:ascii="Arial" w:hAnsi="Arial" w:eastAsia="Arial" w:cs="Tahoma"/>
+                <w:sz w:val="18"/>
+              </w:rPr>
+            </w:r>
+            <w:r>
+              <w:rPr>
+                <w:rFonts w:ascii="Arial" w:hAnsi="Arial" w:eastAsia="Arial" w:cs="Tahoma"/>
                 <w:sz w:val="18"/>
               </w:rPr>
               <w:t xml:space="preserve">DP-6 · </w:t>
             </w:r>
             <w:r>
               <w:rPr>
-                <w:rFonts w:ascii="Courier New" w:hAnsi="Courier New" w:eastAsia="Arial"/>
+                <w:rFonts w:ascii="Courier New" w:hAnsi="Courier New" w:eastAsia="Courier New" w:cs="Tahoma"/>
                 <w:sz w:val="18"/>
               </w:rPr>
               <w:t>interface_transactions</w:t>
@@ -3210,13 +3420,13 @@
             </w:pPr>
             <w:r>
               <w:rPr>
-                <w:rFonts w:ascii="Arial" w:hAnsi="Arial" w:eastAsia="Arial"/>
-                <w:sz w:val="18"/>
-              </w:rPr>
-            </w:r>
-            <w:r>
-              <w:rPr>
-                <w:rFonts w:ascii="Arial" w:hAnsi="Arial" w:eastAsia="Arial"/>
+                <w:rFonts w:ascii="Arial" w:hAnsi="Arial" w:eastAsia="Arial" w:cs="Tahoma"/>
+                <w:sz w:val="18"/>
+              </w:rPr>
+            </w:r>
+            <w:r>
+              <w:rPr>
+                <w:rFonts w:ascii="Arial" w:hAnsi="Arial" w:eastAsia="Arial" w:cs="Tahoma"/>
                 <w:sz w:val="18"/>
               </w:rPr>
               <w:t>ออกแบบใหม่ตาม DDL ปัจจุบัน</w:t>
@@ -3235,27 +3445,27 @@
             </w:pPr>
             <w:r>
               <w:rPr>
-                <w:rFonts w:ascii="Arial" w:hAnsi="Arial" w:eastAsia="Arial"/>
-                <w:sz w:val="18"/>
-              </w:rPr>
-            </w:r>
-            <w:r>
-              <w:rPr>
-                <w:rFonts w:ascii="Arial" w:hAnsi="Arial" w:eastAsia="Arial"/>
+                <w:rFonts w:ascii="Arial" w:hAnsi="Arial" w:eastAsia="Arial" w:cs="Tahoma"/>
+                <w:sz w:val="18"/>
+              </w:rPr>
+            </w:r>
+            <w:r>
+              <w:rPr>
+                <w:rFonts w:ascii="Arial" w:hAnsi="Arial" w:eastAsia="Arial" w:cs="Tahoma"/>
                 <w:sz w:val="18"/>
               </w:rPr>
               <w:t xml:space="preserve">ลอกแพตเทิร์น </w:t>
             </w:r>
             <w:r>
               <w:rPr>
-                <w:rFonts w:ascii="Courier New" w:hAnsi="Courier New" w:eastAsia="Arial"/>
+                <w:rFonts w:ascii="Courier New" w:hAnsi="Courier New" w:eastAsia="Courier New" w:cs="Tahoma"/>
                 <w:sz w:val="18"/>
               </w:rPr>
               <w:t>statement_summary</w:t>
             </w:r>
             <w:r>
               <w:rPr>
-                <w:rFonts w:ascii="Arial" w:hAnsi="Arial" w:eastAsia="Arial"/>
+                <w:rFonts w:ascii="Arial" w:hAnsi="Arial" w:eastAsia="Arial" w:cs="Tahoma"/>
                 <w:sz w:val="18"/>
               </w:rPr>
               <w:t xml:space="preserve"> ของระบบเดิม</w:t>
@@ -3274,13 +3484,13 @@
             </w:pPr>
             <w:r>
               <w:rPr>
-                <w:rFonts w:ascii="Arial" w:hAnsi="Arial" w:eastAsia="Arial"/>
-                <w:sz w:val="18"/>
-              </w:rPr>
-            </w:r>
-            <w:r>
-              <w:rPr>
-                <w:rFonts w:ascii="Arial" w:hAnsi="Arial" w:eastAsia="Arial"/>
+                <w:rFonts w:ascii="Arial" w:hAnsi="Arial" w:eastAsia="Arial" w:cs="Tahoma"/>
+                <w:sz w:val="18"/>
+              </w:rPr>
+            </w:r>
+            <w:r>
+              <w:rPr>
+                <w:rFonts w:ascii="Arial" w:hAnsi="Arial" w:eastAsia="Arial" w:cs="Tahoma"/>
                 <w:sz w:val="18"/>
               </w:rPr>
               <w:t>ยังไม่ตัดสิน</w:t>
@@ -3292,13 +3502,13 @@
     <w:p/>
     <w:p>
       <w:pPr>
-        <w:pStyle w:val="Heading1"/>
+        <w:pStyle w:val="Heading2"/>
         <w:keepNext/>
         <w:keepLines/>
         <w:pageBreakBefore w:val="0"/>
       </w:pPr>
       <w:r>
-        <w:t>5.1 Input / Progress / Output Contract</w:t>
+        <w:t>5.9 Input / Progress / Output Contract</w:t>
       </w:r>
     </w:p>
     <w:tbl>
@@ -3330,7 +3540,7 @@
             <w:r/>
             <w:r>
               <w:rPr>
-                <w:rFonts w:ascii="Arial" w:hAnsi="Arial" w:eastAsia="Arial"/>
+                <w:rFonts w:ascii="Arial" w:hAnsi="Arial" w:eastAsia="Arial" w:cs="Tahoma"/>
                 <w:b/>
                 <w:sz w:val="18"/>
               </w:rPr>
@@ -3352,7 +3562,7 @@
             <w:r/>
             <w:r>
               <w:rPr>
-                <w:rFonts w:ascii="Arial" w:hAnsi="Arial" w:eastAsia="Arial"/>
+                <w:rFonts w:ascii="Arial" w:hAnsi="Arial" w:eastAsia="Arial" w:cs="Tahoma"/>
                 <w:b/>
                 <w:sz w:val="18"/>
               </w:rPr>
@@ -3377,13 +3587,13 @@
             </w:pPr>
             <w:r>
               <w:rPr>
-                <w:rFonts w:ascii="Arial" w:hAnsi="Arial" w:eastAsia="Arial"/>
-                <w:sz w:val="18"/>
-              </w:rPr>
-            </w:r>
-            <w:r>
-              <w:rPr>
-                <w:rFonts w:ascii="Arial" w:hAnsi="Arial" w:eastAsia="Arial"/>
+                <w:rFonts w:ascii="Arial" w:hAnsi="Arial" w:eastAsia="Arial" w:cs="Tahoma"/>
+                <w:sz w:val="18"/>
+              </w:rPr>
+            </w:r>
+            <w:r>
+              <w:rPr>
+                <w:rFonts w:ascii="Arial" w:hAnsi="Arial" w:eastAsia="Arial" w:cs="Tahoma"/>
                 <w:sz w:val="18"/>
               </w:rPr>
               <w:t>Input</w:t>
@@ -3402,13 +3612,13 @@
             </w:pPr>
             <w:r>
               <w:rPr>
-                <w:rFonts w:ascii="Arial" w:hAnsi="Arial" w:eastAsia="Arial"/>
-                <w:sz w:val="18"/>
-              </w:rPr>
-            </w:r>
-            <w:r>
-              <w:rPr>
-                <w:rFonts w:ascii="Arial" w:hAnsi="Arial" w:eastAsia="Arial"/>
+                <w:rFonts w:ascii="Arial" w:hAnsi="Arial" w:eastAsia="Arial" w:cs="Tahoma"/>
+                <w:sz w:val="18"/>
+              </w:rPr>
+            </w:r>
+            <w:r>
+              <w:rPr>
+                <w:rFonts w:ascii="Arial" w:hAnsi="Arial" w:eastAsia="Arial" w:cs="Tahoma"/>
                 <w:sz w:val="18"/>
               </w:rPr>
               <w:t>User action, route/query state, form values, and permission context for this feature.</w:t>
@@ -3432,13 +3642,13 @@
             </w:pPr>
             <w:r>
               <w:rPr>
-                <w:rFonts w:ascii="Arial" w:hAnsi="Arial" w:eastAsia="Arial"/>
-                <w:sz w:val="18"/>
-              </w:rPr>
-            </w:r>
-            <w:r>
-              <w:rPr>
-                <w:rFonts w:ascii="Arial" w:hAnsi="Arial" w:eastAsia="Arial"/>
+                <w:rFonts w:ascii="Arial" w:hAnsi="Arial" w:eastAsia="Arial" w:cs="Tahoma"/>
+                <w:sz w:val="18"/>
+              </w:rPr>
+            </w:r>
+            <w:r>
+              <w:rPr>
+                <w:rFonts w:ascii="Arial" w:hAnsi="Arial" w:eastAsia="Arial" w:cs="Tahoma"/>
                 <w:sz w:val="18"/>
               </w:rPr>
               <w:t>Progress</w:t>
@@ -3457,13 +3667,13 @@
             </w:pPr>
             <w:r>
               <w:rPr>
-                <w:rFonts w:ascii="Arial" w:hAnsi="Arial" w:eastAsia="Arial"/>
-                <w:sz w:val="18"/>
-              </w:rPr>
-            </w:r>
-            <w:r>
-              <w:rPr>
-                <w:rFonts w:ascii="Arial" w:hAnsi="Arial" w:eastAsia="Arial"/>
+                <w:rFonts w:ascii="Arial" w:hAnsi="Arial" w:eastAsia="Arial" w:cs="Tahoma"/>
+                <w:sz w:val="18"/>
+              </w:rPr>
+            </w:r>
+            <w:r>
+              <w:rPr>
+                <w:rFonts w:ascii="Arial" w:hAnsi="Arial" w:eastAsia="Arial" w:cs="Tahoma"/>
                 <w:sz w:val="18"/>
               </w:rPr>
               <w:t>BFF forward request พร้อม header ตัวตนมาที่ store-backend; Guard ตรวจ x-api-key แล้ว map header เป็น user context; Controller/Service ทำงานโดยใช้ user context (ไม่มี JWT ของ SBPGI เอง); ผลลัพธ์ถูกห่อด้วย ResponseInterceptor เป็น {success, data}</w:t>
@@ -3487,13 +3697,13 @@
             </w:pPr>
             <w:r>
               <w:rPr>
-                <w:rFonts w:ascii="Arial" w:hAnsi="Arial" w:eastAsia="Arial"/>
-                <w:sz w:val="18"/>
-              </w:rPr>
-            </w:r>
-            <w:r>
-              <w:rPr>
-                <w:rFonts w:ascii="Arial" w:hAnsi="Arial" w:eastAsia="Arial"/>
+                <w:rFonts w:ascii="Arial" w:hAnsi="Arial" w:eastAsia="Arial" w:cs="Tahoma"/>
+                <w:sz w:val="18"/>
+              </w:rPr>
+            </w:r>
+            <w:r>
+              <w:rPr>
+                <w:rFonts w:ascii="Arial" w:hAnsi="Arial" w:eastAsia="Arial" w:cs="Tahoma"/>
                 <w:sz w:val="18"/>
               </w:rPr>
               <w:t>Output</w:t>
@@ -3512,16 +3722,16 @@
             </w:pPr>
             <w:r>
               <w:rPr>
-                <w:rFonts w:ascii="Arial" w:hAnsi="Arial" w:eastAsia="Arial"/>
-                <w:sz w:val="18"/>
-              </w:rPr>
-            </w:r>
-            <w:r>
-              <w:rPr>
-                <w:rFonts w:ascii="Arial" w:hAnsi="Arial" w:eastAsia="Arial"/>
-                <w:sz w:val="18"/>
-              </w:rPr>
-              <w:t>email_template / email_sent (sps_store); document_attachments (SBPGI)</w:t>
+                <w:rFonts w:ascii="Arial" w:hAnsi="Arial" w:eastAsia="Arial" w:cs="Tahoma"/>
+                <w:sz w:val="18"/>
+              </w:rPr>
+            </w:r>
+            <w:r>
+              <w:rPr>
+                <w:rFonts w:ascii="Arial" w:hAnsi="Arial" w:eastAsia="Arial" w:cs="Tahoma"/>
+                <w:sz w:val="18"/>
+              </w:rPr>
+              <w:t>document_attachments (SBPGI)</w:t>
             </w:r>
           </w:p>
         </w:tc>
@@ -3570,7 +3780,7 @@
             <w:r/>
             <w:r>
               <w:rPr>
-                <w:rFonts w:ascii="Arial" w:hAnsi="Arial" w:eastAsia="Arial"/>
+                <w:rFonts w:ascii="Arial" w:hAnsi="Arial" w:eastAsia="Arial" w:cs="Tahoma"/>
                 <w:b/>
                 <w:sz w:val="18"/>
               </w:rPr>
@@ -3592,7 +3802,7 @@
             <w:r/>
             <w:r>
               <w:rPr>
-                <w:rFonts w:ascii="Arial" w:hAnsi="Arial" w:eastAsia="Arial"/>
+                <w:rFonts w:ascii="Arial" w:hAnsi="Arial" w:eastAsia="Arial" w:cs="Tahoma"/>
                 <w:b/>
                 <w:sz w:val="18"/>
               </w:rPr>
@@ -3614,7 +3824,7 @@
             <w:r/>
             <w:r>
               <w:rPr>
-                <w:rFonts w:ascii="Arial" w:hAnsi="Arial" w:eastAsia="Arial"/>
+                <w:rFonts w:ascii="Arial" w:hAnsi="Arial" w:eastAsia="Arial" w:cs="Tahoma"/>
                 <w:b/>
                 <w:sz w:val="18"/>
               </w:rPr>
@@ -3636,7 +3846,7 @@
             <w:r/>
             <w:r>
               <w:rPr>
-                <w:rFonts w:ascii="Arial" w:hAnsi="Arial" w:eastAsia="Arial"/>
+                <w:rFonts w:ascii="Arial" w:hAnsi="Arial" w:eastAsia="Arial" w:cs="Tahoma"/>
                 <w:b/>
                 <w:sz w:val="18"/>
               </w:rPr>
@@ -3661,13 +3871,13 @@
             </w:pPr>
             <w:r>
               <w:rPr>
-                <w:rFonts w:ascii="Arial" w:hAnsi="Arial" w:eastAsia="Arial"/>
-                <w:sz w:val="18"/>
-              </w:rPr>
-            </w:r>
-            <w:r>
-              <w:rPr>
-                <w:rFonts w:ascii="Arial" w:hAnsi="Arial" w:eastAsia="Arial"/>
+                <w:rFonts w:ascii="Arial" w:hAnsi="Arial" w:eastAsia="Arial" w:cs="Tahoma"/>
+                <w:sz w:val="18"/>
+              </w:rPr>
+            </w:r>
+            <w:r>
+              <w:rPr>
+                <w:rFonts w:ascii="Arial" w:hAnsi="Arial" w:eastAsia="Arial" w:cs="Tahoma"/>
                 <w:sz w:val="18"/>
               </w:rPr>
               <w:t>Internal service</w:t>
@@ -3686,13 +3896,13 @@
             </w:pPr>
             <w:r>
               <w:rPr>
-                <w:rFonts w:ascii="Arial" w:hAnsi="Arial" w:eastAsia="Arial"/>
-                <w:sz w:val="18"/>
-              </w:rPr>
-            </w:r>
-            <w:r>
-              <w:rPr>
-                <w:rFonts w:ascii="Arial" w:hAnsi="Arial" w:eastAsia="Arial"/>
+                <w:rFonts w:ascii="Arial" w:hAnsi="Arial" w:eastAsia="Arial" w:cs="Tahoma"/>
+                <w:sz w:val="18"/>
+              </w:rPr>
+            </w:r>
+            <w:r>
+              <w:rPr>
+                <w:rFonts w:ascii="Arial" w:hAnsi="Arial" w:eastAsia="Arial" w:cs="Tahoma"/>
                 <w:sz w:val="18"/>
               </w:rPr>
               <w:t>กำหนดวิธีที่ SBPGI ต่อกับแพลตฟอร์ม SBP เดิม: BFF header/ตัวตน, response envelope, ไฟล์บน S3, อีเมลผ่าน @gosoft-sbp/email-lib และค่ากำหนดกลางใน mas_param/common_code — เป็น blocker ที่ต้องปิดในสัปดาห์แรก</w:t>
@@ -3711,13 +3921,13 @@
             </w:pPr>
             <w:r>
               <w:rPr>
-                <w:rFonts w:ascii="Arial" w:hAnsi="Arial" w:eastAsia="Arial"/>
-                <w:sz w:val="18"/>
-              </w:rPr>
-            </w:r>
-            <w:r>
-              <w:rPr>
-                <w:rFonts w:ascii="Arial" w:hAnsi="Arial" w:eastAsia="Arial"/>
+                <w:rFonts w:ascii="Arial" w:hAnsi="Arial" w:eastAsia="Arial" w:cs="Tahoma"/>
+                <w:sz w:val="18"/>
+              </w:rPr>
+            </w:r>
+            <w:r>
+              <w:rPr>
+                <w:rFonts w:ascii="Arial" w:hAnsi="Arial" w:eastAsia="Arial" w:cs="Tahoma"/>
                 <w:sz w:val="18"/>
               </w:rPr>
               <w:t>เรียกจาก use case ภายในเท่านั้น</w:t>
@@ -3736,13 +3946,13 @@
             </w:pPr>
             <w:r>
               <w:rPr>
-                <w:rFonts w:ascii="Arial" w:hAnsi="Arial" w:eastAsia="Arial"/>
-                <w:sz w:val="18"/>
-              </w:rPr>
-            </w:r>
-            <w:r>
-              <w:rPr>
-                <w:rFonts w:ascii="Arial" w:hAnsi="Arial" w:eastAsia="Arial"/>
+                <w:rFonts w:ascii="Arial" w:hAnsi="Arial" w:eastAsia="Arial" w:cs="Tahoma"/>
+                <w:sz w:val="18"/>
+              </w:rPr>
+            </w:r>
+            <w:r>
+              <w:rPr>
+                <w:rFonts w:ascii="Arial" w:hAnsi="Arial" w:eastAsia="Arial" w:cs="Tahoma"/>
                 <w:sz w:val="18"/>
               </w:rPr>
               <w:t>ไม่มี endpoint ใดของ SBPGI ออก/ตรวจ JWT เอง</w:t>
@@ -3793,7 +4003,7 @@
             <w:r/>
             <w:r>
               <w:rPr>
-                <w:rFonts w:ascii="Arial" w:hAnsi="Arial" w:eastAsia="Arial"/>
+                <w:rFonts w:ascii="Arial" w:hAnsi="Arial" w:eastAsia="Arial" w:cs="Tahoma"/>
                 <w:b/>
                 <w:sz w:val="18"/>
               </w:rPr>
@@ -3815,7 +4025,7 @@
             <w:r/>
             <w:r>
               <w:rPr>
-                <w:rFonts w:ascii="Arial" w:hAnsi="Arial" w:eastAsia="Arial"/>
+                <w:rFonts w:ascii="Arial" w:hAnsi="Arial" w:eastAsia="Arial" w:cs="Tahoma"/>
                 <w:b/>
                 <w:sz w:val="18"/>
               </w:rPr>
@@ -3837,7 +4047,7 @@
             <w:r/>
             <w:r>
               <w:rPr>
-                <w:rFonts w:ascii="Arial" w:hAnsi="Arial" w:eastAsia="Arial"/>
+                <w:rFonts w:ascii="Arial" w:hAnsi="Arial" w:eastAsia="Arial" w:cs="Tahoma"/>
                 <w:b/>
                 <w:sz w:val="18"/>
               </w:rPr>
@@ -3862,13 +4072,13 @@
             </w:pPr>
             <w:r>
               <w:rPr>
-                <w:rFonts w:ascii="Arial" w:hAnsi="Arial" w:eastAsia="Arial"/>
-                <w:sz w:val="18"/>
-              </w:rPr>
-            </w:r>
-            <w:r>
-              <w:rPr>
-                <w:rFonts w:ascii="Arial" w:hAnsi="Arial" w:eastAsia="Arial"/>
+                <w:rFonts w:ascii="Arial" w:hAnsi="Arial" w:eastAsia="Arial" w:cs="Tahoma"/>
+                <w:sz w:val="18"/>
+              </w:rPr>
+            </w:r>
+            <w:r>
+              <w:rPr>
+                <w:rFonts w:ascii="Arial" w:hAnsi="Arial" w:eastAsia="Arial" w:cs="Tahoma"/>
                 <w:sz w:val="18"/>
               </w:rPr>
               <w:t>1</w:t>
@@ -3887,13 +4097,13 @@
             </w:pPr>
             <w:r>
               <w:rPr>
-                <w:rFonts w:ascii="Arial" w:hAnsi="Arial" w:eastAsia="Arial"/>
-                <w:sz w:val="18"/>
-              </w:rPr>
-            </w:r>
-            <w:r>
-              <w:rPr>
-                <w:rFonts w:ascii="Arial" w:hAnsi="Arial" w:eastAsia="Arial"/>
+                <w:rFonts w:ascii="Arial" w:hAnsi="Arial" w:eastAsia="Arial" w:cs="Tahoma"/>
+                <w:sz w:val="18"/>
+              </w:rPr>
+            </w:r>
+            <w:r>
+              <w:rPr>
+                <w:rFonts w:ascii="Arial" w:hAnsi="Arial" w:eastAsia="Arial" w:cs="Tahoma"/>
                 <w:sz w:val="18"/>
               </w:rPr>
               <w:t>BFF forward request พร้อม header ตัวตนมาที่ store-backend</w:t>
@@ -3912,13 +4122,13 @@
             </w:pPr>
             <w:r>
               <w:rPr>
-                <w:rFonts w:ascii="Arial" w:hAnsi="Arial" w:eastAsia="Arial"/>
-                <w:sz w:val="18"/>
-              </w:rPr>
-            </w:r>
-            <w:r>
-              <w:rPr>
-                <w:rFonts w:ascii="Arial" w:hAnsi="Arial" w:eastAsia="Arial"/>
+                <w:rFonts w:ascii="Arial" w:hAnsi="Arial" w:eastAsia="Arial" w:cs="Tahoma"/>
+                <w:sz w:val="18"/>
+              </w:rPr>
+            </w:r>
+            <w:r>
+              <w:rPr>
+                <w:rFonts w:ascii="Arial" w:hAnsi="Arial" w:eastAsia="Arial" w:cs="Tahoma"/>
                 <w:sz w:val="18"/>
               </w:rPr>
               <w:t>ไม่ส่ง x-api-key ต้องได้ 401 ตาม envelope มาตรฐาน</w:t>
@@ -3942,13 +4152,13 @@
             </w:pPr>
             <w:r>
               <w:rPr>
-                <w:rFonts w:ascii="Arial" w:hAnsi="Arial" w:eastAsia="Arial"/>
-                <w:sz w:val="18"/>
-              </w:rPr>
-            </w:r>
-            <w:r>
-              <w:rPr>
-                <w:rFonts w:ascii="Arial" w:hAnsi="Arial" w:eastAsia="Arial"/>
+                <w:rFonts w:ascii="Arial" w:hAnsi="Arial" w:eastAsia="Arial" w:cs="Tahoma"/>
+                <w:sz w:val="18"/>
+              </w:rPr>
+            </w:r>
+            <w:r>
+              <w:rPr>
+                <w:rFonts w:ascii="Arial" w:hAnsi="Arial" w:eastAsia="Arial" w:cs="Tahoma"/>
                 <w:sz w:val="18"/>
               </w:rPr>
               <w:t>2</w:t>
@@ -3967,13 +4177,13 @@
             </w:pPr>
             <w:r>
               <w:rPr>
-                <w:rFonts w:ascii="Arial" w:hAnsi="Arial" w:eastAsia="Arial"/>
-                <w:sz w:val="18"/>
-              </w:rPr>
-            </w:r>
-            <w:r>
-              <w:rPr>
-                <w:rFonts w:ascii="Arial" w:hAnsi="Arial" w:eastAsia="Arial"/>
+                <w:rFonts w:ascii="Arial" w:hAnsi="Arial" w:eastAsia="Arial" w:cs="Tahoma"/>
+                <w:sz w:val="18"/>
+              </w:rPr>
+            </w:r>
+            <w:r>
+              <w:rPr>
+                <w:rFonts w:ascii="Arial" w:hAnsi="Arial" w:eastAsia="Arial" w:cs="Tahoma"/>
                 <w:sz w:val="18"/>
               </w:rPr>
               <w:t>Guard ตรวจ x-api-key แล้ว map header เป็น user context</w:t>
@@ -3992,13 +4202,13 @@
             </w:pPr>
             <w:r>
               <w:rPr>
-                <w:rFonts w:ascii="Arial" w:hAnsi="Arial" w:eastAsia="Arial"/>
-                <w:sz w:val="18"/>
-              </w:rPr>
-            </w:r>
-            <w:r>
-              <w:rPr>
-                <w:rFonts w:ascii="Arial" w:hAnsi="Arial" w:eastAsia="Arial"/>
+                <w:rFonts w:ascii="Arial" w:hAnsi="Arial" w:eastAsia="Arial" w:cs="Tahoma"/>
+                <w:sz w:val="18"/>
+              </w:rPr>
+            </w:r>
+            <w:r>
+              <w:rPr>
+                <w:rFonts w:ascii="Arial" w:hAnsi="Arial" w:eastAsia="Arial" w:cs="Tahoma"/>
                 <w:sz w:val="18"/>
               </w:rPr>
               <w:t>ส่ง x-user-id ที่ไม่มีสิทธิ์เมนูต้องได้ 403</w:t>
@@ -4022,13 +4232,13 @@
             </w:pPr>
             <w:r>
               <w:rPr>
-                <w:rFonts w:ascii="Arial" w:hAnsi="Arial" w:eastAsia="Arial"/>
-                <w:sz w:val="18"/>
-              </w:rPr>
-            </w:r>
-            <w:r>
-              <w:rPr>
-                <w:rFonts w:ascii="Arial" w:hAnsi="Arial" w:eastAsia="Arial"/>
+                <w:rFonts w:ascii="Arial" w:hAnsi="Arial" w:eastAsia="Arial" w:cs="Tahoma"/>
+                <w:sz w:val="18"/>
+              </w:rPr>
+            </w:r>
+            <w:r>
+              <w:rPr>
+                <w:rFonts w:ascii="Arial" w:hAnsi="Arial" w:eastAsia="Arial" w:cs="Tahoma"/>
                 <w:sz w:val="18"/>
               </w:rPr>
               <w:t>3</w:t>
@@ -4047,13 +4257,13 @@
             </w:pPr>
             <w:r>
               <w:rPr>
-                <w:rFonts w:ascii="Arial" w:hAnsi="Arial" w:eastAsia="Arial"/>
-                <w:sz w:val="18"/>
-              </w:rPr>
-            </w:r>
-            <w:r>
-              <w:rPr>
-                <w:rFonts w:ascii="Arial" w:hAnsi="Arial" w:eastAsia="Arial"/>
+                <w:rFonts w:ascii="Arial" w:hAnsi="Arial" w:eastAsia="Arial" w:cs="Tahoma"/>
+                <w:sz w:val="18"/>
+              </w:rPr>
+            </w:r>
+            <w:r>
+              <w:rPr>
+                <w:rFonts w:ascii="Arial" w:hAnsi="Arial" w:eastAsia="Arial" w:cs="Tahoma"/>
                 <w:sz w:val="18"/>
               </w:rPr>
               <w:t>Controller/Service ทำงานโดยใช้ user context (ไม่มี JWT ของ SBPGI เอง)</w:t>
@@ -4072,13 +4282,13 @@
             </w:pPr>
             <w:r>
               <w:rPr>
-                <w:rFonts w:ascii="Arial" w:hAnsi="Arial" w:eastAsia="Arial"/>
-                <w:sz w:val="18"/>
-              </w:rPr>
-            </w:r>
-            <w:r>
-              <w:rPr>
-                <w:rFonts w:ascii="Arial" w:hAnsi="Arial" w:eastAsia="Arial"/>
+                <w:rFonts w:ascii="Arial" w:hAnsi="Arial" w:eastAsia="Arial" w:cs="Tahoma"/>
+                <w:sz w:val="18"/>
+              </w:rPr>
+            </w:r>
+            <w:r>
+              <w:rPr>
+                <w:rFonts w:ascii="Arial" w:hAnsi="Arial" w:eastAsia="Arial" w:cs="Tahoma"/>
                 <w:sz w:val="18"/>
               </w:rPr>
               <w:t>upload ไฟล์ 6MB ต้องถูก block ก่อนขึ้น S3</w:t>
@@ -4102,13 +4312,13 @@
             </w:pPr>
             <w:r>
               <w:rPr>
-                <w:rFonts w:ascii="Arial" w:hAnsi="Arial" w:eastAsia="Arial"/>
-                <w:sz w:val="18"/>
-              </w:rPr>
-            </w:r>
-            <w:r>
-              <w:rPr>
-                <w:rFonts w:ascii="Arial" w:hAnsi="Arial" w:eastAsia="Arial"/>
+                <w:rFonts w:ascii="Arial" w:hAnsi="Arial" w:eastAsia="Arial" w:cs="Tahoma"/>
+                <w:sz w:val="18"/>
+              </w:rPr>
+            </w:r>
+            <w:r>
+              <w:rPr>
+                <w:rFonts w:ascii="Arial" w:hAnsi="Arial" w:eastAsia="Arial" w:cs="Tahoma"/>
                 <w:sz w:val="18"/>
               </w:rPr>
               <w:t>4</w:t>
@@ -4127,13 +4337,13 @@
             </w:pPr>
             <w:r>
               <w:rPr>
-                <w:rFonts w:ascii="Arial" w:hAnsi="Arial" w:eastAsia="Arial"/>
-                <w:sz w:val="18"/>
-              </w:rPr>
-            </w:r>
-            <w:r>
-              <w:rPr>
-                <w:rFonts w:ascii="Arial" w:hAnsi="Arial" w:eastAsia="Arial"/>
+                <w:rFonts w:ascii="Arial" w:hAnsi="Arial" w:eastAsia="Arial" w:cs="Tahoma"/>
+                <w:sz w:val="18"/>
+              </w:rPr>
+            </w:r>
+            <w:r>
+              <w:rPr>
+                <w:rFonts w:ascii="Arial" w:hAnsi="Arial" w:eastAsia="Arial" w:cs="Tahoma"/>
                 <w:sz w:val="18"/>
               </w:rPr>
               <w:t>ผลลัพธ์ถูกห่อด้วย ResponseInterceptor เป็น {success, data}</w:t>
@@ -4152,13 +4362,13 @@
             </w:pPr>
             <w:r>
               <w:rPr>
-                <w:rFonts w:ascii="Arial" w:hAnsi="Arial" w:eastAsia="Arial"/>
-                <w:sz w:val="18"/>
-              </w:rPr>
-            </w:r>
-            <w:r>
-              <w:rPr>
-                <w:rFonts w:ascii="Arial" w:hAnsi="Arial" w:eastAsia="Arial"/>
+                <w:rFonts w:ascii="Arial" w:hAnsi="Arial" w:eastAsia="Arial" w:cs="Tahoma"/>
+                <w:sz w:val="18"/>
+              </w:rPr>
+            </w:r>
+            <w:r>
+              <w:rPr>
+                <w:rFonts w:ascii="Arial" w:hAnsi="Arial" w:eastAsia="Arial" w:cs="Tahoma"/>
                 <w:sz w:val="18"/>
               </w:rPr>
               <w:t>download ไฟล์ของเอกสารที่ผู้ใช้ไม่เกี่ยวข้องต้องถูก block</w:t>
@@ -4182,13 +4392,13 @@
             </w:pPr>
             <w:r>
               <w:rPr>
-                <w:rFonts w:ascii="Arial" w:hAnsi="Arial" w:eastAsia="Arial"/>
-                <w:sz w:val="18"/>
-              </w:rPr>
-            </w:r>
-            <w:r>
-              <w:rPr>
-                <w:rFonts w:ascii="Arial" w:hAnsi="Arial" w:eastAsia="Arial"/>
+                <w:rFonts w:ascii="Arial" w:hAnsi="Arial" w:eastAsia="Arial" w:cs="Tahoma"/>
+                <w:sz w:val="18"/>
+              </w:rPr>
+            </w:r>
+            <w:r>
+              <w:rPr>
+                <w:rFonts w:ascii="Arial" w:hAnsi="Arial" w:eastAsia="Arial" w:cs="Tahoma"/>
                 <w:sz w:val="18"/>
               </w:rPr>
               <w:t>5</w:t>
@@ -4207,13 +4417,13 @@
             </w:pPr>
             <w:r>
               <w:rPr>
-                <w:rFonts w:ascii="Arial" w:hAnsi="Arial" w:eastAsia="Arial"/>
-                <w:sz w:val="18"/>
-              </w:rPr>
-            </w:r>
-            <w:r>
-              <w:rPr>
-                <w:rFonts w:ascii="Arial" w:hAnsi="Arial" w:eastAsia="Arial"/>
+                <w:rFonts w:ascii="Arial" w:hAnsi="Arial" w:eastAsia="Arial" w:cs="Tahoma"/>
+                <w:sz w:val="18"/>
+              </w:rPr>
+            </w:r>
+            <w:r>
+              <w:rPr>
+                <w:rFonts w:ascii="Arial" w:hAnsi="Arial" w:eastAsia="Arial" w:cs="Tahoma"/>
                 <w:sz w:val="18"/>
               </w:rPr>
               <w:t>ไฟล์แนบวิ่งผ่าน service S3 เดิม · เก็บเฉพาะ metadata ใน SBPGI</w:t>
@@ -4232,13 +4442,13 @@
             </w:pPr>
             <w:r>
               <w:rPr>
-                <w:rFonts w:ascii="Arial" w:hAnsi="Arial" w:eastAsia="Arial"/>
-                <w:sz w:val="18"/>
-              </w:rPr>
-            </w:r>
-            <w:r>
-              <w:rPr>
-                <w:rFonts w:ascii="Arial" w:hAnsi="Arial" w:eastAsia="Arial"/>
+                <w:rFonts w:ascii="Arial" w:hAnsi="Arial" w:eastAsia="Arial" w:cs="Tahoma"/>
+                <w:sz w:val="18"/>
+              </w:rPr>
+            </w:r>
+            <w:r>
+              <w:rPr>
+                <w:rFonts w:ascii="Arial" w:hAnsi="Arial" w:eastAsia="Arial" w:cs="Tahoma"/>
                 <w:sz w:val="18"/>
               </w:rPr>
               <w:t>เปลี่ยนค่า SBPGI_APPROVE_LIMIT ใน common_code แล้ว route อนุมัติเปลี่ยนตามโดยไม่ deploy</w:t>
@@ -4262,13 +4472,13 @@
             </w:pPr>
             <w:r>
               <w:rPr>
-                <w:rFonts w:ascii="Arial" w:hAnsi="Arial" w:eastAsia="Arial"/>
-                <w:sz w:val="18"/>
-              </w:rPr>
-            </w:r>
-            <w:r>
-              <w:rPr>
-                <w:rFonts w:ascii="Arial" w:hAnsi="Arial" w:eastAsia="Arial"/>
+                <w:rFonts w:ascii="Arial" w:hAnsi="Arial" w:eastAsia="Arial" w:cs="Tahoma"/>
+                <w:sz w:val="18"/>
+              </w:rPr>
+            </w:r>
+            <w:r>
+              <w:rPr>
+                <w:rFonts w:ascii="Arial" w:hAnsi="Arial" w:eastAsia="Arial" w:cs="Tahoma"/>
                 <w:sz w:val="18"/>
               </w:rPr>
               <w:t>6</w:t>
@@ -4287,13 +4497,13 @@
             </w:pPr>
             <w:r>
               <w:rPr>
-                <w:rFonts w:ascii="Arial" w:hAnsi="Arial" w:eastAsia="Arial"/>
-                <w:sz w:val="18"/>
-              </w:rPr>
-            </w:r>
-            <w:r>
-              <w:rPr>
-                <w:rFonts w:ascii="Arial" w:hAnsi="Arial" w:eastAsia="Arial"/>
+                <w:rFonts w:ascii="Arial" w:hAnsi="Arial" w:eastAsia="Arial" w:cs="Tahoma"/>
+                <w:sz w:val="18"/>
+              </w:rPr>
+            </w:r>
+            <w:r>
+              <w:rPr>
+                <w:rFonts w:ascii="Arial" w:hAnsi="Arial" w:eastAsia="Arial" w:cs="Tahoma"/>
                 <w:sz w:val="18"/>
               </w:rPr>
               <w:t>อีเมลส่งผ่าน email-lib โดยอ่าน template จาก email_template และบันทึกผลที่ email_sent</w:t>
@@ -4312,13 +4522,13 @@
             </w:pPr>
             <w:r>
               <w:rPr>
-                <w:rFonts w:ascii="Arial" w:hAnsi="Arial" w:eastAsia="Arial"/>
-                <w:sz w:val="18"/>
-              </w:rPr>
-            </w:r>
-            <w:r>
-              <w:rPr>
-                <w:rFonts w:ascii="Arial" w:hAnsi="Arial" w:eastAsia="Arial"/>
+                <w:rFonts w:ascii="Arial" w:hAnsi="Arial" w:eastAsia="Arial" w:cs="Tahoma"/>
+                <w:sz w:val="18"/>
+              </w:rPr>
+            </w:r>
+            <w:r>
+              <w:rPr>
+                <w:rFonts w:ascii="Arial" w:hAnsi="Arial" w:eastAsia="Arial" w:cs="Tahoma"/>
                 <w:sz w:val="18"/>
               </w:rPr>
               <w:t>ส่งอีเมลสำเร็จแล้วมีแถวใน email_sent</w:t>
@@ -4342,13 +4552,13 @@
             </w:pPr>
             <w:r>
               <w:rPr>
-                <w:rFonts w:ascii="Arial" w:hAnsi="Arial" w:eastAsia="Arial"/>
-                <w:sz w:val="18"/>
-              </w:rPr>
-            </w:r>
-            <w:r>
-              <w:rPr>
-                <w:rFonts w:ascii="Arial" w:hAnsi="Arial" w:eastAsia="Arial"/>
+                <w:rFonts w:ascii="Arial" w:hAnsi="Arial" w:eastAsia="Arial" w:cs="Tahoma"/>
+                <w:sz w:val="18"/>
+              </w:rPr>
+            </w:r>
+            <w:r>
+              <w:rPr>
+                <w:rFonts w:ascii="Arial" w:hAnsi="Arial" w:eastAsia="Arial" w:cs="Tahoma"/>
                 <w:sz w:val="18"/>
               </w:rPr>
               <w:t>7</w:t>
@@ -4367,13 +4577,13 @@
             </w:pPr>
             <w:r>
               <w:rPr>
-                <w:rFonts w:ascii="Arial" w:hAnsi="Arial" w:eastAsia="Arial"/>
-                <w:sz w:val="18"/>
-              </w:rPr>
-            </w:r>
-            <w:r>
-              <w:rPr>
-                <w:rFonts w:ascii="Arial" w:hAnsi="Arial" w:eastAsia="Arial"/>
+                <w:rFonts w:ascii="Arial" w:hAnsi="Arial" w:eastAsia="Arial" w:cs="Tahoma"/>
+                <w:sz w:val="18"/>
+              </w:rPr>
+            </w:r>
+            <w:r>
+              <w:rPr>
+                <w:rFonts w:ascii="Arial" w:hAnsi="Arial" w:eastAsia="Arial" w:cs="Tahoma"/>
                 <w:sz w:val="18"/>
               </w:rPr>
               <w:t>ค่ากำหนด/วงเงินอ่านจาก mas_param และ common_code ทุกครั้ง ไม่ cache ข้ามรอบโดยไม่มี TTL</w:t>
@@ -4392,13 +4602,13 @@
             </w:pPr>
             <w:r>
               <w:rPr>
-                <w:rFonts w:ascii="Arial" w:hAnsi="Arial" w:eastAsia="Arial"/>
-                <w:sz w:val="18"/>
-              </w:rPr>
-            </w:r>
-            <w:r>
-              <w:rPr>
-                <w:rFonts w:ascii="Arial" w:hAnsi="Arial" w:eastAsia="Arial"/>
+                <w:rFonts w:ascii="Arial" w:hAnsi="Arial" w:eastAsia="Arial" w:cs="Tahoma"/>
+                <w:sz w:val="18"/>
+              </w:rPr>
+            </w:r>
+            <w:r>
+              <w:rPr>
+                <w:rFonts w:ascii="Arial" w:hAnsi="Arial" w:eastAsia="Arial" w:cs="Tahoma"/>
                 <w:sz w:val="18"/>
               </w:rPr>
               <w:t>ไม่ส่ง x-api-key ต้องได้ 401 ตาม envelope มาตรฐาน</w:t>
@@ -4450,7 +4660,7 @@
             <w:r/>
             <w:r>
               <w:rPr>
-                <w:rFonts w:ascii="Arial" w:hAnsi="Arial" w:eastAsia="Arial"/>
+                <w:rFonts w:ascii="Arial" w:hAnsi="Arial" w:eastAsia="Arial" w:cs="Tahoma"/>
                 <w:b/>
                 <w:sz w:val="18"/>
               </w:rPr>
@@ -4472,7 +4682,7 @@
             <w:r/>
             <w:r>
               <w:rPr>
-                <w:rFonts w:ascii="Arial" w:hAnsi="Arial" w:eastAsia="Arial"/>
+                <w:rFonts w:ascii="Arial" w:hAnsi="Arial" w:eastAsia="Arial" w:cs="Tahoma"/>
                 <w:b/>
                 <w:sz w:val="18"/>
               </w:rPr>
@@ -4494,7 +4704,7 @@
             <w:r/>
             <w:r>
               <w:rPr>
-                <w:rFonts w:ascii="Arial" w:hAnsi="Arial" w:eastAsia="Arial"/>
+                <w:rFonts w:ascii="Arial" w:hAnsi="Arial" w:eastAsia="Arial" w:cs="Tahoma"/>
                 <w:b/>
                 <w:sz w:val="18"/>
               </w:rPr>
@@ -4516,7 +4726,7 @@
             <w:r/>
             <w:r>
               <w:rPr>
-                <w:rFonts w:ascii="Arial" w:hAnsi="Arial" w:eastAsia="Arial"/>
+                <w:rFonts w:ascii="Arial" w:hAnsi="Arial" w:eastAsia="Arial" w:cs="Tahoma"/>
                 <w:b/>
                 <w:sz w:val="18"/>
               </w:rPr>
@@ -4541,13 +4751,13 @@
             </w:pPr>
             <w:r>
               <w:rPr>
-                <w:rFonts w:ascii="Arial" w:hAnsi="Arial" w:eastAsia="Arial"/>
-                <w:sz w:val="18"/>
-              </w:rPr>
-            </w:r>
-            <w:r>
-              <w:rPr>
-                <w:rFonts w:ascii="Arial" w:hAnsi="Arial" w:eastAsia="Arial"/>
+                <w:rFonts w:ascii="Arial" w:hAnsi="Arial" w:eastAsia="Arial" w:cs="Tahoma"/>
+                <w:sz w:val="18"/>
+              </w:rPr>
+            </w:r>
+            <w:r>
+              <w:rPr>
+                <w:rFonts w:ascii="Arial" w:hAnsi="Arial" w:eastAsia="Arial" w:cs="Tahoma"/>
                 <w:sz w:val="18"/>
               </w:rPr>
               <w:t>อ่านตัวตนผู้ใช้</w:t>
@@ -4566,13 +4776,13 @@
             </w:pPr>
             <w:r>
               <w:rPr>
-                <w:rFonts w:ascii="Arial" w:hAnsi="Arial" w:eastAsia="Arial"/>
-                <w:sz w:val="18"/>
-              </w:rPr>
-            </w:r>
-            <w:r>
-              <w:rPr>
-                <w:rFonts w:ascii="Arial" w:hAnsi="Arial" w:eastAsia="Arial"/>
+                <w:rFonts w:ascii="Arial" w:hAnsi="Arial" w:eastAsia="Arial" w:cs="Tahoma"/>
+                <w:sz w:val="18"/>
+              </w:rPr>
+            </w:r>
+            <w:r>
+              <w:rPr>
+                <w:rFonts w:ascii="Arial" w:hAnsi="Arial" w:eastAsia="Arial" w:cs="Tahoma"/>
                 <w:sz w:val="18"/>
               </w:rPr>
               <w:t>ทุก request</w:t>
@@ -4591,13 +4801,13 @@
             </w:pPr>
             <w:r>
               <w:rPr>
-                <w:rFonts w:ascii="Arial" w:hAnsi="Arial" w:eastAsia="Arial"/>
-                <w:sz w:val="18"/>
-              </w:rPr>
-            </w:r>
-            <w:r>
-              <w:rPr>
-                <w:rFonts w:ascii="Arial" w:hAnsi="Arial" w:eastAsia="Arial"/>
+                <w:rFonts w:ascii="Arial" w:hAnsi="Arial" w:eastAsia="Arial" w:cs="Tahoma"/>
+                <w:sz w:val="18"/>
+              </w:rPr>
+            </w:r>
+            <w:r>
+              <w:rPr>
+                <w:rFonts w:ascii="Arial" w:hAnsi="Arial" w:eastAsia="Arial" w:cs="Tahoma"/>
                 <w:sz w:val="18"/>
               </w:rPr>
               <w:t>guard อ่าน BFF header</w:t>
@@ -4616,13 +4826,13 @@
             </w:pPr>
             <w:r>
               <w:rPr>
-                <w:rFonts w:ascii="Arial" w:hAnsi="Arial" w:eastAsia="Arial"/>
-                <w:sz w:val="18"/>
-              </w:rPr>
-            </w:r>
-            <w:r>
-              <w:rPr>
-                <w:rFonts w:ascii="Arial" w:hAnsi="Arial" w:eastAsia="Arial"/>
+                <w:rFonts w:ascii="Arial" w:hAnsi="Arial" w:eastAsia="Arial" w:cs="Tahoma"/>
+                <w:sz w:val="18"/>
+              </w:rPr>
+            </w:r>
+            <w:r>
+              <w:rPr>
+                <w:rFonts w:ascii="Arial" w:hAnsi="Arial" w:eastAsia="Arial" w:cs="Tahoma"/>
                 <w:sz w:val="18"/>
               </w:rPr>
               <w:t>req.user = {userId, groupId, permissions}</w:t>
@@ -4646,13 +4856,13 @@
             </w:pPr>
             <w:r>
               <w:rPr>
-                <w:rFonts w:ascii="Arial" w:hAnsi="Arial" w:eastAsia="Arial"/>
-                <w:sz w:val="18"/>
-              </w:rPr>
-            </w:r>
-            <w:r>
-              <w:rPr>
-                <w:rFonts w:ascii="Arial" w:hAnsi="Arial" w:eastAsia="Arial"/>
+                <w:rFonts w:ascii="Arial" w:hAnsi="Arial" w:eastAsia="Arial" w:cs="Tahoma"/>
+                <w:sz w:val="18"/>
+              </w:rPr>
+            </w:r>
+            <w:r>
+              <w:rPr>
+                <w:rFonts w:ascii="Arial" w:hAnsi="Arial" w:eastAsia="Arial" w:cs="Tahoma"/>
                 <w:sz w:val="18"/>
               </w:rPr>
               <w:t>อัปโหลดไฟล์แนบ</w:t>
@@ -4671,13 +4881,13 @@
             </w:pPr>
             <w:r>
               <w:rPr>
-                <w:rFonts w:ascii="Arial" w:hAnsi="Arial" w:eastAsia="Arial"/>
-                <w:sz w:val="18"/>
-              </w:rPr>
-            </w:r>
-            <w:r>
-              <w:rPr>
-                <w:rFonts w:ascii="Arial" w:hAnsi="Arial" w:eastAsia="Arial"/>
+                <w:rFonts w:ascii="Arial" w:hAnsi="Arial" w:eastAsia="Arial" w:cs="Tahoma"/>
+                <w:sz w:val="18"/>
+              </w:rPr>
+            </w:r>
+            <w:r>
+              <w:rPr>
+                <w:rFonts w:ascii="Arial" w:hAnsi="Arial" w:eastAsia="Arial" w:cs="Tahoma"/>
                 <w:sz w:val="18"/>
               </w:rPr>
               <w:t>ปุ่มแนบไฟล์</w:t>
@@ -4696,13 +4906,13 @@
             </w:pPr>
             <w:r>
               <w:rPr>
-                <w:rFonts w:ascii="Arial" w:hAnsi="Arial" w:eastAsia="Arial"/>
-                <w:sz w:val="18"/>
-              </w:rPr>
-            </w:r>
-            <w:r>
-              <w:rPr>
-                <w:rFonts w:ascii="Arial" w:hAnsi="Arial" w:eastAsia="Arial"/>
+                <w:rFonts w:ascii="Arial" w:hAnsi="Arial" w:eastAsia="Arial" w:cs="Tahoma"/>
+                <w:sz w:val="18"/>
+              </w:rPr>
+            </w:r>
+            <w:r>
+              <w:rPr>
+                <w:rFonts w:ascii="Arial" w:hAnsi="Arial" w:eastAsia="Arial" w:cs="Tahoma"/>
                 <w:sz w:val="18"/>
               </w:rPr>
               <w:t>POST /statement/upload-file-aws (ระบบ SBP เดิม)</w:t>
@@ -4721,13 +4931,13 @@
             </w:pPr>
             <w:r>
               <w:rPr>
-                <w:rFonts w:ascii="Arial" w:hAnsi="Arial" w:eastAsia="Arial"/>
-                <w:sz w:val="18"/>
-              </w:rPr>
-            </w:r>
-            <w:r>
-              <w:rPr>
-                <w:rFonts w:ascii="Arial" w:hAnsi="Arial" w:eastAsia="Arial"/>
+                <w:rFonts w:ascii="Arial" w:hAnsi="Arial" w:eastAsia="Arial" w:cs="Tahoma"/>
+                <w:sz w:val="18"/>
+              </w:rPr>
+            </w:r>
+            <w:r>
+              <w:rPr>
+                <w:rFonts w:ascii="Arial" w:hAnsi="Arial" w:eastAsia="Arial" w:cs="Tahoma"/>
                 <w:sz w:val="18"/>
               </w:rPr>
               <w:t>ได้ objectKey กลับมาเก็บใน document_attachments</w:t>
@@ -4751,13 +4961,13 @@
             </w:pPr>
             <w:r>
               <w:rPr>
-                <w:rFonts w:ascii="Arial" w:hAnsi="Arial" w:eastAsia="Arial"/>
-                <w:sz w:val="18"/>
-              </w:rPr>
-            </w:r>
-            <w:r>
-              <w:rPr>
-                <w:rFonts w:ascii="Arial" w:hAnsi="Arial" w:eastAsia="Arial"/>
+                <w:rFonts w:ascii="Arial" w:hAnsi="Arial" w:eastAsia="Arial" w:cs="Tahoma"/>
+                <w:sz w:val="18"/>
+              </w:rPr>
+            </w:r>
+            <w:r>
+              <w:rPr>
+                <w:rFonts w:ascii="Arial" w:hAnsi="Arial" w:eastAsia="Arial" w:cs="Tahoma"/>
                 <w:sz w:val="18"/>
               </w:rPr>
               <w:t>ดาวน์โหลดไฟล์แนบ</w:t>
@@ -4776,13 +4986,13 @@
             </w:pPr>
             <w:r>
               <w:rPr>
-                <w:rFonts w:ascii="Arial" w:hAnsi="Arial" w:eastAsia="Arial"/>
-                <w:sz w:val="18"/>
-              </w:rPr>
-            </w:r>
-            <w:r>
-              <w:rPr>
-                <w:rFonts w:ascii="Arial" w:hAnsi="Arial" w:eastAsia="Arial"/>
+                <w:rFonts w:ascii="Arial" w:hAnsi="Arial" w:eastAsia="Arial" w:cs="Tahoma"/>
+                <w:sz w:val="18"/>
+              </w:rPr>
+            </w:r>
+            <w:r>
+              <w:rPr>
+                <w:rFonts w:ascii="Arial" w:hAnsi="Arial" w:eastAsia="Arial" w:cs="Tahoma"/>
                 <w:sz w:val="18"/>
               </w:rPr>
               <w:t>ปุ่มดาวน์โหลด</w:t>
@@ -4801,13 +5011,13 @@
             </w:pPr>
             <w:r>
               <w:rPr>
-                <w:rFonts w:ascii="Arial" w:hAnsi="Arial" w:eastAsia="Arial"/>
-                <w:sz w:val="18"/>
-              </w:rPr>
-            </w:r>
-            <w:r>
-              <w:rPr>
-                <w:rFonts w:ascii="Arial" w:hAnsi="Arial" w:eastAsia="Arial"/>
+                <w:rFonts w:ascii="Arial" w:hAnsi="Arial" w:eastAsia="Arial" w:cs="Tahoma"/>
+                <w:sz w:val="18"/>
+              </w:rPr>
+            </w:r>
+            <w:r>
+              <w:rPr>
+                <w:rFonts w:ascii="Arial" w:hAnsi="Arial" w:eastAsia="Arial" w:cs="Tahoma"/>
                 <w:sz w:val="18"/>
               </w:rPr>
               <w:t>POST /statement/download-file-aws (ระบบ SBP เดิม)</w:t>
@@ -4826,13 +5036,13 @@
             </w:pPr>
             <w:r>
               <w:rPr>
-                <w:rFonts w:ascii="Arial" w:hAnsi="Arial" w:eastAsia="Arial"/>
-                <w:sz w:val="18"/>
-              </w:rPr>
-            </w:r>
-            <w:r>
-              <w:rPr>
-                <w:rFonts w:ascii="Arial" w:hAnsi="Arial" w:eastAsia="Arial"/>
+                <w:rFonts w:ascii="Arial" w:hAnsi="Arial" w:eastAsia="Arial" w:cs="Tahoma"/>
+                <w:sz w:val="18"/>
+              </w:rPr>
+            </w:r>
+            <w:r>
+              <w:rPr>
+                <w:rFonts w:ascii="Arial" w:hAnsi="Arial" w:eastAsia="Arial" w:cs="Tahoma"/>
                 <w:sz w:val="18"/>
               </w:rPr>
               <w:t>stream ไฟล์ผ่าน BE · ห้ามคืน objectKey ให้ FE</w:t>
@@ -4856,13 +5066,13 @@
             </w:pPr>
             <w:r>
               <w:rPr>
-                <w:rFonts w:ascii="Arial" w:hAnsi="Arial" w:eastAsia="Arial"/>
-                <w:sz w:val="18"/>
-              </w:rPr>
-            </w:r>
-            <w:r>
-              <w:rPr>
-                <w:rFonts w:ascii="Arial" w:hAnsi="Arial" w:eastAsia="Arial"/>
+                <w:rFonts w:ascii="Arial" w:hAnsi="Arial" w:eastAsia="Arial" w:cs="Tahoma"/>
+                <w:sz w:val="18"/>
+              </w:rPr>
+            </w:r>
+            <w:r>
+              <w:rPr>
+                <w:rFonts w:ascii="Arial" w:hAnsi="Arial" w:eastAsia="Arial" w:cs="Tahoma"/>
                 <w:sz w:val="18"/>
               </w:rPr>
               <w:t>ส่งอีเมล</w:t>
@@ -4881,13 +5091,13 @@
             </w:pPr>
             <w:r>
               <w:rPr>
-                <w:rFonts w:ascii="Arial" w:hAnsi="Arial" w:eastAsia="Arial"/>
-                <w:sz w:val="18"/>
-              </w:rPr>
-            </w:r>
-            <w:r>
-              <w:rPr>
-                <w:rFonts w:ascii="Arial" w:hAnsi="Arial" w:eastAsia="Arial"/>
+                <w:rFonts w:ascii="Arial" w:hAnsi="Arial" w:eastAsia="Arial" w:cs="Tahoma"/>
+                <w:sz w:val="18"/>
+              </w:rPr>
+            </w:r>
+            <w:r>
+              <w:rPr>
+                <w:rFonts w:ascii="Arial" w:hAnsi="Arial" w:eastAsia="Arial" w:cs="Tahoma"/>
                 <w:sz w:val="18"/>
               </w:rPr>
               <w:t>หลัง action สำเร็จ</w:t>
@@ -4906,13 +5116,13 @@
             </w:pPr>
             <w:r>
               <w:rPr>
-                <w:rFonts w:ascii="Arial" w:hAnsi="Arial" w:eastAsia="Arial"/>
-                <w:sz w:val="18"/>
-              </w:rPr>
-            </w:r>
-            <w:r>
-              <w:rPr>
-                <w:rFonts w:ascii="Arial" w:hAnsi="Arial" w:eastAsia="Arial"/>
+                <w:rFonts w:ascii="Arial" w:hAnsi="Arial" w:eastAsia="Arial" w:cs="Tahoma"/>
+                <w:sz w:val="18"/>
+              </w:rPr>
+            </w:r>
+            <w:r>
+              <w:rPr>
+                <w:rFonts w:ascii="Arial" w:hAnsi="Arial" w:eastAsia="Arial" w:cs="Tahoma"/>
                 <w:sz w:val="18"/>
               </w:rPr>
               <w:t>@gosoft-sbp/email-lib + email_template</w:t>
@@ -4931,13 +5141,13 @@
             </w:pPr>
             <w:r>
               <w:rPr>
-                <w:rFonts w:ascii="Arial" w:hAnsi="Arial" w:eastAsia="Arial"/>
-                <w:sz w:val="18"/>
-              </w:rPr>
-            </w:r>
-            <w:r>
-              <w:rPr>
-                <w:rFonts w:ascii="Arial" w:hAnsi="Arial" w:eastAsia="Arial"/>
+                <w:rFonts w:ascii="Arial" w:hAnsi="Arial" w:eastAsia="Arial" w:cs="Tahoma"/>
+                <w:sz w:val="18"/>
+              </w:rPr>
+            </w:r>
+            <w:r>
+              <w:rPr>
+                <w:rFonts w:ascii="Arial" w:hAnsi="Arial" w:eastAsia="Arial" w:cs="Tahoma"/>
                 <w:sz w:val="18"/>
               </w:rPr>
               <w:t>บันทึกผลที่ email_sent</w:t>
@@ -4961,13 +5171,13 @@
             </w:pPr>
             <w:r>
               <w:rPr>
-                <w:rFonts w:ascii="Arial" w:hAnsi="Arial" w:eastAsia="Arial"/>
-                <w:sz w:val="18"/>
-              </w:rPr>
-            </w:r>
-            <w:r>
-              <w:rPr>
-                <w:rFonts w:ascii="Arial" w:hAnsi="Arial" w:eastAsia="Arial"/>
+                <w:rFonts w:ascii="Arial" w:hAnsi="Arial" w:eastAsia="Arial" w:cs="Tahoma"/>
+                <w:sz w:val="18"/>
+              </w:rPr>
+            </w:r>
+            <w:r>
+              <w:rPr>
+                <w:rFonts w:ascii="Arial" w:hAnsi="Arial" w:eastAsia="Arial" w:cs="Tahoma"/>
                 <w:sz w:val="18"/>
               </w:rPr>
               <w:t>อ่านค่ากำหนดกลาง</w:t>
@@ -4986,13 +5196,13 @@
             </w:pPr>
             <w:r>
               <w:rPr>
-                <w:rFonts w:ascii="Arial" w:hAnsi="Arial" w:eastAsia="Arial"/>
-                <w:sz w:val="18"/>
-              </w:rPr>
-            </w:r>
-            <w:r>
-              <w:rPr>
-                <w:rFonts w:ascii="Arial" w:hAnsi="Arial" w:eastAsia="Arial"/>
+                <w:rFonts w:ascii="Arial" w:hAnsi="Arial" w:eastAsia="Arial" w:cs="Tahoma"/>
+                <w:sz w:val="18"/>
+              </w:rPr>
+            </w:r>
+            <w:r>
+              <w:rPr>
+                <w:rFonts w:ascii="Arial" w:hAnsi="Arial" w:eastAsia="Arial" w:cs="Tahoma"/>
                 <w:sz w:val="18"/>
               </w:rPr>
               <w:t>ตอน bootstrap/ตอนใช้งาน</w:t>
@@ -5011,13 +5221,13 @@
             </w:pPr>
             <w:r>
               <w:rPr>
-                <w:rFonts w:ascii="Arial" w:hAnsi="Arial" w:eastAsia="Arial"/>
-                <w:sz w:val="18"/>
-              </w:rPr>
-            </w:r>
-            <w:r>
-              <w:rPr>
-                <w:rFonts w:ascii="Arial" w:hAnsi="Arial" w:eastAsia="Arial"/>
+                <w:rFonts w:ascii="Arial" w:hAnsi="Arial" w:eastAsia="Arial" w:cs="Tahoma"/>
+                <w:sz w:val="18"/>
+              </w:rPr>
+            </w:r>
+            <w:r>
+              <w:rPr>
+                <w:rFonts w:ascii="Arial" w:hAnsi="Arial" w:eastAsia="Arial" w:cs="Tahoma"/>
                 <w:sz w:val="18"/>
               </w:rPr>
               <w:t>mas_param / common_code</w:t>
@@ -5036,13 +5246,13 @@
             </w:pPr>
             <w:r>
               <w:rPr>
-                <w:rFonts w:ascii="Arial" w:hAnsi="Arial" w:eastAsia="Arial"/>
-                <w:sz w:val="18"/>
-              </w:rPr>
-            </w:r>
-            <w:r>
-              <w:rPr>
-                <w:rFonts w:ascii="Arial" w:hAnsi="Arial" w:eastAsia="Arial"/>
+                <w:rFonts w:ascii="Arial" w:hAnsi="Arial" w:eastAsia="Arial" w:cs="Tahoma"/>
+                <w:sz w:val="18"/>
+              </w:rPr>
+            </w:r>
+            <w:r>
+              <w:rPr>
+                <w:rFonts w:ascii="Arial" w:hAnsi="Arial" w:eastAsia="Arial" w:cs="Tahoma"/>
                 <w:sz w:val="18"/>
               </w:rPr>
               <w:t>ห้าม hardcode วงเงินอนุมัติในโค้ด</w:t>
@@ -5112,7 +5322,7 @@
             <w:r/>
             <w:r>
               <w:rPr>
-                <w:rFonts w:ascii="Arial" w:hAnsi="Arial" w:eastAsia="Arial"/>
+                <w:rFonts w:ascii="Arial" w:hAnsi="Arial" w:eastAsia="Arial" w:cs="Tahoma"/>
                 <w:b/>
                 <w:sz w:val="18"/>
               </w:rPr>
@@ -5134,7 +5344,7 @@
             <w:r/>
             <w:r>
               <w:rPr>
-                <w:rFonts w:ascii="Arial" w:hAnsi="Arial" w:eastAsia="Arial"/>
+                <w:rFonts w:ascii="Arial" w:hAnsi="Arial" w:eastAsia="Arial" w:cs="Tahoma"/>
                 <w:b/>
                 <w:sz w:val="18"/>
               </w:rPr>
@@ -5156,7 +5366,7 @@
             <w:r/>
             <w:r>
               <w:rPr>
-                <w:rFonts w:ascii="Arial" w:hAnsi="Arial" w:eastAsia="Arial"/>
+                <w:rFonts w:ascii="Arial" w:hAnsi="Arial" w:eastAsia="Arial" w:cs="Tahoma"/>
                 <w:b/>
                 <w:sz w:val="18"/>
               </w:rPr>
@@ -5181,13 +5391,13 @@
             </w:pPr>
             <w:r>
               <w:rPr>
-                <w:rFonts w:ascii="Arial" w:hAnsi="Arial" w:eastAsia="Arial"/>
-                <w:sz w:val="18"/>
-              </w:rPr>
-            </w:r>
-            <w:r>
-              <w:rPr>
-                <w:rFonts w:ascii="Arial" w:hAnsi="Arial" w:eastAsia="Arial"/>
+                <w:rFonts w:ascii="Arial" w:hAnsi="Arial" w:eastAsia="Arial" w:cs="Tahoma"/>
+                <w:sz w:val="18"/>
+              </w:rPr>
+            </w:r>
+            <w:r>
+              <w:rPr>
+                <w:rFonts w:ascii="Arial" w:hAnsi="Arial" w:eastAsia="Arial" w:cs="Tahoma"/>
                 <w:sz w:val="18"/>
               </w:rPr>
               <w:t>mas_param (sps_store)</w:t>
@@ -5206,13 +5416,13 @@
             </w:pPr>
             <w:r>
               <w:rPr>
-                <w:rFonts w:ascii="Arial" w:hAnsi="Arial" w:eastAsia="Arial"/>
-                <w:sz w:val="18"/>
-              </w:rPr>
-            </w:r>
-            <w:r>
-              <w:rPr>
-                <w:rFonts w:ascii="Arial" w:hAnsi="Arial" w:eastAsia="Arial"/>
+                <w:rFonts w:ascii="Arial" w:hAnsi="Arial" w:eastAsia="Arial" w:cs="Tahoma"/>
+                <w:sz w:val="18"/>
+              </w:rPr>
+            </w:r>
+            <w:r>
+              <w:rPr>
+                <w:rFonts w:ascii="Arial" w:hAnsi="Arial" w:eastAsia="Arial" w:cs="Tahoma"/>
                 <w:sz w:val="18"/>
               </w:rPr>
               <w:t>R</w:t>
@@ -5231,13 +5441,13 @@
             </w:pPr>
             <w:r>
               <w:rPr>
-                <w:rFonts w:ascii="Arial" w:hAnsi="Arial" w:eastAsia="Arial"/>
-                <w:sz w:val="18"/>
-              </w:rPr>
-            </w:r>
-            <w:r>
-              <w:rPr>
-                <w:rFonts w:ascii="Arial" w:hAnsi="Arial" w:eastAsia="Arial"/>
+                <w:rFonts w:ascii="Arial" w:hAnsi="Arial" w:eastAsia="Arial" w:cs="Tahoma"/>
+                <w:sz w:val="18"/>
+              </w:rPr>
+            </w:r>
+            <w:r>
+              <w:rPr>
+                <w:rFonts w:ascii="Arial" w:hAnsi="Arial" w:eastAsia="Arial" w:cs="Tahoma"/>
                 <w:sz w:val="18"/>
               </w:rPr>
               <w:t>ค่ากำหนดกลาง 93,752 แถว</w:t>
@@ -5261,13 +5471,13 @@
             </w:pPr>
             <w:r>
               <w:rPr>
-                <w:rFonts w:ascii="Arial" w:hAnsi="Arial" w:eastAsia="Arial"/>
-                <w:sz w:val="18"/>
-              </w:rPr>
-            </w:r>
-            <w:r>
-              <w:rPr>
-                <w:rFonts w:ascii="Arial" w:hAnsi="Arial" w:eastAsia="Arial"/>
+                <w:rFonts w:ascii="Arial" w:hAnsi="Arial" w:eastAsia="Arial" w:cs="Tahoma"/>
+                <w:sz w:val="18"/>
+              </w:rPr>
+            </w:r>
+            <w:r>
+              <w:rPr>
+                <w:rFonts w:ascii="Arial" w:hAnsi="Arial" w:eastAsia="Arial" w:cs="Tahoma"/>
                 <w:sz w:val="18"/>
               </w:rPr>
               <w:t>common_code / common_code_type (sps_store)</w:t>
@@ -5286,13 +5496,13 @@
             </w:pPr>
             <w:r>
               <w:rPr>
-                <w:rFonts w:ascii="Arial" w:hAnsi="Arial" w:eastAsia="Arial"/>
-                <w:sz w:val="18"/>
-              </w:rPr>
-            </w:r>
-            <w:r>
-              <w:rPr>
-                <w:rFonts w:ascii="Arial" w:hAnsi="Arial" w:eastAsia="Arial"/>
+                <w:rFonts w:ascii="Arial" w:hAnsi="Arial" w:eastAsia="Arial" w:cs="Tahoma"/>
+                <w:sz w:val="18"/>
+              </w:rPr>
+            </w:r>
+            <w:r>
+              <w:rPr>
+                <w:rFonts w:ascii="Arial" w:hAnsi="Arial" w:eastAsia="Arial" w:cs="Tahoma"/>
                 <w:sz w:val="18"/>
               </w:rPr>
               <w:t>R</w:t>
@@ -5311,13 +5521,13 @@
             </w:pPr>
             <w:r>
               <w:rPr>
-                <w:rFonts w:ascii="Arial" w:hAnsi="Arial" w:eastAsia="Arial"/>
-                <w:sz w:val="18"/>
-              </w:rPr>
-            </w:r>
-            <w:r>
-              <w:rPr>
-                <w:rFonts w:ascii="Arial" w:hAnsi="Arial" w:eastAsia="Arial"/>
+                <w:rFonts w:ascii="Arial" w:hAnsi="Arial" w:eastAsia="Arial" w:cs="Tahoma"/>
+                <w:sz w:val="18"/>
+              </w:rPr>
+            </w:r>
+            <w:r>
+              <w:rPr>
+                <w:rFonts w:ascii="Arial" w:hAnsi="Arial" w:eastAsia="Arial" w:cs="Tahoma"/>
                 <w:sz w:val="18"/>
               </w:rPr>
               <w:t>2,609 / 376 แถว · วงเงินอนุมัติ SBPGI_APPROVE_LIMIT</w:t>
@@ -5341,16 +5551,16 @@
             </w:pPr>
             <w:r>
               <w:rPr>
-                <w:rFonts w:ascii="Arial" w:hAnsi="Arial" w:eastAsia="Arial"/>
-                <w:sz w:val="18"/>
-              </w:rPr>
-            </w:r>
-            <w:r>
-              <w:rPr>
-                <w:rFonts w:ascii="Arial" w:hAnsi="Arial" w:eastAsia="Arial"/>
-                <w:sz w:val="18"/>
-              </w:rPr>
-              <w:t>email_template / email_sent (sps_store)</w:t>
+                <w:rFonts w:ascii="Arial" w:hAnsi="Arial" w:eastAsia="Arial" w:cs="Tahoma"/>
+                <w:sz w:val="18"/>
+              </w:rPr>
+            </w:r>
+            <w:r>
+              <w:rPr>
+                <w:rFonts w:ascii="Arial" w:hAnsi="Arial" w:eastAsia="Arial" w:cs="Tahoma"/>
+                <w:sz w:val="18"/>
+              </w:rPr>
+              <w:t>email_template (sps_store)</w:t>
             </w:r>
           </w:p>
         </w:tc>
@@ -5366,16 +5576,16 @@
             </w:pPr>
             <w:r>
               <w:rPr>
-                <w:rFonts w:ascii="Arial" w:hAnsi="Arial" w:eastAsia="Arial"/>
-                <w:sz w:val="18"/>
-              </w:rPr>
-            </w:r>
-            <w:r>
-              <w:rPr>
-                <w:rFonts w:ascii="Arial" w:hAnsi="Arial" w:eastAsia="Arial"/>
-                <w:sz w:val="18"/>
-              </w:rPr>
-              <w:t>R/W</w:t>
+                <w:rFonts w:ascii="Arial" w:hAnsi="Arial" w:eastAsia="Arial" w:cs="Tahoma"/>
+                <w:sz w:val="18"/>
+              </w:rPr>
+            </w:r>
+            <w:r>
+              <w:rPr>
+                <w:rFonts w:ascii="Arial" w:hAnsi="Arial" w:eastAsia="Arial" w:cs="Tahoma"/>
+                <w:sz w:val="18"/>
+              </w:rPr>
+              <w:t>R</w:t>
             </w:r>
           </w:p>
         </w:tc>
@@ -5391,16 +5601,16 @@
             </w:pPr>
             <w:r>
               <w:rPr>
-                <w:rFonts w:ascii="Arial" w:hAnsi="Arial" w:eastAsia="Arial"/>
-                <w:sz w:val="18"/>
-              </w:rPr>
-            </w:r>
-            <w:r>
-              <w:rPr>
-                <w:rFonts w:ascii="Arial" w:hAnsi="Arial" w:eastAsia="Arial"/>
-                <w:sz w:val="18"/>
-              </w:rPr>
-              <w:t>85 / 5,214 แถว · เทมเพลตและ log การส่ง</w:t>
+                <w:rFonts w:ascii="Arial" w:hAnsi="Arial" w:eastAsia="Arial" w:cs="Tahoma"/>
+                <w:sz w:val="18"/>
+              </w:rPr>
+            </w:r>
+            <w:r>
+              <w:rPr>
+                <w:rFonts w:ascii="Arial" w:hAnsi="Arial" w:eastAsia="Arial" w:cs="Tahoma"/>
+                <w:sz w:val="18"/>
+              </w:rPr>
+              <w:t>85 แถว · SBPGI/lib อ่านอย่างเดียว — seed 8 แถวของ SBPGI ทำครั้งเดียวตอน migration ไม่ใช่ runtime</w:t>
             </w:r>
           </w:p>
         </w:tc>
@@ -5421,16 +5631,16 @@
             </w:pPr>
             <w:r>
               <w:rPr>
-                <w:rFonts w:ascii="Arial" w:hAnsi="Arial" w:eastAsia="Arial"/>
-                <w:sz w:val="18"/>
-              </w:rPr>
-            </w:r>
-            <w:r>
-              <w:rPr>
-                <w:rFonts w:ascii="Arial" w:hAnsi="Arial" w:eastAsia="Arial"/>
-                <w:sz w:val="18"/>
-              </w:rPr>
-              <w:t>business_user (sps_store)</w:t>
+                <w:rFonts w:ascii="Arial" w:hAnsi="Arial" w:eastAsia="Arial" w:cs="Tahoma"/>
+                <w:sz w:val="18"/>
+              </w:rPr>
+            </w:r>
+            <w:r>
+              <w:rPr>
+                <w:rFonts w:ascii="Arial" w:hAnsi="Arial" w:eastAsia="Arial" w:cs="Tahoma"/>
+                <w:sz w:val="18"/>
+              </w:rPr>
+              <w:t>email_sent (sps_store)</w:t>
             </w:r>
           </w:p>
         </w:tc>
@@ -5446,16 +5656,16 @@
             </w:pPr>
             <w:r>
               <w:rPr>
-                <w:rFonts w:ascii="Arial" w:hAnsi="Arial" w:eastAsia="Arial"/>
-                <w:sz w:val="18"/>
-              </w:rPr>
-            </w:r>
-            <w:r>
-              <w:rPr>
-                <w:rFonts w:ascii="Arial" w:hAnsi="Arial" w:eastAsia="Arial"/>
-                <w:sz w:val="18"/>
-              </w:rPr>
-              <w:t>R</w:t>
+                <w:rFonts w:ascii="Arial" w:hAnsi="Arial" w:eastAsia="Arial" w:cs="Tahoma"/>
+                <w:sz w:val="18"/>
+              </w:rPr>
+            </w:r>
+            <w:r>
+              <w:rPr>
+                <w:rFonts w:ascii="Arial" w:hAnsi="Arial" w:eastAsia="Arial" w:cs="Tahoma"/>
+                <w:sz w:val="18"/>
+              </w:rPr>
+              <w:t>W (โดย email-lib)</w:t>
             </w:r>
           </w:p>
         </w:tc>
@@ -5471,16 +5681,16 @@
             </w:pPr>
             <w:r>
               <w:rPr>
-                <w:rFonts w:ascii="Arial" w:hAnsi="Arial" w:eastAsia="Arial"/>
-                <w:sz w:val="18"/>
-              </w:rPr>
-            </w:r>
-            <w:r>
-              <w:rPr>
-                <w:rFonts w:ascii="Arial" w:hAnsi="Arial" w:eastAsia="Arial"/>
-                <w:sz w:val="18"/>
-              </w:rPr>
-              <w:t>12,752 แถว · ข้อมูลผู้ใช้/ผู้อนุมัติ</w:t>
+                <w:rFonts w:ascii="Arial" w:hAnsi="Arial" w:eastAsia="Arial" w:cs="Tahoma"/>
+                <w:sz w:val="18"/>
+              </w:rPr>
+            </w:r>
+            <w:r>
+              <w:rPr>
+                <w:rFonts w:ascii="Arial" w:hAnsi="Arial" w:eastAsia="Arial" w:cs="Tahoma"/>
+                <w:sz w:val="18"/>
+              </w:rPr>
+              <w:t>5,214 แถว · lib เขียน log ให้เอง SBPGI ไม่ INSERT เอง (⚠️ คอลัมน์ผู้ส่งคือ send_by)</w:t>
             </w:r>
           </w:p>
         </w:tc>
@@ -5501,16 +5711,16 @@
             </w:pPr>
             <w:r>
               <w:rPr>
-                <w:rFonts w:ascii="Arial" w:hAnsi="Arial" w:eastAsia="Arial"/>
-                <w:sz w:val="18"/>
-              </w:rPr>
-            </w:r>
-            <w:r>
-              <w:rPr>
-                <w:rFonts w:ascii="Arial" w:hAnsi="Arial" w:eastAsia="Arial"/>
-                <w:sz w:val="18"/>
-              </w:rPr>
-              <w:t>store / mas_store (sps_store)</w:t>
+                <w:rFonts w:ascii="Arial" w:hAnsi="Arial" w:eastAsia="Arial" w:cs="Tahoma"/>
+                <w:sz w:val="18"/>
+              </w:rPr>
+            </w:r>
+            <w:r>
+              <w:rPr>
+                <w:rFonts w:ascii="Arial" w:hAnsi="Arial" w:eastAsia="Arial" w:cs="Tahoma"/>
+                <w:sz w:val="18"/>
+              </w:rPr>
+              <w:t>business_user (sps_store)</w:t>
             </w:r>
           </w:p>
         </w:tc>
@@ -5526,13 +5736,13 @@
             </w:pPr>
             <w:r>
               <w:rPr>
-                <w:rFonts w:ascii="Arial" w:hAnsi="Arial" w:eastAsia="Arial"/>
-                <w:sz w:val="18"/>
-              </w:rPr>
-            </w:r>
-            <w:r>
-              <w:rPr>
-                <w:rFonts w:ascii="Arial" w:hAnsi="Arial" w:eastAsia="Arial"/>
+                <w:rFonts w:ascii="Arial" w:hAnsi="Arial" w:eastAsia="Arial" w:cs="Tahoma"/>
+                <w:sz w:val="18"/>
+              </w:rPr>
+            </w:r>
+            <w:r>
+              <w:rPr>
+                <w:rFonts w:ascii="Arial" w:hAnsi="Arial" w:eastAsia="Arial" w:cs="Tahoma"/>
                 <w:sz w:val="18"/>
               </w:rPr>
               <w:t>R</w:t>
@@ -5551,16 +5761,16 @@
             </w:pPr>
             <w:r>
               <w:rPr>
-                <w:rFonts w:ascii="Arial" w:hAnsi="Arial" w:eastAsia="Arial"/>
-                <w:sz w:val="18"/>
-              </w:rPr>
-            </w:r>
-            <w:r>
-              <w:rPr>
-                <w:rFonts w:ascii="Arial" w:hAnsi="Arial" w:eastAsia="Arial"/>
-                <w:sz w:val="18"/>
-              </w:rPr>
-              <w:t>19,402 / 19,647 แถว · master ร้าน</w:t>
+                <w:rFonts w:ascii="Arial" w:hAnsi="Arial" w:eastAsia="Arial" w:cs="Tahoma"/>
+                <w:sz w:val="18"/>
+              </w:rPr>
+            </w:r>
+            <w:r>
+              <w:rPr>
+                <w:rFonts w:ascii="Arial" w:hAnsi="Arial" w:eastAsia="Arial" w:cs="Tahoma"/>
+                <w:sz w:val="18"/>
+              </w:rPr>
+              <w:t>12,752 แถว · ข้อมูลผู้ใช้/ผู้อนุมัติ</w:t>
             </w:r>
           </w:p>
         </w:tc>
@@ -5581,16 +5791,16 @@
             </w:pPr>
             <w:r>
               <w:rPr>
-                <w:rFonts w:ascii="Arial" w:hAnsi="Arial" w:eastAsia="Arial"/>
-                <w:sz w:val="18"/>
-              </w:rPr>
-            </w:r>
-            <w:r>
-              <w:rPr>
-                <w:rFonts w:ascii="Arial" w:hAnsi="Arial" w:eastAsia="Arial"/>
-                <w:sz w:val="18"/>
-              </w:rPr>
-              <w:t>document_attachments (SBPGI)</w:t>
+                <w:rFonts w:ascii="Arial" w:hAnsi="Arial" w:eastAsia="Arial" w:cs="Tahoma"/>
+                <w:sz w:val="18"/>
+              </w:rPr>
+            </w:r>
+            <w:r>
+              <w:rPr>
+                <w:rFonts w:ascii="Arial" w:hAnsi="Arial" w:eastAsia="Arial" w:cs="Tahoma"/>
+                <w:sz w:val="18"/>
+              </w:rPr>
+              <w:t>store / mas_store (sps_store)</w:t>
             </w:r>
           </w:p>
         </w:tc>
@@ -5606,16 +5816,16 @@
             </w:pPr>
             <w:r>
               <w:rPr>
-                <w:rFonts w:ascii="Arial" w:hAnsi="Arial" w:eastAsia="Arial"/>
-                <w:sz w:val="18"/>
-              </w:rPr>
-            </w:r>
-            <w:r>
-              <w:rPr>
-                <w:rFonts w:ascii="Arial" w:hAnsi="Arial" w:eastAsia="Arial"/>
-                <w:sz w:val="18"/>
-              </w:rPr>
-              <w:t>R/W</w:t>
+                <w:rFonts w:ascii="Arial" w:hAnsi="Arial" w:eastAsia="Arial" w:cs="Tahoma"/>
+                <w:sz w:val="18"/>
+              </w:rPr>
+            </w:r>
+            <w:r>
+              <w:rPr>
+                <w:rFonts w:ascii="Arial" w:hAnsi="Arial" w:eastAsia="Arial" w:cs="Tahoma"/>
+                <w:sz w:val="18"/>
+              </w:rPr>
+              <w:t>R</w:t>
             </w:r>
           </w:p>
         </w:tc>
@@ -5631,13 +5841,93 @@
             </w:pPr>
             <w:r>
               <w:rPr>
-                <w:rFonts w:ascii="Arial" w:hAnsi="Arial" w:eastAsia="Arial"/>
-                <w:sz w:val="18"/>
-              </w:rPr>
-            </w:r>
-            <w:r>
-              <w:rPr>
-                <w:rFonts w:ascii="Arial" w:hAnsi="Arial" w:eastAsia="Arial"/>
+                <w:rFonts w:ascii="Arial" w:hAnsi="Arial" w:eastAsia="Arial" w:cs="Tahoma"/>
+                <w:sz w:val="18"/>
+              </w:rPr>
+            </w:r>
+            <w:r>
+              <w:rPr>
+                <w:rFonts w:ascii="Arial" w:hAnsi="Arial" w:eastAsia="Arial" w:cs="Tahoma"/>
+                <w:sz w:val="18"/>
+              </w:rPr>
+              <w:t>19,402 / 19,647 แถว · master ร้าน</w:t>
+            </w:r>
+          </w:p>
+        </w:tc>
+      </w:tr>
+      <w:tr>
+        <w:trPr>
+          <w:cantSplit/>
+        </w:trPr>
+        <w:tc>
+          <w:tcPr>
+            <w:tcW w:type="dxa" w:w="3360"/>
+            <w:vAlign w:val="center"/>
+          </w:tcPr>
+          <w:p>
+            <w:pPr>
+              <w:keepLines/>
+              <w:spacing w:after="0"/>
+            </w:pPr>
+            <w:r>
+              <w:rPr>
+                <w:rFonts w:ascii="Arial" w:hAnsi="Arial" w:eastAsia="Arial" w:cs="Tahoma"/>
+                <w:sz w:val="18"/>
+              </w:rPr>
+            </w:r>
+            <w:r>
+              <w:rPr>
+                <w:rFonts w:ascii="Arial" w:hAnsi="Arial" w:eastAsia="Arial" w:cs="Tahoma"/>
+                <w:sz w:val="18"/>
+              </w:rPr>
+              <w:t>document_attachments (SBPGI)</w:t>
+            </w:r>
+          </w:p>
+        </w:tc>
+        <w:tc>
+          <w:tcPr>
+            <w:tcW w:type="dxa" w:w="3360"/>
+            <w:vAlign w:val="center"/>
+          </w:tcPr>
+          <w:p>
+            <w:pPr>
+              <w:keepLines/>
+              <w:spacing w:after="0"/>
+            </w:pPr>
+            <w:r>
+              <w:rPr>
+                <w:rFonts w:ascii="Arial" w:hAnsi="Arial" w:eastAsia="Arial" w:cs="Tahoma"/>
+                <w:sz w:val="18"/>
+              </w:rPr>
+            </w:r>
+            <w:r>
+              <w:rPr>
+                <w:rFonts w:ascii="Arial" w:hAnsi="Arial" w:eastAsia="Arial" w:cs="Tahoma"/>
+                <w:sz w:val="18"/>
+              </w:rPr>
+              <w:t>R/W</w:t>
+            </w:r>
+          </w:p>
+        </w:tc>
+        <w:tc>
+          <w:tcPr>
+            <w:tcW w:type="dxa" w:w="3360"/>
+            <w:vAlign w:val="center"/>
+          </w:tcPr>
+          <w:p>
+            <w:pPr>
+              <w:keepLines/>
+              <w:spacing w:after="0"/>
+            </w:pPr>
+            <w:r>
+              <w:rPr>
+                <w:rFonts w:ascii="Arial" w:hAnsi="Arial" w:eastAsia="Arial" w:cs="Tahoma"/>
+                <w:sz w:val="18"/>
+              </w:rPr>
+            </w:r>
+            <w:r>
+              <w:rPr>
+                <w:rFonts w:ascii="Arial" w:hAnsi="Arial" w:eastAsia="Arial" w:cs="Tahoma"/>
                 <w:sz w:val="18"/>
               </w:rPr>
               <w:t>metadata ไฟล์แนบ · ไฟล์จริงอยู่บน S3 ของระบบเดิม</w:t>
@@ -5687,7 +5977,7 @@
             <w:r/>
             <w:r>
               <w:rPr>
-                <w:rFonts w:ascii="Arial" w:hAnsi="Arial" w:eastAsia="Arial"/>
+                <w:rFonts w:ascii="Arial" w:hAnsi="Arial" w:eastAsia="Arial" w:cs="Tahoma"/>
                 <w:b/>
                 <w:sz w:val="18"/>
               </w:rPr>
@@ -5709,7 +5999,7 @@
             <w:r/>
             <w:r>
               <w:rPr>
-                <w:rFonts w:ascii="Arial" w:hAnsi="Arial" w:eastAsia="Arial"/>
+                <w:rFonts w:ascii="Arial" w:hAnsi="Arial" w:eastAsia="Arial" w:cs="Tahoma"/>
                 <w:b/>
                 <w:sz w:val="18"/>
               </w:rPr>
@@ -5734,13 +6024,13 @@
             </w:pPr>
             <w:r>
               <w:rPr>
-                <w:rFonts w:ascii="Arial" w:hAnsi="Arial" w:eastAsia="Arial"/>
-                <w:sz w:val="18"/>
-              </w:rPr>
-            </w:r>
-            <w:r>
-              <w:rPr>
-                <w:rFonts w:ascii="Arial" w:hAnsi="Arial" w:eastAsia="Arial"/>
+                <w:rFonts w:ascii="Arial" w:hAnsi="Arial" w:eastAsia="Arial" w:cs="Tahoma"/>
+                <w:sz w:val="18"/>
+              </w:rPr>
+            </w:r>
+            <w:r>
+              <w:rPr>
+                <w:rFonts w:ascii="Arial" w:hAnsi="Arial" w:eastAsia="Arial" w:cs="Tahoma"/>
                 <w:sz w:val="18"/>
               </w:rPr>
               <w:t>1</w:t>
@@ -5759,13 +6049,13 @@
             </w:pPr>
             <w:r>
               <w:rPr>
-                <w:rFonts w:ascii="Arial" w:hAnsi="Arial" w:eastAsia="Arial"/>
-                <w:sz w:val="18"/>
-              </w:rPr>
-            </w:r>
-            <w:r>
-              <w:rPr>
-                <w:rFonts w:ascii="Arial" w:hAnsi="Arial" w:eastAsia="Arial"/>
+                <w:rFonts w:ascii="Arial" w:hAnsi="Arial" w:eastAsia="Arial" w:cs="Tahoma"/>
+                <w:sz w:val="18"/>
+              </w:rPr>
+            </w:r>
+            <w:r>
+              <w:rPr>
+                <w:rFonts w:ascii="Arial" w:hAnsi="Arial" w:eastAsia="Arial" w:cs="Tahoma"/>
                 <w:sz w:val="18"/>
               </w:rPr>
               <w:t>BFF forward request พร้อม header ตัวตนมาที่ store-backend</w:t>
@@ -5789,13 +6079,13 @@
             </w:pPr>
             <w:r>
               <w:rPr>
-                <w:rFonts w:ascii="Arial" w:hAnsi="Arial" w:eastAsia="Arial"/>
-                <w:sz w:val="18"/>
-              </w:rPr>
-            </w:r>
-            <w:r>
-              <w:rPr>
-                <w:rFonts w:ascii="Arial" w:hAnsi="Arial" w:eastAsia="Arial"/>
+                <w:rFonts w:ascii="Arial" w:hAnsi="Arial" w:eastAsia="Arial" w:cs="Tahoma"/>
+                <w:sz w:val="18"/>
+              </w:rPr>
+            </w:r>
+            <w:r>
+              <w:rPr>
+                <w:rFonts w:ascii="Arial" w:hAnsi="Arial" w:eastAsia="Arial" w:cs="Tahoma"/>
                 <w:sz w:val="18"/>
               </w:rPr>
               <w:t>2</w:t>
@@ -5814,13 +6104,13 @@
             </w:pPr>
             <w:r>
               <w:rPr>
-                <w:rFonts w:ascii="Arial" w:hAnsi="Arial" w:eastAsia="Arial"/>
-                <w:sz w:val="18"/>
-              </w:rPr>
-            </w:r>
-            <w:r>
-              <w:rPr>
-                <w:rFonts w:ascii="Arial" w:hAnsi="Arial" w:eastAsia="Arial"/>
+                <w:rFonts w:ascii="Arial" w:hAnsi="Arial" w:eastAsia="Arial" w:cs="Tahoma"/>
+                <w:sz w:val="18"/>
+              </w:rPr>
+            </w:r>
+            <w:r>
+              <w:rPr>
+                <w:rFonts w:ascii="Arial" w:hAnsi="Arial" w:eastAsia="Arial" w:cs="Tahoma"/>
                 <w:sz w:val="18"/>
               </w:rPr>
               <w:t>Guard ตรวจ x-api-key แล้ว map header เป็น user context</w:t>
@@ -5844,13 +6134,13 @@
             </w:pPr>
             <w:r>
               <w:rPr>
-                <w:rFonts w:ascii="Arial" w:hAnsi="Arial" w:eastAsia="Arial"/>
-                <w:sz w:val="18"/>
-              </w:rPr>
-            </w:r>
-            <w:r>
-              <w:rPr>
-                <w:rFonts w:ascii="Arial" w:hAnsi="Arial" w:eastAsia="Arial"/>
+                <w:rFonts w:ascii="Arial" w:hAnsi="Arial" w:eastAsia="Arial" w:cs="Tahoma"/>
+                <w:sz w:val="18"/>
+              </w:rPr>
+            </w:r>
+            <w:r>
+              <w:rPr>
+                <w:rFonts w:ascii="Arial" w:hAnsi="Arial" w:eastAsia="Arial" w:cs="Tahoma"/>
                 <w:sz w:val="18"/>
               </w:rPr>
               <w:t>3</w:t>
@@ -5869,13 +6159,13 @@
             </w:pPr>
             <w:r>
               <w:rPr>
-                <w:rFonts w:ascii="Arial" w:hAnsi="Arial" w:eastAsia="Arial"/>
-                <w:sz w:val="18"/>
-              </w:rPr>
-            </w:r>
-            <w:r>
-              <w:rPr>
-                <w:rFonts w:ascii="Arial" w:hAnsi="Arial" w:eastAsia="Arial"/>
+                <w:rFonts w:ascii="Arial" w:hAnsi="Arial" w:eastAsia="Arial" w:cs="Tahoma"/>
+                <w:sz w:val="18"/>
+              </w:rPr>
+            </w:r>
+            <w:r>
+              <w:rPr>
+                <w:rFonts w:ascii="Arial" w:hAnsi="Arial" w:eastAsia="Arial" w:cs="Tahoma"/>
                 <w:sz w:val="18"/>
               </w:rPr>
               <w:t>Controller/Service ทำงานโดยใช้ user context (ไม่มี JWT ของ SBPGI เอง)</w:t>
@@ -5899,13 +6189,13 @@
             </w:pPr>
             <w:r>
               <w:rPr>
-                <w:rFonts w:ascii="Arial" w:hAnsi="Arial" w:eastAsia="Arial"/>
-                <w:sz w:val="18"/>
-              </w:rPr>
-            </w:r>
-            <w:r>
-              <w:rPr>
-                <w:rFonts w:ascii="Arial" w:hAnsi="Arial" w:eastAsia="Arial"/>
+                <w:rFonts w:ascii="Arial" w:hAnsi="Arial" w:eastAsia="Arial" w:cs="Tahoma"/>
+                <w:sz w:val="18"/>
+              </w:rPr>
+            </w:r>
+            <w:r>
+              <w:rPr>
+                <w:rFonts w:ascii="Arial" w:hAnsi="Arial" w:eastAsia="Arial" w:cs="Tahoma"/>
                 <w:sz w:val="18"/>
               </w:rPr>
               <w:t>4</w:t>
@@ -5924,13 +6214,13 @@
             </w:pPr>
             <w:r>
               <w:rPr>
-                <w:rFonts w:ascii="Arial" w:hAnsi="Arial" w:eastAsia="Arial"/>
-                <w:sz w:val="18"/>
-              </w:rPr>
-            </w:r>
-            <w:r>
-              <w:rPr>
-                <w:rFonts w:ascii="Arial" w:hAnsi="Arial" w:eastAsia="Arial"/>
+                <w:rFonts w:ascii="Arial" w:hAnsi="Arial" w:eastAsia="Arial" w:cs="Tahoma"/>
+                <w:sz w:val="18"/>
+              </w:rPr>
+            </w:r>
+            <w:r>
+              <w:rPr>
+                <w:rFonts w:ascii="Arial" w:hAnsi="Arial" w:eastAsia="Arial" w:cs="Tahoma"/>
                 <w:sz w:val="18"/>
               </w:rPr>
               <w:t>ผลลัพธ์ถูกห่อด้วย ResponseInterceptor เป็น {success, data}</w:t>
@@ -5954,13 +6244,13 @@
             </w:pPr>
             <w:r>
               <w:rPr>
-                <w:rFonts w:ascii="Arial" w:hAnsi="Arial" w:eastAsia="Arial"/>
-                <w:sz w:val="18"/>
-              </w:rPr>
-            </w:r>
-            <w:r>
-              <w:rPr>
-                <w:rFonts w:ascii="Arial" w:hAnsi="Arial" w:eastAsia="Arial"/>
+                <w:rFonts w:ascii="Arial" w:hAnsi="Arial" w:eastAsia="Arial" w:cs="Tahoma"/>
+                <w:sz w:val="18"/>
+              </w:rPr>
+            </w:r>
+            <w:r>
+              <w:rPr>
+                <w:rFonts w:ascii="Arial" w:hAnsi="Arial" w:eastAsia="Arial" w:cs="Tahoma"/>
                 <w:sz w:val="18"/>
               </w:rPr>
               <w:t>5</w:t>
@@ -5979,13 +6269,13 @@
             </w:pPr>
             <w:r>
               <w:rPr>
-                <w:rFonts w:ascii="Arial" w:hAnsi="Arial" w:eastAsia="Arial"/>
-                <w:sz w:val="18"/>
-              </w:rPr>
-            </w:r>
-            <w:r>
-              <w:rPr>
-                <w:rFonts w:ascii="Arial" w:hAnsi="Arial" w:eastAsia="Arial"/>
+                <w:rFonts w:ascii="Arial" w:hAnsi="Arial" w:eastAsia="Arial" w:cs="Tahoma"/>
+                <w:sz w:val="18"/>
+              </w:rPr>
+            </w:r>
+            <w:r>
+              <w:rPr>
+                <w:rFonts w:ascii="Arial" w:hAnsi="Arial" w:eastAsia="Arial" w:cs="Tahoma"/>
                 <w:sz w:val="18"/>
               </w:rPr>
               <w:t>ไฟล์แนบวิ่งผ่าน service S3 เดิม · เก็บเฉพาะ metadata ใน SBPGI</w:t>
@@ -6009,13 +6299,13 @@
             </w:pPr>
             <w:r>
               <w:rPr>
-                <w:rFonts w:ascii="Arial" w:hAnsi="Arial" w:eastAsia="Arial"/>
-                <w:sz w:val="18"/>
-              </w:rPr>
-            </w:r>
-            <w:r>
-              <w:rPr>
-                <w:rFonts w:ascii="Arial" w:hAnsi="Arial" w:eastAsia="Arial"/>
+                <w:rFonts w:ascii="Arial" w:hAnsi="Arial" w:eastAsia="Arial" w:cs="Tahoma"/>
+                <w:sz w:val="18"/>
+              </w:rPr>
+            </w:r>
+            <w:r>
+              <w:rPr>
+                <w:rFonts w:ascii="Arial" w:hAnsi="Arial" w:eastAsia="Arial" w:cs="Tahoma"/>
                 <w:sz w:val="18"/>
               </w:rPr>
               <w:t>6</w:t>
@@ -6034,13 +6324,13 @@
             </w:pPr>
             <w:r>
               <w:rPr>
-                <w:rFonts w:ascii="Arial" w:hAnsi="Arial" w:eastAsia="Arial"/>
-                <w:sz w:val="18"/>
-              </w:rPr>
-            </w:r>
-            <w:r>
-              <w:rPr>
-                <w:rFonts w:ascii="Arial" w:hAnsi="Arial" w:eastAsia="Arial"/>
+                <w:rFonts w:ascii="Arial" w:hAnsi="Arial" w:eastAsia="Arial" w:cs="Tahoma"/>
+                <w:sz w:val="18"/>
+              </w:rPr>
+            </w:r>
+            <w:r>
+              <w:rPr>
+                <w:rFonts w:ascii="Arial" w:hAnsi="Arial" w:eastAsia="Arial" w:cs="Tahoma"/>
                 <w:sz w:val="18"/>
               </w:rPr>
               <w:t>อีเมลส่งผ่าน email-lib โดยอ่าน template จาก email_template และบันทึกผลที่ email_sent</w:t>
@@ -6064,13 +6354,13 @@
             </w:pPr>
             <w:r>
               <w:rPr>
-                <w:rFonts w:ascii="Arial" w:hAnsi="Arial" w:eastAsia="Arial"/>
-                <w:sz w:val="18"/>
-              </w:rPr>
-            </w:r>
-            <w:r>
-              <w:rPr>
-                <w:rFonts w:ascii="Arial" w:hAnsi="Arial" w:eastAsia="Arial"/>
+                <w:rFonts w:ascii="Arial" w:hAnsi="Arial" w:eastAsia="Arial" w:cs="Tahoma"/>
+                <w:sz w:val="18"/>
+              </w:rPr>
+            </w:r>
+            <w:r>
+              <w:rPr>
+                <w:rFonts w:ascii="Arial" w:hAnsi="Arial" w:eastAsia="Arial" w:cs="Tahoma"/>
                 <w:sz w:val="18"/>
               </w:rPr>
               <w:t>7</w:t>
@@ -6089,13 +6379,13 @@
             </w:pPr>
             <w:r>
               <w:rPr>
-                <w:rFonts w:ascii="Arial" w:hAnsi="Arial" w:eastAsia="Arial"/>
-                <w:sz w:val="18"/>
-              </w:rPr>
-            </w:r>
-            <w:r>
-              <w:rPr>
-                <w:rFonts w:ascii="Arial" w:hAnsi="Arial" w:eastAsia="Arial"/>
+                <w:rFonts w:ascii="Arial" w:hAnsi="Arial" w:eastAsia="Arial" w:cs="Tahoma"/>
+                <w:sz w:val="18"/>
+              </w:rPr>
+            </w:r>
+            <w:r>
+              <w:rPr>
+                <w:rFonts w:ascii="Arial" w:hAnsi="Arial" w:eastAsia="Arial" w:cs="Tahoma"/>
                 <w:sz w:val="18"/>
               </w:rPr>
               <w:t>ค่ากำหนด/วงเงินอ่านจาก mas_param และ common_code ทุกครั้ง ไม่ cache ข้ามรอบโดยไม่มี TTL</w:t>
@@ -6149,7 +6439,7 @@
         <w:keepLines/>
       </w:pPr>
       <w:r>
-        <w:t>วงเงินอนุมัติ GM 50,000 / AVP 300,000 อ่านจาก common_code (SBPGI_APPROVE_LIMIT) ไม่ hardcode</w:t>
+        <w:t>วงเงินอนุมัติ เกณฑ์เดียว 100,000 อ่านจาก common_code (SBPGI_APPROVE_LIMIT) ไม่ hardcode</w:t>
       </w:r>
     </w:p>
     <w:p>
@@ -6210,7 +6500,7 @@
             <w:r/>
             <w:r>
               <w:rPr>
-                <w:rFonts w:ascii="Arial" w:hAnsi="Arial" w:eastAsia="Arial"/>
+                <w:rFonts w:ascii="Arial" w:hAnsi="Arial" w:eastAsia="Arial" w:cs="Tahoma"/>
                 <w:b/>
                 <w:sz w:val="18"/>
               </w:rPr>
@@ -6232,7 +6522,7 @@
             <w:r/>
             <w:r>
               <w:rPr>
-                <w:rFonts w:ascii="Arial" w:hAnsi="Arial" w:eastAsia="Arial"/>
+                <w:rFonts w:ascii="Arial" w:hAnsi="Arial" w:eastAsia="Arial" w:cs="Tahoma"/>
                 <w:b/>
                 <w:sz w:val="18"/>
               </w:rPr>
@@ -6257,13 +6547,13 @@
             </w:pPr>
             <w:r>
               <w:rPr>
-                <w:rFonts w:ascii="Arial" w:hAnsi="Arial" w:eastAsia="Arial"/>
-                <w:sz w:val="18"/>
-              </w:rPr>
-            </w:r>
-            <w:r>
-              <w:rPr>
-                <w:rFonts w:ascii="Arial" w:hAnsi="Arial" w:eastAsia="Arial"/>
+                <w:rFonts w:ascii="Arial" w:hAnsi="Arial" w:eastAsia="Arial" w:cs="Tahoma"/>
+                <w:sz w:val="18"/>
+              </w:rPr>
+            </w:r>
+            <w:r>
+              <w:rPr>
+                <w:rFonts w:ascii="Arial" w:hAnsi="Arial" w:eastAsia="Arial" w:cs="Tahoma"/>
                 <w:sz w:val="18"/>
               </w:rPr>
               <w:t>1</w:t>
@@ -6282,13 +6572,13 @@
             </w:pPr>
             <w:r>
               <w:rPr>
-                <w:rFonts w:ascii="Arial" w:hAnsi="Arial" w:eastAsia="Arial"/>
-                <w:sz w:val="18"/>
-              </w:rPr>
-            </w:r>
-            <w:r>
-              <w:rPr>
-                <w:rFonts w:ascii="Arial" w:hAnsi="Arial" w:eastAsia="Arial"/>
+                <w:rFonts w:ascii="Arial" w:hAnsi="Arial" w:eastAsia="Arial" w:cs="Tahoma"/>
+                <w:sz w:val="18"/>
+              </w:rPr>
+            </w:r>
+            <w:r>
+              <w:rPr>
+                <w:rFonts w:ascii="Arial" w:hAnsi="Arial" w:eastAsia="Arial" w:cs="Tahoma"/>
                 <w:sz w:val="18"/>
               </w:rPr>
               <w:t>ไม่ส่ง x-api-key ต้องได้ 401 ตาม envelope มาตรฐาน</w:t>
@@ -6312,13 +6602,13 @@
             </w:pPr>
             <w:r>
               <w:rPr>
-                <w:rFonts w:ascii="Arial" w:hAnsi="Arial" w:eastAsia="Arial"/>
-                <w:sz w:val="18"/>
-              </w:rPr>
-            </w:r>
-            <w:r>
-              <w:rPr>
-                <w:rFonts w:ascii="Arial" w:hAnsi="Arial" w:eastAsia="Arial"/>
+                <w:rFonts w:ascii="Arial" w:hAnsi="Arial" w:eastAsia="Arial" w:cs="Tahoma"/>
+                <w:sz w:val="18"/>
+              </w:rPr>
+            </w:r>
+            <w:r>
+              <w:rPr>
+                <w:rFonts w:ascii="Arial" w:hAnsi="Arial" w:eastAsia="Arial" w:cs="Tahoma"/>
                 <w:sz w:val="18"/>
               </w:rPr>
               <w:t>2</w:t>
@@ -6337,13 +6627,13 @@
             </w:pPr>
             <w:r>
               <w:rPr>
-                <w:rFonts w:ascii="Arial" w:hAnsi="Arial" w:eastAsia="Arial"/>
-                <w:sz w:val="18"/>
-              </w:rPr>
-            </w:r>
-            <w:r>
-              <w:rPr>
-                <w:rFonts w:ascii="Arial" w:hAnsi="Arial" w:eastAsia="Arial"/>
+                <w:rFonts w:ascii="Arial" w:hAnsi="Arial" w:eastAsia="Arial" w:cs="Tahoma"/>
+                <w:sz w:val="18"/>
+              </w:rPr>
+            </w:r>
+            <w:r>
+              <w:rPr>
+                <w:rFonts w:ascii="Arial" w:hAnsi="Arial" w:eastAsia="Arial" w:cs="Tahoma"/>
                 <w:sz w:val="18"/>
               </w:rPr>
               <w:t>ส่ง x-user-id ที่ไม่มีสิทธิ์เมนูต้องได้ 403</w:t>
@@ -6367,13 +6657,13 @@
             </w:pPr>
             <w:r>
               <w:rPr>
-                <w:rFonts w:ascii="Arial" w:hAnsi="Arial" w:eastAsia="Arial"/>
-                <w:sz w:val="18"/>
-              </w:rPr>
-            </w:r>
-            <w:r>
-              <w:rPr>
-                <w:rFonts w:ascii="Arial" w:hAnsi="Arial" w:eastAsia="Arial"/>
+                <w:rFonts w:ascii="Arial" w:hAnsi="Arial" w:eastAsia="Arial" w:cs="Tahoma"/>
+                <w:sz w:val="18"/>
+              </w:rPr>
+            </w:r>
+            <w:r>
+              <w:rPr>
+                <w:rFonts w:ascii="Arial" w:hAnsi="Arial" w:eastAsia="Arial" w:cs="Tahoma"/>
                 <w:sz w:val="18"/>
               </w:rPr>
               <w:t>3</w:t>
@@ -6392,13 +6682,13 @@
             </w:pPr>
             <w:r>
               <w:rPr>
-                <w:rFonts w:ascii="Arial" w:hAnsi="Arial" w:eastAsia="Arial"/>
-                <w:sz w:val="18"/>
-              </w:rPr>
-            </w:r>
-            <w:r>
-              <w:rPr>
-                <w:rFonts w:ascii="Arial" w:hAnsi="Arial" w:eastAsia="Arial"/>
+                <w:rFonts w:ascii="Arial" w:hAnsi="Arial" w:eastAsia="Arial" w:cs="Tahoma"/>
+                <w:sz w:val="18"/>
+              </w:rPr>
+            </w:r>
+            <w:r>
+              <w:rPr>
+                <w:rFonts w:ascii="Arial" w:hAnsi="Arial" w:eastAsia="Arial" w:cs="Tahoma"/>
                 <w:sz w:val="18"/>
               </w:rPr>
               <w:t>upload ไฟล์ 6MB ต้องถูก block ก่อนขึ้น S3</w:t>
@@ -6422,13 +6712,13 @@
             </w:pPr>
             <w:r>
               <w:rPr>
-                <w:rFonts w:ascii="Arial" w:hAnsi="Arial" w:eastAsia="Arial"/>
-                <w:sz w:val="18"/>
-              </w:rPr>
-            </w:r>
-            <w:r>
-              <w:rPr>
-                <w:rFonts w:ascii="Arial" w:hAnsi="Arial" w:eastAsia="Arial"/>
+                <w:rFonts w:ascii="Arial" w:hAnsi="Arial" w:eastAsia="Arial" w:cs="Tahoma"/>
+                <w:sz w:val="18"/>
+              </w:rPr>
+            </w:r>
+            <w:r>
+              <w:rPr>
+                <w:rFonts w:ascii="Arial" w:hAnsi="Arial" w:eastAsia="Arial" w:cs="Tahoma"/>
                 <w:sz w:val="18"/>
               </w:rPr>
               <w:t>4</w:t>
@@ -6447,13 +6737,13 @@
             </w:pPr>
             <w:r>
               <w:rPr>
-                <w:rFonts w:ascii="Arial" w:hAnsi="Arial" w:eastAsia="Arial"/>
-                <w:sz w:val="18"/>
-              </w:rPr>
-            </w:r>
-            <w:r>
-              <w:rPr>
-                <w:rFonts w:ascii="Arial" w:hAnsi="Arial" w:eastAsia="Arial"/>
+                <w:rFonts w:ascii="Arial" w:hAnsi="Arial" w:eastAsia="Arial" w:cs="Tahoma"/>
+                <w:sz w:val="18"/>
+              </w:rPr>
+            </w:r>
+            <w:r>
+              <w:rPr>
+                <w:rFonts w:ascii="Arial" w:hAnsi="Arial" w:eastAsia="Arial" w:cs="Tahoma"/>
                 <w:sz w:val="18"/>
               </w:rPr>
               <w:t>download ไฟล์ของเอกสารที่ผู้ใช้ไม่เกี่ยวข้องต้องถูก block</w:t>
@@ -6477,13 +6767,13 @@
             </w:pPr>
             <w:r>
               <w:rPr>
-                <w:rFonts w:ascii="Arial" w:hAnsi="Arial" w:eastAsia="Arial"/>
-                <w:sz w:val="18"/>
-              </w:rPr>
-            </w:r>
-            <w:r>
-              <w:rPr>
-                <w:rFonts w:ascii="Arial" w:hAnsi="Arial" w:eastAsia="Arial"/>
+                <w:rFonts w:ascii="Arial" w:hAnsi="Arial" w:eastAsia="Arial" w:cs="Tahoma"/>
+                <w:sz w:val="18"/>
+              </w:rPr>
+            </w:r>
+            <w:r>
+              <w:rPr>
+                <w:rFonts w:ascii="Arial" w:hAnsi="Arial" w:eastAsia="Arial" w:cs="Tahoma"/>
                 <w:sz w:val="18"/>
               </w:rPr>
               <w:t>5</w:t>
@@ -6502,13 +6792,13 @@
             </w:pPr>
             <w:r>
               <w:rPr>
-                <w:rFonts w:ascii="Arial" w:hAnsi="Arial" w:eastAsia="Arial"/>
-                <w:sz w:val="18"/>
-              </w:rPr>
-            </w:r>
-            <w:r>
-              <w:rPr>
-                <w:rFonts w:ascii="Arial" w:hAnsi="Arial" w:eastAsia="Arial"/>
+                <w:rFonts w:ascii="Arial" w:hAnsi="Arial" w:eastAsia="Arial" w:cs="Tahoma"/>
+                <w:sz w:val="18"/>
+              </w:rPr>
+            </w:r>
+            <w:r>
+              <w:rPr>
+                <w:rFonts w:ascii="Arial" w:hAnsi="Arial" w:eastAsia="Arial" w:cs="Tahoma"/>
                 <w:sz w:val="18"/>
               </w:rPr>
               <w:t>เปลี่ยนค่า SBPGI_APPROVE_LIMIT ใน common_code แล้ว route อนุมัติเปลี่ยนตามโดยไม่ deploy</w:t>
@@ -6532,13 +6822,13 @@
             </w:pPr>
             <w:r>
               <w:rPr>
-                <w:rFonts w:ascii="Arial" w:hAnsi="Arial" w:eastAsia="Arial"/>
-                <w:sz w:val="18"/>
-              </w:rPr>
-            </w:r>
-            <w:r>
-              <w:rPr>
-                <w:rFonts w:ascii="Arial" w:hAnsi="Arial" w:eastAsia="Arial"/>
+                <w:rFonts w:ascii="Arial" w:hAnsi="Arial" w:eastAsia="Arial" w:cs="Tahoma"/>
+                <w:sz w:val="18"/>
+              </w:rPr>
+            </w:r>
+            <w:r>
+              <w:rPr>
+                <w:rFonts w:ascii="Arial" w:hAnsi="Arial" w:eastAsia="Arial" w:cs="Tahoma"/>
                 <w:sz w:val="18"/>
               </w:rPr>
               <w:t>6</w:t>
@@ -6557,13 +6847,13 @@
             </w:pPr>
             <w:r>
               <w:rPr>
-                <w:rFonts w:ascii="Arial" w:hAnsi="Arial" w:eastAsia="Arial"/>
-                <w:sz w:val="18"/>
-              </w:rPr>
-            </w:r>
-            <w:r>
-              <w:rPr>
-                <w:rFonts w:ascii="Arial" w:hAnsi="Arial" w:eastAsia="Arial"/>
+                <w:rFonts w:ascii="Arial" w:hAnsi="Arial" w:eastAsia="Arial" w:cs="Tahoma"/>
+                <w:sz w:val="18"/>
+              </w:rPr>
+            </w:r>
+            <w:r>
+              <w:rPr>
+                <w:rFonts w:ascii="Arial" w:hAnsi="Arial" w:eastAsia="Arial" w:cs="Tahoma"/>
                 <w:sz w:val="18"/>
               </w:rPr>
               <w:t>ส่งอีเมลสำเร็จแล้วมีแถวใน email_sent</w:t>
@@ -6593,7 +6883,7 @@
     </w:pPr>
     <w:r>
       <w:rPr>
-        <w:rFonts w:ascii="Arial" w:hAnsi="Arial"/>
+        <w:rFonts w:ascii="Arial" w:hAnsi="Arial" w:eastAsia="Arial" w:cs="Tahoma"/>
         <w:sz w:val="16"/>
       </w:rPr>
       <w:t xml:space="preserve">หน้า </w:t>
@@ -6612,7 +6902,7 @@
     </w:pPr>
     <w:r>
       <w:rPr>
-        <w:rFonts w:ascii="Arial" w:hAnsi="Arial" w:eastAsia="Arial"/>
+        <w:rFonts w:ascii="Arial" w:hAnsi="Arial" w:eastAsia="Arial" w:cs="Tahoma"/>
         <w:color w:val="66717F"/>
         <w:sz w:val="16"/>
       </w:rPr>
@@ -6986,7 +7276,7 @@
     <w:qFormat/>
     <w:rsid w:val="00FC693F"/>
     <w:rPr>
-      <w:rFonts w:ascii="Arial" w:hAnsi="Arial" w:eastAsia="Arial"/>
+      <w:rFonts w:ascii="Arial" w:hAnsi="Arial" w:eastAsia="Arial" w:cs="Tahoma"/>
       <w:sz w:val="20"/>
     </w:rPr>
   </w:style>
@@ -7049,7 +7339,7 @@
       <w:outlineLvl w:val="0"/>
     </w:pPr>
     <w:rPr>
-      <w:rFonts w:asciiTheme="majorHAnsi" w:eastAsiaTheme="majorEastAsia" w:hAnsiTheme="majorHAnsi" w:cstheme="majorBidi" w:ascii="Arial" w:hAnsi="Arial" w:eastAsia="Arial"/>
+      <w:rFonts w:asciiTheme="majorHAnsi" w:eastAsiaTheme="majorEastAsia" w:hAnsiTheme="majorHAnsi" w:cstheme="majorBidi" w:ascii="Arial" w:hAnsi="Arial" w:eastAsia="Arial" w:cs="Tahoma"/>
       <w:b/>
       <w:bCs/>
       <w:color w:val="1F4D78"/>
@@ -7073,7 +7363,7 @@
       <w:outlineLvl w:val="1"/>
     </w:pPr>
     <w:rPr>
-      <w:rFonts w:asciiTheme="majorHAnsi" w:eastAsiaTheme="majorEastAsia" w:hAnsiTheme="majorHAnsi" w:cstheme="majorBidi" w:ascii="Arial" w:hAnsi="Arial" w:eastAsia="Arial"/>
+      <w:rFonts w:asciiTheme="majorHAnsi" w:eastAsiaTheme="majorEastAsia" w:hAnsiTheme="majorHAnsi" w:cstheme="majorBidi" w:ascii="Arial" w:hAnsi="Arial" w:eastAsia="Arial" w:cs="Tahoma"/>
       <w:b/>
       <w:bCs/>
       <w:color w:val="2E74B5"/>
@@ -7097,7 +7387,7 @@
       <w:outlineLvl w:val="2"/>
     </w:pPr>
     <w:rPr>
-      <w:rFonts w:asciiTheme="majorHAnsi" w:eastAsiaTheme="majorEastAsia" w:hAnsiTheme="majorHAnsi" w:cstheme="majorBidi" w:ascii="Arial" w:hAnsi="Arial" w:eastAsia="Arial"/>
+      <w:rFonts w:asciiTheme="majorHAnsi" w:eastAsiaTheme="majorEastAsia" w:hAnsiTheme="majorHAnsi" w:cstheme="majorBidi" w:ascii="Arial" w:hAnsi="Arial" w:eastAsia="Arial" w:cs="Tahoma"/>
       <w:b/>
       <w:bCs/>
       <w:color w:val="1F4D78"/>
@@ -7121,7 +7411,7 @@
       <w:outlineLvl w:val="3"/>
     </w:pPr>
     <w:rPr>
-      <w:rFonts w:asciiTheme="majorHAnsi" w:eastAsiaTheme="majorEastAsia" w:hAnsiTheme="majorHAnsi" w:cstheme="majorBidi" w:ascii="Arial" w:hAnsi="Arial" w:eastAsia="Arial"/>
+      <w:rFonts w:asciiTheme="majorHAnsi" w:eastAsiaTheme="majorEastAsia" w:hAnsiTheme="majorHAnsi" w:cstheme="majorBidi" w:ascii="Arial" w:hAnsi="Arial" w:eastAsia="Arial" w:cs="Tahoma"/>
       <w:b/>
       <w:bCs/>
       <w:i/>

--- a/LLDD/word/BE/LLDD-BE-Integration-SBP-Platform.docx
+++ b/LLDD/word/BE/LLDD-BE-Integration-SBP-Platform.docx
@@ -3292,7 +3292,7 @@
                 <w:rFonts w:ascii="Arial" w:hAnsi="Arial" w:eastAsia="Arial" w:cs="Tahoma"/>
                 <w:sz w:val="18"/>
               </w:rPr>
-              <w:t>DP-10 · ที่อยู่ของ SBPGI</w:t>
+              <w:t>DP-10 ✅ ปิดแล้ว 2026-08-21 · ที่อยู่ของ SBPGI</w:t>
             </w:r>
           </w:p>
         </w:tc>
@@ -3315,9 +3315,31 @@
             <w:r>
               <w:rPr>
                 <w:rFonts w:ascii="Arial" w:hAnsi="Arial" w:eastAsia="Arial" w:cs="Tahoma"/>
-                <w:sz w:val="18"/>
-              </w:rPr>
-              <w:t>โมดูลใน store-backend เดิม</w:t>
+                <w:b/>
+                <w:sz w:val="18"/>
+              </w:rPr>
+              <w:t>เลือกข้อนี้</w:t>
+            </w:r>
+            <w:r>
+              <w:rPr>
+                <w:rFonts w:ascii="Arial" w:hAnsi="Arial" w:eastAsia="Arial" w:cs="Tahoma"/>
+                <w:sz w:val="18"/>
+              </w:rPr>
+              <w:t xml:space="preserve"> — โมดูลใน </w:t>
+            </w:r>
+            <w:r>
+              <w:rPr>
+                <w:rFonts w:ascii="Courier New" w:hAnsi="Courier New" w:eastAsia="Courier New" w:cs="Tahoma"/>
+                <w:sz w:val="18"/>
+              </w:rPr>
+              <w:t>srm-sps-spsap-store-backend</w:t>
+            </w:r>
+            <w:r>
+              <w:rPr>
+                <w:rFonts w:ascii="Arial" w:hAnsi="Arial" w:eastAsia="Arial" w:cs="Tahoma"/>
+                <w:sz w:val="18"/>
+              </w:rPr>
+              <w:t xml:space="preserve"> เดิม</w:t>
             </w:r>
           </w:p>
         </w:tc>
@@ -3342,7 +3364,7 @@
                 <w:rFonts w:ascii="Arial" w:hAnsi="Arial" w:eastAsia="Arial" w:cs="Tahoma"/>
                 <w:sz w:val="18"/>
               </w:rPr>
-              <w:t>backend ใหม่แยกต่างหาก</w:t>
+              <w:t>backend ใหม่แยกต่างหาก — ตกไป</w:t>
             </w:r>
           </w:p>
         </w:tc>
@@ -3367,7 +3389,7 @@
                 <w:rFonts w:ascii="Arial" w:hAnsi="Arial" w:eastAsia="Arial" w:cs="Tahoma"/>
                 <w:sz w:val="18"/>
               </w:rPr>
-              <w:t>ยังไม่ตัดสิน · กระทบว่า guard/interceptor ใช้ของเดิมได้เลยหรือต้องเขียนใหม่</w:t>
+              <w:t>✅ ปิดแล้ว — ใช้ guard/interceptor/response envelope ของ store-backend เดิมได้ทันที ไม่ต้องเขียนใหม่</w:t>
             </w:r>
           </w:p>
         </w:tc>

--- a/LLDD/word/BE/LLDD-BE-Integration-SBP-Platform.docx
+++ b/LLDD/word/BE/LLDD-BE-Integration-SBP-Platform.docx
@@ -666,7 +666,7 @@
         <w:keepLines/>
       </w:pPr>
       <w:r>
-        <w:t>ตัวตนผู้ใช้จาก BFF header (x-api-key, x-user-id, x-user-group-id, x-user-permissions)</w:t>
+        <w:t>ตัวตนผู้ใช้จาก BFF header 6 ตัว (x-api-key · x-user-id · x-user-group-id · x-user-full-name · x-user-permissions · accept-language) — ดูค่าตัวอย่างจริงใน 5.1</w:t>
       </w:r>
     </w:p>
     <w:p>
@@ -702,7 +702,7 @@
         <w:keepLines/>
       </w:pPr>
       <w:r>
-        <w:t>ค่ากำหนดกลางที่ mas_param และ common_code (รวม SBPGI_APPROVE_LIMIT)</w:t>
+        <w:t>ค่ากำหนดกลางที่ sps_store.mas_param และ sps_store.common_code — 🔴 ค่าของ SBPGI (SBPGI_APPROVE_LIMIT ฯลฯ) ยังไม่มีในระบบจริง ต้อง seed เองตอน setup (ดู 5.5)</w:t>
       </w:r>
     </w:p>
     <w:p>
@@ -1069,7 +1069,14 @@
                 <w:rFonts w:ascii="Arial" w:hAnsi="Arial" w:eastAsia="Arial" w:cs="Tahoma"/>
                 <w:sz w:val="18"/>
               </w:rPr>
-              <w:t>string</w:t>
+              <w:t xml:space="preserve">string เช่น </w:t>
+            </w:r>
+            <w:r>
+              <w:rPr>
+                <w:rFonts w:ascii="Courier New" w:hAnsi="Courier New" w:eastAsia="Courier New" w:cs="Tahoma"/>
+                <w:sz w:val="18"/>
+              </w:rPr>
+              <w:t>0000123456</w:t>
             </w:r>
           </w:p>
         </w:tc>
@@ -1094,7 +1101,7 @@
                 <w:rFonts w:ascii="Arial" w:hAnsi="Arial" w:eastAsia="Arial" w:cs="Tahoma"/>
                 <w:sz w:val="18"/>
               </w:rPr>
-              <w:t>required สำหรับ endpoint ของผู้ใช้</w:t>
+              <w:t>required ทุก endpoint ของผู้ใช้ — ไม่มี = 401</w:t>
             </w:r>
           </w:p>
         </w:tc>
@@ -1119,7 +1126,7 @@
                 <w:rFonts w:ascii="Arial" w:hAnsi="Arial" w:eastAsia="Arial" w:cs="Tahoma"/>
                 <w:sz w:val="18"/>
               </w:rPr>
-              <w:t>ใช้เป็น current_approver/create_by ของ workflow และเป็น updated_by ของ master</w:t>
+              <w:t>created_by/updated_by ของ SBPGI + consideration_logs.actor_user_id + ส่งเป็น userId เข้า engine · 🔴 ห้ามเขียน current_approver เอง (engine เป็นคนเขียน)</w:t>
             </w:r>
           </w:p>
         </w:tc>
@@ -1174,7 +1181,14 @@
                 <w:rFonts w:ascii="Arial" w:hAnsi="Arial" w:eastAsia="Arial" w:cs="Tahoma"/>
                 <w:sz w:val="18"/>
               </w:rPr>
-              <w:t>string</w:t>
+              <w:t xml:space="preserve">string เช่น </w:t>
+            </w:r>
+            <w:r>
+              <w:rPr>
+                <w:rFonts w:ascii="Courier New" w:hAnsi="Courier New" w:eastAsia="Courier New" w:cs="Tahoma"/>
+                <w:sz w:val="18"/>
+              </w:rPr>
+              <w:t>08</w:t>
             </w:r>
           </w:p>
         </w:tc>
@@ -1199,7 +1213,7 @@
                 <w:rFonts w:ascii="Arial" w:hAnsi="Arial" w:eastAsia="Arial" w:cs="Tahoma"/>
                 <w:sz w:val="18"/>
               </w:rPr>
-              <w:t>required</w:t>
+              <w:t>required เมื่อ endpoint ต้องรู้ section</w:t>
             </w:r>
           </w:p>
         </w:tc>
@@ -1224,7 +1238,7 @@
                 <w:rFonts w:ascii="Arial" w:hAnsi="Arial" w:eastAsia="Arial" w:cs="Tahoma"/>
                 <w:sz w:val="18"/>
               </w:rPr>
-              <w:t>ใช้เทียบสิทธิ์แบบกลุ่ม (approve_type = group ของ engine)</w:t>
+              <w:t>map เป็น section_code ของ workflow (06/08/01/02/03) — เป็นด่านหลักในการตัดสินสิทธิ์เขียน</w:t>
             </w:r>
           </w:p>
         </w:tc>
@@ -1254,7 +1268,7 @@
                 <w:rFonts w:ascii="Arial" w:hAnsi="Arial" w:eastAsia="Arial" w:cs="Tahoma"/>
                 <w:sz w:val="18"/>
               </w:rPr>
-              <w:t>x-user-permissions</w:t>
+              <w:t>x-user-full-name</w:t>
             </w:r>
           </w:p>
         </w:tc>
@@ -1279,7 +1293,15 @@
                 <w:rFonts w:ascii="Arial" w:hAnsi="Arial" w:eastAsia="Arial" w:cs="Tahoma"/>
                 <w:sz w:val="18"/>
               </w:rPr>
-              <w:t>string (serialized)</w:t>
+              <w:t xml:space="preserve">string · </w:t>
+            </w:r>
+            <w:r>
+              <w:rPr>
+                <w:rFonts w:ascii="Arial" w:hAnsi="Arial" w:eastAsia="Arial" w:cs="Tahoma"/>
+                <w:b/>
+                <w:sz w:val="18"/>
+              </w:rPr>
+              <w:t>%-encoded</w:t>
             </w:r>
           </w:p>
         </w:tc>
@@ -1304,7 +1326,7 @@
                 <w:rFonts w:ascii="Arial" w:hAnsi="Arial" w:eastAsia="Arial" w:cs="Tahoma"/>
                 <w:sz w:val="18"/>
               </w:rPr>
-              <w:t>required</w:t>
+              <w:t>ไม่บังคับ</w:t>
             </w:r>
           </w:p>
         </w:tc>
@@ -1329,7 +1351,7 @@
                 <w:rFonts w:ascii="Arial" w:hAnsi="Arial" w:eastAsia="Arial" w:cs="Tahoma"/>
                 <w:sz w:val="18"/>
               </w:rPr>
-              <w:t>สิทธิ์เมนูจาก auth-backend — SBPGI ไม่คำนวณสิทธิ์เมนูเอง</w:t>
+              <w:t>ชื่อผู้ทำรายการใน timeline/อีเมล · 🔴 ต้อง decodeURIComponent ก่อนใช้เสมอ · ไม่มีให้ fallback เป็น x-user-id</w:t>
             </w:r>
           </w:p>
         </w:tc>
@@ -1359,7 +1381,7 @@
                 <w:rFonts w:ascii="Arial" w:hAnsi="Arial" w:eastAsia="Arial" w:cs="Tahoma"/>
                 <w:sz w:val="18"/>
               </w:rPr>
-              <w:t>envelope</w:t>
+              <w:t>x-user-permissions</w:t>
             </w:r>
           </w:p>
         </w:tc>
@@ -1384,7 +1406,7 @@
                 <w:rFonts w:ascii="Arial" w:hAnsi="Arial" w:eastAsia="Arial" w:cs="Tahoma"/>
                 <w:sz w:val="18"/>
               </w:rPr>
-              <w:t>{success, data}</w:t>
+              <w:t>string (serialized) · ⚠️ รูปแบบยังไม่ยืนยัน</w:t>
             </w:r>
           </w:p>
         </w:tc>
@@ -1407,9 +1429,10 @@
             <w:r>
               <w:rPr>
                 <w:rFonts w:ascii="Arial" w:hAnsi="Arial" w:eastAsia="Arial" w:cs="Tahoma"/>
-                <w:sz w:val="18"/>
-              </w:rPr>
-              <w:t>บังคับทุก endpoint</w:t>
+                <w:b/>
+                <w:sz w:val="18"/>
+              </w:rPr>
+              <w:t>ด่านเสริม ไม่ใช่ด่านเดียว</w:t>
             </w:r>
           </w:p>
         </w:tc>
@@ -1434,7 +1457,7 @@
                 <w:rFonts w:ascii="Arial" w:hAnsi="Arial" w:eastAsia="Arial" w:cs="Tahoma"/>
                 <w:sz w:val="18"/>
               </w:rPr>
-              <w:t>ResponseInterceptor ห่อให้แล้ว — service ห้ามห่อซ้ำ</w:t>
+              <w:t>สิทธิ์ต่อ URL จาก auth-backend — SBPGI ไม่คำนวณสิทธิ์เมนูเอง · parse ไม่ผ่านให้ตกไปใช้ x-user-group-id + สถานะเอกสาร (ดู 5.1.2)</w:t>
             </w:r>
           </w:p>
         </w:tc>
@@ -1464,7 +1487,7 @@
                 <w:rFonts w:ascii="Arial" w:hAnsi="Arial" w:eastAsia="Arial" w:cs="Tahoma"/>
                 <w:sz w:val="18"/>
               </w:rPr>
-              <w:t>error</w:t>
+              <w:t>accept-language</w:t>
             </w:r>
           </w:p>
         </w:tc>
@@ -1489,7 +1512,14 @@
                 <w:rFonts w:ascii="Arial" w:hAnsi="Arial" w:eastAsia="Arial" w:cs="Tahoma"/>
                 <w:sz w:val="18"/>
               </w:rPr>
-              <w:t>{success:false, data:null, error:{code,message}}</w:t>
+              <w:t xml:space="preserve">string เช่น </w:t>
+            </w:r>
+            <w:r>
+              <w:rPr>
+                <w:rFonts w:ascii="Courier New" w:hAnsi="Courier New" w:eastAsia="Courier New" w:cs="Tahoma"/>
+                <w:sz w:val="18"/>
+              </w:rPr>
+              <w:t>th</w:t>
             </w:r>
           </w:p>
         </w:tc>
@@ -1514,7 +1544,7 @@
                 <w:rFonts w:ascii="Arial" w:hAnsi="Arial" w:eastAsia="Arial" w:cs="Tahoma"/>
                 <w:sz w:val="18"/>
               </w:rPr>
-              <w:t>message ภาษาไทย verbatim ตาม ข้อกำหนดทางธุรกิจ</w:t>
+              <w:t>ไม่บังคับ</w:t>
             </w:r>
           </w:p>
         </w:tc>
@@ -1539,7 +1569,7 @@
                 <w:rFonts w:ascii="Arial" w:hAnsi="Arial" w:eastAsia="Arial" w:cs="Tahoma"/>
                 <w:sz w:val="18"/>
               </w:rPr>
-              <w:t>โยนผ่าน HttpException เท่านั้น</w:t>
+              <w:t>ภาษาข้อความ error — default th (ไทย verbatim ตาม ข้อกำหนดทางธุรกิจ)</w:t>
             </w:r>
           </w:p>
         </w:tc>
@@ -1569,7 +1599,7 @@
                 <w:rFonts w:ascii="Arial" w:hAnsi="Arial" w:eastAsia="Arial" w:cs="Tahoma"/>
                 <w:sz w:val="18"/>
               </w:rPr>
-              <w:t>mas_param</w:t>
+              <w:t>envelope</w:t>
             </w:r>
           </w:p>
         </w:tc>
@@ -1594,7 +1624,7 @@
                 <w:rFonts w:ascii="Arial" w:hAnsi="Arial" w:eastAsia="Arial" w:cs="Tahoma"/>
                 <w:sz w:val="18"/>
               </w:rPr>
-              <w:t>key-value ของระบบเดิม</w:t>
+              <w:t>{success, data}</w:t>
             </w:r>
           </w:p>
         </w:tc>
@@ -1619,7 +1649,7 @@
                 <w:rFonts w:ascii="Arial" w:hAnsi="Arial" w:eastAsia="Arial" w:cs="Tahoma"/>
                 <w:sz w:val="18"/>
               </w:rPr>
-              <w:t>read-only สำหรับ SBPGI</w:t>
+              <w:t>บังคับทุก endpoint</w:t>
             </w:r>
           </w:p>
         </w:tc>
@@ -1644,7 +1674,7 @@
                 <w:rFonts w:ascii="Arial" w:hAnsi="Arial" w:eastAsia="Arial" w:cs="Tahoma"/>
                 <w:sz w:val="18"/>
               </w:rPr>
-              <w:t>93,752 แถว — ต้อง filter ด้วย key prefix ของ SBPGI เสมอ</w:t>
+              <w:t>ResponseInterceptor ห่อให้แล้ว — service ห้ามห่อซ้ำ</w:t>
             </w:r>
           </w:p>
         </w:tc>
@@ -1674,7 +1704,7 @@
                 <w:rFonts w:ascii="Arial" w:hAnsi="Arial" w:eastAsia="Arial" w:cs="Tahoma"/>
                 <w:sz w:val="18"/>
               </w:rPr>
-              <w:t>common_code / common_code_type</w:t>
+              <w:t>error</w:t>
             </w:r>
           </w:p>
         </w:tc>
@@ -1699,7 +1729,7 @@
                 <w:rFonts w:ascii="Arial" w:hAnsi="Arial" w:eastAsia="Arial" w:cs="Tahoma"/>
                 <w:sz w:val="18"/>
               </w:rPr>
-              <w:t>code master ของระบบเดิม</w:t>
+              <w:t>{success:false, data:null, error:{code,message}}</w:t>
             </w:r>
           </w:p>
         </w:tc>
@@ -1724,7 +1754,7 @@
                 <w:rFonts w:ascii="Arial" w:hAnsi="Arial" w:eastAsia="Arial" w:cs="Tahoma"/>
                 <w:sz w:val="18"/>
               </w:rPr>
-              <w:t>read-only สำหรับ SBPGI</w:t>
+              <w:t>message ภาษาไทย verbatim ตาม ข้อกำหนดทางธุรกิจ</w:t>
             </w:r>
           </w:p>
         </w:tc>
@@ -1749,7 +1779,219 @@
                 <w:rFonts w:ascii="Arial" w:hAnsi="Arial" w:eastAsia="Arial" w:cs="Tahoma"/>
                 <w:sz w:val="18"/>
               </w:rPr>
-              <w:t>2,609 / 376 แถว — วงเงินอนุมัติอยู่ code_type = SBPGI_APPROVE_LIMIT</w:t>
+              <w:t>โยนผ่าน HttpException เท่านั้น</w:t>
+            </w:r>
+          </w:p>
+        </w:tc>
+      </w:tr>
+      <w:tr>
+        <w:trPr>
+          <w:cantSplit/>
+        </w:trPr>
+        <w:tc>
+          <w:tcPr>
+            <w:tcW w:type="dxa" w:w="2520"/>
+            <w:vAlign w:val="center"/>
+          </w:tcPr>
+          <w:p>
+            <w:pPr>
+              <w:keepLines/>
+              <w:spacing w:after="0"/>
+            </w:pPr>
+            <w:r>
+              <w:rPr>
+                <w:rFonts w:ascii="Arial" w:hAnsi="Arial" w:eastAsia="Arial" w:cs="Tahoma"/>
+                <w:sz w:val="18"/>
+              </w:rPr>
+            </w:r>
+            <w:r>
+              <w:rPr>
+                <w:rFonts w:ascii="Arial" w:hAnsi="Arial" w:eastAsia="Arial" w:cs="Tahoma"/>
+                <w:sz w:val="18"/>
+              </w:rPr>
+              <w:t>sps_store.mas_param</w:t>
+            </w:r>
+          </w:p>
+        </w:tc>
+        <w:tc>
+          <w:tcPr>
+            <w:tcW w:type="dxa" w:w="2520"/>
+            <w:vAlign w:val="center"/>
+          </w:tcPr>
+          <w:p>
+            <w:pPr>
+              <w:keepLines/>
+              <w:spacing w:after="0"/>
+            </w:pPr>
+            <w:r>
+              <w:rPr>
+                <w:rFonts w:ascii="Arial" w:hAnsi="Arial" w:eastAsia="Arial" w:cs="Tahoma"/>
+                <w:sz w:val="18"/>
+              </w:rPr>
+            </w:r>
+            <w:r>
+              <w:rPr>
+                <w:rFonts w:ascii="Arial" w:hAnsi="Arial" w:eastAsia="Arial" w:cs="Tahoma"/>
+                <w:sz w:val="18"/>
+              </w:rPr>
+              <w:t>key-value ของระบบเดิม</w:t>
+            </w:r>
+          </w:p>
+        </w:tc>
+        <w:tc>
+          <w:tcPr>
+            <w:tcW w:type="dxa" w:w="2520"/>
+            <w:vAlign w:val="center"/>
+          </w:tcPr>
+          <w:p>
+            <w:pPr>
+              <w:keepLines/>
+              <w:spacing w:after="0"/>
+            </w:pPr>
+            <w:r>
+              <w:rPr>
+                <w:rFonts w:ascii="Arial" w:hAnsi="Arial" w:eastAsia="Arial" w:cs="Tahoma"/>
+                <w:sz w:val="18"/>
+              </w:rPr>
+            </w:r>
+            <w:r>
+              <w:rPr>
+                <w:rFonts w:ascii="Arial" w:hAnsi="Arial" w:eastAsia="Arial" w:cs="Tahoma"/>
+                <w:b/>
+                <w:sz w:val="18"/>
+              </w:rPr>
+              <w:t>runtime = read-only · เขียนเฉพาะตอน seed/cutover</w:t>
+            </w:r>
+          </w:p>
+        </w:tc>
+        <w:tc>
+          <w:tcPr>
+            <w:tcW w:type="dxa" w:w="2520"/>
+            <w:vAlign w:val="center"/>
+          </w:tcPr>
+          <w:p>
+            <w:pPr>
+              <w:keepLines/>
+              <w:spacing w:after="0"/>
+            </w:pPr>
+            <w:r>
+              <w:rPr>
+                <w:rFonts w:ascii="Arial" w:hAnsi="Arial" w:eastAsia="Arial" w:cs="Tahoma"/>
+                <w:sz w:val="18"/>
+              </w:rPr>
+            </w:r>
+            <w:r>
+              <w:rPr>
+                <w:rFonts w:ascii="Arial" w:hAnsi="Arial" w:eastAsia="Arial" w:cs="Tahoma"/>
+                <w:sz w:val="18"/>
+              </w:rPr>
+              <w:t>93,752 แถว · ไม่มี PK/unique → อ่านต้อง WHERE active_flag='Y' + LIMIT 1 เสมอ · 🔴 ค่า SBPGI_* ยังไม่มี ต้อง seed (5.5.2)</w:t>
+            </w:r>
+          </w:p>
+        </w:tc>
+      </w:tr>
+      <w:tr>
+        <w:trPr>
+          <w:cantSplit/>
+        </w:trPr>
+        <w:tc>
+          <w:tcPr>
+            <w:tcW w:type="dxa" w:w="2520"/>
+            <w:vAlign w:val="center"/>
+          </w:tcPr>
+          <w:p>
+            <w:pPr>
+              <w:keepLines/>
+              <w:spacing w:after="0"/>
+            </w:pPr>
+            <w:r>
+              <w:rPr>
+                <w:rFonts w:ascii="Arial" w:hAnsi="Arial" w:eastAsia="Arial" w:cs="Tahoma"/>
+                <w:sz w:val="18"/>
+              </w:rPr>
+            </w:r>
+            <w:r>
+              <w:rPr>
+                <w:rFonts w:ascii="Arial" w:hAnsi="Arial" w:eastAsia="Arial" w:cs="Tahoma"/>
+                <w:sz w:val="18"/>
+              </w:rPr>
+              <w:t>sps_store.common_code / common_code_type</w:t>
+            </w:r>
+          </w:p>
+        </w:tc>
+        <w:tc>
+          <w:tcPr>
+            <w:tcW w:type="dxa" w:w="2520"/>
+            <w:vAlign w:val="center"/>
+          </w:tcPr>
+          <w:p>
+            <w:pPr>
+              <w:keepLines/>
+              <w:spacing w:after="0"/>
+            </w:pPr>
+            <w:r>
+              <w:rPr>
+                <w:rFonts w:ascii="Arial" w:hAnsi="Arial" w:eastAsia="Arial" w:cs="Tahoma"/>
+                <w:sz w:val="18"/>
+              </w:rPr>
+            </w:r>
+            <w:r>
+              <w:rPr>
+                <w:rFonts w:ascii="Arial" w:hAnsi="Arial" w:eastAsia="Arial" w:cs="Tahoma"/>
+                <w:sz w:val="18"/>
+              </w:rPr>
+              <w:t>code master ของระบบเดิม</w:t>
+            </w:r>
+          </w:p>
+        </w:tc>
+        <w:tc>
+          <w:tcPr>
+            <w:tcW w:type="dxa" w:w="2520"/>
+            <w:vAlign w:val="center"/>
+          </w:tcPr>
+          <w:p>
+            <w:pPr>
+              <w:keepLines/>
+              <w:spacing w:after="0"/>
+            </w:pPr>
+            <w:r>
+              <w:rPr>
+                <w:rFonts w:ascii="Arial" w:hAnsi="Arial" w:eastAsia="Arial" w:cs="Tahoma"/>
+                <w:sz w:val="18"/>
+              </w:rPr>
+            </w:r>
+            <w:r>
+              <w:rPr>
+                <w:rFonts w:ascii="Arial" w:hAnsi="Arial" w:eastAsia="Arial" w:cs="Tahoma"/>
+                <w:b/>
+                <w:sz w:val="18"/>
+              </w:rPr>
+              <w:t>runtime = read-only · เขียนเฉพาะตอน seed/cutover</w:t>
+            </w:r>
+          </w:p>
+        </w:tc>
+        <w:tc>
+          <w:tcPr>
+            <w:tcW w:type="dxa" w:w="2520"/>
+            <w:vAlign w:val="center"/>
+          </w:tcPr>
+          <w:p>
+            <w:pPr>
+              <w:keepLines/>
+              <w:spacing w:after="0"/>
+            </w:pPr>
+            <w:r>
+              <w:rPr>
+                <w:rFonts w:ascii="Arial" w:hAnsi="Arial" w:eastAsia="Arial" w:cs="Tahoma"/>
+                <w:sz w:val="18"/>
+              </w:rPr>
+            </w:r>
+            <w:r>
+              <w:rPr>
+                <w:rFonts w:ascii="Arial" w:hAnsi="Arial" w:eastAsia="Arial" w:cs="Tahoma"/>
+                <w:sz w:val="18"/>
+              </w:rPr>
+              <w:t>2,609 / 376 แถว · code_type เป็น varchar(20) · ต้อง INSERT common_code_type ก่อน · 🔴 SBPGI_APPROVE_LIMIT ยังไม่มี ต้อง seed (5.5.2)</w:t>
             </w:r>
           </w:p>
         </w:tc>
@@ -1781,7 +2023,1496 @@
         <w:t>ไม่มีระบบ login ของตัวเอง</w:t>
       </w:r>
       <w:r>
-        <w:t xml:space="preserve"> — ตัวตนมาจาก BFF ผ่าน header · guard ของ store-backend แปลง header เป็น user context แล้วส่งต่อให้ service ทุกชั้น</w:t>
+        <w:t xml:space="preserve"> — login จริงอยู่ที่ </w:t>
+      </w:r>
+      <w:r>
+        <w:rPr>
+          <w:b/>
+        </w:rPr>
+        <w:t>AWS Cognito ฝั่ง BFF</w:t>
+      </w:r>
+      <w:r>
+        <w:t xml:space="preserve"> · FE ไม่แตะ token · BFF ยืนยันตัวเองกับ backend ด้วย </w:t>
+      </w:r>
+      <w:r>
+        <w:rPr>
+          <w:rFonts w:ascii="Courier New" w:hAnsi="Courier New" w:eastAsia="Courier New" w:cs="Tahoma"/>
+        </w:rPr>
+        <w:t>x-api-key</w:t>
+      </w:r>
+      <w:r>
+        <w:t xml:space="preserve"> แล้วส่งบริบทผู้ใช้ต่อเป็น header · guard ของ store-backend แปลง header เป็น user context แล้วส่งต่อให้ service ทุกชั้น (รูปแบบเดียวกับที่ </w:t>
+      </w:r>
+      <w:r>
+        <w:rPr>
+          <w:rFonts w:ascii="Courier New" w:hAnsi="Courier New" w:eastAsia="Courier New" w:cs="Tahoma"/>
+        </w:rPr>
+        <w:t>export-data.service.ts</w:t>
+      </w:r>
+      <w:r>
+        <w:t xml:space="preserve"> / </w:t>
+      </w:r>
+      <w:r>
+        <w:rPr>
+          <w:rFonts w:ascii="Courier New" w:hAnsi="Courier New" w:eastAsia="Courier New" w:cs="Tahoma"/>
+        </w:rPr>
+        <w:t>relation.service.ts</w:t>
+      </w:r>
+      <w:r>
+        <w:t xml:space="preserve"> / </w:t>
+      </w:r>
+      <w:r>
+        <w:rPr>
+          <w:rFonts w:ascii="Courier New" w:hAnsi="Courier New" w:eastAsia="Courier New" w:cs="Tahoma"/>
+        </w:rPr>
+        <w:t>backlog.service.ts</w:t>
+      </w:r>
+      <w:r>
+        <w:t xml:space="preserve"> ของ BFF ใช้อยู่แล้ว)</w:t>
+      </w:r>
+    </w:p>
+    <w:p>
+      <w:pPr>
+        <w:pStyle w:val="Heading3"/>
+        <w:keepNext/>
+        <w:keepLines/>
+        <w:pageBreakBefore w:val="0"/>
+      </w:pPr>
+      <w:r>
+        <w:t>5.1.1 ตัวอย่าง request จริงที่ SBPGI ได้รับ</w:t>
+      </w:r>
+    </w:p>
+    <w:p>
+      <w:pPr>
+        <w:keepNext w:val="0"/>
+      </w:pPr>
+      <w:r>
+        <w:rPr>
+          <w:b/>
+        </w:rPr>
+        <w:t>HTTP request จาก BFF → store-backend (SBPGI)</w:t>
+      </w:r>
+    </w:p>
+    <w:p>
+      <w:pPr>
+        <w:keepLines w:val="0"/>
+        <w:ind w:left="288"/>
+      </w:pPr>
+      <w:r>
+        <w:rPr>
+          <w:rFonts w:ascii="Courier New" w:hAnsi="Courier New" w:eastAsia="Courier New" w:cs="Tahoma"/>
+          <w:sz w:val="16"/>
+        </w:rPr>
+        <w:t>POST /api/v1/sbpgi/document/2026%2F00123/actions HTTP/1.1</w:t>
+        <w:br/>
+        <w:t>Host: store-backend:3004</w:t>
+        <w:br/>
+        <w:t>Content-Type: application/json</w:t>
+        <w:br/>
+        <w:t>accept-language: th</w:t>
+        <w:br/>
+        <w:br/>
+        <w:t>x-api-key: 8f2b1c94-6d5e-4a70-b1c3-9ee27a4f0d51</w:t>
+        <w:br/>
+        <w:t>x-user-id: 0000123456</w:t>
+        <w:br/>
+        <w:t>x-user-group-id: 08</w:t>
+        <w:br/>
+        <w:t>x-user-full-name: %E0%B8%AA%E0%B8%A1%E0%B8%8A%E0%B8%B2%E0%B8%A2%20%E0%B9%83%E0%B8%88%E0%B8%94%E0%B8%B5</w:t>
+        <w:br/>
+        <w:t>x-user-permissions: [{"url":"/sbpgi/document/waiting","canView":true,"canManage":true,"canExport":false,"canOther":false},{"url":"/sbpgi/report/status-summary","canView":true,"canManage":false,"canExport":true,"canOther":false}]</w:t>
+        <w:br/>
+        <w:br/>
+        <w:t>{"result":"ส่งหน่วยงานส่งเสริมธุรกิจ SBP","comment":"ตรวจยอดชดเชยแล้ว"}</w:t>
+      </w:r>
+    </w:p>
+    <w:p>
+      <w:pPr>
+        <w:pStyle w:val="Heading3"/>
+        <w:keepNext/>
+        <w:keepLines/>
+        <w:pageBreakBefore w:val="0"/>
+      </w:pPr>
+      <w:r>
+        <w:t>5.1.2 แต่ละ header คืออะไร ใช้ทำอะไร</w:t>
+      </w:r>
+    </w:p>
+    <w:tbl>
+      <w:tblPr>
+        <w:tblStyle w:val="TableGrid"/>
+        <w:tblW w:type="auto" w:w="0"/>
+        <w:jc w:val="center"/>
+        <w:tblLook w:firstColumn="1" w:firstRow="1" w:lastColumn="0" w:lastRow="0" w:noHBand="0" w:noVBand="1" w:val="04A0"/>
+      </w:tblPr>
+      <w:tblGrid>
+        <w:gridCol w:w="2016"/>
+        <w:gridCol w:w="2016"/>
+        <w:gridCol w:w="2016"/>
+        <w:gridCol w:w="2016"/>
+        <w:gridCol w:w="2016"/>
+      </w:tblGrid>
+      <w:tr>
+        <w:trPr>
+          <w:cantSplit/>
+        </w:trPr>
+        <w:tc>
+          <w:tcPr>
+            <w:tcW w:type="dxa" w:w="2016"/>
+            <w:vAlign w:val="center"/>
+            <w:shd w:fill="E8EEF5"/>
+          </w:tcPr>
+          <w:p>
+            <w:pPr>
+              <w:keepLines/>
+              <w:spacing w:after="0"/>
+            </w:pPr>
+            <w:r/>
+            <w:r>
+              <w:rPr>
+                <w:rFonts w:ascii="Arial" w:hAnsi="Arial" w:eastAsia="Arial" w:cs="Tahoma"/>
+                <w:b/>
+                <w:sz w:val="18"/>
+              </w:rPr>
+              <w:t>Header</w:t>
+            </w:r>
+          </w:p>
+        </w:tc>
+        <w:tc>
+          <w:tcPr>
+            <w:tcW w:type="dxa" w:w="2016"/>
+            <w:vAlign w:val="center"/>
+            <w:shd w:fill="E8EEF5"/>
+          </w:tcPr>
+          <w:p>
+            <w:pPr>
+              <w:keepLines/>
+              <w:spacing w:after="0"/>
+            </w:pPr>
+            <w:r/>
+            <w:r>
+              <w:rPr>
+                <w:rFonts w:ascii="Arial" w:hAnsi="Arial" w:eastAsia="Arial" w:cs="Tahoma"/>
+                <w:b/>
+                <w:sz w:val="18"/>
+              </w:rPr>
+              <w:t>ตัวอย่างค่า</w:t>
+            </w:r>
+          </w:p>
+        </w:tc>
+        <w:tc>
+          <w:tcPr>
+            <w:tcW w:type="dxa" w:w="2016"/>
+            <w:vAlign w:val="center"/>
+            <w:shd w:fill="E8EEF5"/>
+          </w:tcPr>
+          <w:p>
+            <w:pPr>
+              <w:keepLines/>
+              <w:spacing w:after="0"/>
+            </w:pPr>
+            <w:r/>
+            <w:r>
+              <w:rPr>
+                <w:rFonts w:ascii="Arial" w:hAnsi="Arial" w:eastAsia="Arial" w:cs="Tahoma"/>
+                <w:b/>
+                <w:sz w:val="18"/>
+              </w:rPr>
+              <w:t>มาจากไหน</w:t>
+            </w:r>
+          </w:p>
+        </w:tc>
+        <w:tc>
+          <w:tcPr>
+            <w:tcW w:type="dxa" w:w="2016"/>
+            <w:vAlign w:val="center"/>
+            <w:shd w:fill="E8EEF5"/>
+          </w:tcPr>
+          <w:p>
+            <w:pPr>
+              <w:keepLines/>
+              <w:spacing w:after="0"/>
+            </w:pPr>
+            <w:r/>
+            <w:r>
+              <w:rPr>
+                <w:rFonts w:ascii="Arial" w:hAnsi="Arial" w:eastAsia="Arial" w:cs="Tahoma"/>
+                <w:b/>
+                <w:sz w:val="18"/>
+              </w:rPr>
+              <w:t>SBPGI ใช้ทำอะไร</w:t>
+            </w:r>
+          </w:p>
+        </w:tc>
+        <w:tc>
+          <w:tcPr>
+            <w:tcW w:type="dxa" w:w="2016"/>
+            <w:vAlign w:val="center"/>
+            <w:shd w:fill="E8EEF5"/>
+          </w:tcPr>
+          <w:p>
+            <w:pPr>
+              <w:keepLines/>
+              <w:spacing w:after="0"/>
+            </w:pPr>
+            <w:r/>
+            <w:r>
+              <w:rPr>
+                <w:rFonts w:ascii="Arial" w:hAnsi="Arial" w:eastAsia="Arial" w:cs="Tahoma"/>
+                <w:b/>
+                <w:sz w:val="18"/>
+              </w:rPr>
+              <w:t>ถ้าไม่มี/ผิด</w:t>
+            </w:r>
+          </w:p>
+        </w:tc>
+      </w:tr>
+      <w:tr>
+        <w:trPr>
+          <w:cantSplit/>
+        </w:trPr>
+        <w:tc>
+          <w:tcPr>
+            <w:tcW w:type="dxa" w:w="2016"/>
+            <w:vAlign w:val="center"/>
+          </w:tcPr>
+          <w:p>
+            <w:pPr>
+              <w:keepLines/>
+              <w:spacing w:after="0"/>
+            </w:pPr>
+            <w:r>
+              <w:rPr>
+                <w:rFonts w:ascii="Arial" w:hAnsi="Arial" w:eastAsia="Arial" w:cs="Tahoma"/>
+                <w:sz w:val="18"/>
+              </w:rPr>
+            </w:r>
+            <w:r>
+              <w:rPr>
+                <w:rFonts w:ascii="Courier New" w:hAnsi="Courier New" w:eastAsia="Courier New" w:cs="Tahoma"/>
+                <w:sz w:val="18"/>
+              </w:rPr>
+              <w:t>x-api-key</w:t>
+            </w:r>
+          </w:p>
+        </w:tc>
+        <w:tc>
+          <w:tcPr>
+            <w:tcW w:type="dxa" w:w="2016"/>
+            <w:vAlign w:val="center"/>
+          </w:tcPr>
+          <w:p>
+            <w:pPr>
+              <w:keepLines/>
+              <w:spacing w:after="0"/>
+            </w:pPr>
+            <w:r>
+              <w:rPr>
+                <w:rFonts w:ascii="Arial" w:hAnsi="Arial" w:eastAsia="Arial" w:cs="Tahoma"/>
+                <w:sz w:val="18"/>
+              </w:rPr>
+            </w:r>
+            <w:r>
+              <w:rPr>
+                <w:rFonts w:ascii="Courier New" w:hAnsi="Courier New" w:eastAsia="Courier New" w:cs="Tahoma"/>
+                <w:sz w:val="18"/>
+              </w:rPr>
+              <w:t>8f2b1c94-6d5e-4a70-b1c3-9ee27a4f0d51</w:t>
+            </w:r>
+          </w:p>
+        </w:tc>
+        <w:tc>
+          <w:tcPr>
+            <w:tcW w:type="dxa" w:w="2016"/>
+            <w:vAlign w:val="center"/>
+          </w:tcPr>
+          <w:p>
+            <w:pPr>
+              <w:keepLines/>
+              <w:spacing w:after="0"/>
+            </w:pPr>
+            <w:r>
+              <w:rPr>
+                <w:rFonts w:ascii="Arial" w:hAnsi="Arial" w:eastAsia="Arial" w:cs="Tahoma"/>
+                <w:sz w:val="18"/>
+              </w:rPr>
+            </w:r>
+            <w:r>
+              <w:rPr>
+                <w:rFonts w:ascii="Arial" w:hAnsi="Arial" w:eastAsia="Arial" w:cs="Tahoma"/>
+                <w:sz w:val="18"/>
+              </w:rPr>
+              <w:t>env ของ BFF ต่อ backend (</w:t>
+            </w:r>
+            <w:r>
+              <w:rPr>
+                <w:rFonts w:ascii="Courier New" w:hAnsi="Courier New" w:eastAsia="Courier New" w:cs="Tahoma"/>
+                <w:sz w:val="18"/>
+              </w:rPr>
+              <w:t>API_STORE_BACKEND_KEY_VALUE</w:t>
+            </w:r>
+            <w:r>
+              <w:rPr>
+                <w:rFonts w:ascii="Arial" w:hAnsi="Arial" w:eastAsia="Arial" w:cs="Tahoma"/>
+                <w:sz w:val="18"/>
+              </w:rPr>
+              <w:t xml:space="preserve">) เทียบกับ </w:t>
+            </w:r>
+            <w:r>
+              <w:rPr>
+                <w:rFonts w:ascii="Courier New" w:hAnsi="Courier New" w:eastAsia="Courier New" w:cs="Tahoma"/>
+                <w:sz w:val="18"/>
+              </w:rPr>
+              <w:t>X_API_KEY</w:t>
+            </w:r>
+            <w:r>
+              <w:rPr>
+                <w:rFonts w:ascii="Arial" w:hAnsi="Arial" w:eastAsia="Arial" w:cs="Tahoma"/>
+                <w:sz w:val="18"/>
+              </w:rPr>
+              <w:t xml:space="preserve"> ของ store-backend</w:t>
+            </w:r>
+          </w:p>
+        </w:tc>
+        <w:tc>
+          <w:tcPr>
+            <w:tcW w:type="dxa" w:w="2016"/>
+            <w:vAlign w:val="center"/>
+          </w:tcPr>
+          <w:p>
+            <w:pPr>
+              <w:keepLines/>
+              <w:spacing w:after="0"/>
+            </w:pPr>
+            <w:r>
+              <w:rPr>
+                <w:rFonts w:ascii="Arial" w:hAnsi="Arial" w:eastAsia="Arial" w:cs="Tahoma"/>
+                <w:sz w:val="18"/>
+              </w:rPr>
+            </w:r>
+            <w:r>
+              <w:rPr>
+                <w:rFonts w:ascii="Arial" w:hAnsi="Arial" w:eastAsia="Arial" w:cs="Tahoma"/>
+                <w:sz w:val="18"/>
+              </w:rPr>
+              <w:t xml:space="preserve">พิสูจน์ว่า request มาจาก BFF จริง ไม่ใช่ใครยิงตรง — </w:t>
+            </w:r>
+            <w:r>
+              <w:rPr>
+                <w:rFonts w:ascii="Arial" w:hAnsi="Arial" w:eastAsia="Arial" w:cs="Tahoma"/>
+                <w:b/>
+                <w:sz w:val="18"/>
+              </w:rPr>
+              <w:t>ไม่ใช่ตัวตนผู้ใช้</w:t>
+            </w:r>
+          </w:p>
+        </w:tc>
+        <w:tc>
+          <w:tcPr>
+            <w:tcW w:type="dxa" w:w="2016"/>
+            <w:vAlign w:val="center"/>
+          </w:tcPr>
+          <w:p>
+            <w:pPr>
+              <w:keepLines/>
+              <w:spacing w:after="0"/>
+            </w:pPr>
+            <w:r>
+              <w:rPr>
+                <w:rFonts w:ascii="Arial" w:hAnsi="Arial" w:eastAsia="Arial" w:cs="Tahoma"/>
+                <w:sz w:val="18"/>
+              </w:rPr>
+            </w:r>
+            <w:r>
+              <w:rPr>
+                <w:rFonts w:ascii="Arial" w:hAnsi="Arial" w:eastAsia="Arial" w:cs="Tahoma"/>
+                <w:b/>
+                <w:sz w:val="18"/>
+              </w:rPr>
+              <w:t>401</w:t>
+            </w:r>
+            <w:r>
+              <w:rPr>
+                <w:rFonts w:ascii="Arial" w:hAnsi="Arial" w:eastAsia="Arial" w:cs="Tahoma"/>
+                <w:sz w:val="18"/>
+              </w:rPr>
+              <w:t xml:space="preserve"> </w:t>
+            </w:r>
+            <w:r>
+              <w:rPr>
+                <w:rFonts w:ascii="Arial" w:hAnsi="Arial" w:eastAsia="Arial" w:cs="Tahoma"/>
+                <w:color w:val="8A3324"/>
+                <w:sz w:val="18"/>
+              </w:rPr>
+              <w:t>ไม่พบสิทธิ์การเข้าใช้งาน</w:t>
+            </w:r>
+            <w:r>
+              <w:rPr>
+                <w:rFonts w:ascii="Arial" w:hAnsi="Arial" w:eastAsia="Arial" w:cs="Tahoma"/>
+                <w:sz w:val="18"/>
+              </w:rPr>
+              <w:t xml:space="preserve"> · </w:t>
+            </w:r>
+            <w:r>
+              <w:rPr>
+                <w:rFonts w:ascii="Courier New" w:hAnsi="Courier New" w:eastAsia="Courier New" w:cs="Tahoma"/>
+                <w:sz w:val="18"/>
+              </w:rPr>
+              <w:t>HttpHeaderGuard</w:t>
+            </w:r>
+            <w:r>
+              <w:rPr>
+                <w:rFonts w:ascii="Arial" w:hAnsi="Arial" w:eastAsia="Arial" w:cs="Tahoma"/>
+                <w:sz w:val="18"/>
+              </w:rPr>
+              <w:t xml:space="preserve"> ของระบบเดิมเทียบแบบ </w:t>
+            </w:r>
+            <w:r>
+              <w:rPr>
+                <w:rFonts w:ascii="Courier New" w:hAnsi="Courier New" w:eastAsia="Courier New" w:cs="Tahoma"/>
+                <w:sz w:val="18"/>
+              </w:rPr>
+              <w:t>===</w:t>
+            </w:r>
+            <w:r>
+              <w:rPr>
+                <w:rFonts w:ascii="Arial" w:hAnsi="Arial" w:eastAsia="Arial" w:cs="Tahoma"/>
+                <w:sz w:val="18"/>
+              </w:rPr>
+              <w:t xml:space="preserve"> ตรง ๆ</w:t>
+            </w:r>
+          </w:p>
+        </w:tc>
+      </w:tr>
+      <w:tr>
+        <w:trPr>
+          <w:cantSplit/>
+        </w:trPr>
+        <w:tc>
+          <w:tcPr>
+            <w:tcW w:type="dxa" w:w="2016"/>
+            <w:vAlign w:val="center"/>
+          </w:tcPr>
+          <w:p>
+            <w:pPr>
+              <w:keepLines/>
+              <w:spacing w:after="0"/>
+            </w:pPr>
+            <w:r>
+              <w:rPr>
+                <w:rFonts w:ascii="Arial" w:hAnsi="Arial" w:eastAsia="Arial" w:cs="Tahoma"/>
+                <w:sz w:val="18"/>
+              </w:rPr>
+            </w:r>
+            <w:r>
+              <w:rPr>
+                <w:rFonts w:ascii="Courier New" w:hAnsi="Courier New" w:eastAsia="Courier New" w:cs="Tahoma"/>
+                <w:sz w:val="18"/>
+              </w:rPr>
+              <w:t>x-user-id</w:t>
+            </w:r>
+          </w:p>
+        </w:tc>
+        <w:tc>
+          <w:tcPr>
+            <w:tcW w:type="dxa" w:w="2016"/>
+            <w:vAlign w:val="center"/>
+          </w:tcPr>
+          <w:p>
+            <w:pPr>
+              <w:keepLines/>
+              <w:spacing w:after="0"/>
+            </w:pPr>
+            <w:r>
+              <w:rPr>
+                <w:rFonts w:ascii="Arial" w:hAnsi="Arial" w:eastAsia="Arial" w:cs="Tahoma"/>
+                <w:sz w:val="18"/>
+              </w:rPr>
+            </w:r>
+            <w:r>
+              <w:rPr>
+                <w:rFonts w:ascii="Courier New" w:hAnsi="Courier New" w:eastAsia="Courier New" w:cs="Tahoma"/>
+                <w:sz w:val="18"/>
+              </w:rPr>
+              <w:t>0000123456</w:t>
+            </w:r>
+          </w:p>
+        </w:tc>
+        <w:tc>
+          <w:tcPr>
+            <w:tcW w:type="dxa" w:w="2016"/>
+            <w:vAlign w:val="center"/>
+          </w:tcPr>
+          <w:p>
+            <w:pPr>
+              <w:keepLines/>
+              <w:spacing w:after="0"/>
+            </w:pPr>
+            <w:r>
+              <w:rPr>
+                <w:rFonts w:ascii="Arial" w:hAnsi="Arial" w:eastAsia="Arial" w:cs="Tahoma"/>
+                <w:sz w:val="18"/>
+              </w:rPr>
+            </w:r>
+            <w:r>
+              <w:rPr>
+                <w:rFonts w:ascii="Courier New" w:hAnsi="Courier New" w:eastAsia="Courier New" w:cs="Tahoma"/>
+                <w:sz w:val="18"/>
+              </w:rPr>
+              <w:t>sub</w:t>
+            </w:r>
+            <w:r>
+              <w:rPr>
+                <w:rFonts w:ascii="Arial" w:hAnsi="Arial" w:eastAsia="Arial" w:cs="Tahoma"/>
+                <w:sz w:val="18"/>
+              </w:rPr>
+              <w:t>/employee id จาก JWT ของ Cognito (BFF ถอดจาก cookie)</w:t>
+            </w:r>
+          </w:p>
+        </w:tc>
+        <w:tc>
+          <w:tcPr>
+            <w:tcW w:type="dxa" w:w="2016"/>
+            <w:vAlign w:val="center"/>
+          </w:tcPr>
+          <w:p>
+            <w:pPr>
+              <w:keepLines/>
+              <w:spacing w:after="0"/>
+            </w:pPr>
+            <w:r>
+              <w:rPr>
+                <w:rFonts w:ascii="Arial" w:hAnsi="Arial" w:eastAsia="Arial" w:cs="Tahoma"/>
+                <w:sz w:val="18"/>
+              </w:rPr>
+            </w:r>
+            <w:r>
+              <w:rPr>
+                <w:rFonts w:ascii="Arial" w:hAnsi="Arial" w:eastAsia="Arial" w:cs="Tahoma"/>
+                <w:sz w:val="18"/>
+              </w:rPr>
+              <w:t xml:space="preserve">🔴 </w:t>
+            </w:r>
+            <w:r>
+              <w:rPr>
+                <w:rFonts w:ascii="Arial" w:hAnsi="Arial" w:eastAsia="Arial" w:cs="Tahoma"/>
+                <w:b/>
+                <w:sz w:val="18"/>
+              </w:rPr>
+              <w:t>ตัวตนผู้ใช้</w:t>
+            </w:r>
+            <w:r>
+              <w:rPr>
+                <w:rFonts w:ascii="Arial" w:hAnsi="Arial" w:eastAsia="Arial" w:cs="Tahoma"/>
+                <w:sz w:val="18"/>
+              </w:rPr>
+              <w:t xml:space="preserve"> — ใส่ใน </w:t>
+            </w:r>
+            <w:r>
+              <w:rPr>
+                <w:rFonts w:ascii="Courier New" w:hAnsi="Courier New" w:eastAsia="Courier New" w:cs="Tahoma"/>
+                <w:sz w:val="18"/>
+              </w:rPr>
+              <w:t>created_by</w:t>
+            </w:r>
+            <w:r>
+              <w:rPr>
+                <w:rFonts w:ascii="Arial" w:hAnsi="Arial" w:eastAsia="Arial" w:cs="Tahoma"/>
+                <w:sz w:val="18"/>
+              </w:rPr>
+              <w:t>/</w:t>
+            </w:r>
+            <w:r>
+              <w:rPr>
+                <w:rFonts w:ascii="Courier New" w:hAnsi="Courier New" w:eastAsia="Courier New" w:cs="Tahoma"/>
+                <w:sz w:val="18"/>
+              </w:rPr>
+              <w:t>updated_by</w:t>
+            </w:r>
+            <w:r>
+              <w:rPr>
+                <w:rFonts w:ascii="Arial" w:hAnsi="Arial" w:eastAsia="Arial" w:cs="Tahoma"/>
+                <w:sz w:val="18"/>
+              </w:rPr>
+              <w:t xml:space="preserve">, </w:t>
+            </w:r>
+            <w:r>
+              <w:rPr>
+                <w:rFonts w:ascii="Courier New" w:hAnsi="Courier New" w:eastAsia="Courier New" w:cs="Tahoma"/>
+                <w:sz w:val="18"/>
+              </w:rPr>
+              <w:t>consideration_logs.actor_user_id</w:t>
+            </w:r>
+            <w:r>
+              <w:rPr>
+                <w:rFonts w:ascii="Arial" w:hAnsi="Arial" w:eastAsia="Arial" w:cs="Tahoma"/>
+                <w:sz w:val="18"/>
+              </w:rPr>
+              <w:t xml:space="preserve">, และส่งเป็น </w:t>
+            </w:r>
+            <w:r>
+              <w:rPr>
+                <w:rFonts w:ascii="Courier New" w:hAnsi="Courier New" w:eastAsia="Courier New" w:cs="Tahoma"/>
+                <w:sz w:val="18"/>
+              </w:rPr>
+              <w:t>userId</w:t>
+            </w:r>
+            <w:r>
+              <w:rPr>
+                <w:rFonts w:ascii="Arial" w:hAnsi="Arial" w:eastAsia="Arial" w:cs="Tahoma"/>
+                <w:sz w:val="18"/>
+              </w:rPr>
+              <w:t xml:space="preserve"> เข้า </w:t>
+            </w:r>
+            <w:r>
+              <w:rPr>
+                <w:rFonts w:ascii="Courier New" w:hAnsi="Courier New" w:eastAsia="Courier New" w:cs="Tahoma"/>
+                <w:sz w:val="18"/>
+              </w:rPr>
+              <w:t>eventWorkflow</w:t>
+            </w:r>
+            <w:r>
+              <w:rPr>
+                <w:rFonts w:ascii="Arial" w:hAnsi="Arial" w:eastAsia="Arial" w:cs="Tahoma"/>
+                <w:sz w:val="18"/>
+              </w:rPr>
+              <w:t xml:space="preserve"> / </w:t>
+            </w:r>
+            <w:r>
+              <w:rPr>
+                <w:rFonts w:ascii="Courier New" w:hAnsi="Courier New" w:eastAsia="Courier New" w:cs="Tahoma"/>
+                <w:sz w:val="18"/>
+              </w:rPr>
+              <w:t>initializeWorkflow</w:t>
+            </w:r>
+            <w:r>
+              <w:rPr>
+                <w:rFonts w:ascii="Arial" w:hAnsi="Arial" w:eastAsia="Arial" w:cs="Tahoma"/>
+                <w:sz w:val="18"/>
+              </w:rPr>
+              <w:t xml:space="preserve"> ของ engine</w:t>
+            </w:r>
+          </w:p>
+        </w:tc>
+        <w:tc>
+          <w:tcPr>
+            <w:tcW w:type="dxa" w:w="2016"/>
+            <w:vAlign w:val="center"/>
+          </w:tcPr>
+          <w:p>
+            <w:pPr>
+              <w:keepLines/>
+              <w:spacing w:after="0"/>
+            </w:pPr>
+            <w:r>
+              <w:rPr>
+                <w:rFonts w:ascii="Arial" w:hAnsi="Arial" w:eastAsia="Arial" w:cs="Tahoma"/>
+                <w:sz w:val="18"/>
+              </w:rPr>
+            </w:r>
+            <w:r>
+              <w:rPr>
+                <w:rFonts w:ascii="Arial" w:hAnsi="Arial" w:eastAsia="Arial" w:cs="Tahoma"/>
+                <w:b/>
+                <w:sz w:val="18"/>
+              </w:rPr>
+              <w:t>401</w:t>
+            </w:r>
+            <w:r>
+              <w:rPr>
+                <w:rFonts w:ascii="Arial" w:hAnsi="Arial" w:eastAsia="Arial" w:cs="Tahoma"/>
+                <w:sz w:val="18"/>
+              </w:rPr>
+              <w:t xml:space="preserve"> — ห้ามให้ผ่านโดยไม่มี userId เพราะ audit trail จะขาด</w:t>
+            </w:r>
+          </w:p>
+        </w:tc>
+      </w:tr>
+      <w:tr>
+        <w:trPr>
+          <w:cantSplit/>
+        </w:trPr>
+        <w:tc>
+          <w:tcPr>
+            <w:tcW w:type="dxa" w:w="2016"/>
+            <w:vAlign w:val="center"/>
+          </w:tcPr>
+          <w:p>
+            <w:pPr>
+              <w:keepLines/>
+              <w:spacing w:after="0"/>
+            </w:pPr>
+            <w:r>
+              <w:rPr>
+                <w:rFonts w:ascii="Arial" w:hAnsi="Arial" w:eastAsia="Arial" w:cs="Tahoma"/>
+                <w:sz w:val="18"/>
+              </w:rPr>
+            </w:r>
+            <w:r>
+              <w:rPr>
+                <w:rFonts w:ascii="Courier New" w:hAnsi="Courier New" w:eastAsia="Courier New" w:cs="Tahoma"/>
+                <w:sz w:val="18"/>
+              </w:rPr>
+              <w:t>x-user-group-id</w:t>
+            </w:r>
+          </w:p>
+        </w:tc>
+        <w:tc>
+          <w:tcPr>
+            <w:tcW w:type="dxa" w:w="2016"/>
+            <w:vAlign w:val="center"/>
+          </w:tcPr>
+          <w:p>
+            <w:pPr>
+              <w:keepLines/>
+              <w:spacing w:after="0"/>
+            </w:pPr>
+            <w:r>
+              <w:rPr>
+                <w:rFonts w:ascii="Arial" w:hAnsi="Arial" w:eastAsia="Arial" w:cs="Tahoma"/>
+                <w:sz w:val="18"/>
+              </w:rPr>
+            </w:r>
+            <w:r>
+              <w:rPr>
+                <w:rFonts w:ascii="Courier New" w:hAnsi="Courier New" w:eastAsia="Courier New" w:cs="Tahoma"/>
+                <w:sz w:val="18"/>
+              </w:rPr>
+              <w:t>08</w:t>
+            </w:r>
+          </w:p>
+        </w:tc>
+        <w:tc>
+          <w:tcPr>
+            <w:tcW w:type="dxa" w:w="2016"/>
+            <w:vAlign w:val="center"/>
+          </w:tcPr>
+          <w:p>
+            <w:pPr>
+              <w:keepLines/>
+              <w:spacing w:after="0"/>
+            </w:pPr>
+            <w:r>
+              <w:rPr>
+                <w:rFonts w:ascii="Arial" w:hAnsi="Arial" w:eastAsia="Arial" w:cs="Tahoma"/>
+                <w:sz w:val="18"/>
+              </w:rPr>
+            </w:r>
+            <w:r>
+              <w:rPr>
+                <w:rFonts w:ascii="Arial" w:hAnsi="Arial" w:eastAsia="Arial" w:cs="Tahoma"/>
+                <w:sz w:val="18"/>
+              </w:rPr>
+              <w:t>auth-backend (ABS) — กลุ่มสิทธิ์ของผู้ใช้</w:t>
+            </w:r>
+          </w:p>
+        </w:tc>
+        <w:tc>
+          <w:tcPr>
+            <w:tcW w:type="dxa" w:w="2016"/>
+            <w:vAlign w:val="center"/>
+          </w:tcPr>
+          <w:p>
+            <w:pPr>
+              <w:keepLines/>
+              <w:spacing w:after="0"/>
+            </w:pPr>
+            <w:r>
+              <w:rPr>
+                <w:rFonts w:ascii="Arial" w:hAnsi="Arial" w:eastAsia="Arial" w:cs="Tahoma"/>
+                <w:sz w:val="18"/>
+              </w:rPr>
+            </w:r>
+            <w:r>
+              <w:rPr>
+                <w:rFonts w:ascii="Arial" w:hAnsi="Arial" w:eastAsia="Arial" w:cs="Tahoma"/>
+                <w:sz w:val="18"/>
+              </w:rPr>
+              <w:t xml:space="preserve">map เป็น </w:t>
+            </w:r>
+            <w:r>
+              <w:rPr>
+                <w:rFonts w:ascii="Arial" w:hAnsi="Arial" w:eastAsia="Arial" w:cs="Tahoma"/>
+                <w:b/>
+                <w:sz w:val="18"/>
+              </w:rPr>
+              <w:t>section_code</w:t>
+            </w:r>
+            <w:r>
+              <w:rPr>
+                <w:rFonts w:ascii="Arial" w:hAnsi="Arial" w:eastAsia="Arial" w:cs="Tahoma"/>
+                <w:sz w:val="18"/>
+              </w:rPr>
+              <w:t xml:space="preserve"> ของ workflow (06/08/01/02/03) เพื่อกรองกล่องงานและตัดสินว่ากดปุ่มไหนได้</w:t>
+            </w:r>
+          </w:p>
+        </w:tc>
+        <w:tc>
+          <w:tcPr>
+            <w:tcW w:type="dxa" w:w="2016"/>
+            <w:vAlign w:val="center"/>
+          </w:tcPr>
+          <w:p>
+            <w:pPr>
+              <w:keepLines/>
+              <w:spacing w:after="0"/>
+            </w:pPr>
+            <w:r>
+              <w:rPr>
+                <w:rFonts w:ascii="Arial" w:hAnsi="Arial" w:eastAsia="Arial" w:cs="Tahoma"/>
+                <w:sz w:val="18"/>
+              </w:rPr>
+            </w:r>
+            <w:r>
+              <w:rPr>
+                <w:rFonts w:ascii="Arial" w:hAnsi="Arial" w:eastAsia="Arial" w:cs="Tahoma"/>
+                <w:b/>
+                <w:sz w:val="18"/>
+              </w:rPr>
+              <w:t>403</w:t>
+            </w:r>
+            <w:r>
+              <w:rPr>
+                <w:rFonts w:ascii="Arial" w:hAnsi="Arial" w:eastAsia="Arial" w:cs="Tahoma"/>
+                <w:sz w:val="18"/>
+              </w:rPr>
+              <w:t xml:space="preserve"> เมื่อ endpoint ต้องรู้ section · endpoint อ่านอย่างเดียวยอมให้ผ่านได้</w:t>
+            </w:r>
+          </w:p>
+        </w:tc>
+      </w:tr>
+      <w:tr>
+        <w:trPr>
+          <w:cantSplit/>
+        </w:trPr>
+        <w:tc>
+          <w:tcPr>
+            <w:tcW w:type="dxa" w:w="2016"/>
+            <w:vAlign w:val="center"/>
+          </w:tcPr>
+          <w:p>
+            <w:pPr>
+              <w:keepLines/>
+              <w:spacing w:after="0"/>
+            </w:pPr>
+            <w:r>
+              <w:rPr>
+                <w:rFonts w:ascii="Arial" w:hAnsi="Arial" w:eastAsia="Arial" w:cs="Tahoma"/>
+                <w:sz w:val="18"/>
+              </w:rPr>
+            </w:r>
+            <w:r>
+              <w:rPr>
+                <w:rFonts w:ascii="Courier New" w:hAnsi="Courier New" w:eastAsia="Courier New" w:cs="Tahoma"/>
+                <w:sz w:val="18"/>
+              </w:rPr>
+              <w:t>x-user-full-name</w:t>
+            </w:r>
+          </w:p>
+        </w:tc>
+        <w:tc>
+          <w:tcPr>
+            <w:tcW w:type="dxa" w:w="2016"/>
+            <w:vAlign w:val="center"/>
+          </w:tcPr>
+          <w:p>
+            <w:pPr>
+              <w:keepLines/>
+              <w:spacing w:after="0"/>
+            </w:pPr>
+            <w:r>
+              <w:rPr>
+                <w:rFonts w:ascii="Arial" w:hAnsi="Arial" w:eastAsia="Arial" w:cs="Tahoma"/>
+                <w:sz w:val="18"/>
+              </w:rPr>
+            </w:r>
+            <w:r>
+              <w:rPr>
+                <w:rFonts w:ascii="Courier New" w:hAnsi="Courier New" w:eastAsia="Courier New" w:cs="Tahoma"/>
+                <w:sz w:val="18"/>
+              </w:rPr>
+              <w:t>%E0%B8%AA%E0%B8%A1%E0%B8%8A%E0%B8%B2%E0%B8%A2%20%E0%B9%83%E0%B8%88%E0%B8%94%E0%B8%B5</w:t>
+            </w:r>
+            <w:r>
+              <w:rPr>
+                <w:rFonts w:ascii="Arial" w:hAnsi="Arial" w:eastAsia="Arial" w:cs="Tahoma"/>
+                <w:sz w:val="18"/>
+              </w:rPr>
+              <w:t xml:space="preserve">  → </w:t>
+            </w:r>
+            <w:r>
+              <w:rPr>
+                <w:rFonts w:ascii="Arial" w:hAnsi="Arial" w:eastAsia="Arial" w:cs="Tahoma"/>
+                <w:color w:val="8A3324"/>
+                <w:sz w:val="18"/>
+              </w:rPr>
+              <w:t>สมชาย ใจดี</w:t>
+            </w:r>
+          </w:p>
+        </w:tc>
+        <w:tc>
+          <w:tcPr>
+            <w:tcW w:type="dxa" w:w="2016"/>
+            <w:vAlign w:val="center"/>
+          </w:tcPr>
+          <w:p>
+            <w:pPr>
+              <w:keepLines/>
+              <w:spacing w:after="0"/>
+            </w:pPr>
+            <w:r>
+              <w:rPr>
+                <w:rFonts w:ascii="Arial" w:hAnsi="Arial" w:eastAsia="Arial" w:cs="Tahoma"/>
+                <w:sz w:val="18"/>
+              </w:rPr>
+            </w:r>
+            <w:r>
+              <w:rPr>
+                <w:rFonts w:ascii="Arial" w:hAnsi="Arial" w:eastAsia="Arial" w:cs="Tahoma"/>
+                <w:sz w:val="18"/>
+              </w:rPr>
+              <w:t>employee backend (</w:t>
+            </w:r>
+            <w:r>
+              <w:rPr>
+                <w:rFonts w:ascii="Courier New" w:hAnsi="Courier New" w:eastAsia="Courier New" w:cs="Tahoma"/>
+                <w:sz w:val="18"/>
+              </w:rPr>
+              <w:t>/employees/{empId}/profile</w:t>
+            </w:r>
+            <w:r>
+              <w:rPr>
+                <w:rFonts w:ascii="Arial" w:hAnsi="Arial" w:eastAsia="Arial" w:cs="Tahoma"/>
+                <w:sz w:val="18"/>
+              </w:rPr>
+              <w:t>)</w:t>
+            </w:r>
+          </w:p>
+        </w:tc>
+        <w:tc>
+          <w:tcPr>
+            <w:tcW w:type="dxa" w:w="2016"/>
+            <w:vAlign w:val="center"/>
+          </w:tcPr>
+          <w:p>
+            <w:pPr>
+              <w:keepLines/>
+              <w:spacing w:after="0"/>
+            </w:pPr>
+            <w:r>
+              <w:rPr>
+                <w:rFonts w:ascii="Arial" w:hAnsi="Arial" w:eastAsia="Arial" w:cs="Tahoma"/>
+                <w:sz w:val="18"/>
+              </w:rPr>
+            </w:r>
+            <w:r>
+              <w:rPr>
+                <w:rFonts w:ascii="Arial" w:hAnsi="Arial" w:eastAsia="Arial" w:cs="Tahoma"/>
+                <w:sz w:val="18"/>
+              </w:rPr>
+              <w:t xml:space="preserve">แสดงชื่อผู้ทำรายการใน timeline/อีเมล · </w:t>
+            </w:r>
+            <w:r>
+              <w:rPr>
+                <w:rFonts w:ascii="Arial" w:hAnsi="Arial" w:eastAsia="Arial" w:cs="Tahoma"/>
+                <w:b/>
+                <w:sz w:val="18"/>
+              </w:rPr>
+              <w:t>ต้อง `decodeURIComponent` ก่อนใช้เสมอ</w:t>
+            </w:r>
+            <w:r>
+              <w:rPr>
+                <w:rFonts w:ascii="Arial" w:hAnsi="Arial" w:eastAsia="Arial" w:cs="Tahoma"/>
+                <w:sz w:val="18"/>
+              </w:rPr>
+              <w:t xml:space="preserve"> (BFF encode มา)</w:t>
+            </w:r>
+          </w:p>
+        </w:tc>
+        <w:tc>
+          <w:tcPr>
+            <w:tcW w:type="dxa" w:w="2016"/>
+            <w:vAlign w:val="center"/>
+          </w:tcPr>
+          <w:p>
+            <w:pPr>
+              <w:keepLines/>
+              <w:spacing w:after="0"/>
+            </w:pPr>
+            <w:r>
+              <w:rPr>
+                <w:rFonts w:ascii="Arial" w:hAnsi="Arial" w:eastAsia="Arial" w:cs="Tahoma"/>
+                <w:sz w:val="18"/>
+              </w:rPr>
+            </w:r>
+            <w:r>
+              <w:rPr>
+                <w:rFonts w:ascii="Arial" w:hAnsi="Arial" w:eastAsia="Arial" w:cs="Tahoma"/>
+                <w:sz w:val="18"/>
+              </w:rPr>
+              <w:t xml:space="preserve">ไม่บล็อก — fallback เป็น </w:t>
+            </w:r>
+            <w:r>
+              <w:rPr>
+                <w:rFonts w:ascii="Courier New" w:hAnsi="Courier New" w:eastAsia="Courier New" w:cs="Tahoma"/>
+                <w:sz w:val="18"/>
+              </w:rPr>
+              <w:t>x-user-id</w:t>
+            </w:r>
+            <w:r>
+              <w:rPr>
+                <w:rFonts w:ascii="Arial" w:hAnsi="Arial" w:eastAsia="Arial" w:cs="Tahoma"/>
+                <w:sz w:val="18"/>
+              </w:rPr>
+              <w:t xml:space="preserve"> แล้วเติมชื่อทีหลังจาก </w:t>
+            </w:r>
+            <w:r>
+              <w:rPr>
+                <w:rFonts w:ascii="Courier New" w:hAnsi="Courier New" w:eastAsia="Courier New" w:cs="Tahoma"/>
+                <w:sz w:val="18"/>
+              </w:rPr>
+              <w:t>business_user</w:t>
+            </w:r>
+          </w:p>
+        </w:tc>
+      </w:tr>
+      <w:tr>
+        <w:trPr>
+          <w:cantSplit/>
+        </w:trPr>
+        <w:tc>
+          <w:tcPr>
+            <w:tcW w:type="dxa" w:w="2016"/>
+            <w:vAlign w:val="center"/>
+          </w:tcPr>
+          <w:p>
+            <w:pPr>
+              <w:keepLines/>
+              <w:spacing w:after="0"/>
+            </w:pPr>
+            <w:r>
+              <w:rPr>
+                <w:rFonts w:ascii="Arial" w:hAnsi="Arial" w:eastAsia="Arial" w:cs="Tahoma"/>
+                <w:sz w:val="18"/>
+              </w:rPr>
+            </w:r>
+            <w:r>
+              <w:rPr>
+                <w:rFonts w:ascii="Courier New" w:hAnsi="Courier New" w:eastAsia="Courier New" w:cs="Tahoma"/>
+                <w:sz w:val="18"/>
+              </w:rPr>
+              <w:t>x-user-permissions</w:t>
+            </w:r>
+          </w:p>
+        </w:tc>
+        <w:tc>
+          <w:tcPr>
+            <w:tcW w:type="dxa" w:w="2016"/>
+            <w:vAlign w:val="center"/>
+          </w:tcPr>
+          <w:p>
+            <w:pPr>
+              <w:keepLines/>
+              <w:spacing w:after="0"/>
+            </w:pPr>
+            <w:r>
+              <w:rPr>
+                <w:rFonts w:ascii="Arial" w:hAnsi="Arial" w:eastAsia="Arial" w:cs="Tahoma"/>
+                <w:sz w:val="18"/>
+              </w:rPr>
+            </w:r>
+            <w:r>
+              <w:rPr>
+                <w:rFonts w:ascii="Courier New" w:hAnsi="Courier New" w:eastAsia="Courier New" w:cs="Tahoma"/>
+                <w:sz w:val="18"/>
+              </w:rPr>
+              <w:t>[{"url":"/sbpgi/document/waiting","canView":true,"canManage":true,"canExport":false,"canOther":false}]</w:t>
+            </w:r>
+          </w:p>
+        </w:tc>
+        <w:tc>
+          <w:tcPr>
+            <w:tcW w:type="dxa" w:w="2016"/>
+            <w:vAlign w:val="center"/>
+          </w:tcPr>
+          <w:p>
+            <w:pPr>
+              <w:keepLines/>
+              <w:spacing w:after="0"/>
+            </w:pPr>
+            <w:r>
+              <w:rPr>
+                <w:rFonts w:ascii="Arial" w:hAnsi="Arial" w:eastAsia="Arial" w:cs="Tahoma"/>
+                <w:sz w:val="18"/>
+              </w:rPr>
+            </w:r>
+            <w:r>
+              <w:rPr>
+                <w:rFonts w:ascii="Arial" w:hAnsi="Arial" w:eastAsia="Arial" w:cs="Tahoma"/>
+                <w:sz w:val="18"/>
+              </w:rPr>
+              <w:t xml:space="preserve">auth-backend </w:t>
+            </w:r>
+            <w:r>
+              <w:rPr>
+                <w:rFonts w:ascii="Courier New" w:hAnsi="Courier New" w:eastAsia="Courier New" w:cs="Tahoma"/>
+                <w:sz w:val="18"/>
+              </w:rPr>
+              <w:t>GET /groups/current-user/permissions</w:t>
+            </w:r>
+            <w:r>
+              <w:rPr>
+                <w:rFonts w:ascii="Arial" w:hAnsi="Arial" w:eastAsia="Arial" w:cs="Tahoma"/>
+                <w:sz w:val="18"/>
+              </w:rPr>
+              <w:t xml:space="preserve"> (ชุดเดียวกับที่ FE ใช้)</w:t>
+            </w:r>
+          </w:p>
+        </w:tc>
+        <w:tc>
+          <w:tcPr>
+            <w:tcW w:type="dxa" w:w="2016"/>
+            <w:vAlign w:val="center"/>
+          </w:tcPr>
+          <w:p>
+            <w:pPr>
+              <w:keepLines/>
+              <w:spacing w:after="0"/>
+            </w:pPr>
+            <w:r>
+              <w:rPr>
+                <w:rFonts w:ascii="Arial" w:hAnsi="Arial" w:eastAsia="Arial" w:cs="Tahoma"/>
+                <w:sz w:val="18"/>
+              </w:rPr>
+            </w:r>
+            <w:r>
+              <w:rPr>
+                <w:rFonts w:ascii="Arial" w:hAnsi="Arial" w:eastAsia="Arial" w:cs="Tahoma"/>
+                <w:sz w:val="18"/>
+              </w:rPr>
+              <w:t xml:space="preserve">กันเรียก API ตรงโดยข้ามหน้าจอ — เทียบ </w:t>
+            </w:r>
+            <w:r>
+              <w:rPr>
+                <w:rFonts w:ascii="Courier New" w:hAnsi="Courier New" w:eastAsia="Courier New" w:cs="Tahoma"/>
+                <w:sz w:val="18"/>
+              </w:rPr>
+              <w:t>url</w:t>
+            </w:r>
+            <w:r>
+              <w:rPr>
+                <w:rFonts w:ascii="Arial" w:hAnsi="Arial" w:eastAsia="Arial" w:cs="Tahoma"/>
+                <w:sz w:val="18"/>
+              </w:rPr>
+              <w:t xml:space="preserve"> ของหน้าที่เป็นเจ้าของ endpoint นั้น + </w:t>
+            </w:r>
+            <w:r>
+              <w:rPr>
+                <w:rFonts w:ascii="Courier New" w:hAnsi="Courier New" w:eastAsia="Courier New" w:cs="Tahoma"/>
+                <w:sz w:val="18"/>
+              </w:rPr>
+              <w:t>canManage</w:t>
+            </w:r>
+            <w:r>
+              <w:rPr>
+                <w:rFonts w:ascii="Arial" w:hAnsi="Arial" w:eastAsia="Arial" w:cs="Tahoma"/>
+                <w:sz w:val="18"/>
+              </w:rPr>
+              <w:t xml:space="preserve"> ก่อนยอมให้เขียน</w:t>
+            </w:r>
+          </w:p>
+        </w:tc>
+        <w:tc>
+          <w:tcPr>
+            <w:tcW w:type="dxa" w:w="2016"/>
+            <w:vAlign w:val="center"/>
+          </w:tcPr>
+          <w:p>
+            <w:pPr>
+              <w:keepLines/>
+              <w:spacing w:after="0"/>
+            </w:pPr>
+            <w:r>
+              <w:rPr>
+                <w:rFonts w:ascii="Arial" w:hAnsi="Arial" w:eastAsia="Arial" w:cs="Tahoma"/>
+                <w:sz w:val="18"/>
+              </w:rPr>
+            </w:r>
+            <w:r>
+              <w:rPr>
+                <w:rFonts w:ascii="Arial" w:hAnsi="Arial" w:eastAsia="Arial" w:cs="Tahoma"/>
+                <w:b/>
+                <w:sz w:val="18"/>
+              </w:rPr>
+              <w:t>403</w:t>
+            </w:r>
+            <w:r>
+              <w:rPr>
+                <w:rFonts w:ascii="Arial" w:hAnsi="Arial" w:eastAsia="Arial" w:cs="Tahoma"/>
+                <w:sz w:val="18"/>
+              </w:rPr>
+              <w:t xml:space="preserve"> สำหรับ endpoint ที่เขียนข้อมูล · ⚠️ ดูข้อควรระวังด้านล่าง</w:t>
+            </w:r>
+          </w:p>
+        </w:tc>
+      </w:tr>
+      <w:tr>
+        <w:trPr>
+          <w:cantSplit/>
+        </w:trPr>
+        <w:tc>
+          <w:tcPr>
+            <w:tcW w:type="dxa" w:w="2016"/>
+            <w:vAlign w:val="center"/>
+          </w:tcPr>
+          <w:p>
+            <w:pPr>
+              <w:keepLines/>
+              <w:spacing w:after="0"/>
+            </w:pPr>
+            <w:r>
+              <w:rPr>
+                <w:rFonts w:ascii="Arial" w:hAnsi="Arial" w:eastAsia="Arial" w:cs="Tahoma"/>
+                <w:sz w:val="18"/>
+              </w:rPr>
+            </w:r>
+            <w:r>
+              <w:rPr>
+                <w:rFonts w:ascii="Courier New" w:hAnsi="Courier New" w:eastAsia="Courier New" w:cs="Tahoma"/>
+                <w:sz w:val="18"/>
+              </w:rPr>
+              <w:t>accept-language</w:t>
+            </w:r>
+          </w:p>
+        </w:tc>
+        <w:tc>
+          <w:tcPr>
+            <w:tcW w:type="dxa" w:w="2016"/>
+            <w:vAlign w:val="center"/>
+          </w:tcPr>
+          <w:p>
+            <w:pPr>
+              <w:keepLines/>
+              <w:spacing w:after="0"/>
+            </w:pPr>
+            <w:r>
+              <w:rPr>
+                <w:rFonts w:ascii="Arial" w:hAnsi="Arial" w:eastAsia="Arial" w:cs="Tahoma"/>
+                <w:sz w:val="18"/>
+              </w:rPr>
+            </w:r>
+            <w:r>
+              <w:rPr>
+                <w:rFonts w:ascii="Courier New" w:hAnsi="Courier New" w:eastAsia="Courier New" w:cs="Tahoma"/>
+                <w:sz w:val="18"/>
+              </w:rPr>
+              <w:t>th</w:t>
+            </w:r>
+          </w:p>
+        </w:tc>
+        <w:tc>
+          <w:tcPr>
+            <w:tcW w:type="dxa" w:w="2016"/>
+            <w:vAlign w:val="center"/>
+          </w:tcPr>
+          <w:p>
+            <w:pPr>
+              <w:keepLines/>
+              <w:spacing w:after="0"/>
+            </w:pPr>
+            <w:r>
+              <w:rPr>
+                <w:rFonts w:ascii="Arial" w:hAnsi="Arial" w:eastAsia="Arial" w:cs="Tahoma"/>
+                <w:sz w:val="18"/>
+              </w:rPr>
+            </w:r>
+            <w:r>
+              <w:rPr>
+                <w:rFonts w:ascii="Arial" w:hAnsi="Arial" w:eastAsia="Arial" w:cs="Tahoma"/>
+                <w:sz w:val="18"/>
+              </w:rPr>
+              <w:t>BFF ส่งต่อจาก browser</w:t>
+            </w:r>
+          </w:p>
+        </w:tc>
+        <w:tc>
+          <w:tcPr>
+            <w:tcW w:type="dxa" w:w="2016"/>
+            <w:vAlign w:val="center"/>
+          </w:tcPr>
+          <w:p>
+            <w:pPr>
+              <w:keepLines/>
+              <w:spacing w:after="0"/>
+            </w:pPr>
+            <w:r>
+              <w:rPr>
+                <w:rFonts w:ascii="Arial" w:hAnsi="Arial" w:eastAsia="Arial" w:cs="Tahoma"/>
+                <w:sz w:val="18"/>
+              </w:rPr>
+            </w:r>
+            <w:r>
+              <w:rPr>
+                <w:rFonts w:ascii="Arial" w:hAnsi="Arial" w:eastAsia="Arial" w:cs="Tahoma"/>
+                <w:sz w:val="18"/>
+              </w:rPr>
+              <w:t xml:space="preserve">เลือกภาษาข้อความ error — SBPGI ใช้ </w:t>
+            </w:r>
+            <w:r>
+              <w:rPr>
+                <w:rFonts w:ascii="Arial" w:hAnsi="Arial" w:eastAsia="Arial" w:cs="Tahoma"/>
+                <w:b/>
+                <w:sz w:val="18"/>
+              </w:rPr>
+              <w:t>ไทย verbatim ตาม ข้อกำหนดทางธุรกิจ</w:t>
+            </w:r>
+            <w:r>
+              <w:rPr>
+                <w:rFonts w:ascii="Arial" w:hAnsi="Arial" w:eastAsia="Arial" w:cs="Tahoma"/>
+                <w:sz w:val="18"/>
+              </w:rPr>
+              <w:t xml:space="preserve"> เป็นค่าตั้งต้นเสมอ</w:t>
+            </w:r>
+          </w:p>
+        </w:tc>
+        <w:tc>
+          <w:tcPr>
+            <w:tcW w:type="dxa" w:w="2016"/>
+            <w:vAlign w:val="center"/>
+          </w:tcPr>
+          <w:p>
+            <w:pPr>
+              <w:keepLines/>
+              <w:spacing w:after="0"/>
+            </w:pPr>
+            <w:r>
+              <w:rPr>
+                <w:rFonts w:ascii="Arial" w:hAnsi="Arial" w:eastAsia="Arial" w:cs="Tahoma"/>
+                <w:sz w:val="18"/>
+              </w:rPr>
+            </w:r>
+            <w:r>
+              <w:rPr>
+                <w:rFonts w:ascii="Arial" w:hAnsi="Arial" w:eastAsia="Arial" w:cs="Tahoma"/>
+                <w:sz w:val="18"/>
+              </w:rPr>
+              <w:t xml:space="preserve">ไม่บล็อก — default </w:t>
+            </w:r>
+            <w:r>
+              <w:rPr>
+                <w:rFonts w:ascii="Courier New" w:hAnsi="Courier New" w:eastAsia="Courier New" w:cs="Tahoma"/>
+                <w:sz w:val="18"/>
+              </w:rPr>
+              <w:t>th</w:t>
+            </w:r>
+          </w:p>
+        </w:tc>
+      </w:tr>
+    </w:tbl>
+    <w:p/>
+    <w:p>
+      <w:r>
+        <w:t xml:space="preserve">⚠️ </w:t>
+      </w:r>
+      <w:r>
+        <w:rPr>
+          <w:b/>
+        </w:rPr>
+        <w:t>ข้อควรระวัง `x-user-permissions` (ต้องยืนยันกับทีม BFF ก่อนลงมือ):</w:t>
+      </w:r>
+      <w:r>
+        <w:t xml:space="preserve"> เอกสารวิเคราะห์ระบบเดิมยืนยันแค่ว่า *มี* header ตัวนี้และเนื้อหาคือชุดสิทธิ์ต่อ URL (</w:t>
+      </w:r>
+      <w:r>
+        <w:rPr>
+          <w:rFonts w:ascii="Courier New" w:hAnsi="Courier New" w:eastAsia="Courier New" w:cs="Tahoma"/>
+        </w:rPr>
+        <w:t>canView</w:t>
+      </w:r>
+      <w:r>
+        <w:t xml:space="preserve"> / </w:t>
+      </w:r>
+      <w:r>
+        <w:rPr>
+          <w:rFonts w:ascii="Courier New" w:hAnsi="Courier New" w:eastAsia="Courier New" w:cs="Tahoma"/>
+        </w:rPr>
+        <w:t>canManage</w:t>
+      </w:r>
+      <w:r>
+        <w:t xml:space="preserve"> / </w:t>
+      </w:r>
+      <w:r>
+        <w:rPr>
+          <w:rFonts w:ascii="Courier New" w:hAnsi="Courier New" w:eastAsia="Courier New" w:cs="Tahoma"/>
+        </w:rPr>
+        <w:t>canExport</w:t>
+      </w:r>
+      <w:r>
+        <w:t xml:space="preserve"> / </w:t>
+      </w:r>
+      <w:r>
+        <w:rPr>
+          <w:rFonts w:ascii="Courier New" w:hAnsi="Courier New" w:eastAsia="Courier New" w:cs="Tahoma"/>
+        </w:rPr>
+        <w:t>canOther</w:t>
+      </w:r>
+      <w:r>
+        <w:t>) แต่</w:t>
+      </w:r>
+      <w:r>
+        <w:rPr>
+          <w:b/>
+        </w:rPr>
+        <w:t>ยังไม่ยืนยัน 2 เรื่อง</w:t>
+      </w:r>
+      <w:r>
+        <w:t xml:space="preserve"> — (1) รูปแบบที่ serialize มา (JSON ตรง ๆ · base64 · หรือย่อเป็น CSV) และ (2) พฤติกรรมเมื่อสิทธิ์เยอะจน header ยาวเกินลิมิตของ proxy (ปกติ ~8 KB) · </w:t>
+      </w:r>
+      <w:r>
+        <w:rPr>
+          <w:b/>
+        </w:rPr>
+        <w:t>จนกว่าจะยืนยัน ห้ามใช้ header นี้เป็นด่านเดียว</w:t>
+      </w:r>
+      <w:r>
+        <w:t xml:space="preserve"> — ให้ตัดสินสิทธิ์เขียนจาก </w:t>
+      </w:r>
+      <w:r>
+        <w:rPr>
+          <w:rFonts w:ascii="Courier New" w:hAnsi="Courier New" w:eastAsia="Courier New" w:cs="Tahoma"/>
+        </w:rPr>
+        <w:t>x-user-group-id</w:t>
+      </w:r>
+      <w:r>
+        <w:t xml:space="preserve"> + สถานะเอกสาร + ผู้ถืองานจาก </w:t>
+      </w:r>
+      <w:r>
+        <w:rPr>
+          <w:rFonts w:ascii="Courier New" w:hAnsi="Courier New" w:eastAsia="Courier New" w:cs="Tahoma"/>
+        </w:rPr>
+        <w:t>getTransaction()</w:t>
+      </w:r>
+      <w:r>
+        <w:t xml:space="preserve"> ของ engine เป็นหลัก แล้วใช้ </w:t>
+      </w:r>
+      <w:r>
+        <w:rPr>
+          <w:rFonts w:ascii="Courier New" w:hAnsi="Courier New" w:eastAsia="Courier New" w:cs="Tahoma"/>
+        </w:rPr>
+        <w:t>x-user-permissions</w:t>
+      </w:r>
+      <w:r>
+        <w:t xml:space="preserve"> เป็นด่านเสริม</w:t>
+      </w:r>
+    </w:p>
+    <w:p>
+      <w:pPr>
+        <w:pStyle w:val="Heading3"/>
+        <w:keepNext/>
+        <w:keepLines/>
+        <w:pageBreakBefore w:val="0"/>
+      </w:pPr>
+      <w:r>
+        <w:t>5.1.3 Guard ที่ต้องเขียน</w:t>
       </w:r>
     </w:p>
     <w:p>
@@ -1796,37 +3527,290 @@
         </w:rPr>
         <w:t>// src/common/guards/bff-user.guard.ts (ยึด convention ของ store-backend)</w:t>
         <w:br/>
+        <w:t>export interface SbpgiUser {</w:t>
+        <w:br/>
+        <w:t xml:space="preserve">  userId: string;          // x-user-id            เช่น '0000123456'</w:t>
+        <w:br/>
+        <w:t xml:space="preserve">  groupId: string;         // x-user-group-id      เช่น '08'</w:t>
+        <w:br/>
+        <w:t xml:space="preserve">  fullName: string;        // x-user-full-name     decode แล้ว เช่น 'สมชาย ใจดี'</w:t>
+        <w:br/>
+        <w:t xml:space="preserve">  permissions: UrlPermission[];   // x-user-permissions  (ดูข้อควรระวัง 5.1.2)</w:t>
+        <w:br/>
+        <w:t>}</w:t>
+        <w:br/>
+        <w:br/>
         <w:t>@Injectable()</w:t>
         <w:br/>
         <w:t>export class BffUserGuard implements CanActivate {</w:t>
+        <w:br/>
+        <w:t xml:space="preserve">  constructor(private readonly config: ConfigService) {}</w:t>
+        <w:br/>
         <w:br/>
         <w:t xml:space="preserve">  canActivate(ctx: ExecutionContext): boolean {</w:t>
         <w:br/>
         <w:t xml:space="preserve">    const req = ctx.switchToHttp().getRequest();</w:t>
         <w:br/>
+        <w:br/>
+        <w:t xml:space="preserve">    // 1) ยืนยันว่ามาจาก BFF จริง — เทียบกับ X_API_KEY (มาจาก Secret Manager ห้าม hardcode/commit)</w:t>
+        <w:br/>
         <w:t xml:space="preserve">    const apiKey = req.headers['x-api-key'];</w:t>
         <w:br/>
-        <w:t xml:space="preserve">    // TODO: เทียบ apiKey กับค่าใน Secret Manager (ห้าม hardcode / ห้ามอยู่ใน .env ที่ commit)</w:t>
+        <w:t xml:space="preserve">    if (!apiKey || apiKey !== this.config.get('X_API_KEY')) {</w:t>
         <w:br/>
-        <w:t xml:space="preserve">    if (!apiKey) throw new UnauthorizedException('ไม่พบสิทธิ์การเข้าใช้งาน');</w:t>
+        <w:t xml:space="preserve">      throw new UnauthorizedException('ไม่พบสิทธิ์การเข้าใช้งาน');</w:t>
+        <w:br/>
+        <w:t xml:space="preserve">    }</w:t>
+        <w:br/>
+        <w:br/>
+        <w:t xml:space="preserve">    // 2) ตัวตนผู้ใช้ — ไม่มี userId = ไม่ให้ผ่าน เพราะ audit trail จะขาด</w:t>
+        <w:br/>
+        <w:t xml:space="preserve">    const userId = req.headers['x-user-id'];</w:t>
+        <w:br/>
+        <w:t xml:space="preserve">    if (!userId) throw new UnauthorizedException('ไม่พบสิทธิ์การเข้าใช้งาน');</w:t>
+        <w:br/>
         <w:br/>
         <w:t xml:space="preserve">    req.user = {</w:t>
         <w:br/>
-        <w:t xml:space="preserve">      userId: req.headers['x-user-id'],</w:t>
+        <w:t xml:space="preserve">      userId,</w:t>
         <w:br/>
-        <w:t xml:space="preserve">      groupId: req.headers['x-user-group-id'],</w:t>
+        <w:t xml:space="preserve">      groupId: req.headers['x-user-group-id'] ?? '',</w:t>
         <w:br/>
-        <w:t xml:space="preserve">      permissions: req.headers['x-user-permissions'],</w:t>
+        <w:t xml:space="preserve">      // BFF encodeURIComponent มา -&gt; ต้อง decode ก่อนใช้ ไม่งั้นชื่อไทยกลายเป็น %E0%B8...</w:t>
         <w:br/>
-        <w:t xml:space="preserve">    };</w:t>
+        <w:t xml:space="preserve">      fullName: safeDecode(req.headers['x-user-full-name']),</w:t>
         <w:br/>
-        <w:t xml:space="preserve">    if (!req.user.userId) throw new UnauthorizedException('ไม่พบสิทธิ์การเข้าใช้งาน');</w:t>
+        <w:t xml:space="preserve">      permissions: parsePermissions(req.headers['x-user-permissions']),</w:t>
+        <w:br/>
+        <w:t xml:space="preserve">    } satisfies SbpgiUser;</w:t>
         <w:br/>
         <w:t xml:space="preserve">    return true;</w:t>
         <w:br/>
         <w:t xml:space="preserve">  }</w:t>
         <w:br/>
         <w:t>}</w:t>
+        <w:br/>
+        <w:br/>
+        <w:t>/** header อาจว่าง/พัง — ห้ามให้ทั้ง request ล้มเพราะ decode ไม่ผ่าน */</w:t>
+        <w:br/>
+        <w:t>function safeDecode(v?: string): string {</w:t>
+        <w:br/>
+        <w:t xml:space="preserve">  if (!v) return '';</w:t>
+        <w:br/>
+        <w:t xml:space="preserve">  try { return decodeURIComponent(v); } catch { return v; }</w:t>
+        <w:br/>
+        <w:t>}</w:t>
+        <w:br/>
+        <w:br/>
+        <w:t>/** ⚠️ รูปแบบ serialize ยังไม่ยืนยัน (ดู 5.1.2) — parse ไม่ผ่านให้คืน [] แล้วตกไปใช้ด่าน group/สถานะแทน */</w:t>
+        <w:br/>
+        <w:t>function parsePermissions(v?: string): UrlPermission[] {</w:t>
+        <w:br/>
+        <w:t xml:space="preserve">  if (!v) return [];</w:t>
+        <w:br/>
+        <w:t xml:space="preserve">  try { const j = JSON.parse(v); return Array.isArray(j) ? j : []; } catch { return []; }</w:t>
+        <w:br/>
+        <w:t>}</w:t>
+      </w:r>
+    </w:p>
+    <w:p>
+      <w:pPr>
+        <w:pStyle w:val="Heading3"/>
+        <w:keepNext/>
+        <w:keepLines/>
+        <w:pageBreakBefore w:val="0"/>
+      </w:pPr>
+      <w:r>
+        <w:t>5.1.4 ใช้ใน controller / ทดสอบเอง</w:t>
+      </w:r>
+    </w:p>
+    <w:p>
+      <w:pPr>
+        <w:keepLines w:val="0"/>
+        <w:ind w:left="288"/>
+      </w:pPr>
+      <w:r>
+        <w:rPr>
+          <w:rFonts w:ascii="Courier New" w:hAnsi="Courier New" w:eastAsia="Courier New" w:cs="Tahoma"/>
+          <w:sz w:val="16"/>
+        </w:rPr>
+        <w:t>// controller — อ่าน user ที่ guard แปะไว้ ห้ามอ่าน header ตรงในทุก service</w:t>
+        <w:br/>
+        <w:t>// ⚠️ ไม่มี 'sbpgi/' ใน @Controller() เพราะ prefix ผูกที่ระดับโมดูล:</w:t>
+        <w:br/>
+        <w:t>//    RouterModule.register([{ path: 'sbpgi', module: SbpgiModule }])</w:t>
+        <w:br/>
+        <w:t>//    -&gt; URL จริงคือ /api/v1/sbpgi/document/... (ดู LLDD-BE-API-Common-Contracts.pdf 5.80)</w:t>
+        <w:br/>
+        <w:t>@UseGuards(BffUserGuard)</w:t>
+        <w:br/>
+        <w:t>@Controller('document')</w:t>
+        <w:br/>
+        <w:t>export class SbpgiDocumentController {</w:t>
+        <w:br/>
+        <w:t xml:space="preserve">  @Post(':docNo/actions')</w:t>
+        <w:br/>
+        <w:t xml:space="preserve">  submit(@Param('docNo') docNo: string, @Body() dto: ActionDto, @Req() req: { user: SbpgiUser }) {</w:t>
+        <w:br/>
+        <w:t xml:space="preserve">    // docNo มาเป็น '2026%2F00123' -&gt; Nest decode ให้แล้วเป็น '2026/00123'</w:t>
+        <w:br/>
+        <w:t xml:space="preserve">    return this.service.submit(docNo, dto, req.user);</w:t>
+        <w:br/>
+        <w:t xml:space="preserve">  }</w:t>
+        <w:br/>
+        <w:t>}</w:t>
+      </w:r>
+    </w:p>
+    <w:p>
+      <w:pPr>
+        <w:keepLines w:val="0"/>
+        <w:ind w:left="288"/>
+      </w:pPr>
+      <w:r>
+        <w:rPr>
+          <w:rFonts w:ascii="Courier New" w:hAnsi="Courier New" w:eastAsia="Courier New" w:cs="Tahoma"/>
+          <w:sz w:val="16"/>
+        </w:rPr>
+        <w:t># ยิงทดสอบเองตอน dev (ไม่ผ่าน BFF) — ใส่ header ให้ครบเหมือนที่ BFF ส่งจริง</w:t>
+        <w:br/>
+        <w:t>curl -X POST 'http://localhost:3004/api/v1/sbpgi/document/2026%2F00123/actions' \</w:t>
+        <w:br/>
+        <w:t xml:space="preserve">  -H 'x-api-key: '"$X_API_KEY" \</w:t>
+        <w:br/>
+        <w:t xml:space="preserve">  -H 'x-user-id: 0000123456' \</w:t>
+        <w:br/>
+        <w:t xml:space="preserve">  -H 'x-user-group-id: 08' \</w:t>
+        <w:br/>
+        <w:t xml:space="preserve">  -H 'x-user-full-name: %E0%B8%AA%E0%B8%A1%E0%B8%8A%E0%B8%B2%E0%B8%A2%20%E0%B9%83%E0%B8%88%E0%B8%94%E0%B8%B5' \</w:t>
+        <w:br/>
+        <w:t xml:space="preserve">  -H 'accept-language: th' \</w:t>
+        <w:br/>
+        <w:t xml:space="preserve">  -H 'Content-Type: application/json' \</w:t>
+        <w:br/>
+        <w:t xml:space="preserve">  -d '{"result":"ส่งหน่วยงานส่งเสริมธุรกิจ SBP","comment":"ตรวจยอดชดเชยแล้ว"}'</w:t>
+      </w:r>
+    </w:p>
+    <w:p>
+      <w:pPr>
+        <w:pStyle w:val="ListBullet"/>
+        <w:keepLines/>
+      </w:pPr>
+      <w:r>
+        <w:t xml:space="preserve">🔴 </w:t>
+      </w:r>
+      <w:r>
+        <w:rPr>
+          <w:b/>
+        </w:rPr>
+        <w:t>ห้ามให้ FE ส่ง header เหล่านี้เอง</w:t>
+      </w:r>
+      <w:r>
+        <w:t xml:space="preserve"> — ต้องมาจาก BFF เท่านั้น · store-backend ต้องอยู่หลัง network layer ที่เปิดให้เฉพาะ BFF เข้าถึง</w:t>
+      </w:r>
+    </w:p>
+    <w:p>
+      <w:pPr>
+        <w:pStyle w:val="ListBullet"/>
+        <w:keepLines/>
+      </w:pPr>
+      <w:r>
+        <w:t xml:space="preserve">🔴 </w:t>
+      </w:r>
+      <w:r>
+        <w:rPr>
+          <w:b/>
+        </w:rPr>
+        <w:t>ห้าม log ค่า `x-api-key`</w:t>
+      </w:r>
+      <w:r>
+        <w:t xml:space="preserve"> ลง application log / error message ทุกกรณี</w:t>
+      </w:r>
+    </w:p>
+    <w:p>
+      <w:pPr>
+        <w:pStyle w:val="ListBullet"/>
+        <w:keepLines/>
+      </w:pPr>
+      <w:r>
+        <w:rPr>
+          <w:rFonts w:ascii="Courier New" w:hAnsi="Courier New" w:eastAsia="Courier New" w:cs="Tahoma"/>
+        </w:rPr>
+        <w:t>x-user-id</w:t>
+      </w:r>
+      <w:r>
+        <w:t xml:space="preserve"> ที่ส่งเข้า engine ต้องเป็นตัวเดียวกับที่บันทึกใน </w:t>
+      </w:r>
+      <w:r>
+        <w:rPr>
+          <w:rFonts w:ascii="Courier New" w:hAnsi="Courier New" w:eastAsia="Courier New" w:cs="Tahoma"/>
+        </w:rPr>
+        <w:t>consideration_logs</w:t>
+      </w:r>
+      <w:r>
+        <w:t xml:space="preserve"> — ไม่งั้น timeline ของ SBPGI กับ </w:t>
+      </w:r>
+      <w:r>
+        <w:rPr>
+          <w:rFonts w:ascii="Courier New" w:hAnsi="Courier New" w:eastAsia="Courier New" w:cs="Tahoma"/>
+        </w:rPr>
+        <w:t>workflow_history</w:t>
+      </w:r>
+      <w:r>
+        <w:t xml:space="preserve"> ของ engine จะชี้คนละคน</w:t>
+      </w:r>
+    </w:p>
+    <w:p>
+      <w:pPr>
+        <w:pStyle w:val="ListBullet"/>
+        <w:keepLines/>
+      </w:pPr>
+      <w:r>
+        <w:t xml:space="preserve">unit test ต้องครอบ: ไม่มี </w:t>
+      </w:r>
+      <w:r>
+        <w:rPr>
+          <w:rFonts w:ascii="Courier New" w:hAnsi="Courier New" w:eastAsia="Courier New" w:cs="Tahoma"/>
+        </w:rPr>
+        <w:t>x-api-key</w:t>
+      </w:r>
+      <w:r>
+        <w:t xml:space="preserve"> → 401 · </w:t>
+      </w:r>
+      <w:r>
+        <w:rPr>
+          <w:rFonts w:ascii="Courier New" w:hAnsi="Courier New" w:eastAsia="Courier New" w:cs="Tahoma"/>
+        </w:rPr>
+        <w:t>x-api-key</w:t>
+      </w:r>
+      <w:r>
+        <w:t xml:space="preserve"> ผิด → 401 · ไม่มี </w:t>
+      </w:r>
+      <w:r>
+        <w:rPr>
+          <w:rFonts w:ascii="Courier New" w:hAnsi="Courier New" w:eastAsia="Courier New" w:cs="Tahoma"/>
+        </w:rPr>
+        <w:t>x-user-id</w:t>
+      </w:r>
+      <w:r>
+        <w:t xml:space="preserve"> → 401 · </w:t>
+      </w:r>
+      <w:r>
+        <w:rPr>
+          <w:rFonts w:ascii="Courier New" w:hAnsi="Courier New" w:eastAsia="Courier New" w:cs="Tahoma"/>
+        </w:rPr>
+        <w:t>x-user-full-name</w:t>
+      </w:r>
+      <w:r>
+        <w:t xml:space="preserve"> เป็น %-encoded → decode ถูก · </w:t>
+      </w:r>
+      <w:r>
+        <w:rPr>
+          <w:rFonts w:ascii="Courier New" w:hAnsi="Courier New" w:eastAsia="Courier New" w:cs="Tahoma"/>
+        </w:rPr>
+        <w:t>x-user-permissions</w:t>
+      </w:r>
+      <w:r>
+        <w:t xml:space="preserve"> พัง/ว่าง → ไม่ throw แต่ตกไปใช้ด่าน group</w:t>
       </w:r>
     </w:p>
     <w:p>
@@ -2108,7 +4092,22 @@
                 <w:rFonts w:ascii="Arial" w:hAnsi="Arial" w:eastAsia="Arial" w:cs="Tahoma"/>
                 <w:sz w:val="18"/>
               </w:rPr>
-              <w:t>stream ผ่าน BE · ห้ามคืน objectKey ให้ FE</w:t>
+              <w:t xml:space="preserve">SBPGI แปลงเป็น </w:t>
+            </w:r>
+            <w:r>
+              <w:rPr>
+                <w:rFonts w:ascii="Arial" w:hAnsi="Arial" w:eastAsia="Arial" w:cs="Tahoma"/>
+                <w:b/>
+                <w:sz w:val="18"/>
+              </w:rPr>
+              <w:t>binary stream</w:t>
+            </w:r>
+            <w:r>
+              <w:rPr>
+                <w:rFonts w:ascii="Arial" w:hAnsi="Arial" w:eastAsia="Arial" w:cs="Tahoma"/>
+                <w:sz w:val="18"/>
+              </w:rPr>
+              <w:t xml:space="preserve"> ก่อนคืนให้ FE · ห้ามคืน objectKey ให้ FE</w:t>
             </w:r>
           </w:p>
         </w:tc>
@@ -2195,6 +4194,522 @@
       </w:tr>
     </w:tbl>
     <w:p/>
+    <w:p>
+      <w:r>
+        <w:t xml:space="preserve">🔴 </w:t>
+      </w:r>
+      <w:r>
+        <w:rPr>
+          <w:b/>
+        </w:rPr>
+        <w:t>ข้อจำกัดที่ต้องรู้ก่อนเขียนโค้ด (ตรวจ `store-backend` 2026-08-26):</w:t>
+      </w:r>
+      <w:r>
+        <w:t xml:space="preserve"> </w:t>
+      </w:r>
+      <w:r>
+        <w:rPr>
+          <w:rFonts w:ascii="Courier New" w:hAnsi="Courier New" w:eastAsia="Courier New" w:cs="Tahoma"/>
+        </w:rPr>
+        <w:t>AwsService</w:t>
+      </w:r>
+      <w:r>
+        <w:t xml:space="preserve"> ของระบบเดิมเป็น </w:t>
+      </w:r>
+      <w:r>
+        <w:rPr>
+          <w:b/>
+        </w:rPr>
+        <w:t>wrapper แบบ base64</w:t>
+      </w:r>
+      <w:r>
+        <w:t xml:space="preserve"> ไม่ใช่ stream — </w:t>
+      </w:r>
+      <w:r>
+        <w:rPr>
+          <w:rFonts w:ascii="Courier New" w:hAnsi="Courier New" w:eastAsia="Courier New" w:cs="Tahoma"/>
+        </w:rPr>
+        <w:t>upload-file-aws</w:t>
+      </w:r>
+      <w:r>
+        <w:t xml:space="preserve"> รับไฟล์เป็น base64 และ </w:t>
+      </w:r>
+      <w:r>
+        <w:rPr>
+          <w:rFonts w:ascii="Courier New" w:hAnsi="Courier New" w:eastAsia="Courier New" w:cs="Tahoma"/>
+        </w:rPr>
+        <w:t>download-file-aws</w:t>
+      </w:r>
+      <w:r>
+        <w:t xml:space="preserve"> </w:t>
+      </w:r>
+      <w:r>
+        <w:rPr>
+          <w:b/>
+        </w:rPr>
+        <w:t>คืนไฟล์เป็น base64 ใน JSON</w:t>
+      </w:r>
+      <w:r>
+        <w:t xml:space="preserve"> สายส่งจริงจึงเป็น </w:t>
+      </w:r>
+      <w:r>
+        <w:rPr>
+          <w:color w:val="8A3324"/>
+        </w:rPr>
+        <w:t>FE ← binary stream ← SBPGI BE ← base64 JSON ← /statement/download-file-aws ← S3</w:t>
+      </w:r>
+    </w:p>
+    <w:tbl>
+      <w:tblPr>
+        <w:tblStyle w:val="TableGrid"/>
+        <w:tblW w:type="auto" w:w="0"/>
+        <w:jc w:val="center"/>
+        <w:tblLook w:firstColumn="1" w:firstRow="1" w:lastColumn="0" w:lastRow="0" w:noHBand="0" w:noVBand="1" w:val="04A0"/>
+      </w:tblPr>
+      <w:tblGrid>
+        <w:gridCol w:w="3360"/>
+        <w:gridCol w:w="3360"/>
+        <w:gridCol w:w="3360"/>
+      </w:tblGrid>
+      <w:tr>
+        <w:trPr>
+          <w:cantSplit/>
+        </w:trPr>
+        <w:tc>
+          <w:tcPr>
+            <w:tcW w:type="dxa" w:w="3360"/>
+            <w:vAlign w:val="center"/>
+            <w:shd w:fill="E8EEF5"/>
+          </w:tcPr>
+          <w:p>
+            <w:pPr>
+              <w:keepLines/>
+              <w:spacing w:after="0"/>
+            </w:pPr>
+            <w:r/>
+            <w:r>
+              <w:rPr>
+                <w:rFonts w:ascii="Arial" w:hAnsi="Arial" w:eastAsia="Arial" w:cs="Tahoma"/>
+                <w:b/>
+                <w:sz w:val="18"/>
+              </w:rPr>
+              <w:t>ผลกระทบ</w:t>
+            </w:r>
+          </w:p>
+        </w:tc>
+        <w:tc>
+          <w:tcPr>
+            <w:tcW w:type="dxa" w:w="3360"/>
+            <w:vAlign w:val="center"/>
+            <w:shd w:fill="E8EEF5"/>
+          </w:tcPr>
+          <w:p>
+            <w:pPr>
+              <w:keepLines/>
+              <w:spacing w:after="0"/>
+            </w:pPr>
+            <w:r/>
+            <w:r>
+              <w:rPr>
+                <w:rFonts w:ascii="Arial" w:hAnsi="Arial" w:eastAsia="Arial" w:cs="Tahoma"/>
+                <w:b/>
+                <w:sz w:val="18"/>
+              </w:rPr>
+              <w:t>ตัวเลข</w:t>
+            </w:r>
+          </w:p>
+        </w:tc>
+        <w:tc>
+          <w:tcPr>
+            <w:tcW w:type="dxa" w:w="3360"/>
+            <w:vAlign w:val="center"/>
+            <w:shd w:fill="E8EEF5"/>
+          </w:tcPr>
+          <w:p>
+            <w:pPr>
+              <w:keepLines/>
+              <w:spacing w:after="0"/>
+            </w:pPr>
+            <w:r/>
+            <w:r>
+              <w:rPr>
+                <w:rFonts w:ascii="Arial" w:hAnsi="Arial" w:eastAsia="Arial" w:cs="Tahoma"/>
+                <w:b/>
+                <w:sz w:val="18"/>
+              </w:rPr>
+              <w:t>ต้องทำอย่างไร</w:t>
+            </w:r>
+          </w:p>
+        </w:tc>
+      </w:tr>
+      <w:tr>
+        <w:trPr>
+          <w:cantSplit/>
+        </w:trPr>
+        <w:tc>
+          <w:tcPr>
+            <w:tcW w:type="dxa" w:w="3360"/>
+            <w:vAlign w:val="center"/>
+          </w:tcPr>
+          <w:p>
+            <w:pPr>
+              <w:keepLines/>
+              <w:spacing w:after="0"/>
+            </w:pPr>
+            <w:r>
+              <w:rPr>
+                <w:rFonts w:ascii="Arial" w:hAnsi="Arial" w:eastAsia="Arial" w:cs="Tahoma"/>
+                <w:sz w:val="18"/>
+              </w:rPr>
+            </w:r>
+            <w:r>
+              <w:rPr>
+                <w:rFonts w:ascii="Arial" w:hAnsi="Arial" w:eastAsia="Arial" w:cs="Tahoma"/>
+                <w:sz w:val="18"/>
+              </w:rPr>
+              <w:t>base64 ทำให้ payload โตขึ้น ~33%</w:t>
+            </w:r>
+          </w:p>
+        </w:tc>
+        <w:tc>
+          <w:tcPr>
+            <w:tcW w:type="dxa" w:w="3360"/>
+            <w:vAlign w:val="center"/>
+          </w:tcPr>
+          <w:p>
+            <w:pPr>
+              <w:keepLines/>
+              <w:spacing w:after="0"/>
+            </w:pPr>
+            <w:r>
+              <w:rPr>
+                <w:rFonts w:ascii="Arial" w:hAnsi="Arial" w:eastAsia="Arial" w:cs="Tahoma"/>
+                <w:sz w:val="18"/>
+              </w:rPr>
+            </w:r>
+            <w:r>
+              <w:rPr>
+                <w:rFonts w:ascii="Arial" w:hAnsi="Arial" w:eastAsia="Arial" w:cs="Tahoma"/>
+                <w:sz w:val="18"/>
+              </w:rPr>
+              <w:t xml:space="preserve">ไฟล์ 5 MB → </w:t>
+            </w:r>
+            <w:r>
+              <w:rPr>
+                <w:rFonts w:ascii="Arial" w:hAnsi="Arial" w:eastAsia="Arial" w:cs="Tahoma"/>
+                <w:b/>
+                <w:sz w:val="18"/>
+              </w:rPr>
+              <w:t>~6.7 MB</w:t>
+            </w:r>
+            <w:r>
+              <w:rPr>
+                <w:rFonts w:ascii="Arial" w:hAnsi="Arial" w:eastAsia="Arial" w:cs="Tahoma"/>
+                <w:sz w:val="18"/>
+              </w:rPr>
+              <w:t xml:space="preserve"> ใน JSON</w:t>
+            </w:r>
+          </w:p>
+        </w:tc>
+        <w:tc>
+          <w:tcPr>
+            <w:tcW w:type="dxa" w:w="3360"/>
+            <w:vAlign w:val="center"/>
+          </w:tcPr>
+          <w:p>
+            <w:pPr>
+              <w:keepLines/>
+              <w:spacing w:after="0"/>
+            </w:pPr>
+            <w:r>
+              <w:rPr>
+                <w:rFonts w:ascii="Arial" w:hAnsi="Arial" w:eastAsia="Arial" w:cs="Tahoma"/>
+                <w:sz w:val="18"/>
+              </w:rPr>
+            </w:r>
+            <w:r>
+              <w:rPr>
+                <w:rFonts w:ascii="Arial" w:hAnsi="Arial" w:eastAsia="Arial" w:cs="Tahoma"/>
+                <w:sz w:val="18"/>
+              </w:rPr>
+              <w:t>ยังไม่ชน body limit ของ store-backend (</w:t>
+            </w:r>
+            <w:r>
+              <w:rPr>
+                <w:rFonts w:ascii="Arial" w:hAnsi="Arial" w:eastAsia="Arial" w:cs="Tahoma"/>
+                <w:b/>
+                <w:sz w:val="18"/>
+              </w:rPr>
+              <w:t>100 MB</w:t>
+            </w:r>
+            <w:r>
+              <w:rPr>
+                <w:rFonts w:ascii="Arial" w:hAnsi="Arial" w:eastAsia="Arial" w:cs="Tahoma"/>
+                <w:sz w:val="18"/>
+              </w:rPr>
+              <w:t xml:space="preserve"> ที่ </w:t>
+            </w:r>
+            <w:r>
+              <w:rPr>
+                <w:rFonts w:ascii="Courier New" w:hAnsi="Courier New" w:eastAsia="Courier New" w:cs="Tahoma"/>
+                <w:sz w:val="18"/>
+              </w:rPr>
+              <w:t>main.ts:33</w:t>
+            </w:r>
+            <w:r>
+              <w:rPr>
+                <w:rFonts w:ascii="Arial" w:hAnsi="Arial" w:eastAsia="Arial" w:cs="Tahoma"/>
+                <w:sz w:val="18"/>
+              </w:rPr>
+              <w:t>) แต่กิน memory ต่อ request จริง</w:t>
+            </w:r>
+          </w:p>
+        </w:tc>
+      </w:tr>
+      <w:tr>
+        <w:trPr>
+          <w:cantSplit/>
+        </w:trPr>
+        <w:tc>
+          <w:tcPr>
+            <w:tcW w:type="dxa" w:w="3360"/>
+            <w:vAlign w:val="center"/>
+          </w:tcPr>
+          <w:p>
+            <w:pPr>
+              <w:keepLines/>
+              <w:spacing w:after="0"/>
+            </w:pPr>
+            <w:r>
+              <w:rPr>
+                <w:rFonts w:ascii="Arial" w:hAnsi="Arial" w:eastAsia="Arial" w:cs="Tahoma"/>
+                <w:sz w:val="18"/>
+              </w:rPr>
+            </w:r>
+            <w:r>
+              <w:rPr>
+                <w:rFonts w:ascii="Arial" w:hAnsi="Arial" w:eastAsia="Arial" w:cs="Tahoma"/>
+                <w:sz w:val="18"/>
+              </w:rPr>
+              <w:t xml:space="preserve">ปุ่ม </w:t>
+            </w:r>
+            <w:r>
+              <w:rPr>
+                <w:rFonts w:ascii="Arial" w:hAnsi="Arial" w:eastAsia="Arial" w:cs="Tahoma"/>
+                <w:b/>
+                <w:sz w:val="18"/>
+              </w:rPr>
+              <w:t>ดาวน์โหลดทั้งหมด (.zip)</w:t>
+            </w:r>
+            <w:r>
+              <w:rPr>
+                <w:rFonts w:ascii="Arial" w:hAnsi="Arial" w:eastAsia="Arial" w:cs="Tahoma"/>
+                <w:sz w:val="18"/>
+              </w:rPr>
+              <w:t xml:space="preserve"> ต้องดึงหลายไฟล์</w:t>
+            </w:r>
+          </w:p>
+        </w:tc>
+        <w:tc>
+          <w:tcPr>
+            <w:tcW w:type="dxa" w:w="3360"/>
+            <w:vAlign w:val="center"/>
+          </w:tcPr>
+          <w:p>
+            <w:pPr>
+              <w:keepLines/>
+              <w:spacing w:after="0"/>
+            </w:pPr>
+            <w:r>
+              <w:rPr>
+                <w:rFonts w:ascii="Arial" w:hAnsi="Arial" w:eastAsia="Arial" w:cs="Tahoma"/>
+                <w:sz w:val="18"/>
+              </w:rPr>
+            </w:r>
+            <w:r>
+              <w:rPr>
+                <w:rFonts w:ascii="Arial" w:hAnsi="Arial" w:eastAsia="Arial" w:cs="Tahoma"/>
+                <w:sz w:val="18"/>
+              </w:rPr>
+              <w:t>n ไฟล์ × 1.33 พร้อมกัน</w:t>
+            </w:r>
+          </w:p>
+        </w:tc>
+        <w:tc>
+          <w:tcPr>
+            <w:tcW w:type="dxa" w:w="3360"/>
+            <w:vAlign w:val="center"/>
+          </w:tcPr>
+          <w:p>
+            <w:pPr>
+              <w:keepLines/>
+              <w:spacing w:after="0"/>
+            </w:pPr>
+            <w:r>
+              <w:rPr>
+                <w:rFonts w:ascii="Arial" w:hAnsi="Arial" w:eastAsia="Arial" w:cs="Tahoma"/>
+                <w:sz w:val="18"/>
+              </w:rPr>
+            </w:r>
+            <w:r>
+              <w:rPr>
+                <w:rFonts w:ascii="Arial" w:hAnsi="Arial" w:eastAsia="Arial" w:cs="Tahoma"/>
+                <w:sz w:val="18"/>
+              </w:rPr>
+              <w:t xml:space="preserve">🔴 ห้ามโหลดทุกไฟล์เข้า memory พร้อมกัน — ดึงทีละไฟล์แล้ว </w:t>
+            </w:r>
+            <w:r>
+              <w:rPr>
+                <w:rFonts w:ascii="Arial" w:hAnsi="Arial" w:eastAsia="Arial" w:cs="Tahoma"/>
+                <w:b/>
+                <w:sz w:val="18"/>
+              </w:rPr>
+              <w:t>stream เข้า zip ทันที</w:t>
+            </w:r>
+            <w:r>
+              <w:rPr>
+                <w:rFonts w:ascii="Arial" w:hAnsi="Arial" w:eastAsia="Arial" w:cs="Tahoma"/>
+                <w:sz w:val="18"/>
+              </w:rPr>
+              <w:t xml:space="preserve"> (archiver แบบ streaming)</w:t>
+            </w:r>
+          </w:p>
+        </w:tc>
+      </w:tr>
+      <w:tr>
+        <w:trPr>
+          <w:cantSplit/>
+        </w:trPr>
+        <w:tc>
+          <w:tcPr>
+            <w:tcW w:type="dxa" w:w="3360"/>
+            <w:vAlign w:val="center"/>
+          </w:tcPr>
+          <w:p>
+            <w:pPr>
+              <w:keepLines/>
+              <w:spacing w:after="0"/>
+            </w:pPr>
+            <w:r>
+              <w:rPr>
+                <w:rFonts w:ascii="Arial" w:hAnsi="Arial" w:eastAsia="Arial" w:cs="Tahoma"/>
+                <w:sz w:val="18"/>
+              </w:rPr>
+            </w:r>
+            <w:r>
+              <w:rPr>
+                <w:rFonts w:ascii="Arial" w:hAnsi="Arial" w:eastAsia="Arial" w:cs="Tahoma"/>
+                <w:sz w:val="18"/>
+              </w:rPr>
+              <w:t>FE ไม่ควรรู้ว่าใต้ท้องเป็น base64</w:t>
+            </w:r>
+          </w:p>
+        </w:tc>
+        <w:tc>
+          <w:tcPr>
+            <w:tcW w:type="dxa" w:w="3360"/>
+            <w:vAlign w:val="center"/>
+          </w:tcPr>
+          <w:p>
+            <w:pPr>
+              <w:keepLines/>
+              <w:spacing w:after="0"/>
+            </w:pPr>
+            <w:r>
+              <w:rPr>
+                <w:rFonts w:ascii="Arial" w:hAnsi="Arial" w:eastAsia="Arial" w:cs="Tahoma"/>
+                <w:sz w:val="18"/>
+              </w:rPr>
+            </w:r>
+            <w:r>
+              <w:rPr>
+                <w:rFonts w:ascii="Arial" w:hAnsi="Arial" w:eastAsia="Arial" w:cs="Tahoma"/>
+                <w:sz w:val="18"/>
+              </w:rPr>
+              <w:t>—</w:t>
+            </w:r>
+          </w:p>
+        </w:tc>
+        <w:tc>
+          <w:tcPr>
+            <w:tcW w:type="dxa" w:w="3360"/>
+            <w:vAlign w:val="center"/>
+          </w:tcPr>
+          <w:p>
+            <w:pPr>
+              <w:keepLines/>
+              <w:spacing w:after="0"/>
+            </w:pPr>
+            <w:r>
+              <w:rPr>
+                <w:rFonts w:ascii="Arial" w:hAnsi="Arial" w:eastAsia="Arial" w:cs="Tahoma"/>
+                <w:sz w:val="18"/>
+              </w:rPr>
+            </w:r>
+            <w:r>
+              <w:rPr>
+                <w:rFonts w:ascii="Arial" w:hAnsi="Arial" w:eastAsia="Arial" w:cs="Tahoma"/>
+                <w:sz w:val="18"/>
+              </w:rPr>
+              <w:t xml:space="preserve">สัญญาฝั่ง FE ยังเป็น </w:t>
+            </w:r>
+            <w:r>
+              <w:rPr>
+                <w:rFonts w:ascii="Arial" w:hAnsi="Arial" w:eastAsia="Arial" w:cs="Tahoma"/>
+                <w:b/>
+                <w:sz w:val="18"/>
+              </w:rPr>
+              <w:t>binary stream + Content-Type / Content-Disposition</w:t>
+            </w:r>
+            <w:r>
+              <w:rPr>
+                <w:rFonts w:ascii="Arial" w:hAnsi="Arial" w:eastAsia="Arial" w:cs="Tahoma"/>
+                <w:sz w:val="18"/>
+              </w:rPr>
+              <w:t xml:space="preserve"> ตาม </w:t>
+            </w:r>
+            <w:r>
+              <w:rPr>
+                <w:rFonts w:ascii="Courier New" w:hAnsi="Courier New" w:eastAsia="Courier New" w:cs="Tahoma"/>
+                <w:sz w:val="18"/>
+              </w:rPr>
+              <w:t>LLDD-BE-API-Attachment-Sales-Timeline.pdf</w:t>
+            </w:r>
+            <w:r>
+              <w:rPr>
+                <w:rFonts w:ascii="Arial" w:hAnsi="Arial" w:eastAsia="Arial" w:cs="Tahoma"/>
+                <w:sz w:val="18"/>
+              </w:rPr>
+              <w:t xml:space="preserve"> — SBPGI เป็นคนแปลง</w:t>
+            </w:r>
+          </w:p>
+        </w:tc>
+      </w:tr>
+    </w:tbl>
+    <w:p/>
+    <w:p>
+      <w:r>
+        <w:t xml:space="preserve">⚠️ </w:t>
+      </w:r>
+      <w:r>
+        <w:rPr>
+          <w:b/>
+        </w:rPr>
+        <w:t>ต้องยืนยันกับทีม store-backend:</w:t>
+      </w:r>
+      <w:r>
+        <w:t xml:space="preserve"> wrapper รองรับ </w:t>
+      </w:r>
+      <w:r>
+        <w:rPr>
+          <w:b/>
+        </w:rPr>
+        <w:t>range request / partial download</w:t>
+      </w:r>
+      <w:r>
+        <w:t xml:space="preserve"> หรือไม่ · ถ้าไม่รองรับ ไฟล์ใหญ่จะ resume ไม่ได้ และปุ่มดาวน์โหลดทั้งหมดต้องกำหนดเพดานจำนวน/ขนาดรวม</w:t>
+      </w:r>
+    </w:p>
     <w:p>
       <w:r>
         <w:rPr>
@@ -2436,7 +4951,692 @@
         <w:pageBreakBefore w:val="0"/>
       </w:pPr>
       <w:r>
-        <w:t>5.5 ค่ากำหนดกลาง</w:t>
+        <w:t>5.5 ค่ากำหนดกลาง — `mas_param` กับ `common_code` คืออะไร</w:t>
+      </w:r>
+    </w:p>
+    <w:p>
+      <w:pPr>
+        <w:keepNext w:val="0"/>
+      </w:pPr>
+      <w:r>
+        <w:t xml:space="preserve">🔴 </w:t>
+      </w:r>
+      <w:r>
+        <w:rPr>
+          <w:b/>
+        </w:rPr>
+        <w:t>สองตารางนี้เป็นของระบบ SBP เดิม อยู่ใน schema `sps_store` เท่านั้น</w:t>
+      </w:r>
+      <w:r>
+        <w:t xml:space="preserve"> และ </w:t>
+      </w:r>
+      <w:r>
+        <w:rPr>
+          <w:b/>
+        </w:rPr>
+        <w:t>ค่าของ SBPGI ยังไม่มีอยู่จริง — เป็นแถวที่เราต้อง seed เองตอน setup</w:t>
+      </w:r>
+      <w:r>
+        <w:t xml:space="preserve"> (เอกสารรอบก่อนเขียนกำกวมจนอ่านเหมือนมีข้อมูลอยู่แล้ว · แก้ 2026-08-25)</w:t>
+      </w:r>
+    </w:p>
+    <w:tbl>
+      <w:tblPr>
+        <w:tblStyle w:val="TableGrid"/>
+        <w:tblW w:type="auto" w:w="0"/>
+        <w:jc w:val="center"/>
+        <w:tblLook w:firstColumn="1" w:firstRow="1" w:lastColumn="0" w:lastRow="0" w:noHBand="0" w:noVBand="1" w:val="04A0"/>
+      </w:tblPr>
+      <w:tblGrid>
+        <w:gridCol w:w="2520"/>
+        <w:gridCol w:w="2520"/>
+        <w:gridCol w:w="2520"/>
+        <w:gridCol w:w="2520"/>
+      </w:tblGrid>
+      <w:tr>
+        <w:trPr>
+          <w:cantSplit/>
+        </w:trPr>
+        <w:tc>
+          <w:tcPr>
+            <w:tcW w:type="dxa" w:w="2520"/>
+            <w:vAlign w:val="center"/>
+            <w:shd w:fill="E8EEF5"/>
+          </w:tcPr>
+          <w:p>
+            <w:pPr>
+              <w:keepLines/>
+              <w:spacing w:after="0"/>
+            </w:pPr>
+            <w:r/>
+            <w:r>
+              <w:rPr>
+                <w:rFonts w:ascii="Arial" w:hAnsi="Arial" w:eastAsia="Arial" w:cs="Tahoma"/>
+                <w:b/>
+                <w:sz w:val="18"/>
+              </w:rPr>
+              <w:t>ตาราง</w:t>
+            </w:r>
+          </w:p>
+        </w:tc>
+        <w:tc>
+          <w:tcPr>
+            <w:tcW w:type="dxa" w:w="2520"/>
+            <w:vAlign w:val="center"/>
+            <w:shd w:fill="E8EEF5"/>
+          </w:tcPr>
+          <w:p>
+            <w:pPr>
+              <w:keepLines/>
+              <w:spacing w:after="0"/>
+            </w:pPr>
+            <w:r/>
+            <w:r>
+              <w:rPr>
+                <w:rFonts w:ascii="Arial" w:hAnsi="Arial" w:eastAsia="Arial" w:cs="Tahoma"/>
+                <w:b/>
+                <w:sz w:val="18"/>
+              </w:rPr>
+              <w:t>คืออะไร</w:t>
+            </w:r>
+          </w:p>
+        </w:tc>
+        <w:tc>
+          <w:tcPr>
+            <w:tcW w:type="dxa" w:w="2520"/>
+            <w:vAlign w:val="center"/>
+            <w:shd w:fill="E8EEF5"/>
+          </w:tcPr>
+          <w:p>
+            <w:pPr>
+              <w:keepLines/>
+              <w:spacing w:after="0"/>
+            </w:pPr>
+            <w:r/>
+            <w:r>
+              <w:rPr>
+                <w:rFonts w:ascii="Arial" w:hAnsi="Arial" w:eastAsia="Arial" w:cs="Tahoma"/>
+                <w:b/>
+                <w:sz w:val="18"/>
+              </w:rPr>
+              <w:t>โครงคีย์</w:t>
+            </w:r>
+          </w:p>
+        </w:tc>
+        <w:tc>
+          <w:tcPr>
+            <w:tcW w:type="dxa" w:w="2520"/>
+            <w:vAlign w:val="center"/>
+            <w:shd w:fill="E8EEF5"/>
+          </w:tcPr>
+          <w:p>
+            <w:pPr>
+              <w:keepLines/>
+              <w:spacing w:after="0"/>
+            </w:pPr>
+            <w:r/>
+            <w:r>
+              <w:rPr>
+                <w:rFonts w:ascii="Arial" w:hAnsi="Arial" w:eastAsia="Arial" w:cs="Tahoma"/>
+                <w:b/>
+                <w:sz w:val="18"/>
+              </w:rPr>
+              <w:t>ของจริงตอนนี้ (ตรวจ 07/08/2026)</w:t>
+            </w:r>
+          </w:p>
+        </w:tc>
+      </w:tr>
+      <w:tr>
+        <w:trPr>
+          <w:cantSplit/>
+        </w:trPr>
+        <w:tc>
+          <w:tcPr>
+            <w:tcW w:type="dxa" w:w="2520"/>
+            <w:vAlign w:val="center"/>
+          </w:tcPr>
+          <w:p>
+            <w:pPr>
+              <w:keepLines/>
+              <w:spacing w:after="0"/>
+            </w:pPr>
+            <w:r>
+              <w:rPr>
+                <w:rFonts w:ascii="Arial" w:hAnsi="Arial" w:eastAsia="Arial" w:cs="Tahoma"/>
+                <w:sz w:val="18"/>
+              </w:rPr>
+            </w:r>
+            <w:r>
+              <w:rPr>
+                <w:rFonts w:ascii="Courier New" w:hAnsi="Courier New" w:eastAsia="Courier New" w:cs="Tahoma"/>
+                <w:sz w:val="18"/>
+              </w:rPr>
+              <w:t>sps_store.mas_param</w:t>
+            </w:r>
+          </w:p>
+        </w:tc>
+        <w:tc>
+          <w:tcPr>
+            <w:tcW w:type="dxa" w:w="2520"/>
+            <w:vAlign w:val="center"/>
+          </w:tcPr>
+          <w:p>
+            <w:pPr>
+              <w:keepLines/>
+              <w:spacing w:after="0"/>
+            </w:pPr>
+            <w:r>
+              <w:rPr>
+                <w:rFonts w:ascii="Arial" w:hAnsi="Arial" w:eastAsia="Arial" w:cs="Tahoma"/>
+                <w:sz w:val="18"/>
+              </w:rPr>
+            </w:r>
+            <w:r>
+              <w:rPr>
+                <w:rFonts w:ascii="Arial" w:hAnsi="Arial" w:eastAsia="Arial" w:cs="Tahoma"/>
+                <w:b/>
+                <w:sz w:val="18"/>
+              </w:rPr>
+              <w:t>ตาราง config กลางของ store-backend</w:t>
+            </w:r>
+            <w:r>
+              <w:rPr>
+                <w:rFonts w:ascii="Arial" w:hAnsi="Arial" w:eastAsia="Arial" w:cs="Tahoma"/>
+                <w:sz w:val="18"/>
+              </w:rPr>
+              <w:t xml:space="preserve"> — คู่ชื่อ/ค่าแบบอิสระ ที่ทั้งระบบเดิมใช้ร่วมกัน (เช่น </w:t>
+            </w:r>
+            <w:r>
+              <w:rPr>
+                <w:rFonts w:ascii="Courier New" w:hAnsi="Courier New" w:eastAsia="Courier New" w:cs="Tahoma"/>
+                <w:sz w:val="18"/>
+              </w:rPr>
+              <w:t>GROUP_ID_VIEW_ALL_STMT</w:t>
+            </w:r>
+            <w:r>
+              <w:rPr>
+                <w:rFonts w:ascii="Arial" w:hAnsi="Arial" w:eastAsia="Arial" w:cs="Tahoma"/>
+                <w:sz w:val="18"/>
+              </w:rPr>
+              <w:t xml:space="preserve"> คุมว่ากลุ่มไหนเห็นใบแจ้งยอดทั้งหมด · ช่วงวันที่ของไฟล์อากรแสตมป์)</w:t>
+            </w:r>
+          </w:p>
+        </w:tc>
+        <w:tc>
+          <w:tcPr>
+            <w:tcW w:type="dxa" w:w="2520"/>
+            <w:vAlign w:val="center"/>
+          </w:tcPr>
+          <w:p>
+            <w:pPr>
+              <w:keepLines/>
+              <w:spacing w:after="0"/>
+            </w:pPr>
+            <w:r>
+              <w:rPr>
+                <w:rFonts w:ascii="Arial" w:hAnsi="Arial" w:eastAsia="Arial" w:cs="Tahoma"/>
+                <w:sz w:val="18"/>
+              </w:rPr>
+            </w:r>
+            <w:r>
+              <w:rPr>
+                <w:rFonts w:ascii="Courier New" w:hAnsi="Courier New" w:eastAsia="Courier New" w:cs="Tahoma"/>
+                <w:sz w:val="18"/>
+              </w:rPr>
+              <w:t>param_name</w:t>
+            </w:r>
+            <w:r>
+              <w:rPr>
+                <w:rFonts w:ascii="Arial" w:hAnsi="Arial" w:eastAsia="Arial" w:cs="Tahoma"/>
+                <w:sz w:val="18"/>
+              </w:rPr>
+              <w:t xml:space="preserve"> · </w:t>
+            </w:r>
+            <w:r>
+              <w:rPr>
+                <w:rFonts w:ascii="Courier New" w:hAnsi="Courier New" w:eastAsia="Courier New" w:cs="Tahoma"/>
+                <w:sz w:val="18"/>
+              </w:rPr>
+              <w:t>param_value</w:t>
+            </w:r>
+            <w:r>
+              <w:rPr>
+                <w:rFonts w:ascii="Arial" w:hAnsi="Arial" w:eastAsia="Arial" w:cs="Tahoma"/>
+                <w:sz w:val="18"/>
+              </w:rPr>
+              <w:t xml:space="preserve">(4000) · </w:t>
+            </w:r>
+            <w:r>
+              <w:rPr>
+                <w:rFonts w:ascii="Courier New" w:hAnsi="Courier New" w:eastAsia="Courier New" w:cs="Tahoma"/>
+                <w:sz w:val="18"/>
+              </w:rPr>
+              <w:t>ref_name</w:t>
+            </w:r>
+            <w:r>
+              <w:rPr>
+                <w:rFonts w:ascii="Arial" w:hAnsi="Arial" w:eastAsia="Arial" w:cs="Tahoma"/>
+                <w:sz w:val="18"/>
+              </w:rPr>
+              <w:t xml:space="preserve"> · </w:t>
+            </w:r>
+            <w:r>
+              <w:rPr>
+                <w:rFonts w:ascii="Courier New" w:hAnsi="Courier New" w:eastAsia="Courier New" w:cs="Tahoma"/>
+                <w:sz w:val="18"/>
+              </w:rPr>
+              <w:t>description</w:t>
+            </w:r>
+            <w:r>
+              <w:rPr>
+                <w:rFonts w:ascii="Arial" w:hAnsi="Arial" w:eastAsia="Arial" w:cs="Tahoma"/>
+                <w:sz w:val="18"/>
+              </w:rPr>
+              <w:t xml:space="preserve"> · </w:t>
+            </w:r>
+            <w:r>
+              <w:rPr>
+                <w:rFonts w:ascii="Courier New" w:hAnsi="Courier New" w:eastAsia="Courier New" w:cs="Tahoma"/>
+                <w:sz w:val="18"/>
+              </w:rPr>
+              <w:t>is_config</w:t>
+            </w:r>
+            <w:r>
+              <w:rPr>
+                <w:rFonts w:ascii="Arial" w:hAnsi="Arial" w:eastAsia="Arial" w:cs="Tahoma"/>
+                <w:sz w:val="18"/>
+              </w:rPr>
+              <w:t xml:space="preserve"> · </w:t>
+            </w:r>
+            <w:r>
+              <w:rPr>
+                <w:rFonts w:ascii="Courier New" w:hAnsi="Courier New" w:eastAsia="Courier New" w:cs="Tahoma"/>
+                <w:sz w:val="18"/>
+              </w:rPr>
+              <w:t>active_flag</w:t>
+            </w:r>
+          </w:p>
+        </w:tc>
+        <w:tc>
+          <w:tcPr>
+            <w:tcW w:type="dxa" w:w="2520"/>
+            <w:vAlign w:val="center"/>
+          </w:tcPr>
+          <w:p>
+            <w:pPr>
+              <w:keepLines/>
+              <w:spacing w:after="0"/>
+            </w:pPr>
+            <w:r>
+              <w:rPr>
+                <w:rFonts w:ascii="Arial" w:hAnsi="Arial" w:eastAsia="Arial" w:cs="Tahoma"/>
+                <w:sz w:val="18"/>
+              </w:rPr>
+            </w:r>
+            <w:r>
+              <w:rPr>
+                <w:rFonts w:ascii="Arial" w:hAnsi="Arial" w:eastAsia="Arial" w:cs="Tahoma"/>
+                <w:b/>
+                <w:sz w:val="18"/>
+              </w:rPr>
+              <w:t>93,752 แถว</w:t>
+            </w:r>
+            <w:r>
+              <w:rPr>
+                <w:rFonts w:ascii="Arial" w:hAnsi="Arial" w:eastAsia="Arial" w:cs="Tahoma"/>
+                <w:sz w:val="18"/>
+              </w:rPr>
+              <w:t xml:space="preserve"> · ⚠️ </w:t>
+            </w:r>
+            <w:r>
+              <w:rPr>
+                <w:rFonts w:ascii="Arial" w:hAnsi="Arial" w:eastAsia="Arial" w:cs="Tahoma"/>
+                <w:b/>
+                <w:sz w:val="18"/>
+              </w:rPr>
+              <w:t>ไม่มี PK ไม่มี unique</w:t>
+            </w:r>
+            <w:r>
+              <w:rPr>
+                <w:rFonts w:ascii="Arial" w:hAnsi="Arial" w:eastAsia="Arial" w:cs="Tahoma"/>
+                <w:sz w:val="18"/>
+              </w:rPr>
+              <w:t xml:space="preserve"> มีแค่ btree </w:t>
+            </w:r>
+            <w:r>
+              <w:rPr>
+                <w:rFonts w:ascii="Courier New" w:hAnsi="Courier New" w:eastAsia="Courier New" w:cs="Tahoma"/>
+                <w:sz w:val="18"/>
+              </w:rPr>
+              <w:t>(param_name, param_value)</w:t>
+            </w:r>
+            <w:r>
+              <w:rPr>
+                <w:rFonts w:ascii="Arial" w:hAnsi="Arial" w:eastAsia="Arial" w:cs="Tahoma"/>
+                <w:sz w:val="18"/>
+              </w:rPr>
+              <w:t xml:space="preserve"> → ชื่อพารามิเตอร์ซ้ำได้ ต้องกันเองที่ระดับแอปและ </w:t>
+            </w:r>
+            <w:r>
+              <w:rPr>
+                <w:rFonts w:ascii="Courier New" w:hAnsi="Courier New" w:eastAsia="Courier New" w:cs="Tahoma"/>
+                <w:sz w:val="18"/>
+              </w:rPr>
+              <w:t>WHERE active_flag = 'Y'</w:t>
+            </w:r>
+            <w:r>
+              <w:rPr>
+                <w:rFonts w:ascii="Arial" w:hAnsi="Arial" w:eastAsia="Arial" w:cs="Tahoma"/>
+                <w:sz w:val="18"/>
+              </w:rPr>
+              <w:t xml:space="preserve"> เสมอ</w:t>
+            </w:r>
+          </w:p>
+        </w:tc>
+      </w:tr>
+      <w:tr>
+        <w:trPr>
+          <w:cantSplit/>
+        </w:trPr>
+        <w:tc>
+          <w:tcPr>
+            <w:tcW w:type="dxa" w:w="2520"/>
+            <w:vAlign w:val="center"/>
+          </w:tcPr>
+          <w:p>
+            <w:pPr>
+              <w:keepLines/>
+              <w:spacing w:after="0"/>
+            </w:pPr>
+            <w:r>
+              <w:rPr>
+                <w:rFonts w:ascii="Arial" w:hAnsi="Arial" w:eastAsia="Arial" w:cs="Tahoma"/>
+                <w:sz w:val="18"/>
+              </w:rPr>
+            </w:r>
+            <w:r>
+              <w:rPr>
+                <w:rFonts w:ascii="Courier New" w:hAnsi="Courier New" w:eastAsia="Courier New" w:cs="Tahoma"/>
+                <w:sz w:val="18"/>
+              </w:rPr>
+              <w:t>sps_store.common_code</w:t>
+            </w:r>
+          </w:p>
+        </w:tc>
+        <w:tc>
+          <w:tcPr>
+            <w:tcW w:type="dxa" w:w="2520"/>
+            <w:vAlign w:val="center"/>
+          </w:tcPr>
+          <w:p>
+            <w:pPr>
+              <w:keepLines/>
+              <w:spacing w:after="0"/>
+            </w:pPr>
+            <w:r>
+              <w:rPr>
+                <w:rFonts w:ascii="Arial" w:hAnsi="Arial" w:eastAsia="Arial" w:cs="Tahoma"/>
+                <w:sz w:val="18"/>
+              </w:rPr>
+            </w:r>
+            <w:r>
+              <w:rPr>
+                <w:rFonts w:ascii="Arial" w:hAnsi="Arial" w:eastAsia="Arial" w:cs="Tahoma"/>
+                <w:b/>
+                <w:sz w:val="18"/>
+              </w:rPr>
+              <w:t>lookup กลาง</w:t>
+            </w:r>
+            <w:r>
+              <w:rPr>
+                <w:rFonts w:ascii="Arial" w:hAnsi="Arial" w:eastAsia="Arial" w:cs="Tahoma"/>
+                <w:sz w:val="18"/>
+              </w:rPr>
+              <w:t xml:space="preserve"> ของทั้งระบบเดิม — ชุดรหัส/ชื่อที่ใช้ทำ dropdown</w:t>
+            </w:r>
+          </w:p>
+        </w:tc>
+        <w:tc>
+          <w:tcPr>
+            <w:tcW w:type="dxa" w:w="2520"/>
+            <w:vAlign w:val="center"/>
+          </w:tcPr>
+          <w:p>
+            <w:pPr>
+              <w:keepLines/>
+              <w:spacing w:after="0"/>
+            </w:pPr>
+            <w:r>
+              <w:rPr>
+                <w:rFonts w:ascii="Arial" w:hAnsi="Arial" w:eastAsia="Arial" w:cs="Tahoma"/>
+                <w:sz w:val="18"/>
+              </w:rPr>
+            </w:r>
+            <w:r>
+              <w:rPr>
+                <w:rFonts w:ascii="Courier New" w:hAnsi="Courier New" w:eastAsia="Courier New" w:cs="Tahoma"/>
+                <w:sz w:val="18"/>
+              </w:rPr>
+              <w:t>code_type</w:t>
+            </w:r>
+            <w:r>
+              <w:rPr>
+                <w:rFonts w:ascii="Arial" w:hAnsi="Arial" w:eastAsia="Arial" w:cs="Tahoma"/>
+                <w:sz w:val="18"/>
+              </w:rPr>
+              <w:t>(</w:t>
+            </w:r>
+            <w:r>
+              <w:rPr>
+                <w:rFonts w:ascii="Arial" w:hAnsi="Arial" w:eastAsia="Arial" w:cs="Tahoma"/>
+                <w:b/>
+                <w:sz w:val="18"/>
+              </w:rPr>
+              <w:t>20</w:t>
+            </w:r>
+            <w:r>
+              <w:rPr>
+                <w:rFonts w:ascii="Arial" w:hAnsi="Arial" w:eastAsia="Arial" w:cs="Tahoma"/>
+                <w:sz w:val="18"/>
+              </w:rPr>
+              <w:t xml:space="preserve">) · </w:t>
+            </w:r>
+            <w:r>
+              <w:rPr>
+                <w:rFonts w:ascii="Courier New" w:hAnsi="Courier New" w:eastAsia="Courier New" w:cs="Tahoma"/>
+                <w:sz w:val="18"/>
+              </w:rPr>
+              <w:t>seq_no</w:t>
+            </w:r>
+            <w:r>
+              <w:rPr>
+                <w:rFonts w:ascii="Arial" w:hAnsi="Arial" w:eastAsia="Arial" w:cs="Tahoma"/>
+                <w:sz w:val="18"/>
+              </w:rPr>
+              <w:t xml:space="preserve"> · </w:t>
+            </w:r>
+            <w:r>
+              <w:rPr>
+                <w:rFonts w:ascii="Courier New" w:hAnsi="Courier New" w:eastAsia="Courier New" w:cs="Tahoma"/>
+                <w:sz w:val="18"/>
+              </w:rPr>
+              <w:t>code_value</w:t>
+            </w:r>
+            <w:r>
+              <w:rPr>
+                <w:rFonts w:ascii="Arial" w:hAnsi="Arial" w:eastAsia="Arial" w:cs="Tahoma"/>
+                <w:sz w:val="18"/>
+              </w:rPr>
+              <w:t xml:space="preserve">(100) · </w:t>
+            </w:r>
+            <w:r>
+              <w:rPr>
+                <w:rFonts w:ascii="Courier New" w:hAnsi="Courier New" w:eastAsia="Courier New" w:cs="Tahoma"/>
+                <w:sz w:val="18"/>
+              </w:rPr>
+              <w:t>code_name</w:t>
+            </w:r>
+            <w:r>
+              <w:rPr>
+                <w:rFonts w:ascii="Arial" w:hAnsi="Arial" w:eastAsia="Arial" w:cs="Tahoma"/>
+                <w:sz w:val="18"/>
+              </w:rPr>
+              <w:t xml:space="preserve">(1000) · </w:t>
+            </w:r>
+            <w:r>
+              <w:rPr>
+                <w:rFonts w:ascii="Courier New" w:hAnsi="Courier New" w:eastAsia="Courier New" w:cs="Tahoma"/>
+                <w:sz w:val="18"/>
+              </w:rPr>
+              <w:t>other_value</w:t>
+            </w:r>
+            <w:r>
+              <w:rPr>
+                <w:rFonts w:ascii="Arial" w:hAnsi="Arial" w:eastAsia="Arial" w:cs="Tahoma"/>
+                <w:sz w:val="18"/>
+              </w:rPr>
+              <w:t xml:space="preserve">(50) · </w:t>
+            </w:r>
+            <w:r>
+              <w:rPr>
+                <w:rFonts w:ascii="Courier New" w:hAnsi="Courier New" w:eastAsia="Courier New" w:cs="Tahoma"/>
+                <w:sz w:val="18"/>
+              </w:rPr>
+              <w:t>code_mapping</w:t>
+            </w:r>
+            <w:r>
+              <w:rPr>
+                <w:rFonts w:ascii="Arial" w:hAnsi="Arial" w:eastAsia="Arial" w:cs="Tahoma"/>
+                <w:sz w:val="18"/>
+              </w:rPr>
+              <w:t xml:space="preserve">(100) · </w:t>
+            </w:r>
+            <w:r>
+              <w:rPr>
+                <w:rFonts w:ascii="Courier New" w:hAnsi="Courier New" w:eastAsia="Courier New" w:cs="Tahoma"/>
+                <w:sz w:val="18"/>
+              </w:rPr>
+              <w:t>active_flag</w:t>
+            </w:r>
+          </w:p>
+        </w:tc>
+        <w:tc>
+          <w:tcPr>
+            <w:tcW w:type="dxa" w:w="2520"/>
+            <w:vAlign w:val="center"/>
+          </w:tcPr>
+          <w:p>
+            <w:pPr>
+              <w:keepLines/>
+              <w:spacing w:after="0"/>
+            </w:pPr>
+            <w:r>
+              <w:rPr>
+                <w:rFonts w:ascii="Arial" w:hAnsi="Arial" w:eastAsia="Arial" w:cs="Tahoma"/>
+                <w:sz w:val="18"/>
+              </w:rPr>
+            </w:r>
+            <w:r>
+              <w:rPr>
+                <w:rFonts w:ascii="Arial" w:hAnsi="Arial" w:eastAsia="Arial" w:cs="Tahoma"/>
+                <w:b/>
+                <w:sz w:val="18"/>
+              </w:rPr>
+              <w:t>2,609 แถว</w:t>
+            </w:r>
+            <w:r>
+              <w:rPr>
+                <w:rFonts w:ascii="Arial" w:hAnsi="Arial" w:eastAsia="Arial" w:cs="Tahoma"/>
+                <w:sz w:val="18"/>
+              </w:rPr>
+              <w:t xml:space="preserve"> · ⚠️ </w:t>
+            </w:r>
+            <w:r>
+              <w:rPr>
+                <w:rFonts w:ascii="Arial" w:hAnsi="Arial" w:eastAsia="Arial" w:cs="Tahoma"/>
+                <w:b/>
+                <w:sz w:val="18"/>
+              </w:rPr>
+              <w:t>ไม่มี PK ไม่มี unique</w:t>
+            </w:r>
+            <w:r>
+              <w:rPr>
+                <w:rFonts w:ascii="Arial" w:hAnsi="Arial" w:eastAsia="Arial" w:cs="Tahoma"/>
+                <w:sz w:val="18"/>
+              </w:rPr>
+              <w:t xml:space="preserve"> บน (</w:t>
+            </w:r>
+            <w:r>
+              <w:rPr>
+                <w:rFonts w:ascii="Courier New" w:hAnsi="Courier New" w:eastAsia="Courier New" w:cs="Tahoma"/>
+                <w:sz w:val="18"/>
+              </w:rPr>
+              <w:t>code_type</w:t>
+            </w:r>
+            <w:r>
+              <w:rPr>
+                <w:rFonts w:ascii="Arial" w:hAnsi="Arial" w:eastAsia="Arial" w:cs="Tahoma"/>
+                <w:sz w:val="18"/>
+              </w:rPr>
+              <w:t>,</w:t>
+            </w:r>
+            <w:r>
+              <w:rPr>
+                <w:rFonts w:ascii="Courier New" w:hAnsi="Courier New" w:eastAsia="Courier New" w:cs="Tahoma"/>
+                <w:sz w:val="18"/>
+              </w:rPr>
+              <w:t>code_value</w:t>
+            </w:r>
+            <w:r>
+              <w:rPr>
+                <w:rFonts w:ascii="Arial" w:hAnsi="Arial" w:eastAsia="Arial" w:cs="Tahoma"/>
+                <w:sz w:val="18"/>
+              </w:rPr>
+              <w:t xml:space="preserve">) · </w:t>
+            </w:r>
+            <w:r>
+              <w:rPr>
+                <w:rFonts w:ascii="Courier New" w:hAnsi="Courier New" w:eastAsia="Courier New" w:cs="Tahoma"/>
+                <w:sz w:val="18"/>
+              </w:rPr>
+              <w:t>code_type</w:t>
+            </w:r>
+            <w:r>
+              <w:rPr>
+                <w:rFonts w:ascii="Arial" w:hAnsi="Arial" w:eastAsia="Arial" w:cs="Tahoma"/>
+                <w:sz w:val="18"/>
+              </w:rPr>
+              <w:t xml:space="preserve"> ต้องลงทะเบียนที่ </w:t>
+            </w:r>
+            <w:r>
+              <w:rPr>
+                <w:rFonts w:ascii="Arial" w:hAnsi="Arial" w:eastAsia="Arial" w:cs="Tahoma"/>
+                <w:b/>
+                <w:sz w:val="18"/>
+              </w:rPr>
+              <w:t>`common_code_type`</w:t>
+            </w:r>
+            <w:r>
+              <w:rPr>
+                <w:rFonts w:ascii="Arial" w:hAnsi="Arial" w:eastAsia="Arial" w:cs="Tahoma"/>
+                <w:sz w:val="18"/>
+              </w:rPr>
+              <w:t xml:space="preserve"> (376 แถว) ก่อน</w:t>
+            </w:r>
+          </w:p>
+        </w:tc>
+      </w:tr>
+    </w:tbl>
+    <w:p/>
+    <w:p>
+      <w:pPr>
+        <w:pStyle w:val="Heading3"/>
+        <w:keepNext/>
+        <w:keepLines/>
+        <w:pageBreakBefore w:val="0"/>
+      </w:pPr>
+      <w:r>
+        <w:t>5.5.1 ทำไมค้นแล้วไม่เจอข้อมูล (2 กับดักที่เจอจริง)</w:t>
       </w:r>
     </w:p>
     <w:tbl>
@@ -2473,7 +5673,7 @@
                 <w:b/>
                 <w:sz w:val="18"/>
               </w:rPr>
-              <w:t>ค่า</w:t>
+              <w:t>กับดัก</w:t>
             </w:r>
           </w:p>
         </w:tc>
@@ -2495,7 +5695,7 @@
                 <w:b/>
                 <w:sz w:val="18"/>
               </w:rPr>
-              <w:t>อยู่ที่</w:t>
+              <w:t>ข้อเท็จจริง</w:t>
             </w:r>
           </w:p>
         </w:tc>
@@ -2517,7 +5717,7 @@
                 <w:b/>
                 <w:sz w:val="18"/>
               </w:rPr>
-              <w:t>กติกา</w:t>
+              <w:t>ต้องทำอย่างไร</w:t>
             </w:r>
           </w:p>
         </w:tc>
@@ -2547,7 +5747,7 @@
                 <w:rFonts w:ascii="Arial" w:hAnsi="Arial" w:eastAsia="Arial" w:cs="Tahoma"/>
                 <w:sz w:val="18"/>
               </w:rPr>
-              <w:t>วงเงินอนุมัติ เกณฑ์เดียว 100,000</w:t>
+              <w:t>ค้นผิด schema</w:t>
             </w:r>
           </w:p>
         </w:tc>
@@ -2569,10 +5769,133 @@
             </w:r>
             <w:r>
               <w:rPr>
-                <w:rFonts w:ascii="Arial" w:hAnsi="Arial" w:eastAsia="Arial" w:cs="Tahoma"/>
-                <w:sz w:val="18"/>
-              </w:rPr>
-              <w:t>common_code · code_type = SBPGI_APPROVE_LIMIT</w:t>
+                <w:rFonts w:ascii="Courier New" w:hAnsi="Courier New" w:eastAsia="Courier New" w:cs="Tahoma"/>
+                <w:sz w:val="18"/>
+              </w:rPr>
+              <w:t>mas_param</w:t>
+            </w:r>
+            <w:r>
+              <w:rPr>
+                <w:rFonts w:ascii="Arial" w:hAnsi="Arial" w:eastAsia="Arial" w:cs="Tahoma"/>
+                <w:sz w:val="18"/>
+              </w:rPr>
+              <w:t xml:space="preserve"> มี </w:t>
+            </w:r>
+            <w:r>
+              <w:rPr>
+                <w:rFonts w:ascii="Arial" w:hAnsi="Arial" w:eastAsia="Arial" w:cs="Tahoma"/>
+                <w:b/>
+                <w:sz w:val="18"/>
+              </w:rPr>
+              <w:t>เฉพาะ `sps_store`</w:t>
+            </w:r>
+            <w:r>
+              <w:rPr>
+                <w:rFonts w:ascii="Arial" w:hAnsi="Arial" w:eastAsia="Arial" w:cs="Tahoma"/>
+                <w:sz w:val="18"/>
+              </w:rPr>
+              <w:t xml:space="preserve"> — ใน </w:t>
+            </w:r>
+            <w:r>
+              <w:rPr>
+                <w:rFonts w:ascii="Courier New" w:hAnsi="Courier New" w:eastAsia="Courier New" w:cs="Tahoma"/>
+                <w:sz w:val="18"/>
+              </w:rPr>
+              <w:t>sps_auth</w:t>
+            </w:r>
+            <w:r>
+              <w:rPr>
+                <w:rFonts w:ascii="Arial" w:hAnsi="Arial" w:eastAsia="Arial" w:cs="Tahoma"/>
+                <w:sz w:val="18"/>
+              </w:rPr>
+              <w:t xml:space="preserve"> </w:t>
+            </w:r>
+            <w:r>
+              <w:rPr>
+                <w:rFonts w:ascii="Arial" w:hAnsi="Arial" w:eastAsia="Arial" w:cs="Tahoma"/>
+                <w:b/>
+                <w:sz w:val="18"/>
+              </w:rPr>
+              <w:t>ไม่มีตารางนี้เลย</w:t>
+            </w:r>
+            <w:r>
+              <w:rPr>
+                <w:rFonts w:ascii="Arial" w:hAnsi="Arial" w:eastAsia="Arial" w:cs="Tahoma"/>
+                <w:sz w:val="18"/>
+              </w:rPr>
+              <w:t xml:space="preserve"> · ส่วน </w:t>
+            </w:r>
+            <w:r>
+              <w:rPr>
+                <w:rFonts w:ascii="Courier New" w:hAnsi="Courier New" w:eastAsia="Courier New" w:cs="Tahoma"/>
+                <w:sz w:val="18"/>
+              </w:rPr>
+              <w:t>common_code</w:t>
+            </w:r>
+            <w:r>
+              <w:rPr>
+                <w:rFonts w:ascii="Arial" w:hAnsi="Arial" w:eastAsia="Arial" w:cs="Tahoma"/>
+                <w:sz w:val="18"/>
+              </w:rPr>
+              <w:t xml:space="preserve"> มี </w:t>
+            </w:r>
+            <w:r>
+              <w:rPr>
+                <w:rFonts w:ascii="Arial" w:hAnsi="Arial" w:eastAsia="Arial" w:cs="Tahoma"/>
+                <w:b/>
+                <w:sz w:val="18"/>
+              </w:rPr>
+              <w:t>ทั้งสอง schema แต่เป็นคนละตาราง</w:t>
+            </w:r>
+            <w:r>
+              <w:rPr>
+                <w:rFonts w:ascii="Arial" w:hAnsi="Arial" w:eastAsia="Arial" w:cs="Tahoma"/>
+                <w:sz w:val="18"/>
+              </w:rPr>
+              <w:t xml:space="preserve">: </w:t>
+            </w:r>
+            <w:r>
+              <w:rPr>
+                <w:rFonts w:ascii="Courier New" w:hAnsi="Courier New" w:eastAsia="Courier New" w:cs="Tahoma"/>
+                <w:sz w:val="18"/>
+              </w:rPr>
+              <w:t>sps_store</w:t>
+            </w:r>
+            <w:r>
+              <w:rPr>
+                <w:rFonts w:ascii="Arial" w:hAnsi="Arial" w:eastAsia="Arial" w:cs="Tahoma"/>
+                <w:sz w:val="18"/>
+              </w:rPr>
+              <w:t xml:space="preserve"> 14 คอลัมน์ 2,609 แถว vs </w:t>
+            </w:r>
+            <w:r>
+              <w:rPr>
+                <w:rFonts w:ascii="Courier New" w:hAnsi="Courier New" w:eastAsia="Courier New" w:cs="Tahoma"/>
+                <w:sz w:val="18"/>
+              </w:rPr>
+              <w:t>sps_auth</w:t>
+            </w:r>
+            <w:r>
+              <w:rPr>
+                <w:rFonts w:ascii="Arial" w:hAnsi="Arial" w:eastAsia="Arial" w:cs="Tahoma"/>
+                <w:sz w:val="18"/>
+              </w:rPr>
+              <w:t xml:space="preserve"> </w:t>
+            </w:r>
+            <w:r>
+              <w:rPr>
+                <w:rFonts w:ascii="Arial" w:hAnsi="Arial" w:eastAsia="Arial" w:cs="Tahoma"/>
+                <w:b/>
+                <w:sz w:val="18"/>
+              </w:rPr>
+              <w:t>13 คอลัมน์ 2,594 แถว</w:t>
+            </w:r>
+            <w:r>
+              <w:rPr>
+                <w:rFonts w:ascii="Arial" w:hAnsi="Arial" w:eastAsia="Arial" w:cs="Tahoma"/>
+                <w:sz w:val="18"/>
+              </w:rPr>
+              <w:t xml:space="preserve"> (ชุดเก่าของ auth-backend)</w:t>
             </w:r>
           </w:p>
         </w:tc>
@@ -2597,7 +5920,36 @@
                 <w:rFonts w:ascii="Arial" w:hAnsi="Arial" w:eastAsia="Arial" w:cs="Tahoma"/>
                 <w:sz w:val="18"/>
               </w:rPr>
-              <w:t>อ่านทุกครั้ง ห้าม hardcode · ถ้าเลือกเก็บที่ workflow_route.condition_json แทน ต้องเก็บที่เดียว (ดูข้อค้าง)</w:t>
+              <w:t xml:space="preserve">🔴 SBPGI ใช้ </w:t>
+            </w:r>
+            <w:r>
+              <w:rPr>
+                <w:rFonts w:ascii="Arial" w:hAnsi="Arial" w:eastAsia="Arial" w:cs="Tahoma"/>
+                <w:b/>
+                <w:sz w:val="18"/>
+              </w:rPr>
+              <w:t>`sps_store` เท่านั้น</w:t>
+            </w:r>
+            <w:r>
+              <w:rPr>
+                <w:rFonts w:ascii="Arial" w:hAnsi="Arial" w:eastAsia="Arial" w:cs="Tahoma"/>
+                <w:sz w:val="18"/>
+              </w:rPr>
+              <w:t xml:space="preserve"> · เขียน schema นำหน้าทุกครั้งใน SQL (กับดักเดียวกับตาราง </w:t>
+            </w:r>
+            <w:r>
+              <w:rPr>
+                <w:rFonts w:ascii="Courier New" w:hAnsi="Courier New" w:eastAsia="Courier New" w:cs="Tahoma"/>
+                <w:sz w:val="18"/>
+              </w:rPr>
+              <w:t>workflow_*</w:t>
+            </w:r>
+            <w:r>
+              <w:rPr>
+                <w:rFonts w:ascii="Arial" w:hAnsi="Arial" w:eastAsia="Arial" w:cs="Tahoma"/>
+                <w:sz w:val="18"/>
+              </w:rPr>
+              <w:t xml:space="preserve"> ที่มีสองชุด — ดู 5.4)</w:t>
             </w:r>
           </w:p>
         </w:tc>
@@ -2627,7 +5979,7 @@
                 <w:rFonts w:ascii="Arial" w:hAnsi="Arial" w:eastAsia="Arial" w:cs="Tahoma"/>
                 <w:sz w:val="18"/>
               </w:rPr>
-              <w:t>รัศมีผลกระทบ 1 กม. (กทม./ปริมณฑล) / 2 กม. (ต่างจังหวัด)</w:t>
+              <w:t>คิดว่าค่าของ SBPGI มีอยู่แล้ว</w:t>
             </w:r>
           </w:p>
         </w:tc>
@@ -2649,10 +6001,60 @@
             </w:r>
             <w:r>
               <w:rPr>
-                <w:rFonts w:ascii="Arial" w:hAnsi="Arial" w:eastAsia="Arial" w:cs="Tahoma"/>
-                <w:sz w:val="18"/>
-              </w:rPr>
-              <w:t>mas_param</w:t>
+                <w:rFonts w:ascii="Courier New" w:hAnsi="Courier New" w:eastAsia="Courier New" w:cs="Tahoma"/>
+                <w:sz w:val="18"/>
+              </w:rPr>
+              <w:t>SBPGI_APPROVE_LIMIT</w:t>
+            </w:r>
+            <w:r>
+              <w:rPr>
+                <w:rFonts w:ascii="Arial" w:hAnsi="Arial" w:eastAsia="Arial" w:cs="Tahoma"/>
+                <w:sz w:val="18"/>
+              </w:rPr>
+              <w:t xml:space="preserve"> · </w:t>
+            </w:r>
+            <w:r>
+              <w:rPr>
+                <w:rFonts w:ascii="Courier New" w:hAnsi="Courier New" w:eastAsia="Courier New" w:cs="Tahoma"/>
+                <w:sz w:val="18"/>
+              </w:rPr>
+              <w:t>SBPGI_DECISION</w:t>
+            </w:r>
+            <w:r>
+              <w:rPr>
+                <w:rFonts w:ascii="Arial" w:hAnsi="Arial" w:eastAsia="Arial" w:cs="Tahoma"/>
+                <w:sz w:val="18"/>
+              </w:rPr>
+              <w:t xml:space="preserve"> · </w:t>
+            </w:r>
+            <w:r>
+              <w:rPr>
+                <w:rFonts w:ascii="Courier New" w:hAnsi="Courier New" w:eastAsia="Courier New" w:cs="Tahoma"/>
+                <w:sz w:val="18"/>
+              </w:rPr>
+              <w:t>SBPGI_DATASOURCE</w:t>
+            </w:r>
+            <w:r>
+              <w:rPr>
+                <w:rFonts w:ascii="Arial" w:hAnsi="Arial" w:eastAsia="Arial" w:cs="Tahoma"/>
+                <w:sz w:val="18"/>
+              </w:rPr>
+              <w:t xml:space="preserve"> </w:t>
+            </w:r>
+            <w:r>
+              <w:rPr>
+                <w:rFonts w:ascii="Arial" w:hAnsi="Arial" w:eastAsia="Arial" w:cs="Tahoma"/>
+                <w:b/>
+                <w:sz w:val="18"/>
+              </w:rPr>
+              <w:t>ยังไม่มีสักแถวในระบบจริง</w:t>
+            </w:r>
+            <w:r>
+              <w:rPr>
+                <w:rFonts w:ascii="Arial" w:hAnsi="Arial" w:eastAsia="Arial" w:cs="Tahoma"/>
+                <w:sz w:val="18"/>
+              </w:rPr>
+              <w:t xml:space="preserve"> — เป็นค่าที่การออกแบบ *วางแผนจะเพิ่ม* ไม่ใช่ของเดิมที่ reuse ได้ทันที</w:t>
             </w:r>
           </w:p>
         </w:tc>
@@ -2677,7 +6079,148 @@
                 <w:rFonts w:ascii="Arial" w:hAnsi="Arial" w:eastAsia="Arial" w:cs="Tahoma"/>
                 <w:sz w:val="18"/>
               </w:rPr>
-              <w:t>อ่านตอนคำนวณ ไม่ hardcode</w:t>
+              <w:t xml:space="preserve">ต้อง </w:t>
+            </w:r>
+            <w:r>
+              <w:rPr>
+                <w:rFonts w:ascii="Arial" w:hAnsi="Arial" w:eastAsia="Arial" w:cs="Tahoma"/>
+                <w:b/>
+                <w:sz w:val="18"/>
+              </w:rPr>
+              <w:t>seed เองตอน setup</w:t>
+            </w:r>
+            <w:r>
+              <w:rPr>
+                <w:rFonts w:ascii="Arial" w:hAnsi="Arial" w:eastAsia="Arial" w:cs="Tahoma"/>
+                <w:sz w:val="18"/>
+              </w:rPr>
+              <w:t xml:space="preserve"> (ดู 5.5.2) และนับเป็นงานของ </w:t>
+            </w:r>
+            <w:r>
+              <w:rPr>
+                <w:rFonts w:ascii="Courier New" w:hAnsi="Courier New" w:eastAsia="Courier New" w:cs="Tahoma"/>
+                <w:sz w:val="18"/>
+              </w:rPr>
+              <w:t>LLDD-BE-Data-Migration-Cutover.pdf</w:t>
+            </w:r>
+          </w:p>
+        </w:tc>
+      </w:tr>
+    </w:tbl>
+    <w:p/>
+    <w:p>
+      <w:pPr>
+        <w:pStyle w:val="Heading3"/>
+        <w:keepNext/>
+        <w:keepLines/>
+        <w:pageBreakBefore w:val="0"/>
+      </w:pPr>
+      <w:r>
+        <w:t>5.5.2 ค่าที่ SBPGI ต้อง seed เอง</w:t>
+      </w:r>
+    </w:p>
+    <w:tbl>
+      <w:tblPr>
+        <w:tblStyle w:val="TableGrid"/>
+        <w:tblW w:type="auto" w:w="0"/>
+        <w:jc w:val="center"/>
+        <w:tblLook w:firstColumn="1" w:firstRow="1" w:lastColumn="0" w:lastRow="0" w:noHBand="0" w:noVBand="1" w:val="04A0"/>
+      </w:tblPr>
+      <w:tblGrid>
+        <w:gridCol w:w="2520"/>
+        <w:gridCol w:w="2520"/>
+        <w:gridCol w:w="2520"/>
+        <w:gridCol w:w="2520"/>
+      </w:tblGrid>
+      <w:tr>
+        <w:trPr>
+          <w:cantSplit/>
+        </w:trPr>
+        <w:tc>
+          <w:tcPr>
+            <w:tcW w:type="dxa" w:w="2520"/>
+            <w:vAlign w:val="center"/>
+            <w:shd w:fill="E8EEF5"/>
+          </w:tcPr>
+          <w:p>
+            <w:pPr>
+              <w:keepLines/>
+              <w:spacing w:after="0"/>
+            </w:pPr>
+            <w:r/>
+            <w:r>
+              <w:rPr>
+                <w:rFonts w:ascii="Arial" w:hAnsi="Arial" w:eastAsia="Arial" w:cs="Tahoma"/>
+                <w:b/>
+                <w:sz w:val="18"/>
+              </w:rPr>
+              <w:t>ค่า</w:t>
+            </w:r>
+          </w:p>
+        </w:tc>
+        <w:tc>
+          <w:tcPr>
+            <w:tcW w:type="dxa" w:w="2520"/>
+            <w:vAlign w:val="center"/>
+            <w:shd w:fill="E8EEF5"/>
+          </w:tcPr>
+          <w:p>
+            <w:pPr>
+              <w:keepLines/>
+              <w:spacing w:after="0"/>
+            </w:pPr>
+            <w:r/>
+            <w:r>
+              <w:rPr>
+                <w:rFonts w:ascii="Arial" w:hAnsi="Arial" w:eastAsia="Arial" w:cs="Tahoma"/>
+                <w:b/>
+                <w:sz w:val="18"/>
+              </w:rPr>
+              <w:t>ลงที่ไหน</w:t>
+            </w:r>
+          </w:p>
+        </w:tc>
+        <w:tc>
+          <w:tcPr>
+            <w:tcW w:type="dxa" w:w="2520"/>
+            <w:vAlign w:val="center"/>
+            <w:shd w:fill="E8EEF5"/>
+          </w:tcPr>
+          <w:p>
+            <w:pPr>
+              <w:keepLines/>
+              <w:spacing w:after="0"/>
+            </w:pPr>
+            <w:r/>
+            <w:r>
+              <w:rPr>
+                <w:rFonts w:ascii="Arial" w:hAnsi="Arial" w:eastAsia="Arial" w:cs="Tahoma"/>
+                <w:b/>
+                <w:sz w:val="18"/>
+              </w:rPr>
+              <w:t>คีย์ที่ใช้</w:t>
+            </w:r>
+          </w:p>
+        </w:tc>
+        <w:tc>
+          <w:tcPr>
+            <w:tcW w:type="dxa" w:w="2520"/>
+            <w:vAlign w:val="center"/>
+            <w:shd w:fill="E8EEF5"/>
+          </w:tcPr>
+          <w:p>
+            <w:pPr>
+              <w:keepLines/>
+              <w:spacing w:after="0"/>
+            </w:pPr>
+            <w:r/>
+            <w:r>
+              <w:rPr>
+                <w:rFonts w:ascii="Arial" w:hAnsi="Arial" w:eastAsia="Arial" w:cs="Tahoma"/>
+                <w:b/>
+                <w:sz w:val="18"/>
+              </w:rPr>
+              <w:t>สถานะ</w:t>
             </w:r>
           </w:p>
         </w:tc>
@@ -2688,7 +6231,7 @@
         </w:trPr>
         <w:tc>
           <w:tcPr>
-            <w:tcW w:type="dxa" w:w="3360"/>
+            <w:tcW w:type="dxa" w:w="2520"/>
             <w:vAlign w:val="center"/>
           </w:tcPr>
           <w:p>
@@ -2707,13 +6250,21 @@
                 <w:rFonts w:ascii="Arial" w:hAnsi="Arial" w:eastAsia="Arial" w:cs="Tahoma"/>
                 <w:sz w:val="18"/>
               </w:rPr>
-              <w:t>เกณฑ์ยอดขัง 60 วัน · growth rate -10%</w:t>
+              <w:t xml:space="preserve">วงเงินอนุมัติ เกณฑ์เดียว </w:t>
+            </w:r>
+            <w:r>
+              <w:rPr>
+                <w:rFonts w:ascii="Arial" w:hAnsi="Arial" w:eastAsia="Arial" w:cs="Tahoma"/>
+                <w:b/>
+                <w:sz w:val="18"/>
+              </w:rPr>
+              <w:t>100,000</w:t>
             </w:r>
           </w:p>
         </w:tc>
         <w:tc>
           <w:tcPr>
-            <w:tcW w:type="dxa" w:w="3360"/>
+            <w:tcW w:type="dxa" w:w="2520"/>
             <w:vAlign w:val="center"/>
           </w:tcPr>
           <w:p>
@@ -2729,16 +6280,16 @@
             </w:r>
             <w:r>
               <w:rPr>
-                <w:rFonts w:ascii="Arial" w:hAnsi="Arial" w:eastAsia="Arial" w:cs="Tahoma"/>
-                <w:sz w:val="18"/>
-              </w:rPr>
-              <w:t>mas_param</w:t>
+                <w:rFonts w:ascii="Courier New" w:hAnsi="Courier New" w:eastAsia="Courier New" w:cs="Tahoma"/>
+                <w:sz w:val="18"/>
+              </w:rPr>
+              <w:t>sps_store.common_code</w:t>
             </w:r>
           </w:p>
         </w:tc>
         <w:tc>
           <w:tcPr>
-            <w:tcW w:type="dxa" w:w="3360"/>
+            <w:tcW w:type="dxa" w:w="2520"/>
             <w:vAlign w:val="center"/>
           </w:tcPr>
           <w:p>
@@ -2754,16 +6305,1823 @@
             </w:r>
             <w:r>
               <w:rPr>
-                <w:rFonts w:ascii="Arial" w:hAnsi="Arial" w:eastAsia="Arial" w:cs="Tahoma"/>
-                <w:sz w:val="18"/>
-              </w:rPr>
-              <w:t>ใช้กับธงข้อมูลผิดปกติและ Gen Flow Gate</w:t>
+                <w:rFonts w:ascii="Courier New" w:hAnsi="Courier New" w:eastAsia="Courier New" w:cs="Tahoma"/>
+                <w:sz w:val="18"/>
+              </w:rPr>
+              <w:t>code_type = 'SBPGI_APPROVE_LIMIT'</w:t>
+            </w:r>
+            <w:r>
+              <w:rPr>
+                <w:rFonts w:ascii="Arial" w:hAnsi="Arial" w:eastAsia="Arial" w:cs="Tahoma"/>
+                <w:sz w:val="18"/>
+              </w:rPr>
+              <w:t xml:space="preserve"> · </w:t>
+            </w:r>
+            <w:r>
+              <w:rPr>
+                <w:rFonts w:ascii="Courier New" w:hAnsi="Courier New" w:eastAsia="Courier New" w:cs="Tahoma"/>
+                <w:sz w:val="18"/>
+              </w:rPr>
+              <w:t>code_value = 'THRESHOLD'</w:t>
+            </w:r>
+            <w:r>
+              <w:rPr>
+                <w:rFonts w:ascii="Arial" w:hAnsi="Arial" w:eastAsia="Arial" w:cs="Tahoma"/>
+                <w:sz w:val="18"/>
+              </w:rPr>
+              <w:t xml:space="preserve"> · </w:t>
+            </w:r>
+            <w:r>
+              <w:rPr>
+                <w:rFonts w:ascii="Courier New" w:hAnsi="Courier New" w:eastAsia="Courier New" w:cs="Tahoma"/>
+                <w:sz w:val="18"/>
+              </w:rPr>
+              <w:t>code_name = '100000'</w:t>
+            </w:r>
+          </w:p>
+        </w:tc>
+        <w:tc>
+          <w:tcPr>
+            <w:tcW w:type="dxa" w:w="2520"/>
+            <w:vAlign w:val="center"/>
+          </w:tcPr>
+          <w:p>
+            <w:pPr>
+              <w:keepLines/>
+              <w:spacing w:after="0"/>
+            </w:pPr>
+            <w:r>
+              <w:rPr>
+                <w:rFonts w:ascii="Arial" w:hAnsi="Arial" w:eastAsia="Arial" w:cs="Tahoma"/>
+                <w:sz w:val="18"/>
+              </w:rPr>
+            </w:r>
+            <w:r>
+              <w:rPr>
+                <w:rFonts w:ascii="Arial" w:hAnsi="Arial" w:eastAsia="Arial" w:cs="Tahoma"/>
+                <w:sz w:val="18"/>
+              </w:rPr>
+              <w:t xml:space="preserve">🔴 </w:t>
+            </w:r>
+            <w:r>
+              <w:rPr>
+                <w:rFonts w:ascii="Arial" w:hAnsi="Arial" w:eastAsia="Arial" w:cs="Tahoma"/>
+                <w:b/>
+                <w:sz w:val="18"/>
+              </w:rPr>
+              <w:t>ยังไม่มี — ต้อง seed</w:t>
+            </w:r>
+          </w:p>
+        </w:tc>
+      </w:tr>
+      <w:tr>
+        <w:trPr>
+          <w:cantSplit/>
+        </w:trPr>
+        <w:tc>
+          <w:tcPr>
+            <w:tcW w:type="dxa" w:w="2520"/>
+            <w:vAlign w:val="center"/>
+          </w:tcPr>
+          <w:p>
+            <w:pPr>
+              <w:keepLines/>
+              <w:spacing w:after="0"/>
+            </w:pPr>
+            <w:r>
+              <w:rPr>
+                <w:rFonts w:ascii="Arial" w:hAnsi="Arial" w:eastAsia="Arial" w:cs="Tahoma"/>
+                <w:sz w:val="18"/>
+              </w:rPr>
+            </w:r>
+            <w:r>
+              <w:rPr>
+                <w:rFonts w:ascii="Arial" w:hAnsi="Arial" w:eastAsia="Arial" w:cs="Tahoma"/>
+                <w:sz w:val="18"/>
+              </w:rPr>
+              <w:t>ผลการพิจารณา 6 ค่า (มติ DP-9)</w:t>
+            </w:r>
+          </w:p>
+        </w:tc>
+        <w:tc>
+          <w:tcPr>
+            <w:tcW w:type="dxa" w:w="2520"/>
+            <w:vAlign w:val="center"/>
+          </w:tcPr>
+          <w:p>
+            <w:pPr>
+              <w:keepLines/>
+              <w:spacing w:after="0"/>
+            </w:pPr>
+            <w:r>
+              <w:rPr>
+                <w:rFonts w:ascii="Arial" w:hAnsi="Arial" w:eastAsia="Arial" w:cs="Tahoma"/>
+                <w:sz w:val="18"/>
+              </w:rPr>
+            </w:r>
+            <w:r>
+              <w:rPr>
+                <w:rFonts w:ascii="Courier New" w:hAnsi="Courier New" w:eastAsia="Courier New" w:cs="Tahoma"/>
+                <w:sz w:val="18"/>
+              </w:rPr>
+              <w:t>sps_store.common_code</w:t>
+            </w:r>
+          </w:p>
+        </w:tc>
+        <w:tc>
+          <w:tcPr>
+            <w:tcW w:type="dxa" w:w="2520"/>
+            <w:vAlign w:val="center"/>
+          </w:tcPr>
+          <w:p>
+            <w:pPr>
+              <w:keepLines/>
+              <w:spacing w:after="0"/>
+            </w:pPr>
+            <w:r>
+              <w:rPr>
+                <w:rFonts w:ascii="Arial" w:hAnsi="Arial" w:eastAsia="Arial" w:cs="Tahoma"/>
+                <w:sz w:val="18"/>
+              </w:rPr>
+            </w:r>
+            <w:r>
+              <w:rPr>
+                <w:rFonts w:ascii="Courier New" w:hAnsi="Courier New" w:eastAsia="Courier New" w:cs="Tahoma"/>
+                <w:sz w:val="18"/>
+              </w:rPr>
+              <w:t>code_type = 'SBPGI_DECISION'</w:t>
+            </w:r>
+          </w:p>
+        </w:tc>
+        <w:tc>
+          <w:tcPr>
+            <w:tcW w:type="dxa" w:w="2520"/>
+            <w:vAlign w:val="center"/>
+          </w:tcPr>
+          <w:p>
+            <w:pPr>
+              <w:keepLines/>
+              <w:spacing w:after="0"/>
+            </w:pPr>
+            <w:r>
+              <w:rPr>
+                <w:rFonts w:ascii="Arial" w:hAnsi="Arial" w:eastAsia="Arial" w:cs="Tahoma"/>
+                <w:sz w:val="18"/>
+              </w:rPr>
+            </w:r>
+            <w:r>
+              <w:rPr>
+                <w:rFonts w:ascii="Arial" w:hAnsi="Arial" w:eastAsia="Arial" w:cs="Tahoma"/>
+                <w:sz w:val="18"/>
+              </w:rPr>
+              <w:t xml:space="preserve">🔴 </w:t>
+            </w:r>
+            <w:r>
+              <w:rPr>
+                <w:rFonts w:ascii="Arial" w:hAnsi="Arial" w:eastAsia="Arial" w:cs="Tahoma"/>
+                <w:b/>
+                <w:sz w:val="18"/>
+              </w:rPr>
+              <w:t>ยังไม่มี — ต้อง seed</w:t>
+            </w:r>
+          </w:p>
+        </w:tc>
+      </w:tr>
+      <w:tr>
+        <w:trPr>
+          <w:cantSplit/>
+        </w:trPr>
+        <w:tc>
+          <w:tcPr>
+            <w:tcW w:type="dxa" w:w="2520"/>
+            <w:vAlign w:val="center"/>
+          </w:tcPr>
+          <w:p>
+            <w:pPr>
+              <w:keepLines/>
+              <w:spacing w:after="0"/>
+            </w:pPr>
+            <w:r>
+              <w:rPr>
+                <w:rFonts w:ascii="Arial" w:hAnsi="Arial" w:eastAsia="Arial" w:cs="Tahoma"/>
+                <w:sz w:val="18"/>
+              </w:rPr>
+            </w:r>
+            <w:r>
+              <w:rPr>
+                <w:rFonts w:ascii="Arial" w:hAnsi="Arial" w:eastAsia="Arial" w:cs="Tahoma"/>
+                <w:sz w:val="18"/>
+              </w:rPr>
+              <w:t xml:space="preserve">ต้นทาง </w:t>
+            </w:r>
+            <w:r>
+              <w:rPr>
+                <w:rFonts w:ascii="Courier New" w:hAnsi="Courier New" w:eastAsia="Courier New" w:cs="Tahoma"/>
+                <w:sz w:val="18"/>
+              </w:rPr>
+              <w:t>PRO</w:t>
+            </w:r>
+            <w:r>
+              <w:rPr>
+                <w:rFonts w:ascii="Arial" w:hAnsi="Arial" w:eastAsia="Arial" w:cs="Tahoma"/>
+                <w:sz w:val="18"/>
+              </w:rPr>
+              <w:t xml:space="preserve"> (เชิงรุก) · </w:t>
+            </w:r>
+            <w:r>
+              <w:rPr>
+                <w:rFonts w:ascii="Courier New" w:hAnsi="Courier New" w:eastAsia="Courier New" w:cs="Tahoma"/>
+                <w:sz w:val="18"/>
+              </w:rPr>
+              <w:t>REA</w:t>
+            </w:r>
+            <w:r>
+              <w:rPr>
+                <w:rFonts w:ascii="Arial" w:hAnsi="Arial" w:eastAsia="Arial" w:cs="Tahoma"/>
+                <w:sz w:val="18"/>
+              </w:rPr>
+              <w:t xml:space="preserve"> (เชิงรับ)</w:t>
+            </w:r>
+          </w:p>
+        </w:tc>
+        <w:tc>
+          <w:tcPr>
+            <w:tcW w:type="dxa" w:w="2520"/>
+            <w:vAlign w:val="center"/>
+          </w:tcPr>
+          <w:p>
+            <w:pPr>
+              <w:keepLines/>
+              <w:spacing w:after="0"/>
+            </w:pPr>
+            <w:r>
+              <w:rPr>
+                <w:rFonts w:ascii="Arial" w:hAnsi="Arial" w:eastAsia="Arial" w:cs="Tahoma"/>
+                <w:sz w:val="18"/>
+              </w:rPr>
+            </w:r>
+            <w:r>
+              <w:rPr>
+                <w:rFonts w:ascii="Courier New" w:hAnsi="Courier New" w:eastAsia="Courier New" w:cs="Tahoma"/>
+                <w:sz w:val="18"/>
+              </w:rPr>
+              <w:t>sps_store.common_code</w:t>
+            </w:r>
+          </w:p>
+        </w:tc>
+        <w:tc>
+          <w:tcPr>
+            <w:tcW w:type="dxa" w:w="2520"/>
+            <w:vAlign w:val="center"/>
+          </w:tcPr>
+          <w:p>
+            <w:pPr>
+              <w:keepLines/>
+              <w:spacing w:after="0"/>
+            </w:pPr>
+            <w:r>
+              <w:rPr>
+                <w:rFonts w:ascii="Arial" w:hAnsi="Arial" w:eastAsia="Arial" w:cs="Tahoma"/>
+                <w:sz w:val="18"/>
+              </w:rPr>
+            </w:r>
+            <w:r>
+              <w:rPr>
+                <w:rFonts w:ascii="Courier New" w:hAnsi="Courier New" w:eastAsia="Courier New" w:cs="Tahoma"/>
+                <w:sz w:val="18"/>
+              </w:rPr>
+              <w:t>code_type = 'SBPGI_DATASOURCE'</w:t>
+            </w:r>
+          </w:p>
+        </w:tc>
+        <w:tc>
+          <w:tcPr>
+            <w:tcW w:type="dxa" w:w="2520"/>
+            <w:vAlign w:val="center"/>
+          </w:tcPr>
+          <w:p>
+            <w:pPr>
+              <w:keepLines/>
+              <w:spacing w:after="0"/>
+            </w:pPr>
+            <w:r>
+              <w:rPr>
+                <w:rFonts w:ascii="Arial" w:hAnsi="Arial" w:eastAsia="Arial" w:cs="Tahoma"/>
+                <w:sz w:val="18"/>
+              </w:rPr>
+            </w:r>
+            <w:r>
+              <w:rPr>
+                <w:rFonts w:ascii="Arial" w:hAnsi="Arial" w:eastAsia="Arial" w:cs="Tahoma"/>
+                <w:sz w:val="18"/>
+              </w:rPr>
+              <w:t xml:space="preserve">🔴 </w:t>
+            </w:r>
+            <w:r>
+              <w:rPr>
+                <w:rFonts w:ascii="Arial" w:hAnsi="Arial" w:eastAsia="Arial" w:cs="Tahoma"/>
+                <w:b/>
+                <w:sz w:val="18"/>
+              </w:rPr>
+              <w:t>ยังไม่มี — ต้อง seed</w:t>
+            </w:r>
+            <w:r>
+              <w:rPr>
+                <w:rFonts w:ascii="Arial" w:hAnsi="Arial" w:eastAsia="Arial" w:cs="Tahoma"/>
+                <w:sz w:val="18"/>
+              </w:rPr>
+              <w:t xml:space="preserve"> (เพิ่มจากของเดิมที่มี </w:t>
+            </w:r>
+            <w:r>
+              <w:rPr>
+                <w:rFonts w:ascii="Courier New" w:hAnsi="Courier New" w:eastAsia="Courier New" w:cs="Tahoma"/>
+                <w:sz w:val="18"/>
+              </w:rPr>
+              <w:t>ALM</w:t>
+            </w:r>
+            <w:r>
+              <w:rPr>
+                <w:rFonts w:ascii="Arial" w:hAnsi="Arial" w:eastAsia="Arial" w:cs="Tahoma"/>
+                <w:sz w:val="18"/>
+              </w:rPr>
+              <w:t>/</w:t>
+            </w:r>
+            <w:r>
+              <w:rPr>
+                <w:rFonts w:ascii="Courier New" w:hAnsi="Courier New" w:eastAsia="Courier New" w:cs="Tahoma"/>
+                <w:sz w:val="18"/>
+              </w:rPr>
+              <w:t>STA</w:t>
+            </w:r>
+            <w:r>
+              <w:rPr>
+                <w:rFonts w:ascii="Arial" w:hAnsi="Arial" w:eastAsia="Arial" w:cs="Tahoma"/>
+                <w:sz w:val="18"/>
+              </w:rPr>
+              <w:t>)</w:t>
+            </w:r>
+          </w:p>
+        </w:tc>
+      </w:tr>
+      <w:tr>
+        <w:trPr>
+          <w:cantSplit/>
+        </w:trPr>
+        <w:tc>
+          <w:tcPr>
+            <w:tcW w:type="dxa" w:w="2520"/>
+            <w:vAlign w:val="center"/>
+          </w:tcPr>
+          <w:p>
+            <w:pPr>
+              <w:keepLines/>
+              <w:spacing w:after="0"/>
+            </w:pPr>
+            <w:r>
+              <w:rPr>
+                <w:rFonts w:ascii="Arial" w:hAnsi="Arial" w:eastAsia="Arial" w:cs="Tahoma"/>
+                <w:sz w:val="18"/>
+              </w:rPr>
+            </w:r>
+            <w:r>
+              <w:rPr>
+                <w:rFonts w:ascii="Arial" w:hAnsi="Arial" w:eastAsia="Arial" w:cs="Tahoma"/>
+                <w:sz w:val="18"/>
+              </w:rPr>
+              <w:t>รัศมีผลกระทบ 1 กม. (กทม./ปริมณฑล) · 2 กม. (ต่างจังหวัด)</w:t>
+            </w:r>
+          </w:p>
+        </w:tc>
+        <w:tc>
+          <w:tcPr>
+            <w:tcW w:type="dxa" w:w="2520"/>
+            <w:vAlign w:val="center"/>
+          </w:tcPr>
+          <w:p>
+            <w:pPr>
+              <w:keepLines/>
+              <w:spacing w:after="0"/>
+            </w:pPr>
+            <w:r>
+              <w:rPr>
+                <w:rFonts w:ascii="Arial" w:hAnsi="Arial" w:eastAsia="Arial" w:cs="Tahoma"/>
+                <w:sz w:val="18"/>
+              </w:rPr>
+            </w:r>
+            <w:r>
+              <w:rPr>
+                <w:rFonts w:ascii="Courier New" w:hAnsi="Courier New" w:eastAsia="Courier New" w:cs="Tahoma"/>
+                <w:sz w:val="18"/>
+              </w:rPr>
+              <w:t>sps_store.mas_param</w:t>
+            </w:r>
+          </w:p>
+        </w:tc>
+        <w:tc>
+          <w:tcPr>
+            <w:tcW w:type="dxa" w:w="2520"/>
+            <w:vAlign w:val="center"/>
+          </w:tcPr>
+          <w:p>
+            <w:pPr>
+              <w:keepLines/>
+              <w:spacing w:after="0"/>
+            </w:pPr>
+            <w:r>
+              <w:rPr>
+                <w:rFonts w:ascii="Arial" w:hAnsi="Arial" w:eastAsia="Arial" w:cs="Tahoma"/>
+                <w:sz w:val="18"/>
+              </w:rPr>
+            </w:r>
+            <w:r>
+              <w:rPr>
+                <w:rFonts w:ascii="Courier New" w:hAnsi="Courier New" w:eastAsia="Courier New" w:cs="Tahoma"/>
+                <w:sz w:val="18"/>
+              </w:rPr>
+              <w:t>param_name = 'SBPGI_IMPACT_RADIUS_BKK' / '..._UPC'</w:t>
+            </w:r>
+          </w:p>
+        </w:tc>
+        <w:tc>
+          <w:tcPr>
+            <w:tcW w:type="dxa" w:w="2520"/>
+            <w:vAlign w:val="center"/>
+          </w:tcPr>
+          <w:p>
+            <w:pPr>
+              <w:keepLines/>
+              <w:spacing w:after="0"/>
+            </w:pPr>
+            <w:r>
+              <w:rPr>
+                <w:rFonts w:ascii="Arial" w:hAnsi="Arial" w:eastAsia="Arial" w:cs="Tahoma"/>
+                <w:sz w:val="18"/>
+              </w:rPr>
+            </w:r>
+            <w:r>
+              <w:rPr>
+                <w:rFonts w:ascii="Arial" w:hAnsi="Arial" w:eastAsia="Arial" w:cs="Tahoma"/>
+                <w:sz w:val="18"/>
+              </w:rPr>
+              <w:t xml:space="preserve">🔴 </w:t>
+            </w:r>
+            <w:r>
+              <w:rPr>
+                <w:rFonts w:ascii="Arial" w:hAnsi="Arial" w:eastAsia="Arial" w:cs="Tahoma"/>
+                <w:b/>
+                <w:sz w:val="18"/>
+              </w:rPr>
+              <w:t>ยังไม่มี — ต้อง seed</w:t>
+            </w:r>
+            <w:r>
+              <w:rPr>
+                <w:rFonts w:ascii="Arial" w:hAnsi="Arial" w:eastAsia="Arial" w:cs="Tahoma"/>
+                <w:sz w:val="18"/>
+              </w:rPr>
+              <w:t xml:space="preserve"> · อ่านตอนคำนวณ ห้าม hardcode</w:t>
+            </w:r>
+          </w:p>
+        </w:tc>
+      </w:tr>
+      <w:tr>
+        <w:trPr>
+          <w:cantSplit/>
+        </w:trPr>
+        <w:tc>
+          <w:tcPr>
+            <w:tcW w:type="dxa" w:w="2520"/>
+            <w:vAlign w:val="center"/>
+          </w:tcPr>
+          <w:p>
+            <w:pPr>
+              <w:keepLines/>
+              <w:spacing w:after="0"/>
+            </w:pPr>
+            <w:r>
+              <w:rPr>
+                <w:rFonts w:ascii="Arial" w:hAnsi="Arial" w:eastAsia="Arial" w:cs="Tahoma"/>
+                <w:sz w:val="18"/>
+              </w:rPr>
+            </w:r>
+            <w:r>
+              <w:rPr>
+                <w:rFonts w:ascii="Arial" w:hAnsi="Arial" w:eastAsia="Arial" w:cs="Tahoma"/>
+                <w:sz w:val="18"/>
+              </w:rPr>
+              <w:t xml:space="preserve">เกณฑ์ยอดขายไม่ครบ </w:t>
+            </w:r>
+            <w:r>
+              <w:rPr>
+                <w:rFonts w:ascii="Arial" w:hAnsi="Arial" w:eastAsia="Arial" w:cs="Tahoma"/>
+                <w:b/>
+                <w:sz w:val="18"/>
+              </w:rPr>
+              <w:t>60 วัน</w:t>
+            </w:r>
+            <w:r>
+              <w:rPr>
+                <w:rFonts w:ascii="Arial" w:hAnsi="Arial" w:eastAsia="Arial" w:cs="Tahoma"/>
+                <w:sz w:val="18"/>
+              </w:rPr>
+              <w:t xml:space="preserve"> · growth rate </w:t>
+            </w:r>
+            <w:r>
+              <w:rPr>
+                <w:rFonts w:ascii="Arial" w:hAnsi="Arial" w:eastAsia="Arial" w:cs="Tahoma"/>
+                <w:b/>
+                <w:sz w:val="18"/>
+              </w:rPr>
+              <w:t>-10%</w:t>
+            </w:r>
+          </w:p>
+        </w:tc>
+        <w:tc>
+          <w:tcPr>
+            <w:tcW w:type="dxa" w:w="2520"/>
+            <w:vAlign w:val="center"/>
+          </w:tcPr>
+          <w:p>
+            <w:pPr>
+              <w:keepLines/>
+              <w:spacing w:after="0"/>
+            </w:pPr>
+            <w:r>
+              <w:rPr>
+                <w:rFonts w:ascii="Arial" w:hAnsi="Arial" w:eastAsia="Arial" w:cs="Tahoma"/>
+                <w:sz w:val="18"/>
+              </w:rPr>
+            </w:r>
+            <w:r>
+              <w:rPr>
+                <w:rFonts w:ascii="Courier New" w:hAnsi="Courier New" w:eastAsia="Courier New" w:cs="Tahoma"/>
+                <w:sz w:val="18"/>
+              </w:rPr>
+              <w:t>sps_store.mas_param</w:t>
+            </w:r>
+          </w:p>
+        </w:tc>
+        <w:tc>
+          <w:tcPr>
+            <w:tcW w:type="dxa" w:w="2520"/>
+            <w:vAlign w:val="center"/>
+          </w:tcPr>
+          <w:p>
+            <w:pPr>
+              <w:keepLines/>
+              <w:spacing w:after="0"/>
+            </w:pPr>
+            <w:r>
+              <w:rPr>
+                <w:rFonts w:ascii="Arial" w:hAnsi="Arial" w:eastAsia="Arial" w:cs="Tahoma"/>
+                <w:sz w:val="18"/>
+              </w:rPr>
+            </w:r>
+            <w:r>
+              <w:rPr>
+                <w:rFonts w:ascii="Courier New" w:hAnsi="Courier New" w:eastAsia="Courier New" w:cs="Tahoma"/>
+                <w:sz w:val="18"/>
+              </w:rPr>
+              <w:t>param_name = 'SBPGI_SALES_DAYS_MIN' / 'SBPGI_GROWTH_RATE_MAX'</w:t>
+            </w:r>
+          </w:p>
+        </w:tc>
+        <w:tc>
+          <w:tcPr>
+            <w:tcW w:type="dxa" w:w="2520"/>
+            <w:vAlign w:val="center"/>
+          </w:tcPr>
+          <w:p>
+            <w:pPr>
+              <w:keepLines/>
+              <w:spacing w:after="0"/>
+            </w:pPr>
+            <w:r>
+              <w:rPr>
+                <w:rFonts w:ascii="Arial" w:hAnsi="Arial" w:eastAsia="Arial" w:cs="Tahoma"/>
+                <w:sz w:val="18"/>
+              </w:rPr>
+            </w:r>
+            <w:r>
+              <w:rPr>
+                <w:rFonts w:ascii="Arial" w:hAnsi="Arial" w:eastAsia="Arial" w:cs="Tahoma"/>
+                <w:sz w:val="18"/>
+              </w:rPr>
+              <w:t xml:space="preserve">🔴 </w:t>
+            </w:r>
+            <w:r>
+              <w:rPr>
+                <w:rFonts w:ascii="Arial" w:hAnsi="Arial" w:eastAsia="Arial" w:cs="Tahoma"/>
+                <w:b/>
+                <w:sz w:val="18"/>
+              </w:rPr>
+              <w:t>ยังไม่มี — ต้อง seed</w:t>
+            </w:r>
+            <w:r>
+              <w:rPr>
+                <w:rFonts w:ascii="Arial" w:hAnsi="Arial" w:eastAsia="Arial" w:cs="Tahoma"/>
+                <w:sz w:val="18"/>
+              </w:rPr>
+              <w:t xml:space="preserve"> · ใช้กับธงข้อมูลผิดปกติและ Gen Flow Gate</w:t>
             </w:r>
           </w:p>
         </w:tc>
       </w:tr>
     </w:tbl>
     <w:p/>
+    <w:p>
+      <w:pPr>
+        <w:keepLines w:val="0"/>
+        <w:ind w:left="288"/>
+      </w:pPr>
+      <w:r>
+        <w:rPr>
+          <w:rFonts w:ascii="Courier New" w:hAnsi="Courier New" w:eastAsia="Courier New" w:cs="Tahoma"/>
+          <w:sz w:val="16"/>
+        </w:rPr>
+        <w:t>-- seed ตอน setup (idempotent) — ⚠️ ทั้งสองตารางไม่มี unique จึงต้อง guard ด้วย NOT EXISTS เอง</w:t>
+        <w:br/>
+        <w:t>-- 1) ลงทะเบียน code_type ก่อนเสมอ ไม่งั้น dropdown ของระบบเดิมจะไม่รู้จัก</w:t>
+        <w:br/>
+        <w:t>INSERT INTO sps_store.common_code_type (code_type, code_type_name, active_flag, create_date, create_user)</w:t>
+        <w:br/>
+        <w:t>SELECT 'SBPGI_APPROVE_LIMIT', 'วงเงินอนุมัติ ประกันรายได้', 'Y', CURRENT_TIMESTAMP, 'SBPGI-SETUP'</w:t>
+        <w:br/>
+        <w:t>WHERE NOT EXISTS (SELECT 1 FROM sps_store.common_code_type WHERE code_type = 'SBPGI_APPROVE_LIMIT');</w:t>
+        <w:br/>
+        <w:br/>
+        <w:t>-- 2) ค่าจริง · code_type เป็น varchar(20) -&gt; 'SBPGI_APPROVE_LIMIT' = 19 ตัว เหลือที่ว่าง 1 ตัวเท่านั้น</w:t>
+        <w:br/>
+        <w:t>INSERT INTO sps_store.common_code (code_type, seq_no, code_value, code_name, active_flag, create_date, create_user)</w:t>
+        <w:br/>
+        <w:t>SELECT 'SBPGI_APPROVE_LIMIT', 1, 'THRESHOLD', '100000', 'Y', CURRENT_TIMESTAMP, 'SBPGI-SETUP'</w:t>
+        <w:br/>
+        <w:t>WHERE NOT EXISTS (SELECT 1 FROM sps_store.common_code</w:t>
+        <w:br/>
+        <w:t xml:space="preserve">                  WHERE code_type = 'SBPGI_APPROVE_LIMIT' AND code_value = 'THRESHOLD');</w:t>
+        <w:br/>
+        <w:br/>
+        <w:t>-- 3) ค่ากำหนดกลางที่ไม่ใช่ lookup -&gt; mas_param</w:t>
+        <w:br/>
+        <w:t>INSERT INTO sps_store.mas_param (param_name, param_value, description, is_config, active_flag, create_by, create_date)</w:t>
+        <w:br/>
+        <w:t>SELECT 'SBPGI_SALES_DAYS_MIN', '60', 'จำนวนวันยอดขายขั้นต่ำก่อนถือว่าข้อมูลครบ', 'Y', 'Y', 'SBPGI-SETUP', CURRENT_TIMESTAMP</w:t>
+        <w:br/>
+        <w:t>WHERE NOT EXISTS (SELECT 1 FROM sps_store.mas_param</w:t>
+        <w:br/>
+        <w:t xml:space="preserve">                  WHERE param_name = 'SBPGI_SALES_DAYS_MIN' AND active_flag = 'Y');</w:t>
+        <w:br/>
+        <w:br/>
+        <w:t>-- อ่านค่ากลับมาใช้ — ต้องกรอง active_flag เสมอ และ LIMIT 1 เพราะไม่มี unique กันซ้ำ</w:t>
+        <w:br/>
+        <w:t>SELECT param_value FROM sps_store.mas_param</w:t>
+        <w:br/>
+        <w:t>WHERE param_name = :name AND active_flag = 'Y'</w:t>
+        <w:br/>
+        <w:t>ORDER BY update_date DESC NULLS LAST, create_date DESC LIMIT 1;</w:t>
+      </w:r>
+    </w:p>
+    <w:p>
+      <w:pPr>
+        <w:pStyle w:val="Heading3"/>
+        <w:keepNext/>
+        <w:keepLines/>
+        <w:pageBreakBefore w:val="0"/>
+      </w:pPr>
+      <w:r>
+        <w:t>5.5.3 ของเดิมอยู่ที่ไหน — ทำไมค้นใน `mas_param`/`common_code` แล้วไม่เจอ</w:t>
+      </w:r>
+    </w:p>
+    <w:p>
+      <w:pPr>
+        <w:keepNext w:val="0"/>
+      </w:pPr>
+      <w:r>
+        <w:t xml:space="preserve">🔴 </w:t>
+      </w:r>
+      <w:r>
+        <w:rPr>
+          <w:b/>
+        </w:rPr>
+        <w:t>ข้อมูลของงานประกันรายได้เดิม ไม่เคยอยู่ใน `mas_param` หรือ `common_code` เลย</w:t>
+      </w:r>
+      <w:r>
+        <w:t xml:space="preserve"> — สองตารางนั้นเป็นของ </w:t>
+      </w:r>
+      <w:r>
+        <w:rPr>
+          <w:b/>
+        </w:rPr>
+        <w:t>store-backend (SBP Mall)</w:t>
+      </w:r>
+      <w:r>
+        <w:t xml:space="preserve"> ส่วนของเดิมอยู่คนละฐานข้อมูล คือ </w:t>
+      </w:r>
+      <w:r>
+        <w:rPr>
+          <w:b/>
+        </w:rPr>
+        <w:t>SQL Server `CPA_FRN_FGI`</w:t>
+      </w:r>
+      <w:r>
+        <w:t xml:space="preserve"> (ฝั่ง K2 · 47 ตาราง) กับ </w:t>
+      </w:r>
+      <w:r>
+        <w:rPr>
+          <w:b/>
+        </w:rPr>
+        <w:t>Oracle</w:t>
+      </w:r>
+      <w:r>
+        <w:t xml:space="preserve"> (ฝั่ง FGI/FCS) · ที่เอกสารเขียนว่า *"ใช้ </w:t>
+      </w:r>
+      <w:r>
+        <w:rPr>
+          <w:rFonts w:ascii="Courier New" w:hAnsi="Courier New" w:eastAsia="Courier New" w:cs="Tahoma"/>
+        </w:rPr>
+        <w:t>common_code</w:t>
+      </w:r>
+      <w:r>
+        <w:t xml:space="preserve"> แทน"* หมายถึง </w:t>
+      </w:r>
+      <w:r>
+        <w:rPr>
+          <w:b/>
+        </w:rPr>
+        <w:t>ปลายทางที่จะย้ายไป</w:t>
+      </w:r>
+      <w:r>
+        <w:t xml:space="preserve"> ไม่ใช่ที่ที่ข้อมูลอยู่ตอนนี้</w:t>
+      </w:r>
+    </w:p>
+    <w:tbl>
+      <w:tblPr>
+        <w:tblStyle w:val="TableGrid"/>
+        <w:tblW w:type="auto" w:w="0"/>
+        <w:jc w:val="center"/>
+        <w:tblLook w:firstColumn="1" w:firstRow="1" w:lastColumn="0" w:lastRow="0" w:noHBand="0" w:noVBand="1" w:val="04A0"/>
+      </w:tblPr>
+      <w:tblGrid>
+        <w:gridCol w:w="2520"/>
+        <w:gridCol w:w="2520"/>
+        <w:gridCol w:w="2520"/>
+        <w:gridCol w:w="2520"/>
+      </w:tblGrid>
+      <w:tr>
+        <w:trPr>
+          <w:cantSplit/>
+        </w:trPr>
+        <w:tc>
+          <w:tcPr>
+            <w:tcW w:type="dxa" w:w="2520"/>
+            <w:vAlign w:val="center"/>
+            <w:shd w:fill="E8EEF5"/>
+          </w:tcPr>
+          <w:p>
+            <w:pPr>
+              <w:keepLines/>
+              <w:spacing w:after="0"/>
+            </w:pPr>
+            <w:r/>
+            <w:r>
+              <w:rPr>
+                <w:rFonts w:ascii="Arial" w:hAnsi="Arial" w:eastAsia="Arial" w:cs="Tahoma"/>
+                <w:b/>
+                <w:sz w:val="18"/>
+              </w:rPr>
+              <w:t>ค่า</w:t>
+            </w:r>
+          </w:p>
+        </w:tc>
+        <w:tc>
+          <w:tcPr>
+            <w:tcW w:type="dxa" w:w="2520"/>
+            <w:vAlign w:val="center"/>
+            <w:shd w:fill="E8EEF5"/>
+          </w:tcPr>
+          <w:p>
+            <w:pPr>
+              <w:keepLines/>
+              <w:spacing w:after="0"/>
+            </w:pPr>
+            <w:r/>
+            <w:r>
+              <w:rPr>
+                <w:rFonts w:ascii="Arial" w:hAnsi="Arial" w:eastAsia="Arial" w:cs="Tahoma"/>
+                <w:b/>
+                <w:sz w:val="18"/>
+              </w:rPr>
+              <w:t>ของเดิมอยู่ที่ (ฐานข้อมูลเดิม)</w:t>
+            </w:r>
+          </w:p>
+        </w:tc>
+        <w:tc>
+          <w:tcPr>
+            <w:tcW w:type="dxa" w:w="2520"/>
+            <w:vAlign w:val="center"/>
+            <w:shd w:fill="E8EEF5"/>
+          </w:tcPr>
+          <w:p>
+            <w:pPr>
+              <w:keepLines/>
+              <w:spacing w:after="0"/>
+            </w:pPr>
+            <w:r/>
+            <w:r>
+              <w:rPr>
+                <w:rFonts w:ascii="Arial" w:hAnsi="Arial" w:eastAsia="Arial" w:cs="Tahoma"/>
+                <w:b/>
+                <w:sz w:val="18"/>
+              </w:rPr>
+              <w:t>ปลายทางใหม่</w:t>
+            </w:r>
+          </w:p>
+        </w:tc>
+        <w:tc>
+          <w:tcPr>
+            <w:tcW w:type="dxa" w:w="2520"/>
+            <w:vAlign w:val="center"/>
+            <w:shd w:fill="E8EEF5"/>
+          </w:tcPr>
+          <w:p>
+            <w:pPr>
+              <w:keepLines/>
+              <w:spacing w:after="0"/>
+            </w:pPr>
+            <w:r/>
+            <w:r>
+              <w:rPr>
+                <w:rFonts w:ascii="Arial" w:hAnsi="Arial" w:eastAsia="Arial" w:cs="Tahoma"/>
+                <w:b/>
+                <w:sz w:val="18"/>
+              </w:rPr>
+              <w:t>ต้องทำอะไร</w:t>
+            </w:r>
+          </w:p>
+        </w:tc>
+      </w:tr>
+      <w:tr>
+        <w:trPr>
+          <w:cantSplit/>
+        </w:trPr>
+        <w:tc>
+          <w:tcPr>
+            <w:tcW w:type="dxa" w:w="2520"/>
+            <w:vAlign w:val="center"/>
+          </w:tcPr>
+          <w:p>
+            <w:pPr>
+              <w:keepLines/>
+              <w:spacing w:after="0"/>
+            </w:pPr>
+            <w:r>
+              <w:rPr>
+                <w:rFonts w:ascii="Arial" w:hAnsi="Arial" w:eastAsia="Arial" w:cs="Tahoma"/>
+                <w:sz w:val="18"/>
+              </w:rPr>
+            </w:r>
+            <w:r>
+              <w:rPr>
+                <w:rFonts w:ascii="Arial" w:hAnsi="Arial" w:eastAsia="Arial" w:cs="Tahoma"/>
+                <w:sz w:val="18"/>
+              </w:rPr>
+              <w:t>วงเงินอนุมัติ</w:t>
+            </w:r>
+          </w:p>
+        </w:tc>
+        <w:tc>
+          <w:tcPr>
+            <w:tcW w:type="dxa" w:w="2520"/>
+            <w:vAlign w:val="center"/>
+          </w:tcPr>
+          <w:p>
+            <w:pPr>
+              <w:keepLines/>
+              <w:spacing w:after="0"/>
+            </w:pPr>
+            <w:r>
+              <w:rPr>
+                <w:rFonts w:ascii="Arial" w:hAnsi="Arial" w:eastAsia="Arial" w:cs="Tahoma"/>
+                <w:sz w:val="18"/>
+              </w:rPr>
+            </w:r>
+            <w:r>
+              <w:rPr>
+                <w:rFonts w:ascii="Arial" w:hAnsi="Arial" w:eastAsia="Arial" w:cs="Tahoma"/>
+                <w:b/>
+                <w:sz w:val="18"/>
+              </w:rPr>
+              <w:t>MSSQL</w:t>
+            </w:r>
+            <w:r>
+              <w:rPr>
+                <w:rFonts w:ascii="Arial" w:hAnsi="Arial" w:eastAsia="Arial" w:cs="Tahoma"/>
+                <w:sz w:val="18"/>
+              </w:rPr>
+              <w:t xml:space="preserve"> </w:t>
+            </w:r>
+            <w:r>
+              <w:rPr>
+                <w:rFonts w:ascii="Courier New" w:hAnsi="Courier New" w:eastAsia="Courier New" w:cs="Tahoma"/>
+                <w:sz w:val="18"/>
+              </w:rPr>
+              <w:t>SectionProfile.SectionLimitCost</w:t>
+            </w:r>
+            <w:r>
+              <w:rPr>
+                <w:rFonts w:ascii="Arial" w:hAnsi="Arial" w:eastAsia="Arial" w:cs="Tahoma"/>
+                <w:sz w:val="18"/>
+              </w:rPr>
+              <w:t xml:space="preserve"> — มีค่าเดียวคือ section 02 (GM) = 100,000 · AVP เป็น NULL</w:t>
+            </w:r>
+          </w:p>
+        </w:tc>
+        <w:tc>
+          <w:tcPr>
+            <w:tcW w:type="dxa" w:w="2520"/>
+            <w:vAlign w:val="center"/>
+          </w:tcPr>
+          <w:p>
+            <w:pPr>
+              <w:keepLines/>
+              <w:spacing w:after="0"/>
+            </w:pPr>
+            <w:r>
+              <w:rPr>
+                <w:rFonts w:ascii="Arial" w:hAnsi="Arial" w:eastAsia="Arial" w:cs="Tahoma"/>
+                <w:sz w:val="18"/>
+              </w:rPr>
+            </w:r>
+            <w:r>
+              <w:rPr>
+                <w:rFonts w:ascii="Courier New" w:hAnsi="Courier New" w:eastAsia="Courier New" w:cs="Tahoma"/>
+                <w:sz w:val="18"/>
+              </w:rPr>
+              <w:t>sps_store.common_code</w:t>
+            </w:r>
+            <w:r>
+              <w:rPr>
+                <w:rFonts w:ascii="Arial" w:hAnsi="Arial" w:eastAsia="Arial" w:cs="Tahoma"/>
+                <w:sz w:val="18"/>
+              </w:rPr>
+              <w:t xml:space="preserve"> </w:t>
+            </w:r>
+            <w:r>
+              <w:rPr>
+                <w:rFonts w:ascii="Courier New" w:hAnsi="Courier New" w:eastAsia="Courier New" w:cs="Tahoma"/>
+                <w:sz w:val="18"/>
+              </w:rPr>
+              <w:t>SBPGI_APPROVE_LIMIT</w:t>
+            </w:r>
+          </w:p>
+        </w:tc>
+        <w:tc>
+          <w:tcPr>
+            <w:tcW w:type="dxa" w:w="2520"/>
+            <w:vAlign w:val="center"/>
+          </w:tcPr>
+          <w:p>
+            <w:pPr>
+              <w:keepLines/>
+              <w:spacing w:after="0"/>
+            </w:pPr>
+            <w:r>
+              <w:rPr>
+                <w:rFonts w:ascii="Arial" w:hAnsi="Arial" w:eastAsia="Arial" w:cs="Tahoma"/>
+                <w:sz w:val="18"/>
+              </w:rPr>
+            </w:r>
+            <w:r>
+              <w:rPr>
+                <w:rFonts w:ascii="Arial" w:hAnsi="Arial" w:eastAsia="Arial" w:cs="Tahoma"/>
+                <w:sz w:val="18"/>
+              </w:rPr>
+              <w:t xml:space="preserve">🔴 </w:t>
+            </w:r>
+            <w:r>
+              <w:rPr>
+                <w:rFonts w:ascii="Arial" w:hAnsi="Arial" w:eastAsia="Arial" w:cs="Tahoma"/>
+                <w:b/>
+                <w:sz w:val="18"/>
+              </w:rPr>
+              <w:t>ห้าม migrate ค่าเดิมมาตรง ๆ</w:t>
+            </w:r>
+            <w:r>
+              <w:rPr>
+                <w:rFonts w:ascii="Arial" w:hAnsi="Arial" w:eastAsia="Arial" w:cs="Tahoma"/>
+                <w:sz w:val="18"/>
+              </w:rPr>
+              <w:t xml:space="preserve"> — เกณฑ์เก่าไม่ตรง SDD GI · </w:t>
+            </w:r>
+            <w:r>
+              <w:rPr>
+                <w:rFonts w:ascii="Arial" w:hAnsi="Arial" w:eastAsia="Arial" w:cs="Tahoma"/>
+                <w:b/>
+                <w:sz w:val="18"/>
+              </w:rPr>
+              <w:t>seed ใหม่</w:t>
+            </w:r>
+            <w:r>
+              <w:rPr>
+                <w:rFonts w:ascii="Arial" w:hAnsi="Arial" w:eastAsia="Arial" w:cs="Tahoma"/>
+                <w:sz w:val="18"/>
+              </w:rPr>
+              <w:t xml:space="preserve"> เป็นเกณฑ์เดียว 100,000</w:t>
+            </w:r>
+          </w:p>
+        </w:tc>
+      </w:tr>
+      <w:tr>
+        <w:trPr>
+          <w:cantSplit/>
+        </w:trPr>
+        <w:tc>
+          <w:tcPr>
+            <w:tcW w:type="dxa" w:w="2520"/>
+            <w:vAlign w:val="center"/>
+          </w:tcPr>
+          <w:p>
+            <w:pPr>
+              <w:keepLines/>
+              <w:spacing w:after="0"/>
+            </w:pPr>
+            <w:r>
+              <w:rPr>
+                <w:rFonts w:ascii="Arial" w:hAnsi="Arial" w:eastAsia="Arial" w:cs="Tahoma"/>
+                <w:sz w:val="18"/>
+              </w:rPr>
+            </w:r>
+            <w:r>
+              <w:rPr>
+                <w:rFonts w:ascii="Arial" w:hAnsi="Arial" w:eastAsia="Arial" w:cs="Tahoma"/>
+                <w:sz w:val="18"/>
+              </w:rPr>
+              <w:t>ผลการพิจารณา</w:t>
+            </w:r>
+          </w:p>
+        </w:tc>
+        <w:tc>
+          <w:tcPr>
+            <w:tcW w:type="dxa" w:w="2520"/>
+            <w:vAlign w:val="center"/>
+          </w:tcPr>
+          <w:p>
+            <w:pPr>
+              <w:keepLines/>
+              <w:spacing w:after="0"/>
+            </w:pPr>
+            <w:r>
+              <w:rPr>
+                <w:rFonts w:ascii="Arial" w:hAnsi="Arial" w:eastAsia="Arial" w:cs="Tahoma"/>
+                <w:sz w:val="18"/>
+              </w:rPr>
+            </w:r>
+            <w:r>
+              <w:rPr>
+                <w:rFonts w:ascii="Arial" w:hAnsi="Arial" w:eastAsia="Arial" w:cs="Tahoma"/>
+                <w:b/>
+                <w:sz w:val="18"/>
+              </w:rPr>
+              <w:t>MSSQL</w:t>
+            </w:r>
+            <w:r>
+              <w:rPr>
+                <w:rFonts w:ascii="Arial" w:hAnsi="Arial" w:eastAsia="Arial" w:cs="Tahoma"/>
+                <w:sz w:val="18"/>
+              </w:rPr>
+              <w:t xml:space="preserve"> </w:t>
+            </w:r>
+            <w:r>
+              <w:rPr>
+                <w:rFonts w:ascii="Courier New" w:hAnsi="Courier New" w:eastAsia="Courier New" w:cs="Tahoma"/>
+                <w:sz w:val="18"/>
+              </w:rPr>
+              <w:t>DecisionProfile</w:t>
+            </w:r>
+          </w:p>
+        </w:tc>
+        <w:tc>
+          <w:tcPr>
+            <w:tcW w:type="dxa" w:w="2520"/>
+            <w:vAlign w:val="center"/>
+          </w:tcPr>
+          <w:p>
+            <w:pPr>
+              <w:keepLines/>
+              <w:spacing w:after="0"/>
+            </w:pPr>
+            <w:r>
+              <w:rPr>
+                <w:rFonts w:ascii="Arial" w:hAnsi="Arial" w:eastAsia="Arial" w:cs="Tahoma"/>
+                <w:sz w:val="18"/>
+              </w:rPr>
+            </w:r>
+            <w:r>
+              <w:rPr>
+                <w:rFonts w:ascii="Courier New" w:hAnsi="Courier New" w:eastAsia="Courier New" w:cs="Tahoma"/>
+                <w:sz w:val="18"/>
+              </w:rPr>
+              <w:t>sps_store.common_code</w:t>
+            </w:r>
+            <w:r>
+              <w:rPr>
+                <w:rFonts w:ascii="Arial" w:hAnsi="Arial" w:eastAsia="Arial" w:cs="Tahoma"/>
+                <w:sz w:val="18"/>
+              </w:rPr>
+              <w:t xml:space="preserve"> </w:t>
+            </w:r>
+            <w:r>
+              <w:rPr>
+                <w:rFonts w:ascii="Courier New" w:hAnsi="Courier New" w:eastAsia="Courier New" w:cs="Tahoma"/>
+                <w:sz w:val="18"/>
+              </w:rPr>
+              <w:t>SBPGI_DECISION</w:t>
+            </w:r>
+          </w:p>
+        </w:tc>
+        <w:tc>
+          <w:tcPr>
+            <w:tcW w:type="dxa" w:w="2520"/>
+            <w:vAlign w:val="center"/>
+          </w:tcPr>
+          <w:p>
+            <w:pPr>
+              <w:keepLines/>
+              <w:spacing w:after="0"/>
+            </w:pPr>
+            <w:r>
+              <w:rPr>
+                <w:rFonts w:ascii="Arial" w:hAnsi="Arial" w:eastAsia="Arial" w:cs="Tahoma"/>
+                <w:sz w:val="18"/>
+              </w:rPr>
+            </w:r>
+            <w:r>
+              <w:rPr>
+                <w:rFonts w:ascii="Arial" w:hAnsi="Arial" w:eastAsia="Arial" w:cs="Tahoma"/>
+                <w:sz w:val="18"/>
+              </w:rPr>
+              <w:t xml:space="preserve">แปลงชื่อ 3 ชุด (ปุ่ม/flow/ผลลัพธ์) ลง </w:t>
+            </w:r>
+            <w:r>
+              <w:rPr>
+                <w:rFonts w:ascii="Courier New" w:hAnsi="Courier New" w:eastAsia="Courier New" w:cs="Tahoma"/>
+                <w:sz w:val="18"/>
+              </w:rPr>
+              <w:t>code_name</w:t>
+            </w:r>
+            <w:r>
+              <w:rPr>
+                <w:rFonts w:ascii="Arial" w:hAnsi="Arial" w:eastAsia="Arial" w:cs="Tahoma"/>
+                <w:sz w:val="18"/>
+              </w:rPr>
+              <w:t xml:space="preserve"> / </w:t>
+            </w:r>
+            <w:r>
+              <w:rPr>
+                <w:rFonts w:ascii="Courier New" w:hAnsi="Courier New" w:eastAsia="Courier New" w:cs="Tahoma"/>
+                <w:sz w:val="18"/>
+              </w:rPr>
+              <w:t>code_mapping</w:t>
+            </w:r>
+            <w:r>
+              <w:rPr>
+                <w:rFonts w:ascii="Arial" w:hAnsi="Arial" w:eastAsia="Arial" w:cs="Tahoma"/>
+                <w:sz w:val="18"/>
+              </w:rPr>
+              <w:t xml:space="preserve"> / </w:t>
+            </w:r>
+            <w:r>
+              <w:rPr>
+                <w:rFonts w:ascii="Courier New" w:hAnsi="Courier New" w:eastAsia="Courier New" w:cs="Tahoma"/>
+                <w:sz w:val="18"/>
+              </w:rPr>
+              <w:t>other_value</w:t>
+            </w:r>
+            <w:r>
+              <w:rPr>
+                <w:rFonts w:ascii="Arial" w:hAnsi="Arial" w:eastAsia="Arial" w:cs="Tahoma"/>
+                <w:sz w:val="18"/>
+              </w:rPr>
+              <w:t xml:space="preserve"> แล้ว seed</w:t>
+            </w:r>
+          </w:p>
+        </w:tc>
+      </w:tr>
+      <w:tr>
+        <w:trPr>
+          <w:cantSplit/>
+        </w:trPr>
+        <w:tc>
+          <w:tcPr>
+            <w:tcW w:type="dxa" w:w="2520"/>
+            <w:vAlign w:val="center"/>
+          </w:tcPr>
+          <w:p>
+            <w:pPr>
+              <w:keepLines/>
+              <w:spacing w:after="0"/>
+            </w:pPr>
+            <w:r>
+              <w:rPr>
+                <w:rFonts w:ascii="Arial" w:hAnsi="Arial" w:eastAsia="Arial" w:cs="Tahoma"/>
+                <w:sz w:val="18"/>
+              </w:rPr>
+            </w:r>
+            <w:r>
+              <w:rPr>
+                <w:rFonts w:ascii="Arial" w:hAnsi="Arial" w:eastAsia="Arial" w:cs="Tahoma"/>
+                <w:sz w:val="18"/>
+              </w:rPr>
+              <w:t>ปัจจัยภายนอก</w:t>
+            </w:r>
+          </w:p>
+        </w:tc>
+        <w:tc>
+          <w:tcPr>
+            <w:tcW w:type="dxa" w:w="2520"/>
+            <w:vAlign w:val="center"/>
+          </w:tcPr>
+          <w:p>
+            <w:pPr>
+              <w:keepLines/>
+              <w:spacing w:after="0"/>
+            </w:pPr>
+            <w:r>
+              <w:rPr>
+                <w:rFonts w:ascii="Arial" w:hAnsi="Arial" w:eastAsia="Arial" w:cs="Tahoma"/>
+                <w:sz w:val="18"/>
+              </w:rPr>
+            </w:r>
+            <w:r>
+              <w:rPr>
+                <w:rFonts w:ascii="Arial" w:hAnsi="Arial" w:eastAsia="Arial" w:cs="Tahoma"/>
+                <w:b/>
+                <w:sz w:val="18"/>
+              </w:rPr>
+              <w:t>MSSQL</w:t>
+            </w:r>
+            <w:r>
+              <w:rPr>
+                <w:rFonts w:ascii="Arial" w:hAnsi="Arial" w:eastAsia="Arial" w:cs="Tahoma"/>
+                <w:sz w:val="18"/>
+              </w:rPr>
+              <w:t xml:space="preserve"> </w:t>
+            </w:r>
+            <w:r>
+              <w:rPr>
+                <w:rFonts w:ascii="Courier New" w:hAnsi="Courier New" w:eastAsia="Courier New" w:cs="Tahoma"/>
+                <w:sz w:val="18"/>
+              </w:rPr>
+              <w:t>FactorProfile</w:t>
+            </w:r>
+          </w:p>
+        </w:tc>
+        <w:tc>
+          <w:tcPr>
+            <w:tcW w:type="dxa" w:w="2520"/>
+            <w:vAlign w:val="center"/>
+          </w:tcPr>
+          <w:p>
+            <w:pPr>
+              <w:keepLines/>
+              <w:spacing w:after="0"/>
+            </w:pPr>
+            <w:r>
+              <w:rPr>
+                <w:rFonts w:ascii="Arial" w:hAnsi="Arial" w:eastAsia="Arial" w:cs="Tahoma"/>
+                <w:sz w:val="18"/>
+              </w:rPr>
+            </w:r>
+            <w:r>
+              <w:rPr>
+                <w:rFonts w:ascii="Arial" w:hAnsi="Arial" w:eastAsia="Arial" w:cs="Tahoma"/>
+                <w:b/>
+                <w:sz w:val="18"/>
+              </w:rPr>
+              <w:t>ตาราง `external_factors` ของ SBPGI</w:t>
+            </w:r>
+            <w:r>
+              <w:rPr>
+                <w:rFonts w:ascii="Arial" w:hAnsi="Arial" w:eastAsia="Arial" w:cs="Tahoma"/>
+                <w:sz w:val="18"/>
+              </w:rPr>
+              <w:t xml:space="preserve"> (ไม่ได้ไป </w:t>
+            </w:r>
+            <w:r>
+              <w:rPr>
+                <w:rFonts w:ascii="Courier New" w:hAnsi="Courier New" w:eastAsia="Courier New" w:cs="Tahoma"/>
+                <w:sz w:val="18"/>
+              </w:rPr>
+              <w:t>common_code</w:t>
+            </w:r>
+            <w:r>
+              <w:rPr>
+                <w:rFonts w:ascii="Arial" w:hAnsi="Arial" w:eastAsia="Arial" w:cs="Tahoma"/>
+                <w:sz w:val="18"/>
+              </w:rPr>
+              <w:t xml:space="preserve"> · มติ DP-9)</w:t>
+            </w:r>
+          </w:p>
+        </w:tc>
+        <w:tc>
+          <w:tcPr>
+            <w:tcW w:type="dxa" w:w="2520"/>
+            <w:vAlign w:val="center"/>
+          </w:tcPr>
+          <w:p>
+            <w:pPr>
+              <w:keepLines/>
+              <w:spacing w:after="0"/>
+            </w:pPr>
+            <w:r>
+              <w:rPr>
+                <w:rFonts w:ascii="Arial" w:hAnsi="Arial" w:eastAsia="Arial" w:cs="Tahoma"/>
+                <w:sz w:val="18"/>
+              </w:rPr>
+            </w:r>
+            <w:r>
+              <w:rPr>
+                <w:rFonts w:ascii="Arial" w:hAnsi="Arial" w:eastAsia="Arial" w:cs="Tahoma"/>
+                <w:sz w:val="18"/>
+              </w:rPr>
+              <w:t xml:space="preserve">migrate เข้าตารางของเราเอง เพราะมีหน้าจอ CRUD และช่องข้อความของ </w:t>
+            </w:r>
+            <w:r>
+              <w:rPr>
+                <w:rFonts w:ascii="Courier New" w:hAnsi="Courier New" w:eastAsia="Courier New" w:cs="Tahoma"/>
+                <w:sz w:val="18"/>
+              </w:rPr>
+              <w:t>common_code</w:t>
+            </w:r>
+            <w:r>
+              <w:rPr>
+                <w:rFonts w:ascii="Arial" w:hAnsi="Arial" w:eastAsia="Arial" w:cs="Tahoma"/>
+                <w:sz w:val="18"/>
+              </w:rPr>
+              <w:t xml:space="preserve"> ไม่พอ</w:t>
+            </w:r>
+          </w:p>
+        </w:tc>
+      </w:tr>
+      <w:tr>
+        <w:trPr>
+          <w:cantSplit/>
+        </w:trPr>
+        <w:tc>
+          <w:tcPr>
+            <w:tcW w:type="dxa" w:w="2520"/>
+            <w:vAlign w:val="center"/>
+          </w:tcPr>
+          <w:p>
+            <w:pPr>
+              <w:keepLines/>
+              <w:spacing w:after="0"/>
+            </w:pPr>
+            <w:r>
+              <w:rPr>
+                <w:rFonts w:ascii="Arial" w:hAnsi="Arial" w:eastAsia="Arial" w:cs="Tahoma"/>
+                <w:sz w:val="18"/>
+              </w:rPr>
+            </w:r>
+            <w:r>
+              <w:rPr>
+                <w:rFonts w:ascii="Arial" w:hAnsi="Arial" w:eastAsia="Arial" w:cs="Tahoma"/>
+                <w:sz w:val="18"/>
+              </w:rPr>
+              <w:t>ร้านคู่แข่ง 11 แบรนด์</w:t>
+            </w:r>
+          </w:p>
+        </w:tc>
+        <w:tc>
+          <w:tcPr>
+            <w:tcW w:type="dxa" w:w="2520"/>
+            <w:vAlign w:val="center"/>
+          </w:tcPr>
+          <w:p>
+            <w:pPr>
+              <w:keepLines/>
+              <w:spacing w:after="0"/>
+            </w:pPr>
+            <w:r>
+              <w:rPr>
+                <w:rFonts w:ascii="Arial" w:hAnsi="Arial" w:eastAsia="Arial" w:cs="Tahoma"/>
+                <w:sz w:val="18"/>
+              </w:rPr>
+            </w:r>
+            <w:r>
+              <w:rPr>
+                <w:rFonts w:ascii="Arial" w:hAnsi="Arial" w:eastAsia="Arial" w:cs="Tahoma"/>
+                <w:b/>
+                <w:sz w:val="18"/>
+              </w:rPr>
+              <w:t>MSSQL</w:t>
+            </w:r>
+            <w:r>
+              <w:rPr>
+                <w:rFonts w:ascii="Arial" w:hAnsi="Arial" w:eastAsia="Arial" w:cs="Tahoma"/>
+                <w:sz w:val="18"/>
+              </w:rPr>
+              <w:t xml:space="preserve"> </w:t>
+            </w:r>
+            <w:r>
+              <w:rPr>
+                <w:rFonts w:ascii="Courier New" w:hAnsi="Courier New" w:eastAsia="Courier New" w:cs="Tahoma"/>
+                <w:sz w:val="18"/>
+              </w:rPr>
+              <w:t>CompetitionProfile</w:t>
+            </w:r>
+            <w:r>
+              <w:rPr>
+                <w:rFonts w:ascii="Arial" w:hAnsi="Arial" w:eastAsia="Arial" w:cs="Tahoma"/>
+                <w:sz w:val="18"/>
+              </w:rPr>
+              <w:t xml:space="preserve"> + </w:t>
+            </w:r>
+            <w:r>
+              <w:rPr>
+                <w:rFonts w:ascii="Arial" w:hAnsi="Arial" w:eastAsia="Arial" w:cs="Tahoma"/>
+                <w:b/>
+                <w:sz w:val="18"/>
+              </w:rPr>
+              <w:t>ORA</w:t>
+            </w:r>
+            <w:r>
+              <w:rPr>
+                <w:rFonts w:ascii="Arial" w:hAnsi="Arial" w:eastAsia="Arial" w:cs="Tahoma"/>
+                <w:sz w:val="18"/>
+              </w:rPr>
+              <w:t xml:space="preserve"> </w:t>
+            </w:r>
+            <w:r>
+              <w:rPr>
+                <w:rFonts w:ascii="Courier New" w:hAnsi="Courier New" w:eastAsia="Courier New" w:cs="Tahoma"/>
+                <w:sz w:val="18"/>
+              </w:rPr>
+              <w:t>MAS_STORE_COMPETITOR</w:t>
+            </w:r>
+          </w:p>
+        </w:tc>
+        <w:tc>
+          <w:tcPr>
+            <w:tcW w:type="dxa" w:w="2520"/>
+            <w:vAlign w:val="center"/>
+          </w:tcPr>
+          <w:p>
+            <w:pPr>
+              <w:keepLines/>
+              <w:spacing w:after="0"/>
+            </w:pPr>
+            <w:r>
+              <w:rPr>
+                <w:rFonts w:ascii="Arial" w:hAnsi="Arial" w:eastAsia="Arial" w:cs="Tahoma"/>
+                <w:sz w:val="18"/>
+              </w:rPr>
+            </w:r>
+            <w:r>
+              <w:rPr>
+                <w:rFonts w:ascii="Arial" w:hAnsi="Arial" w:eastAsia="Arial" w:cs="Tahoma"/>
+                <w:b/>
+                <w:sz w:val="18"/>
+              </w:rPr>
+              <w:t>ตาราง `competitors` ของ SBPGI</w:t>
+            </w:r>
+            <w:r>
+              <w:rPr>
+                <w:rFonts w:ascii="Arial" w:hAnsi="Arial" w:eastAsia="Arial" w:cs="Tahoma"/>
+                <w:sz w:val="18"/>
+              </w:rPr>
+              <w:t xml:space="preserve"> (มติ DP-9)</w:t>
+            </w:r>
+          </w:p>
+        </w:tc>
+        <w:tc>
+          <w:tcPr>
+            <w:tcW w:type="dxa" w:w="2520"/>
+            <w:vAlign w:val="center"/>
+          </w:tcPr>
+          <w:p>
+            <w:pPr>
+              <w:keepLines/>
+              <w:spacing w:after="0"/>
+            </w:pPr>
+            <w:r>
+              <w:rPr>
+                <w:rFonts w:ascii="Arial" w:hAnsi="Arial" w:eastAsia="Arial" w:cs="Tahoma"/>
+                <w:sz w:val="18"/>
+              </w:rPr>
+            </w:r>
+            <w:r>
+              <w:rPr>
+                <w:rFonts w:ascii="Arial" w:hAnsi="Arial" w:eastAsia="Arial" w:cs="Tahoma"/>
+                <w:sz w:val="18"/>
+              </w:rPr>
+              <w:t>migrate เข้าตารางของเราเอง</w:t>
+            </w:r>
+          </w:p>
+        </w:tc>
+      </w:tr>
+      <w:tr>
+        <w:trPr>
+          <w:cantSplit/>
+        </w:trPr>
+        <w:tc>
+          <w:tcPr>
+            <w:tcW w:type="dxa" w:w="2520"/>
+            <w:vAlign w:val="center"/>
+          </w:tcPr>
+          <w:p>
+            <w:pPr>
+              <w:keepLines/>
+              <w:spacing w:after="0"/>
+            </w:pPr>
+            <w:r>
+              <w:rPr>
+                <w:rFonts w:ascii="Arial" w:hAnsi="Arial" w:eastAsia="Arial" w:cs="Tahoma"/>
+                <w:sz w:val="18"/>
+              </w:rPr>
+            </w:r>
+            <w:r>
+              <w:rPr>
+                <w:rFonts w:ascii="Arial" w:hAnsi="Arial" w:eastAsia="Arial" w:cs="Tahoma"/>
+                <w:sz w:val="18"/>
+              </w:rPr>
+              <w:t>รัศมี/เกณฑ์คำนวณ (1-2 กม. · 60 วัน · -10%)</w:t>
+            </w:r>
+          </w:p>
+        </w:tc>
+        <w:tc>
+          <w:tcPr>
+            <w:tcW w:type="dxa" w:w="2520"/>
+            <w:vAlign w:val="center"/>
+          </w:tcPr>
+          <w:p>
+            <w:pPr>
+              <w:keepLines/>
+              <w:spacing w:after="0"/>
+            </w:pPr>
+            <w:r>
+              <w:rPr>
+                <w:rFonts w:ascii="Arial" w:hAnsi="Arial" w:eastAsia="Arial" w:cs="Tahoma"/>
+                <w:sz w:val="18"/>
+              </w:rPr>
+            </w:r>
+            <w:r>
+              <w:rPr>
+                <w:rFonts w:ascii="Arial" w:hAnsi="Arial" w:eastAsia="Arial" w:cs="Tahoma"/>
+                <w:b/>
+                <w:sz w:val="18"/>
+              </w:rPr>
+              <w:t>hardcode อยู่ในโค้ด Java เดิม</w:t>
+            </w:r>
+            <w:r>
+              <w:rPr>
+                <w:rFonts w:ascii="Arial" w:hAnsi="Arial" w:eastAsia="Arial" w:cs="Tahoma"/>
+                <w:sz w:val="18"/>
+              </w:rPr>
+              <w:t xml:space="preserve"> ไม่ได้อยู่ในตารางไหน</w:t>
+            </w:r>
+          </w:p>
+        </w:tc>
+        <w:tc>
+          <w:tcPr>
+            <w:tcW w:type="dxa" w:w="2520"/>
+            <w:vAlign w:val="center"/>
+          </w:tcPr>
+          <w:p>
+            <w:pPr>
+              <w:keepLines/>
+              <w:spacing w:after="0"/>
+            </w:pPr>
+            <w:r>
+              <w:rPr>
+                <w:rFonts w:ascii="Arial" w:hAnsi="Arial" w:eastAsia="Arial" w:cs="Tahoma"/>
+                <w:sz w:val="18"/>
+              </w:rPr>
+            </w:r>
+            <w:r>
+              <w:rPr>
+                <w:rFonts w:ascii="Courier New" w:hAnsi="Courier New" w:eastAsia="Courier New" w:cs="Tahoma"/>
+                <w:sz w:val="18"/>
+              </w:rPr>
+              <w:t>sps_store.mas_param</w:t>
+            </w:r>
+          </w:p>
+        </w:tc>
+        <w:tc>
+          <w:tcPr>
+            <w:tcW w:type="dxa" w:w="2520"/>
+            <w:vAlign w:val="center"/>
+          </w:tcPr>
+          <w:p>
+            <w:pPr>
+              <w:keepLines/>
+              <w:spacing w:after="0"/>
+            </w:pPr>
+            <w:r>
+              <w:rPr>
+                <w:rFonts w:ascii="Arial" w:hAnsi="Arial" w:eastAsia="Arial" w:cs="Tahoma"/>
+                <w:sz w:val="18"/>
+              </w:rPr>
+            </w:r>
+            <w:r>
+              <w:rPr>
+                <w:rFonts w:ascii="Arial" w:hAnsi="Arial" w:eastAsia="Arial" w:cs="Tahoma"/>
+                <w:sz w:val="18"/>
+              </w:rPr>
+              <w:t xml:space="preserve">🔴 </w:t>
+            </w:r>
+            <w:r>
+              <w:rPr>
+                <w:rFonts w:ascii="Arial" w:hAnsi="Arial" w:eastAsia="Arial" w:cs="Tahoma"/>
+                <w:b/>
+                <w:sz w:val="18"/>
+              </w:rPr>
+              <w:t>ไม่มีของเดิมให้ migrate</w:t>
+            </w:r>
+            <w:r>
+              <w:rPr>
+                <w:rFonts w:ascii="Arial" w:hAnsi="Arial" w:eastAsia="Arial" w:cs="Tahoma"/>
+                <w:sz w:val="18"/>
+              </w:rPr>
+              <w:t xml:space="preserve"> — ยกค่าจากโค้ดมา seed เป็น data</w:t>
+            </w:r>
+          </w:p>
+        </w:tc>
+      </w:tr>
+    </w:tbl>
+    <w:p/>
+    <w:p>
+      <w:r>
+        <w:rPr>
+          <w:b/>
+        </w:rPr>
+        <w:t>สรุปสั้น ๆ:</w:t>
+      </w:r>
+      <w:r>
+        <w:t xml:space="preserve"> ค้นใน </w:t>
+      </w:r>
+      <w:r>
+        <w:rPr>
+          <w:rFonts w:ascii="Courier New" w:hAnsi="Courier New" w:eastAsia="Courier New" w:cs="Tahoma"/>
+        </w:rPr>
+        <w:t>mas_param</w:t>
+      </w:r>
+      <w:r>
+        <w:t>/</w:t>
+      </w:r>
+      <w:r>
+        <w:rPr>
+          <w:rFonts w:ascii="Courier New" w:hAnsi="Courier New" w:eastAsia="Courier New" w:cs="Tahoma"/>
+        </w:rPr>
+        <w:t>common_code</w:t>
+      </w:r>
+      <w:r>
+        <w:t xml:space="preserve"> แล้วไม่เจอเป็นเรื่อง</w:t>
+      </w:r>
+      <w:r>
+        <w:rPr>
+          <w:b/>
+        </w:rPr>
+        <w:t>ปกติและถูกต้อง</w:t>
+      </w:r>
+      <w:r>
+        <w:t xml:space="preserve"> — (1) ของเดิมอยู่คนละฐานข้อมูล (MSSQL/Oracle) · (2) ค่าของ SBPGI ยังไม่ถูก seed · (3) ถ้าเปิดผิด schema (</w:t>
+      </w:r>
+      <w:r>
+        <w:rPr>
+          <w:rFonts w:ascii="Courier New" w:hAnsi="Courier New" w:eastAsia="Courier New" w:cs="Tahoma"/>
+        </w:rPr>
+        <w:t>sps_auth</w:t>
+      </w:r>
+      <w:r>
+        <w:t xml:space="preserve">) จะยิ่งไม่เจอเพราะ </w:t>
+      </w:r>
+      <w:r>
+        <w:rPr>
+          <w:rFonts w:ascii="Courier New" w:hAnsi="Courier New" w:eastAsia="Courier New" w:cs="Tahoma"/>
+        </w:rPr>
+        <w:t>mas_param</w:t>
+      </w:r>
+      <w:r>
+        <w:t xml:space="preserve"> ไม่มีในนั้นเลย</w:t>
+      </w:r>
+    </w:p>
+    <w:p>
+      <w:pPr>
+        <w:pStyle w:val="ListBullet"/>
+        <w:keepLines/>
+      </w:pPr>
+      <w:r>
+        <w:t xml:space="preserve">🔴 </w:t>
+      </w:r>
+      <w:r>
+        <w:rPr>
+          <w:b/>
+        </w:rPr>
+        <w:t>`code_type` เป็น `varchar(20)`</w:t>
+      </w:r>
+      <w:r>
+        <w:t xml:space="preserve"> (ขณะที่ </w:t>
+      </w:r>
+      <w:r>
+        <w:rPr>
+          <w:rFonts w:ascii="Courier New" w:hAnsi="Courier New" w:eastAsia="Courier New" w:cs="Tahoma"/>
+        </w:rPr>
+        <w:t>common_code_type.code_type</w:t>
+      </w:r>
+      <w:r>
+        <w:t xml:space="preserve"> เป็น </w:t>
+      </w:r>
+      <w:r>
+        <w:rPr>
+          <w:rFonts w:ascii="Courier New" w:hAnsi="Courier New" w:eastAsia="Courier New" w:cs="Tahoma"/>
+        </w:rPr>
+        <w:t>varchar(50)</w:t>
+      </w:r>
+      <w:r>
+        <w:t xml:space="preserve">) — </w:t>
+      </w:r>
+      <w:r>
+        <w:rPr>
+          <w:rFonts w:ascii="Courier New" w:hAnsi="Courier New" w:eastAsia="Courier New" w:cs="Tahoma"/>
+        </w:rPr>
+        <w:t>SBPGI_APPROVE_LIMIT</w:t>
+      </w:r>
+      <w:r>
+        <w:t xml:space="preserve"> ยาว 19 ตัว </w:t>
+      </w:r>
+      <w:r>
+        <w:rPr>
+          <w:b/>
+        </w:rPr>
+        <w:t>เหลือที่ว่างแค่ 1 ตัวอักษร</w:t>
+      </w:r>
+      <w:r>
+        <w:t xml:space="preserve"> · ตั้งชื่อ </w:t>
+      </w:r>
+      <w:r>
+        <w:rPr>
+          <w:rFonts w:ascii="Courier New" w:hAnsi="Courier New" w:eastAsia="Courier New" w:cs="Tahoma"/>
+        </w:rPr>
+        <w:t>code_type</w:t>
+      </w:r>
+      <w:r>
+        <w:t xml:space="preserve"> ใหม่ห้ามเกิน 20</w:t>
+      </w:r>
+    </w:p>
+    <w:p>
+      <w:pPr>
+        <w:pStyle w:val="ListBullet"/>
+        <w:keepLines/>
+      </w:pPr>
+      <w:r>
+        <w:t>ระบบเดิม</w:t>
+      </w:r>
+      <w:r>
+        <w:rPr>
+          <w:b/>
+        </w:rPr>
+        <w:t>ไม่มี POST/PUT/DELETE ของ `common_code`</w:t>
+      </w:r>
+      <w:r>
+        <w:t xml:space="preserve"> (module </w:t>
+      </w:r>
+      <w:r>
+        <w:rPr>
+          <w:rFonts w:ascii="Courier New" w:hAnsi="Courier New" w:eastAsia="Courier New" w:cs="Tahoma"/>
+        </w:rPr>
+        <w:t>common</w:t>
+      </w:r>
+      <w:r>
+        <w:t xml:space="preserve"> มีแต่ GET) — SBPGI จะเขียนลง lookup กลางที่ทุกโมดูลใช้ร่วม ต้องทำผ่าน migration script ที่ review ได้ ไม่ใช่หน้าจอ</w:t>
+      </w:r>
+    </w:p>
+    <w:p>
+      <w:pPr>
+        <w:pStyle w:val="ListBullet"/>
+        <w:keepLines/>
+      </w:pPr>
+      <w:r>
+        <w:t xml:space="preserve">SBPGI </w:t>
+      </w:r>
+      <w:r>
+        <w:rPr>
+          <w:b/>
+        </w:rPr>
+        <w:t>อ่านอย่างเดียวในเวลาปกติ</w:t>
+      </w:r>
+      <w:r>
+        <w:t xml:space="preserve"> — แก้ค่าทำที่ระบบ SBP เดิม (หน้าจอ Global Config ของ SBPGI ถูกลบไปแล้ว 2026-08-06) · การเขียนเกิดเฉพาะตอน </w:t>
+      </w:r>
+      <w:r>
+        <w:rPr>
+          <w:b/>
+        </w:rPr>
+        <w:t>seed/cutover</w:t>
+      </w:r>
+      <w:r>
+        <w:t xml:space="preserve"> เท่านั้น</w:t>
+      </w:r>
+    </w:p>
     <w:p>
       <w:pPr>
         <w:pStyle w:val="Heading2"/>
@@ -3166,7 +8524,7 @@
                 <w:rFonts w:ascii="Arial" w:hAnsi="Arial" w:eastAsia="Arial" w:cs="Tahoma"/>
                 <w:sz w:val="18"/>
               </w:rPr>
-              <w:t xml:space="preserve">DP-8 · </w:t>
+              <w:t xml:space="preserve">DP-8 ✅ ปิดแล้ว 2026-08-24 · </w:t>
             </w:r>
             <w:r>
               <w:rPr>
@@ -3196,9 +8554,17 @@
             <w:r>
               <w:rPr>
                 <w:rFonts w:ascii="Arial" w:hAnsi="Arial" w:eastAsia="Arial" w:cs="Tahoma"/>
-                <w:sz w:val="18"/>
-              </w:rPr>
-              <w:t>ตารางของ SBPGI เอง (สถานะปัจจุบันของแบบ)</w:t>
+                <w:b/>
+                <w:sz w:val="18"/>
+              </w:rPr>
+              <w:t>เลือกข้อนี้ — ตารางของ SBPGI เก็บ metadata เอง</w:t>
+            </w:r>
+            <w:r>
+              <w:rPr>
+                <w:rFonts w:ascii="Arial" w:hAnsi="Arial" w:eastAsia="Arial" w:cs="Tahoma"/>
+                <w:sz w:val="18"/>
+              </w:rPr>
+              <w:t xml:space="preserve"> แล้วใช้ service S3 ของระบบเดิม ไม่เขียน storage layer เอง</w:t>
             </w:r>
           </w:p>
         </w:tc>
@@ -3237,7 +8603,70 @@
                 <w:rFonts w:ascii="Arial" w:hAnsi="Arial" w:eastAsia="Arial" w:cs="Tahoma"/>
                 <w:sz w:val="18"/>
               </w:rPr>
-              <w:t xml:space="preserve"> ของระบบเดิม</w:t>
+              <w:t xml:space="preserve"> ของระบบเดิม — ตกไป เพราะไม่มีคอลัมน์ </w:t>
+            </w:r>
+            <w:r>
+              <w:rPr>
+                <w:rFonts w:ascii="Courier New" w:hAnsi="Courier New" w:eastAsia="Courier New" w:cs="Tahoma"/>
+                <w:sz w:val="18"/>
+              </w:rPr>
+              <w:t>file_size</w:t>
+            </w:r>
+            <w:r>
+              <w:rPr>
+                <w:rFonts w:ascii="Arial" w:hAnsi="Arial" w:eastAsia="Arial" w:cs="Tahoma"/>
+                <w:sz w:val="18"/>
+              </w:rPr>
+              <w:t xml:space="preserve"> · </w:t>
+            </w:r>
+            <w:r>
+              <w:rPr>
+                <w:rFonts w:ascii="Courier New" w:hAnsi="Courier New" w:eastAsia="Courier New" w:cs="Tahoma"/>
+                <w:sz w:val="18"/>
+              </w:rPr>
+              <w:t>content_type</w:t>
+            </w:r>
+            <w:r>
+              <w:rPr>
+                <w:rFonts w:ascii="Arial" w:hAnsi="Arial" w:eastAsia="Arial" w:cs="Tahoma"/>
+                <w:sz w:val="18"/>
+              </w:rPr>
+              <w:t xml:space="preserve"> · </w:t>
+            </w:r>
+            <w:r>
+              <w:rPr>
+                <w:rFonts w:ascii="Courier New" w:hAnsi="Courier New" w:eastAsia="Courier New" w:cs="Tahoma"/>
+                <w:sz w:val="18"/>
+              </w:rPr>
+              <w:t>section_code</w:t>
+            </w:r>
+            <w:r>
+              <w:rPr>
+                <w:rFonts w:ascii="Arial" w:hAnsi="Arial" w:eastAsia="Arial" w:cs="Tahoma"/>
+                <w:sz w:val="18"/>
+              </w:rPr>
+              <w:t xml:space="preserve"> · </w:t>
+            </w:r>
+            <w:r>
+              <w:rPr>
+                <w:rFonts w:ascii="Courier New" w:hAnsi="Courier New" w:eastAsia="Courier New" w:cs="Tahoma"/>
+                <w:sz w:val="18"/>
+              </w:rPr>
+              <w:t>upload_status</w:t>
+            </w:r>
+            <w:r>
+              <w:rPr>
+                <w:rFonts w:ascii="Arial" w:hAnsi="Arial" w:eastAsia="Arial" w:cs="Tahoma"/>
+                <w:sz w:val="18"/>
+              </w:rPr>
+              <w:t xml:space="preserve"> · </w:t>
+            </w:r>
+            <w:r>
+              <w:rPr>
+                <w:rFonts w:ascii="Courier New" w:hAnsi="Courier New" w:eastAsia="Courier New" w:cs="Tahoma"/>
+                <w:sz w:val="18"/>
+              </w:rPr>
+              <w:t>purge_flag</w:t>
             </w:r>
           </w:p>
         </w:tc>
@@ -3262,7 +8691,7 @@
                 <w:rFonts w:ascii="Arial" w:hAnsi="Arial" w:eastAsia="Arial" w:cs="Tahoma"/>
                 <w:sz w:val="18"/>
               </w:rPr>
-              <w:t>ยังไม่ตัดสิน</w:t>
+              <w:t>✅ ปิดแล้ว 2026-08-24 — เหตุผลเต็มอยู่ที่ 5.3</w:t>
             </w:r>
           </w:p>
         </w:tc>
@@ -3643,7 +9072,7 @@
                 <w:rFonts w:ascii="Arial" w:hAnsi="Arial" w:eastAsia="Arial" w:cs="Tahoma"/>
                 <w:sz w:val="18"/>
               </w:rPr>
-              <w:t>User action, route/query state, form values, and permission context for this feature.</w:t>
+              <w:t>ไม่มี endpoint ของตัวเอง — input คือ request ที่เอกสารอื่นส่งเข้ามา พร้อม user context จาก BFF header (ดู 5.1) และค่ากำหนดกลางที่อ่านจากระบบเดิม</w:t>
             </w:r>
           </w:p>
         </w:tc>
@@ -4233,7 +9662,15 @@
                 <w:rFonts w:ascii="Arial" w:hAnsi="Arial" w:eastAsia="Arial" w:cs="Tahoma"/>
                 <w:sz w:val="18"/>
               </w:rPr>
-              <w:t>ส่ง x-user-id ที่ไม่มีสิทธิ์เมนูต้องได้ 403</w:t>
+              <w:t xml:space="preserve">ส่ง x-api-key ผิดค่า ต้องได้ 401 (เทียบ X_API_KEY ตรง ๆ) และ </w:t>
+            </w:r>
+            <w:r>
+              <w:rPr>
+                <w:rFonts w:ascii="Arial" w:hAnsi="Arial" w:eastAsia="Arial" w:cs="Tahoma"/>
+                <w:b/>
+                <w:sz w:val="18"/>
+              </w:rPr>
+              <w:t>ห้ามมีค่า key โผล่ใน log/error</w:t>
             </w:r>
           </w:p>
         </w:tc>
@@ -4313,7 +9750,7 @@
                 <w:rFonts w:ascii="Arial" w:hAnsi="Arial" w:eastAsia="Arial" w:cs="Tahoma"/>
                 <w:sz w:val="18"/>
               </w:rPr>
-              <w:t>upload ไฟล์ 6MB ต้องถูก block ก่อนขึ้น S3</w:t>
+              <w:t>ไม่ส่ง x-user-id ต้องได้ 401 · ส่ง x-user-group-id ที่ไม่ตรง section ของเอกสาร ต้องได้ 403</w:t>
             </w:r>
           </w:p>
         </w:tc>
@@ -4393,7 +9830,7 @@
                 <w:rFonts w:ascii="Arial" w:hAnsi="Arial" w:eastAsia="Arial" w:cs="Tahoma"/>
                 <w:sz w:val="18"/>
               </w:rPr>
-              <w:t>download ไฟล์ของเอกสารที่ผู้ใช้ไม่เกี่ยวข้องต้องถูก block</w:t>
+              <w:t>error ที่โยนออกมาต้องเป็น {success:false, data:null, error:{code,message}} และ message เป็นไทย verbatim</w:t>
             </w:r>
           </w:p>
         </w:tc>
@@ -4473,7 +9910,7 @@
                 <w:rFonts w:ascii="Arial" w:hAnsi="Arial" w:eastAsia="Arial" w:cs="Tahoma"/>
                 <w:sz w:val="18"/>
               </w:rPr>
-              <w:t>เปลี่ยนค่า SBPGI_APPROVE_LIMIT ใน common_code แล้ว route อนุมัติเปลี่ยนตามโดยไม่ deploy</w:t>
+              <w:t>upload ไฟล์ 6MB ต้องถูก block ก่อนขึ้น S3 · download ไฟล์ของเอกสารที่ผู้ใช้ไม่เกี่ยวข้องต้องถูก block</w:t>
             </w:r>
           </w:p>
         </w:tc>
@@ -4553,7 +9990,7 @@
                 <w:rFonts w:ascii="Arial" w:hAnsi="Arial" w:eastAsia="Arial" w:cs="Tahoma"/>
                 <w:sz w:val="18"/>
               </w:rPr>
-              <w:t>ส่งอีเมลสำเร็จแล้วมีแถวใน email_sent</w:t>
+              <w:t>ส่งอีเมลสำเร็จแล้วมีแถวใน email_sent (คอลัมน์ผู้ส่งคือ send_by)</w:t>
             </w:r>
           </w:p>
         </w:tc>
@@ -4633,13 +10070,374 @@
                 <w:rFonts w:ascii="Arial" w:hAnsi="Arial" w:eastAsia="Arial" w:cs="Tahoma"/>
                 <w:sz w:val="18"/>
               </w:rPr>
-              <w:t>ไม่ส่ง x-api-key ต้องได้ 401 ตาม envelope มาตรฐาน</w:t>
+              <w:t>เปลี่ยนค่า SBPGI_APPROVE_LIMIT ใน common_code แล้ว route อนุมัติเปลี่ยนตามโดยไม่ deploy</w:t>
             </w:r>
           </w:p>
         </w:tc>
       </w:tr>
     </w:tbl>
     <w:p/>
+    <w:p>
+      <w:pPr>
+        <w:pStyle w:val="Heading2"/>
+        <w:keepNext/>
+        <w:keepLines/>
+        <w:pageBreakBefore w:val="0"/>
+      </w:pPr>
+      <w:r>
+        <w:t>5.92 Workflow Trigger Event Contract</w:t>
+      </w:r>
+    </w:p>
+    <w:p>
+      <w:pPr>
+        <w:keepNext w:val="0"/>
+      </w:pPr>
+      <w:r>
+        <w:t xml:space="preserve">งานชิ้นนี้ </w:t>
+      </w:r>
+      <w:r>
+        <w:rPr>
+          <w:b/>
+        </w:rPr>
+        <w:t>ต้องเรียก workflow engine</w:t>
+      </w:r>
+      <w:r>
+        <w:t xml:space="preserve"> ตามตารางด้านล่าง · ชื่อ function ยึด API 8 ตัวของ </w:t>
+      </w:r>
+      <w:r>
+        <w:rPr>
+          <w:rFonts w:ascii="Courier New" w:hAnsi="Courier New" w:eastAsia="Courier New" w:cs="Tahoma"/>
+        </w:rPr>
+        <w:t>@srm/glb-workflow</w:t>
+      </w:r>
+      <w:r>
+        <w:t xml:space="preserve"> ตามชีต </w:t>
+      </w:r>
+      <w:r>
+        <w:rPr>
+          <w:rFonts w:ascii="Courier New" w:hAnsi="Courier New" w:eastAsia="Courier New" w:cs="Tahoma"/>
+        </w:rPr>
+        <w:t>Detail</w:t>
+      </w:r>
+      <w:r>
+        <w:t xml:space="preserve"> ของ </w:t>
+      </w:r>
+      <w:r>
+        <w:rPr>
+          <w:color w:val="8A3324"/>
+        </w:rPr>
+        <w:t>TSM SRM LLDD SBP workflow ไฟล์1.2</w:t>
+      </w:r>
+      <w:r>
+        <w:t xml:space="preserve"> — รายละเอียด signature และตารางที่ engine เขียน ดู </w:t>
+      </w:r>
+      <w:r>
+        <w:rPr>
+          <w:b/>
+        </w:rPr>
+        <w:t>LLDD-BE-Workflow-Engine-Definition.pdf</w:t>
+      </w:r>
+      <w:r>
+        <w:t xml:space="preserve"> หัวข้อ 5.3</w:t>
+      </w:r>
+    </w:p>
+    <w:tbl>
+      <w:tblPr>
+        <w:tblStyle w:val="TableGrid"/>
+        <w:tblW w:type="auto" w:w="0"/>
+        <w:jc w:val="center"/>
+        <w:tblLook w:firstColumn="1" w:firstRow="1" w:lastColumn="0" w:lastRow="0" w:noHBand="0" w:noVBand="1" w:val="04A0"/>
+      </w:tblPr>
+      <w:tblGrid>
+        <w:gridCol w:w="2520"/>
+        <w:gridCol w:w="2520"/>
+        <w:gridCol w:w="2520"/>
+        <w:gridCol w:w="2520"/>
+      </w:tblGrid>
+      <w:tr>
+        <w:trPr>
+          <w:cantSplit/>
+        </w:trPr>
+        <w:tc>
+          <w:tcPr>
+            <w:tcW w:type="dxa" w:w="2520"/>
+            <w:vAlign w:val="center"/>
+            <w:shd w:fill="E8EEF5"/>
+          </w:tcPr>
+          <w:p>
+            <w:pPr>
+              <w:keepLines/>
+              <w:spacing w:after="0"/>
+            </w:pPr>
+            <w:r/>
+            <w:r>
+              <w:rPr>
+                <w:rFonts w:ascii="Arial" w:hAnsi="Arial" w:eastAsia="Arial" w:cs="Tahoma"/>
+                <w:b/>
+                <w:sz w:val="18"/>
+              </w:rPr>
+              <w:t>จุดที่เรียก (call site)</w:t>
+            </w:r>
+          </w:p>
+        </w:tc>
+        <w:tc>
+          <w:tcPr>
+            <w:tcW w:type="dxa" w:w="2520"/>
+            <w:vAlign w:val="center"/>
+            <w:shd w:fill="E8EEF5"/>
+          </w:tcPr>
+          <w:p>
+            <w:pPr>
+              <w:keepLines/>
+              <w:spacing w:after="0"/>
+            </w:pPr>
+            <w:r/>
+            <w:r>
+              <w:rPr>
+                <w:rFonts w:ascii="Arial" w:hAnsi="Arial" w:eastAsia="Arial" w:cs="Tahoma"/>
+                <w:b/>
+                <w:sz w:val="18"/>
+              </w:rPr>
+              <w:t>Engine function</w:t>
+            </w:r>
+          </w:p>
+        </w:tc>
+        <w:tc>
+          <w:tcPr>
+            <w:tcW w:type="dxa" w:w="2520"/>
+            <w:vAlign w:val="center"/>
+            <w:shd w:fill="E8EEF5"/>
+          </w:tcPr>
+          <w:p>
+            <w:pPr>
+              <w:keepLines/>
+              <w:spacing w:after="0"/>
+            </w:pPr>
+            <w:r/>
+            <w:r>
+              <w:rPr>
+                <w:rFonts w:ascii="Arial" w:hAnsi="Arial" w:eastAsia="Arial" w:cs="Tahoma"/>
+                <w:b/>
+                <w:sz w:val="18"/>
+              </w:rPr>
+              <w:t>พารามิเตอร์หลัก</w:t>
+            </w:r>
+          </w:p>
+        </w:tc>
+        <w:tc>
+          <w:tcPr>
+            <w:tcW w:type="dxa" w:w="2520"/>
+            <w:vAlign w:val="center"/>
+            <w:shd w:fill="E8EEF5"/>
+          </w:tcPr>
+          <w:p>
+            <w:pPr>
+              <w:keepLines/>
+              <w:spacing w:after="0"/>
+            </w:pPr>
+            <w:r/>
+            <w:r>
+              <w:rPr>
+                <w:rFonts w:ascii="Arial" w:hAnsi="Arial" w:eastAsia="Arial" w:cs="Tahoma"/>
+                <w:b/>
+                <w:sz w:val="18"/>
+              </w:rPr>
+              <w:t>กติกา / transaction boundary</w:t>
+            </w:r>
+          </w:p>
+        </w:tc>
+      </w:tr>
+      <w:tr>
+        <w:trPr>
+          <w:cantSplit/>
+        </w:trPr>
+        <w:tc>
+          <w:tcPr>
+            <w:tcW w:type="dxa" w:w="2520"/>
+            <w:vAlign w:val="center"/>
+          </w:tcPr>
+          <w:p>
+            <w:pPr>
+              <w:keepLines/>
+              <w:spacing w:after="0"/>
+            </w:pPr>
+            <w:r>
+              <w:rPr>
+                <w:rFonts w:ascii="Arial" w:hAnsi="Arial" w:eastAsia="Arial" w:cs="Tahoma"/>
+                <w:sz w:val="18"/>
+              </w:rPr>
+            </w:r>
+            <w:r>
+              <w:rPr>
+                <w:rFonts w:ascii="Arial" w:hAnsi="Arial" w:eastAsia="Arial" w:cs="Tahoma"/>
+                <w:sz w:val="18"/>
+              </w:rPr>
+              <w:t>ส่ง identity ให้ engine</w:t>
+            </w:r>
+          </w:p>
+        </w:tc>
+        <w:tc>
+          <w:tcPr>
+            <w:tcW w:type="dxa" w:w="2520"/>
+            <w:vAlign w:val="center"/>
+          </w:tcPr>
+          <w:p>
+            <w:pPr>
+              <w:keepLines/>
+              <w:spacing w:after="0"/>
+            </w:pPr>
+            <w:r>
+              <w:rPr>
+                <w:rFonts w:ascii="Arial" w:hAnsi="Arial" w:eastAsia="Arial" w:cs="Tahoma"/>
+                <w:sz w:val="18"/>
+              </w:rPr>
+            </w:r>
+            <w:r>
+              <w:rPr>
+                <w:rFonts w:ascii="Arial" w:hAnsi="Arial" w:eastAsia="Arial" w:cs="Tahoma"/>
+                <w:sz w:val="18"/>
+              </w:rPr>
+              <w:t xml:space="preserve">ทุก function ที่รับ </w:t>
+            </w:r>
+            <w:r>
+              <w:rPr>
+                <w:rFonts w:ascii="Courier New" w:hAnsi="Courier New" w:eastAsia="Courier New" w:cs="Tahoma"/>
+                <w:sz w:val="18"/>
+              </w:rPr>
+              <w:t>userData</w:t>
+            </w:r>
+          </w:p>
+        </w:tc>
+        <w:tc>
+          <w:tcPr>
+            <w:tcW w:type="dxa" w:w="2520"/>
+            <w:vAlign w:val="center"/>
+          </w:tcPr>
+          <w:p>
+            <w:pPr>
+              <w:keepLines/>
+              <w:spacing w:after="0"/>
+            </w:pPr>
+            <w:r>
+              <w:rPr>
+                <w:rFonts w:ascii="Arial" w:hAnsi="Arial" w:eastAsia="Arial" w:cs="Tahoma"/>
+                <w:sz w:val="18"/>
+              </w:rPr>
+            </w:r>
+            <w:r>
+              <w:rPr>
+                <w:rFonts w:ascii="Arial" w:hAnsi="Arial" w:eastAsia="Arial" w:cs="Tahoma"/>
+                <w:sz w:val="18"/>
+              </w:rPr>
+              <w:t>แปลง BFF header → userData ที่ lib ต้องการ</w:t>
+            </w:r>
+          </w:p>
+        </w:tc>
+        <w:tc>
+          <w:tcPr>
+            <w:tcW w:type="dxa" w:w="2520"/>
+            <w:vAlign w:val="center"/>
+          </w:tcPr>
+          <w:p>
+            <w:pPr>
+              <w:keepLines/>
+              <w:spacing w:after="0"/>
+            </w:pPr>
+            <w:r>
+              <w:rPr>
+                <w:rFonts w:ascii="Arial" w:hAnsi="Arial" w:eastAsia="Arial" w:cs="Tahoma"/>
+                <w:sz w:val="18"/>
+              </w:rPr>
+            </w:r>
+            <w:r>
+              <w:rPr>
+                <w:rFonts w:ascii="Arial" w:hAnsi="Arial" w:eastAsia="Arial" w:cs="Tahoma"/>
+                <w:sz w:val="18"/>
+              </w:rPr>
+              <w:t xml:space="preserve">ถ้า mapping ผิด </w:t>
+            </w:r>
+            <w:r>
+              <w:rPr>
+                <w:rFonts w:ascii="Courier New" w:hAnsi="Courier New" w:eastAsia="Courier New" w:cs="Tahoma"/>
+                <w:sz w:val="18"/>
+              </w:rPr>
+              <w:t>getPermissionEvents</w:t>
+            </w:r>
+            <w:r>
+              <w:rPr>
+                <w:rFonts w:ascii="Arial" w:hAnsi="Arial" w:eastAsia="Arial" w:cs="Tahoma"/>
+                <w:sz w:val="18"/>
+              </w:rPr>
+              <w:t xml:space="preserve"> จะคืนปุ่มว่างทั้งหน้า — ต้องมี contract test ครอบ</w:t>
+            </w:r>
+          </w:p>
+        </w:tc>
+      </w:tr>
+    </w:tbl>
+    <w:p/>
+    <w:p>
+      <w:pPr>
+        <w:pStyle w:val="ListBullet"/>
+        <w:keepLines/>
+      </w:pPr>
+      <w:r>
+        <w:t xml:space="preserve">🔴 กติกาเหล็ก: ตาราง </w:t>
+      </w:r>
+      <w:r>
+        <w:rPr>
+          <w:rFonts w:ascii="Courier New" w:hAnsi="Courier New" w:eastAsia="Courier New" w:cs="Tahoma"/>
+        </w:rPr>
+        <w:t>sps_store.workflow_*</w:t>
+      </w:r>
+      <w:r>
+        <w:t xml:space="preserve"> (13 ตาราง) เป็นของ lib — SBPGI </w:t>
+      </w:r>
+      <w:r>
+        <w:rPr>
+          <w:b/>
+        </w:rPr>
+        <w:t>R เท่านั้น</w:t>
+      </w:r>
+      <w:r>
+        <w:t xml:space="preserve"> ห้าม INSERT/UPDATE/DELETE ตรงในทุกกรณี</w:t>
+      </w:r>
+    </w:p>
+    <w:p>
+      <w:pPr>
+        <w:pStyle w:val="ListBullet"/>
+        <w:keepLines/>
+      </w:pPr>
+      <w:r>
+        <w:t xml:space="preserve">ทุกการเรียก engine ต้องผ่านตัวห่อกลาง </w:t>
+      </w:r>
+      <w:r>
+        <w:rPr>
+          <w:rFonts w:ascii="Courier New" w:hAnsi="Courier New" w:eastAsia="Courier New" w:cs="Tahoma"/>
+        </w:rPr>
+        <w:t>WorkflowGateway</w:t>
+      </w:r>
+      <w:r>
+        <w:t xml:space="preserve"> ที่นิยามใน </w:t>
+      </w:r>
+      <w:r>
+        <w:rPr>
+          <w:b/>
+        </w:rPr>
+        <w:t>LLDD-BE-API-Common-Contracts.pdf</w:t>
+      </w:r>
+      <w:r>
+        <w:t xml:space="preserve"> (timeout · retry · map error เข้า envelope) ห้าม import lib ตรงจาก service</w:t>
+      </w:r>
+    </w:p>
+    <w:p>
+      <w:pPr>
+        <w:pStyle w:val="ListBullet"/>
+        <w:keepLines/>
+      </w:pPr>
+      <w:r>
+        <w:t>unit test ต้อง mock engine และครอบอย่างน้อย: เรียกสำเร็จ · engine โยน error แล้ว rollback ฝั่ง SBPGI ครบ · เรียกซ้ำด้วย referenceId เดิมไม่เกิดผลซ้ำ</w:t>
+      </w:r>
+    </w:p>
     <w:p>
       <w:pPr>
         <w:pStyle w:val="Heading1"/>
@@ -4832,7 +10630,7 @@
                 <w:rFonts w:ascii="Arial" w:hAnsi="Arial" w:eastAsia="Arial" w:cs="Tahoma"/>
                 <w:sz w:val="18"/>
               </w:rPr>
-              <w:t>guard อ่าน BFF header</w:t>
+              <w:t>BffUserGuard อ่าน BFF header (5.1.3)</w:t>
             </w:r>
           </w:p>
         </w:tc>
@@ -4857,7 +10655,7 @@
                 <w:rFonts w:ascii="Arial" w:hAnsi="Arial" w:eastAsia="Arial" w:cs="Tahoma"/>
                 <w:sz w:val="18"/>
               </w:rPr>
-              <w:t>req.user = {userId, groupId, permissions}</w:t>
+              <w:t>req.user = {userId, groupId, fullName, permissions} — fullName decode แล้ว</w:t>
             </w:r>
           </w:p>
         </w:tc>
@@ -5293,6 +11091,35 @@
       </w:pPr>
       <w:r>
         <w:t>7. API Contract</w:t>
+      </w:r>
+    </w:p>
+    <w:p>
+      <w:pPr>
+        <w:keepNext w:val="0"/>
+      </w:pPr>
+      <w:r>
+        <w:rPr>
+          <w:b/>
+        </w:rPr>
+        <w:t>เอกสารฉบับนี้ไม่มี endpoint ของตัวเอง</w:t>
+      </w:r>
+      <w:r>
+        <w:t xml:space="preserve"> — เป็นสัญญา/งานภายในที่เอกสารอื่นเรียกใช้ (ดูขอบเขตใน 5.90 Endpoint Implementation Contract) · รายการ endpoint ทั้ง 29 เส้นของ SBPGI อยู่ที่ </w:t>
+      </w:r>
+      <w:r>
+        <w:rPr>
+          <w:b/>
+        </w:rPr>
+        <w:t>LLDD-API.pdf</w:t>
+      </w:r>
+      <w:r>
+        <w:t xml:space="preserve"> และ </w:t>
+      </w:r>
+      <w:r>
+        <w:rPr>
+          <w:rFonts w:ascii="Courier New" w:hAnsi="Courier New" w:eastAsia="Courier New" w:cs="Tahoma"/>
+        </w:rPr>
+        <w:t>API design</w:t>
       </w:r>
     </w:p>
     <w:p>
@@ -5447,7 +11274,7 @@
                 <w:rFonts w:ascii="Arial" w:hAnsi="Arial" w:eastAsia="Arial" w:cs="Tahoma"/>
                 <w:sz w:val="18"/>
               </w:rPr>
-              <w:t>R</w:t>
+              <w:t>R (+ W ครั้งเดียวตอน seed)</w:t>
             </w:r>
           </w:p>
         </w:tc>
@@ -5472,7 +11299,7 @@
                 <w:rFonts w:ascii="Arial" w:hAnsi="Arial" w:eastAsia="Arial" w:cs="Tahoma"/>
                 <w:sz w:val="18"/>
               </w:rPr>
-              <w:t>ค่ากำหนดกลาง 93,752 แถว</w:t>
+              <w:t>ค่ากำหนดกลาง 93,752 แถว · runtime อ่านอย่างเดียว · 🔴 ค่า SBPGI_* ยังไม่มี ต้อง seed ตอน setup (5.5.2)</w:t>
             </w:r>
           </w:p>
         </w:tc>
@@ -5527,7 +11354,7 @@
                 <w:rFonts w:ascii="Arial" w:hAnsi="Arial" w:eastAsia="Arial" w:cs="Tahoma"/>
                 <w:sz w:val="18"/>
               </w:rPr>
-              <w:t>R</w:t>
+              <w:t>R (+ W ครั้งเดียวตอน seed)</w:t>
             </w:r>
           </w:p>
         </w:tc>
@@ -5552,7 +11379,64 @@
                 <w:rFonts w:ascii="Arial" w:hAnsi="Arial" w:eastAsia="Arial" w:cs="Tahoma"/>
                 <w:sz w:val="18"/>
               </w:rPr>
-              <w:t>2,609 / 376 แถว · วงเงินอนุมัติ SBPGI_APPROVE_LIMIT</w:t>
+              <w:t xml:space="preserve">2,609 / 376 แถว · 🔴 </w:t>
+            </w:r>
+            <w:r>
+              <w:rPr>
+                <w:rFonts w:ascii="Courier New" w:hAnsi="Courier New" w:eastAsia="Courier New" w:cs="Tahoma"/>
+                <w:sz w:val="18"/>
+              </w:rPr>
+              <w:t>SBPGI_APPROVE_LIMIT</w:t>
+            </w:r>
+            <w:r>
+              <w:rPr>
+                <w:rFonts w:ascii="Arial" w:hAnsi="Arial" w:eastAsia="Arial" w:cs="Tahoma"/>
+                <w:sz w:val="18"/>
+              </w:rPr>
+              <w:t xml:space="preserve"> / </w:t>
+            </w:r>
+            <w:r>
+              <w:rPr>
+                <w:rFonts w:ascii="Courier New" w:hAnsi="Courier New" w:eastAsia="Courier New" w:cs="Tahoma"/>
+                <w:sz w:val="18"/>
+              </w:rPr>
+              <w:t>SBPGI_DECISION</w:t>
+            </w:r>
+            <w:r>
+              <w:rPr>
+                <w:rFonts w:ascii="Arial" w:hAnsi="Arial" w:eastAsia="Arial" w:cs="Tahoma"/>
+                <w:sz w:val="18"/>
+              </w:rPr>
+              <w:t xml:space="preserve"> / </w:t>
+            </w:r>
+            <w:r>
+              <w:rPr>
+                <w:rFonts w:ascii="Courier New" w:hAnsi="Courier New" w:eastAsia="Courier New" w:cs="Tahoma"/>
+                <w:sz w:val="18"/>
+              </w:rPr>
+              <w:t>SBPGI_DATASOURCE</w:t>
+            </w:r>
+            <w:r>
+              <w:rPr>
+                <w:rFonts w:ascii="Arial" w:hAnsi="Arial" w:eastAsia="Arial" w:cs="Tahoma"/>
+                <w:sz w:val="18"/>
+              </w:rPr>
+              <w:t xml:space="preserve"> </w:t>
+            </w:r>
+            <w:r>
+              <w:rPr>
+                <w:rFonts w:ascii="Arial" w:hAnsi="Arial" w:eastAsia="Arial" w:cs="Tahoma"/>
+                <w:b/>
+                <w:sz w:val="18"/>
+              </w:rPr>
+              <w:t>ยังไม่มีในระบบจริง</w:t>
+            </w:r>
+            <w:r>
+              <w:rPr>
+                <w:rFonts w:ascii="Arial" w:hAnsi="Arial" w:eastAsia="Arial" w:cs="Tahoma"/>
+                <w:sz w:val="18"/>
+              </w:rPr>
+              <w:t xml:space="preserve"> ต้อง seed ตอน setup (5.5.2) · code_type เป็น varchar(20)</w:t>
             </w:r>
           </w:p>
         </w:tc>
@@ -6479,7 +12363,34 @@
         <w:keepLines/>
       </w:pPr>
       <w:r>
-        <w:t>ข้อค้างตัดสินใจเรื่อง email และ attachment ถูกบันทึกเป็นข้อค้าง ไม่ถูกตัดสินในเอกสารนี้</w:t>
+        <w:t>x-user-full-name ถูก decodeURIComponent ก่อนใช้ทุกจุด — ไม่มี %E0%B8 หลุดไปที่ timeline/อีเมล</w:t>
+      </w:r>
+    </w:p>
+    <w:p>
+      <w:pPr>
+        <w:pStyle w:val="ListBullet"/>
+        <w:keepLines/>
+      </w:pPr>
+      <w:r>
+        <w:t>สิทธิ์เขียนตัดสินจาก x-user-group-id + สถานะเอกสาร + getTransaction() ของ engine — ไม่ใช้ x-user-permissions เป็นด่านเดียว (รูปแบบยังไม่ยืนยัน)</w:t>
+      </w:r>
+    </w:p>
+    <w:p>
+      <w:pPr>
+        <w:pStyle w:val="ListBullet"/>
+        <w:keepLines/>
+      </w:pPr>
+      <w:r>
+        <w:t>ค่า SBPGI_* ใน common_code/mas_param ถูก seed ด้วย script ที่ rerun ได้ (NOT EXISTS guard) ไม่ใช่ INSERT มือ</w:t>
+      </w:r>
+    </w:p>
+    <w:p>
+      <w:pPr>
+        <w:pStyle w:val="ListBullet"/>
+        <w:keepLines/>
+      </w:pPr>
+      <w:r>
+        <w:t>ข้อค้างที่เหลือจริง (DP-6) ถูกบันทึกเป็นข้อค้าง ไม่ถูกตัดสินในเอกสารนี้ — DP-5/DP-8/DP-10 ปิดแล้ว</w:t>
       </w:r>
     </w:p>
     <w:p>
@@ -6658,7 +12569,15 @@
                 <w:rFonts w:ascii="Arial" w:hAnsi="Arial" w:eastAsia="Arial" w:cs="Tahoma"/>
                 <w:sz w:val="18"/>
               </w:rPr>
-              <w:t>ส่ง x-user-id ที่ไม่มีสิทธิ์เมนูต้องได้ 403</w:t>
+              <w:t xml:space="preserve">ส่ง x-api-key ผิดค่า ต้องได้ 401 (เทียบ X_API_KEY ตรง ๆ) และ </w:t>
+            </w:r>
+            <w:r>
+              <w:rPr>
+                <w:rFonts w:ascii="Arial" w:hAnsi="Arial" w:eastAsia="Arial" w:cs="Tahoma"/>
+                <w:b/>
+                <w:sz w:val="18"/>
+              </w:rPr>
+              <w:t>ห้ามมีค่า key โผล่ใน log/error</w:t>
             </w:r>
           </w:p>
         </w:tc>
@@ -6713,7 +12632,7 @@
                 <w:rFonts w:ascii="Arial" w:hAnsi="Arial" w:eastAsia="Arial" w:cs="Tahoma"/>
                 <w:sz w:val="18"/>
               </w:rPr>
-              <w:t>upload ไฟล์ 6MB ต้องถูก block ก่อนขึ้น S3</w:t>
+              <w:t>ไม่ส่ง x-user-id ต้องได้ 401 · ส่ง x-user-group-id ที่ไม่ตรง section ของเอกสาร ต้องได้ 403</w:t>
             </w:r>
           </w:p>
         </w:tc>
@@ -6768,7 +12687,7 @@
                 <w:rFonts w:ascii="Arial" w:hAnsi="Arial" w:eastAsia="Arial" w:cs="Tahoma"/>
                 <w:sz w:val="18"/>
               </w:rPr>
-              <w:t>download ไฟล์ของเอกสารที่ผู้ใช้ไม่เกี่ยวข้องต้องถูก block</w:t>
+              <w:t>error ที่โยนออกมาต้องเป็น {success:false, data:null, error:{code,message}} และ message เป็นไทย verbatim</w:t>
             </w:r>
           </w:p>
         </w:tc>
@@ -6823,7 +12742,7 @@
                 <w:rFonts w:ascii="Arial" w:hAnsi="Arial" w:eastAsia="Arial" w:cs="Tahoma"/>
                 <w:sz w:val="18"/>
               </w:rPr>
-              <w:t>เปลี่ยนค่า SBPGI_APPROVE_LIMIT ใน common_code แล้ว route อนุมัติเปลี่ยนตามโดยไม่ deploy</w:t>
+              <w:t>upload ไฟล์ 6MB ต้องถูก block ก่อนขึ้น S3 · download ไฟล์ของเอกสารที่ผู้ใช้ไม่เกี่ยวข้องต้องถูก block</w:t>
             </w:r>
           </w:p>
         </w:tc>
@@ -6878,7 +12797,282 @@
                 <w:rFonts w:ascii="Arial" w:hAnsi="Arial" w:eastAsia="Arial" w:cs="Tahoma"/>
                 <w:sz w:val="18"/>
               </w:rPr>
-              <w:t>ส่งอีเมลสำเร็จแล้วมีแถวใน email_sent</w:t>
+              <w:t>ส่งอีเมลสำเร็จแล้วมีแถวใน email_sent (คอลัมน์ผู้ส่งคือ send_by)</w:t>
+            </w:r>
+          </w:p>
+        </w:tc>
+      </w:tr>
+      <w:tr>
+        <w:trPr>
+          <w:cantSplit/>
+        </w:trPr>
+        <w:tc>
+          <w:tcPr>
+            <w:tcW w:type="dxa" w:w="5040"/>
+            <w:vAlign w:val="center"/>
+          </w:tcPr>
+          <w:p>
+            <w:pPr>
+              <w:keepLines/>
+              <w:spacing w:after="0"/>
+            </w:pPr>
+            <w:r>
+              <w:rPr>
+                <w:rFonts w:ascii="Arial" w:hAnsi="Arial" w:eastAsia="Arial" w:cs="Tahoma"/>
+                <w:sz w:val="18"/>
+              </w:rPr>
+            </w:r>
+            <w:r>
+              <w:rPr>
+                <w:rFonts w:ascii="Arial" w:hAnsi="Arial" w:eastAsia="Arial" w:cs="Tahoma"/>
+                <w:sz w:val="18"/>
+              </w:rPr>
+              <w:t>7</w:t>
+            </w:r>
+          </w:p>
+        </w:tc>
+        <w:tc>
+          <w:tcPr>
+            <w:tcW w:type="dxa" w:w="5040"/>
+            <w:vAlign w:val="center"/>
+          </w:tcPr>
+          <w:p>
+            <w:pPr>
+              <w:keepLines/>
+              <w:spacing w:after="0"/>
+            </w:pPr>
+            <w:r>
+              <w:rPr>
+                <w:rFonts w:ascii="Arial" w:hAnsi="Arial" w:eastAsia="Arial" w:cs="Tahoma"/>
+                <w:sz w:val="18"/>
+              </w:rPr>
+            </w:r>
+            <w:r>
+              <w:rPr>
+                <w:rFonts w:ascii="Arial" w:hAnsi="Arial" w:eastAsia="Arial" w:cs="Tahoma"/>
+                <w:sz w:val="18"/>
+              </w:rPr>
+              <w:t>เปลี่ยนค่า SBPGI_APPROVE_LIMIT ใน common_code แล้ว route อนุมัติเปลี่ยนตามโดยไม่ deploy</w:t>
+            </w:r>
+          </w:p>
+        </w:tc>
+      </w:tr>
+      <w:tr>
+        <w:trPr>
+          <w:cantSplit/>
+        </w:trPr>
+        <w:tc>
+          <w:tcPr>
+            <w:tcW w:type="dxa" w:w="5040"/>
+            <w:vAlign w:val="center"/>
+          </w:tcPr>
+          <w:p>
+            <w:pPr>
+              <w:keepLines/>
+              <w:spacing w:after="0"/>
+            </w:pPr>
+            <w:r>
+              <w:rPr>
+                <w:rFonts w:ascii="Arial" w:hAnsi="Arial" w:eastAsia="Arial" w:cs="Tahoma"/>
+                <w:sz w:val="18"/>
+              </w:rPr>
+            </w:r>
+            <w:r>
+              <w:rPr>
+                <w:rFonts w:ascii="Arial" w:hAnsi="Arial" w:eastAsia="Arial" w:cs="Tahoma"/>
+                <w:sz w:val="18"/>
+              </w:rPr>
+              <w:t>8</w:t>
+            </w:r>
+          </w:p>
+        </w:tc>
+        <w:tc>
+          <w:tcPr>
+            <w:tcW w:type="dxa" w:w="5040"/>
+            <w:vAlign w:val="center"/>
+          </w:tcPr>
+          <w:p>
+            <w:pPr>
+              <w:keepLines/>
+              <w:spacing w:after="0"/>
+            </w:pPr>
+            <w:r>
+              <w:rPr>
+                <w:rFonts w:ascii="Arial" w:hAnsi="Arial" w:eastAsia="Arial" w:cs="Tahoma"/>
+                <w:sz w:val="18"/>
+              </w:rPr>
+            </w:r>
+            <w:r>
+              <w:rPr>
+                <w:rFonts w:ascii="Arial" w:hAnsi="Arial" w:eastAsia="Arial" w:cs="Tahoma"/>
+                <w:sz w:val="18"/>
+              </w:rPr>
+              <w:t>x-user-full-name เป็น %-encoded ต้อง decode ถูก · ส่งค่าพัง decode ไม่ผ่านต้องไม่ throw</w:t>
+            </w:r>
+          </w:p>
+        </w:tc>
+      </w:tr>
+      <w:tr>
+        <w:trPr>
+          <w:cantSplit/>
+        </w:trPr>
+        <w:tc>
+          <w:tcPr>
+            <w:tcW w:type="dxa" w:w="5040"/>
+            <w:vAlign w:val="center"/>
+          </w:tcPr>
+          <w:p>
+            <w:pPr>
+              <w:keepLines/>
+              <w:spacing w:after="0"/>
+            </w:pPr>
+            <w:r>
+              <w:rPr>
+                <w:rFonts w:ascii="Arial" w:hAnsi="Arial" w:eastAsia="Arial" w:cs="Tahoma"/>
+                <w:sz w:val="18"/>
+              </w:rPr>
+            </w:r>
+            <w:r>
+              <w:rPr>
+                <w:rFonts w:ascii="Arial" w:hAnsi="Arial" w:eastAsia="Arial" w:cs="Tahoma"/>
+                <w:sz w:val="18"/>
+              </w:rPr>
+              <w:t>9</w:t>
+            </w:r>
+          </w:p>
+        </w:tc>
+        <w:tc>
+          <w:tcPr>
+            <w:tcW w:type="dxa" w:w="5040"/>
+            <w:vAlign w:val="center"/>
+          </w:tcPr>
+          <w:p>
+            <w:pPr>
+              <w:keepLines/>
+              <w:spacing w:after="0"/>
+            </w:pPr>
+            <w:r>
+              <w:rPr>
+                <w:rFonts w:ascii="Arial" w:hAnsi="Arial" w:eastAsia="Arial" w:cs="Tahoma"/>
+                <w:sz w:val="18"/>
+              </w:rPr>
+            </w:r>
+            <w:r>
+              <w:rPr>
+                <w:rFonts w:ascii="Arial" w:hAnsi="Arial" w:eastAsia="Arial" w:cs="Tahoma"/>
+                <w:sz w:val="18"/>
+              </w:rPr>
+              <w:t>x-user-permissions ว่าง/parse ไม่ผ่าน ต้องไม่ throw แต่ตกไปใช้ด่าน group + สถานะเอกสาร</w:t>
+            </w:r>
+          </w:p>
+        </w:tc>
+      </w:tr>
+      <w:tr>
+        <w:trPr>
+          <w:cantSplit/>
+        </w:trPr>
+        <w:tc>
+          <w:tcPr>
+            <w:tcW w:type="dxa" w:w="5040"/>
+            <w:vAlign w:val="center"/>
+          </w:tcPr>
+          <w:p>
+            <w:pPr>
+              <w:keepLines/>
+              <w:spacing w:after="0"/>
+            </w:pPr>
+            <w:r>
+              <w:rPr>
+                <w:rFonts w:ascii="Arial" w:hAnsi="Arial" w:eastAsia="Arial" w:cs="Tahoma"/>
+                <w:sz w:val="18"/>
+              </w:rPr>
+            </w:r>
+            <w:r>
+              <w:rPr>
+                <w:rFonts w:ascii="Arial" w:hAnsi="Arial" w:eastAsia="Arial" w:cs="Tahoma"/>
+                <w:sz w:val="18"/>
+              </w:rPr>
+              <w:t>10</w:t>
+            </w:r>
+          </w:p>
+        </w:tc>
+        <w:tc>
+          <w:tcPr>
+            <w:tcW w:type="dxa" w:w="5040"/>
+            <w:vAlign w:val="center"/>
+          </w:tcPr>
+          <w:p>
+            <w:pPr>
+              <w:keepLines/>
+              <w:spacing w:after="0"/>
+            </w:pPr>
+            <w:r>
+              <w:rPr>
+                <w:rFonts w:ascii="Arial" w:hAnsi="Arial" w:eastAsia="Arial" w:cs="Tahoma"/>
+                <w:sz w:val="18"/>
+              </w:rPr>
+            </w:r>
+            <w:r>
+              <w:rPr>
+                <w:rFonts w:ascii="Arial" w:hAnsi="Arial" w:eastAsia="Arial" w:cs="Tahoma"/>
+                <w:sz w:val="18"/>
+              </w:rPr>
+              <w:t>objectKey ต้องไม่โผล่ใน response ของทุก endpoint ที่ FE เรียก</w:t>
+            </w:r>
+          </w:p>
+        </w:tc>
+      </w:tr>
+      <w:tr>
+        <w:trPr>
+          <w:cantSplit/>
+        </w:trPr>
+        <w:tc>
+          <w:tcPr>
+            <w:tcW w:type="dxa" w:w="5040"/>
+            <w:vAlign w:val="center"/>
+          </w:tcPr>
+          <w:p>
+            <w:pPr>
+              <w:keepLines/>
+              <w:spacing w:after="0"/>
+            </w:pPr>
+            <w:r>
+              <w:rPr>
+                <w:rFonts w:ascii="Arial" w:hAnsi="Arial" w:eastAsia="Arial" w:cs="Tahoma"/>
+                <w:sz w:val="18"/>
+              </w:rPr>
+            </w:r>
+            <w:r>
+              <w:rPr>
+                <w:rFonts w:ascii="Arial" w:hAnsi="Arial" w:eastAsia="Arial" w:cs="Tahoma"/>
+                <w:sz w:val="18"/>
+              </w:rPr>
+              <w:t>11</w:t>
+            </w:r>
+          </w:p>
+        </w:tc>
+        <w:tc>
+          <w:tcPr>
+            <w:tcW w:type="dxa" w:w="5040"/>
+            <w:vAlign w:val="center"/>
+          </w:tcPr>
+          <w:p>
+            <w:pPr>
+              <w:keepLines/>
+              <w:spacing w:after="0"/>
+            </w:pPr>
+            <w:r>
+              <w:rPr>
+                <w:rFonts w:ascii="Arial" w:hAnsi="Arial" w:eastAsia="Arial" w:cs="Tahoma"/>
+                <w:sz w:val="18"/>
+              </w:rPr>
+            </w:r>
+            <w:r>
+              <w:rPr>
+                <w:rFonts w:ascii="Arial" w:hAnsi="Arial" w:eastAsia="Arial" w:cs="Tahoma"/>
+                <w:sz w:val="18"/>
+              </w:rPr>
+              <w:t>รัน seed script ซ้ำ 2 ครั้ง ต้องไม่เกิดแถวซ้ำใน common_code/mas_param (ไม่มี unique กันให้)</w:t>
             </w:r>
           </w:p>
         </w:tc>

--- a/LLDD/word/BE/LLDD-BE-Integration-SBP-Platform.docx
+++ b/LLDD/word/BE/LLDD-BE-Integration-SBP-Platform.docx
@@ -637,7 +637,7 @@
                 <w:rFonts w:ascii="Arial" w:hAnsi="Arial" w:eastAsia="Arial" w:cs="Tahoma"/>
                 <w:sz w:val="18"/>
               </w:rPr>
-              <w:t>กำหนดวิธีที่ SBPGI ต่อกับแพลตฟอร์ม SBP เดิม: BFF header/ตัวตน, response envelope, ไฟล์บน S3, อีเมลผ่าน @gosoft-sbp/email-lib และค่ากำหนดกลางใน mas_param/common_code — เป็น blocker ที่ต้องปิดในสัปดาห์แรก</w:t>
+              <w:t>กำหนดวิธีที่ SGI ต่อกับแพลตฟอร์ม SBP เดิม: BFF header/ตัวตน, response envelope, ไฟล์บน S3, อีเมลผ่าน @gosoft-sbp/email-lib และค่ากำหนดกลางใน mas_param/common_code — เป็น blocker ที่ต้องปิดในสัปดาห์แรก</w:t>
             </w:r>
           </w:p>
         </w:tc>
@@ -649,6 +649,367 @@
         <w:t>Common contract reference: ทุกหัวข้อ API/FE ต้องยึด LLDD-BE-API-Common-Contracts.pdf และ LLDD-FE-Integration-Contracts.pdf สำหรับ error/auth/format/pagination/action/RBAC ก่อนลงรายละเอียดเฉพาะหน้าหรือเฉพาะ endpoint</w:t>
       </w:r>
     </w:p>
+    <w:p>
+      <w:pPr>
+        <w:pStyle w:val="Heading2"/>
+        <w:keepNext/>
+        <w:keepLines/>
+        <w:pageBreakBefore w:val="0"/>
+      </w:pPr>
+      <w:r>
+        <w:t>1.1 เอกสาร LLDD ที่เกี่ยวข้อง</w:t>
+      </w:r>
+    </w:p>
+    <w:p>
+      <w:pPr>
+        <w:keepNext w:val="0"/>
+      </w:pPr>
+      <w:r>
+        <w:t>ตารางนี้สร้างจาก endpoint และตารางที่เอกสารฉบับนี้ประกาศไว้จริง — อ่านฉบับที่อยู่ในตารางก่อนลงมือ เพื่อไม่ให้สัญญา request/response หรือชื่อคอลัมน์หลุดจากกัน</w:t>
+      </w:r>
+    </w:p>
+    <w:tbl>
+      <w:tblPr>
+        <w:tblStyle w:val="TableGrid"/>
+        <w:tblW w:type="auto" w:w="0"/>
+        <w:jc w:val="center"/>
+        <w:tblLook w:firstColumn="1" w:firstRow="1" w:lastColumn="0" w:lastRow="0" w:noHBand="0" w:noVBand="1" w:val="04A0"/>
+      </w:tblPr>
+      <w:tblGrid>
+        <w:gridCol w:w="3360"/>
+        <w:gridCol w:w="3360"/>
+        <w:gridCol w:w="3360"/>
+      </w:tblGrid>
+      <w:tr>
+        <w:trPr>
+          <w:cantSplit/>
+        </w:trPr>
+        <w:tc>
+          <w:tcPr>
+            <w:tcW w:type="dxa" w:w="3360"/>
+            <w:vAlign w:val="center"/>
+            <w:shd w:fill="E8EEF5"/>
+          </w:tcPr>
+          <w:p>
+            <w:pPr>
+              <w:keepLines/>
+              <w:spacing w:after="0"/>
+            </w:pPr>
+            <w:r/>
+            <w:r>
+              <w:rPr>
+                <w:rFonts w:ascii="Arial" w:hAnsi="Arial" w:eastAsia="Arial" w:cs="Tahoma"/>
+                <w:b/>
+                <w:sz w:val="18"/>
+              </w:rPr>
+              <w:t>ความสัมพันธ์</w:t>
+            </w:r>
+          </w:p>
+        </w:tc>
+        <w:tc>
+          <w:tcPr>
+            <w:tcW w:type="dxa" w:w="3360"/>
+            <w:vAlign w:val="center"/>
+            <w:shd w:fill="E8EEF5"/>
+          </w:tcPr>
+          <w:p>
+            <w:pPr>
+              <w:keepLines/>
+              <w:spacing w:after="0"/>
+            </w:pPr>
+            <w:r/>
+            <w:r>
+              <w:rPr>
+                <w:rFonts w:ascii="Arial" w:hAnsi="Arial" w:eastAsia="Arial" w:cs="Tahoma"/>
+                <w:b/>
+                <w:sz w:val="18"/>
+              </w:rPr>
+              <w:t>เอกสาร LLDD</w:t>
+            </w:r>
+          </w:p>
+        </w:tc>
+        <w:tc>
+          <w:tcPr>
+            <w:tcW w:type="dxa" w:w="3360"/>
+            <w:vAlign w:val="center"/>
+            <w:shd w:fill="E8EEF5"/>
+          </w:tcPr>
+          <w:p>
+            <w:pPr>
+              <w:keepLines/>
+              <w:spacing w:after="0"/>
+            </w:pPr>
+            <w:r/>
+            <w:r>
+              <w:rPr>
+                <w:rFonts w:ascii="Arial" w:hAnsi="Arial" w:eastAsia="Arial" w:cs="Tahoma"/>
+                <w:b/>
+                <w:sz w:val="18"/>
+              </w:rPr>
+              <w:t>เกี่ยวข้องตรงไหน</w:t>
+            </w:r>
+          </w:p>
+        </w:tc>
+      </w:tr>
+      <w:tr>
+        <w:trPr>
+          <w:cantSplit/>
+        </w:trPr>
+        <w:tc>
+          <w:tcPr>
+            <w:tcW w:type="dxa" w:w="3360"/>
+            <w:vAlign w:val="center"/>
+          </w:tcPr>
+          <w:p>
+            <w:pPr>
+              <w:keepLines/>
+              <w:spacing w:after="0"/>
+            </w:pPr>
+            <w:r>
+              <w:rPr>
+                <w:rFonts w:ascii="Arial" w:hAnsi="Arial" w:eastAsia="Arial" w:cs="Tahoma"/>
+                <w:sz w:val="18"/>
+              </w:rPr>
+            </w:r>
+            <w:r>
+              <w:rPr>
+                <w:rFonts w:ascii="Arial" w:hAnsi="Arial" w:eastAsia="Arial" w:cs="Tahoma"/>
+                <w:sz w:val="18"/>
+              </w:rPr>
+              <w:t>สัญญากลาง</w:t>
+            </w:r>
+          </w:p>
+        </w:tc>
+        <w:tc>
+          <w:tcPr>
+            <w:tcW w:type="dxa" w:w="3360"/>
+            <w:vAlign w:val="center"/>
+          </w:tcPr>
+          <w:p>
+            <w:pPr>
+              <w:keepLines/>
+              <w:spacing w:after="0"/>
+            </w:pPr>
+            <w:r>
+              <w:rPr>
+                <w:rFonts w:ascii="Arial" w:hAnsi="Arial" w:eastAsia="Arial" w:cs="Tahoma"/>
+                <w:sz w:val="18"/>
+              </w:rPr>
+            </w:r>
+            <w:r>
+              <w:rPr>
+                <w:rFonts w:ascii="Arial" w:hAnsi="Arial" w:eastAsia="Arial" w:cs="Tahoma"/>
+                <w:b/>
+                <w:sz w:val="18"/>
+              </w:rPr>
+              <w:t>LLDD-BE-API-Common-Contracts.pdf</w:t>
+            </w:r>
+          </w:p>
+        </w:tc>
+        <w:tc>
+          <w:tcPr>
+            <w:tcW w:type="dxa" w:w="3360"/>
+            <w:vAlign w:val="center"/>
+          </w:tcPr>
+          <w:p>
+            <w:pPr>
+              <w:keepLines/>
+              <w:spacing w:after="0"/>
+            </w:pPr>
+            <w:r>
+              <w:rPr>
+                <w:rFonts w:ascii="Arial" w:hAnsi="Arial" w:eastAsia="Arial" w:cs="Tahoma"/>
+                <w:sz w:val="18"/>
+              </w:rPr>
+            </w:r>
+            <w:r>
+              <w:rPr>
+                <w:rFonts w:ascii="Arial" w:hAnsi="Arial" w:eastAsia="Arial" w:cs="Tahoma"/>
+                <w:sz w:val="18"/>
+              </w:rPr>
+              <w:t xml:space="preserve">envelope </w:t>
+            </w:r>
+            <w:r>
+              <w:rPr>
+                <w:rFonts w:ascii="Courier New" w:hAnsi="Courier New" w:eastAsia="Courier New" w:cs="Tahoma"/>
+                <w:sz w:val="18"/>
+              </w:rPr>
+              <w:t>{success,data}</w:t>
+            </w:r>
+            <w:r>
+              <w:rPr>
+                <w:rFonts w:ascii="Arial" w:hAnsi="Arial" w:eastAsia="Arial" w:cs="Tahoma"/>
+                <w:sz w:val="18"/>
+              </w:rPr>
+              <w:t xml:space="preserve"> · error code · pagination · รูปแบบวันที่/เลขเอกสาร</w:t>
+            </w:r>
+          </w:p>
+        </w:tc>
+      </w:tr>
+      <w:tr>
+        <w:trPr>
+          <w:cantSplit/>
+        </w:trPr>
+        <w:tc>
+          <w:tcPr>
+            <w:tcW w:type="dxa" w:w="3360"/>
+            <w:vAlign w:val="center"/>
+          </w:tcPr>
+          <w:p>
+            <w:pPr>
+              <w:keepLines/>
+              <w:spacing w:after="0"/>
+            </w:pPr>
+            <w:r>
+              <w:rPr>
+                <w:rFonts w:ascii="Arial" w:hAnsi="Arial" w:eastAsia="Arial" w:cs="Tahoma"/>
+                <w:sz w:val="18"/>
+              </w:rPr>
+            </w:r>
+            <w:r>
+              <w:rPr>
+                <w:rFonts w:ascii="Arial" w:hAnsi="Arial" w:eastAsia="Arial" w:cs="Tahoma"/>
+                <w:sz w:val="18"/>
+              </w:rPr>
+              <w:t>โครงสร้างข้อมูล</w:t>
+            </w:r>
+          </w:p>
+        </w:tc>
+        <w:tc>
+          <w:tcPr>
+            <w:tcW w:type="dxa" w:w="3360"/>
+            <w:vAlign w:val="center"/>
+          </w:tcPr>
+          <w:p>
+            <w:pPr>
+              <w:keepLines/>
+              <w:spacing w:after="0"/>
+            </w:pPr>
+            <w:r>
+              <w:rPr>
+                <w:rFonts w:ascii="Arial" w:hAnsi="Arial" w:eastAsia="Arial" w:cs="Tahoma"/>
+                <w:sz w:val="18"/>
+              </w:rPr>
+            </w:r>
+            <w:r>
+              <w:rPr>
+                <w:rFonts w:ascii="Arial" w:hAnsi="Arial" w:eastAsia="Arial" w:cs="Tahoma"/>
+                <w:b/>
+                <w:sz w:val="18"/>
+              </w:rPr>
+              <w:t>LLDD-BE-Database-Structure.pdf</w:t>
+            </w:r>
+          </w:p>
+        </w:tc>
+        <w:tc>
+          <w:tcPr>
+            <w:tcW w:type="dxa" w:w="3360"/>
+            <w:vAlign w:val="center"/>
+          </w:tcPr>
+          <w:p>
+            <w:pPr>
+              <w:keepLines/>
+              <w:spacing w:after="0"/>
+            </w:pPr>
+            <w:r>
+              <w:rPr>
+                <w:rFonts w:ascii="Arial" w:hAnsi="Arial" w:eastAsia="Arial" w:cs="Tahoma"/>
+                <w:sz w:val="18"/>
+              </w:rPr>
+            </w:r>
+            <w:r>
+              <w:rPr>
+                <w:rFonts w:ascii="Arial" w:hAnsi="Arial" w:eastAsia="Arial" w:cs="Tahoma"/>
+                <w:sz w:val="18"/>
+              </w:rPr>
+              <w:t>DDL ของตารางที่หัวข้อ Reference DB Mapping อ้างถึง</w:t>
+            </w:r>
+          </w:p>
+        </w:tc>
+      </w:tr>
+      <w:tr>
+        <w:trPr>
+          <w:cantSplit/>
+        </w:trPr>
+        <w:tc>
+          <w:tcPr>
+            <w:tcW w:type="dxa" w:w="3360"/>
+            <w:vAlign w:val="center"/>
+          </w:tcPr>
+          <w:p>
+            <w:pPr>
+              <w:keepLines/>
+              <w:spacing w:after="0"/>
+            </w:pPr>
+            <w:r>
+              <w:rPr>
+                <w:rFonts w:ascii="Arial" w:hAnsi="Arial" w:eastAsia="Arial" w:cs="Tahoma"/>
+                <w:sz w:val="18"/>
+              </w:rPr>
+            </w:r>
+            <w:r>
+              <w:rPr>
+                <w:rFonts w:ascii="Arial" w:hAnsi="Arial" w:eastAsia="Arial" w:cs="Tahoma"/>
+                <w:sz w:val="18"/>
+              </w:rPr>
+              <w:t>workflow engine</w:t>
+            </w:r>
+          </w:p>
+        </w:tc>
+        <w:tc>
+          <w:tcPr>
+            <w:tcW w:type="dxa" w:w="3360"/>
+            <w:vAlign w:val="center"/>
+          </w:tcPr>
+          <w:p>
+            <w:pPr>
+              <w:keepLines/>
+              <w:spacing w:after="0"/>
+            </w:pPr>
+            <w:r>
+              <w:rPr>
+                <w:rFonts w:ascii="Arial" w:hAnsi="Arial" w:eastAsia="Arial" w:cs="Tahoma"/>
+                <w:sz w:val="18"/>
+              </w:rPr>
+            </w:r>
+            <w:r>
+              <w:rPr>
+                <w:rFonts w:ascii="Arial" w:hAnsi="Arial" w:eastAsia="Arial" w:cs="Tahoma"/>
+                <w:b/>
+                <w:sz w:val="18"/>
+              </w:rPr>
+              <w:t>LLDD-BE-Workflow-Engine-Definition.pdf</w:t>
+            </w:r>
+          </w:p>
+        </w:tc>
+        <w:tc>
+          <w:tcPr>
+            <w:tcW w:type="dxa" w:w="3360"/>
+            <w:vAlign w:val="center"/>
+          </w:tcPr>
+          <w:p>
+            <w:pPr>
+              <w:keepLines/>
+              <w:spacing w:after="0"/>
+            </w:pPr>
+            <w:r>
+              <w:rPr>
+                <w:rFonts w:ascii="Arial" w:hAnsi="Arial" w:eastAsia="Arial" w:cs="Tahoma"/>
+                <w:sz w:val="18"/>
+              </w:rPr>
+            </w:r>
+            <w:r>
+              <w:rPr>
+                <w:rFonts w:ascii="Arial" w:hAnsi="Arial" w:eastAsia="Arial" w:cs="Tahoma"/>
+                <w:sz w:val="18"/>
+              </w:rPr>
+              <w:t>นิยาม state/route/event ที่หัวข้อ Workflow Trigger Event Contract เรียกใช้</w:t>
+            </w:r>
+          </w:p>
+        </w:tc>
+      </w:tr>
+    </w:tbl>
+    <w:p/>
     <w:p>
       <w:pPr>
         <w:pStyle w:val="Heading1"/>
@@ -702,7 +1063,7 @@
         <w:keepLines/>
       </w:pPr>
       <w:r>
-        <w:t>ค่ากำหนดกลางที่ sps_store.mas_param และ sps_store.common_code — 🔴 ค่าของ SBPGI (SBPGI_APPROVE_LIMIT ฯลฯ) ยังไม่มีในระบบจริง ต้อง seed เองตอน setup (ดู 5.5)</w:t>
+        <w:t>ค่ากำหนดกลางที่ sps_store.mas_param และ sps_store.common_code — 🔴 ค่าของ SGI (SGI_APPROVE_LIMIT ฯลฯ) ยังไม่มีในระบบจริง ต้อง seed เองตอน setup (ดู 5.5)</w:t>
       </w:r>
     </w:p>
     <w:p>
@@ -741,7 +1102,18 @@
         <w:pageBreakBefore w:val="0"/>
       </w:pPr>
       <w:r>
-        <w:t>4. Implementation Flow Diagram (Reference)</w:t>
+        <w:t>4. Implementation Flow &amp; Sequence Diagram (Reference)</w:t>
+      </w:r>
+    </w:p>
+    <w:p>
+      <w:pPr>
+        <w:pStyle w:val="Heading2"/>
+        <w:keepNext/>
+        <w:keepLines/>
+        <w:pageBreakBefore w:val="0"/>
+      </w:pPr>
+      <w:r>
+        <w:t>4.1 Implementation Flow (ลำดับขั้นการทำงาน)</w:t>
       </w:r>
     </w:p>
     <w:p>
@@ -799,6 +1171,78 @@
     </w:p>
     <w:p>
       <w:pPr>
+        <w:pStyle w:val="Heading2"/>
+        <w:keepNext/>
+        <w:keepLines/>
+        <w:pageBreakBefore w:val="0"/>
+      </w:pPr>
+      <w:r>
+        <w:t>4.2 Sequence Diagram (ใครคุยกับใคร ลำดับไหน)</w:t>
+      </w:r>
+    </w:p>
+    <w:p>
+      <w:pPr>
+        <w:keepNext w:val="0"/>
+      </w:pPr>
+      <w:r>
+        <w:t>ผู้แสดงและลำดับข้อความในภาพนี้สร้างจาก endpoint ในหัวข้อ 7 และตารางในหัวข้อ Reference DB Mapping ของเอกสารฉบับนี้เอง จึงตรงกับสัญญาเสมอ</w:t>
+      </w:r>
+    </w:p>
+    <w:p>
+      <w:pPr>
+        <w:keepNext/>
+        <w:jc w:val="center"/>
+      </w:pPr>
+      <w:r>
+        <w:drawing>
+          <wp:inline xmlns:a="http://schemas.openxmlformats.org/drawingml/2006/main" xmlns:pic="http://schemas.openxmlformats.org/drawingml/2006/picture">
+            <wp:extent cx="5669280" cy="2918629"/>
+            <wp:docPr id="2" name="Picture 2"/>
+            <wp:cNvGraphicFramePr>
+              <a:graphicFrameLocks noChangeAspect="1"/>
+            </wp:cNvGraphicFramePr>
+            <a:graphic>
+              <a:graphicData uri="http://schemas.openxmlformats.org/drawingml/2006/picture">
+                <pic:pic>
+                  <pic:nvPicPr>
+                    <pic:cNvPr id="0" name="BE-LLDD-BE-Integration-SBP-Platform-sequence.png"/>
+                    <pic:cNvPicPr/>
+                  </pic:nvPicPr>
+                  <pic:blipFill>
+                    <a:blip r:embed="rId12"/>
+                    <a:stretch>
+                      <a:fillRect/>
+                    </a:stretch>
+                  </pic:blipFill>
+                  <pic:spPr>
+                    <a:xfrm>
+                      <a:off x="0" y="0"/>
+                      <a:ext cx="5669280" cy="2918629"/>
+                    </a:xfrm>
+                    <a:prstGeom prst="rect"/>
+                  </pic:spPr>
+                </pic:pic>
+              </a:graphicData>
+            </a:graphic>
+          </wp:inline>
+        </w:drawing>
+      </w:r>
+    </w:p>
+    <w:p>
+      <w:pPr>
+        <w:keepLines/>
+        <w:jc w:val="center"/>
+      </w:pPr>
+      <w:r>
+        <w:rPr>
+          <w:i/>
+          <w:sz w:val="18"/>
+        </w:rPr>
+        <w:t>รูปที่ 2: Sequence diagram: LLDD BE - Integration with SBP Platform</w:t>
+      </w:r>
+    </w:p>
+    <w:p>
+      <w:pPr>
         <w:pStyle w:val="Heading1"/>
         <w:keepNext/>
         <w:keepLines/>
@@ -1126,7 +1570,7 @@
                 <w:rFonts w:ascii="Arial" w:hAnsi="Arial" w:eastAsia="Arial" w:cs="Tahoma"/>
                 <w:sz w:val="18"/>
               </w:rPr>
-              <w:t>created_by/updated_by ของ SBPGI + consideration_logs.actor_user_id + ส่งเป็น userId เข้า engine · 🔴 ห้ามเขียน current_approver เอง (engine เป็นคนเขียน)</w:t>
+              <w:t>created_by/updated_by ของ SGI + sgi_consideration_logs.actor_user_id + ส่งเป็น userId เข้า engine · 🔴 ห้ามเขียน current_approver เอง (engine เป็นคนเขียน)</w:t>
             </w:r>
           </w:p>
         </w:tc>
@@ -1406,7 +1850,7 @@
                 <w:rFonts w:ascii="Arial" w:hAnsi="Arial" w:eastAsia="Arial" w:cs="Tahoma"/>
                 <w:sz w:val="18"/>
               </w:rPr>
-              <w:t>string (serialized) · ⚠️ รูปแบบยังไม่ยืนยัน</w:t>
+              <w:t>string (serialized) · รูปแบบไม่ผูกเป็นสัญญา</w:t>
             </w:r>
           </w:p>
         </w:tc>
@@ -1457,7 +1901,7 @@
                 <w:rFonts w:ascii="Arial" w:hAnsi="Arial" w:eastAsia="Arial" w:cs="Tahoma"/>
                 <w:sz w:val="18"/>
               </w:rPr>
-              <w:t>สิทธิ์ต่อ URL จาก auth-backend — SBPGI ไม่คำนวณสิทธิ์เมนูเอง · parse ไม่ผ่านให้ตกไปใช้ x-user-group-id + สถานะเอกสาร (ดู 5.1.2)</w:t>
+              <w:t>สิทธิ์ต่อ URL จาก auth-backend — SGI ไม่คำนวณสิทธิ์เมนูเอง · parse ไม่ผ่านให้ตกไปใช้ x-user-group-id + สถานะเอกสาร (ดู 5.1.2)</w:t>
             </w:r>
           </w:p>
         </w:tc>
@@ -1885,7 +2329,7 @@
                 <w:rFonts w:ascii="Arial" w:hAnsi="Arial" w:eastAsia="Arial" w:cs="Tahoma"/>
                 <w:sz w:val="18"/>
               </w:rPr>
-              <w:t>93,752 แถว · ไม่มี PK/unique → อ่านต้อง WHERE active_flag='Y' + LIMIT 1 เสมอ · 🔴 ค่า SBPGI_* ยังไม่มี ต้อง seed (5.5.2)</w:t>
+              <w:t>93,752 แถว · ไม่มี PK/unique → อ่านต้อง WHERE active_flag='Y' + LIMIT 1 เสมอ · 🔴 ค่า SGI_* ยังไม่มี ต้อง seed (5.5.2)</w:t>
             </w:r>
           </w:p>
         </w:tc>
@@ -1991,7 +2435,7 @@
                 <w:rFonts w:ascii="Arial" w:hAnsi="Arial" w:eastAsia="Arial" w:cs="Tahoma"/>
                 <w:sz w:val="18"/>
               </w:rPr>
-              <w:t>2,609 / 376 แถว · code_type เป็น varchar(20) · ต้อง INSERT common_code_type ก่อน · 🔴 SBPGI_APPROVE_LIMIT ยังไม่มี ต้อง seed (5.5.2)</w:t>
+              <w:t>2,609 / 376 แถว · code_type เป็น varchar(20) · ต้อง INSERT common_code_type ก่อน · 🔴 SGI_APPROVE_LIMIT ยังไม่มี ต้อง seed (5.5.2)</w:t>
             </w:r>
           </w:p>
         </w:tc>
@@ -2014,7 +2458,7 @@
         <w:keepNext w:val="0"/>
       </w:pPr>
       <w:r>
-        <w:t xml:space="preserve">SBPGI </w:t>
+        <w:t xml:space="preserve">SGI </w:t>
       </w:r>
       <w:r>
         <w:rPr>
@@ -2079,7 +2523,7 @@
         <w:pageBreakBefore w:val="0"/>
       </w:pPr>
       <w:r>
-        <w:t>5.1.1 ตัวอย่าง request จริงที่ SBPGI ได้รับ</w:t>
+        <w:t>5.1.1 ตัวอย่าง request จริงที่ SGI ได้รับ</w:t>
       </w:r>
     </w:p>
     <w:p>
@@ -2090,7 +2534,7 @@
         <w:rPr>
           <w:b/>
         </w:rPr>
-        <w:t>HTTP request จาก BFF → store-backend (SBPGI)</w:t>
+        <w:t>HTTP request จาก BFF → store-backend (SGI)</w:t>
       </w:r>
     </w:p>
     <w:p>
@@ -2103,7 +2547,7 @@
           <w:rFonts w:ascii="Courier New" w:hAnsi="Courier New" w:eastAsia="Courier New" w:cs="Tahoma"/>
           <w:sz w:val="16"/>
         </w:rPr>
-        <w:t>POST /api/v1/sbpgi/document/2026%2F00123/actions HTTP/1.1</w:t>
+        <w:t>POST /api/v1/sgi/document/2026%2F00123/actions HTTP/1.1</w:t>
         <w:br/>
         <w:t>Host: store-backend:3004</w:t>
         <w:br/>
@@ -2120,7 +2564,7 @@
         <w:br/>
         <w:t>x-user-full-name: %E0%B8%AA%E0%B8%A1%E0%B8%8A%E0%B8%B2%E0%B8%A2%20%E0%B9%83%E0%B8%88%E0%B8%94%E0%B8%B5</w:t>
         <w:br/>
-        <w:t>x-user-permissions: [{"url":"/sbpgi/document/waiting","canView":true,"canManage":true,"canExport":false,"canOther":false},{"url":"/sbpgi/report/status-summary","canView":true,"canManage":false,"canExport":true,"canOther":false}]</w:t>
+        <w:t>x-user-permissions: [{"url":"/sgi/document/waiting","canView":true,"canManage":true,"canExport":false,"canOther":false},{"url":"/sgi/report/status-summary","canView":true,"canManage":false,"canExport":true,"canOther":false}]</w:t>
         <w:br/>
         <w:br/>
         <w:t>{"result":"ส่งหน่วยงานส่งเสริมธุรกิจ SBP","comment":"ตรวจยอดชดเชยแล้ว"}</w:t>
@@ -2239,7 +2683,7 @@
                 <w:b/>
                 <w:sz w:val="18"/>
               </w:rPr>
-              <w:t>SBPGI ใช้ทำอะไร</w:t>
+              <w:t>SGI ใช้ทำอะไร</w:t>
             </w:r>
           </w:p>
         </w:tc>
@@ -2640,7 +3084,7 @@
                 <w:rFonts w:ascii="Courier New" w:hAnsi="Courier New" w:eastAsia="Courier New" w:cs="Tahoma"/>
                 <w:sz w:val="18"/>
               </w:rPr>
-              <w:t>consideration_logs.actor_user_id</w:t>
+              <w:t>sgi_consideration_logs.actor_user_id</w:t>
             </w:r>
             <w:r>
               <w:rPr>
@@ -3125,7 +3569,7 @@
                 <w:rFonts w:ascii="Courier New" w:hAnsi="Courier New" w:eastAsia="Courier New" w:cs="Tahoma"/>
                 <w:sz w:val="18"/>
               </w:rPr>
-              <w:t>[{"url":"/sbpgi/document/waiting","canView":true,"canManage":true,"canExport":false,"canOther":false}]</w:t>
+              <w:t>[{"url":"/sgi/document/waiting","canView":true,"canManage":true,"canExport":false,"canOther":false}]</w:t>
             </w:r>
           </w:p>
         </w:tc>
@@ -3355,7 +3799,7 @@
                 <w:rFonts w:ascii="Arial" w:hAnsi="Arial" w:eastAsia="Arial" w:cs="Tahoma"/>
                 <w:sz w:val="18"/>
               </w:rPr>
-              <w:t xml:space="preserve">เลือกภาษาข้อความ error — SBPGI ใช้ </w:t>
+              <w:t xml:space="preserve">เลือกภาษาข้อความ error — SGI ใช้ </w:t>
             </w:r>
             <w:r>
               <w:rPr>
@@ -3417,7 +3861,7 @@
         <w:rPr>
           <w:b/>
         </w:rPr>
-        <w:t>ข้อควรระวัง `x-user-permissions` (ต้องยืนยันกับทีม BFF ก่อนลงมือ):</w:t>
+        <w:t>ข้อควรระวัง `x-user-permissions` — ใช้เป็นด่านเสริมเท่านั้น:</w:t>
       </w:r>
       <w:r>
         <w:t xml:space="preserve"> เอกสารวิเคราะห์ระบบเดิมยืนยันแค่ว่า *มี* header ตัวนี้และเนื้อหาคือชุดสิทธิ์ต่อ URL (</w:t>
@@ -3462,10 +3906,10 @@
         <w:rPr>
           <w:b/>
         </w:rPr>
-        <w:t>ยังไม่ยืนยัน 2 เรื่อง</w:t>
+        <w:t>รูปแบบ serialize ไม่ผูกเป็นสัญญา</w:t>
       </w:r>
       <w:r>
-        <w:t xml:space="preserve"> — (1) รูปแบบที่ serialize มา (JSON ตรง ๆ · base64 · หรือย่อเป็น CSV) และ (2) พฤติกรรมเมื่อสิทธิ์เยอะจน header ยาวเกินลิมิตของ proxy (ปกติ ~8 KB) · </w:t>
+        <w:t xml:space="preserve"> จึงต้องเขียนโค้ดเผื่อไว้ 2 เรื่อง — (1) รูปแบบที่ serialize มา (JSON ตรง ๆ · base64 · หรือย่อเป็น CSV) และ (2) พฤติกรรมเมื่อสิทธิ์เยอะจน header ยาวเกินลิมิตของ proxy (ปกติ ~8 KB) · </w:t>
       </w:r>
       <w:r>
         <w:rPr>
@@ -3527,7 +3971,7 @@
         </w:rPr>
         <w:t>// src/common/guards/bff-user.guard.ts (ยึด convention ของ store-backend)</w:t>
         <w:br/>
-        <w:t>export interface SbpgiUser {</w:t>
+        <w:t>export interface SgiUser {</w:t>
         <w:br/>
         <w:t xml:space="preserve">  userId: string;          // x-user-id            เช่น '0000123456'</w:t>
         <w:br/>
@@ -3582,7 +4026,7 @@
         <w:br/>
         <w:t xml:space="preserve">      permissions: parsePermissions(req.headers['x-user-permissions']),</w:t>
         <w:br/>
-        <w:t xml:space="preserve">    } satisfies SbpgiUser;</w:t>
+        <w:t xml:space="preserve">    } satisfies SgiUser;</w:t>
         <w:br/>
         <w:t xml:space="preserve">    return true;</w:t>
         <w:br/>
@@ -3602,7 +4046,7 @@
         <w:t>}</w:t>
         <w:br/>
         <w:br/>
-        <w:t>/** ⚠️ รูปแบบ serialize ยังไม่ยืนยัน (ดู 5.1.2) — parse ไม่ผ่านให้คืน [] แล้วตกไปใช้ด่าน group/สถานะแทน */</w:t>
+        <w:t>/** parse แบบป้องกันไว้ก่อน — ถ้ารูปแบบไม่ตรงให้คืน [] แล้วตกไปใช้ด่าน group/สถานะเป็นหลัก (ดู 5.1.2) */</w:t>
         <w:br/>
         <w:t>function parsePermissions(v?: string): UrlPermission[] {</w:t>
         <w:br/>
@@ -3636,21 +4080,21 @@
         </w:rPr>
         <w:t>// controller — อ่าน user ที่ guard แปะไว้ ห้ามอ่าน header ตรงในทุก service</w:t>
         <w:br/>
-        <w:t>// ⚠️ ไม่มี 'sbpgi/' ใน @Controller() เพราะ prefix ผูกที่ระดับโมดูล:</w:t>
+        <w:t>// ⚠️ ไม่มี 'sgi/' ใน @Controller() เพราะ prefix ผูกที่ระดับโมดูล:</w:t>
         <w:br/>
-        <w:t>//    RouterModule.register([{ path: 'sbpgi', module: SbpgiModule }])</w:t>
+        <w:t>//    RouterModule.register([{ path: 'sgi', module: SgiModule }])</w:t>
         <w:br/>
-        <w:t>//    -&gt; URL จริงคือ /api/v1/sbpgi/document/... (ดู LLDD-BE-API-Common-Contracts.pdf 5.80)</w:t>
+        <w:t>//    -&gt; URL จริงคือ /api/v1/sgi/document/... (ดู LLDD-BE-API-Common-Contracts.pdf 5.80)</w:t>
         <w:br/>
         <w:t>@UseGuards(BffUserGuard)</w:t>
         <w:br/>
         <w:t>@Controller('document')</w:t>
         <w:br/>
-        <w:t>export class SbpgiDocumentController {</w:t>
+        <w:t>export class SgiDocumentController {</w:t>
         <w:br/>
         <w:t xml:space="preserve">  @Post(':docNo/actions')</w:t>
         <w:br/>
-        <w:t xml:space="preserve">  submit(@Param('docNo') docNo: string, @Body() dto: ActionDto, @Req() req: { user: SbpgiUser }) {</w:t>
+        <w:t xml:space="preserve">  submit(@Param('docNo') docNo: string, @Body() dto: ActionDto, @Req() req: { user: SgiUser }) {</w:t>
         <w:br/>
         <w:t xml:space="preserve">    // docNo มาเป็น '2026%2F00123' -&gt; Nest decode ให้แล้วเป็น '2026/00123'</w:t>
         <w:br/>
@@ -3673,7 +4117,7 @@
         </w:rPr>
         <w:t># ยิงทดสอบเองตอน dev (ไม่ผ่าน BFF) — ใส่ header ให้ครบเหมือนที่ BFF ส่งจริง</w:t>
         <w:br/>
-        <w:t>curl -X POST 'http://localhost:3004/api/v1/sbpgi/document/2026%2F00123/actions' \</w:t>
+        <w:t>curl -X POST 'http://localhost:3004/api/v1/sgi/document/2026%2F00123/actions' \</w:t>
         <w:br/>
         <w:t xml:space="preserve">  -H 'x-api-key: '"$X_API_KEY" \</w:t>
         <w:br/>
@@ -3744,10 +4188,10 @@
         <w:rPr>
           <w:rFonts w:ascii="Courier New" w:hAnsi="Courier New" w:eastAsia="Courier New" w:cs="Tahoma"/>
         </w:rPr>
-        <w:t>consideration_logs</w:t>
+        <w:t>sgi_consideration_logs</w:t>
       </w:r>
       <w:r>
-        <w:t xml:space="preserve"> — ไม่งั้น timeline ของ SBPGI กับ </w:t>
+        <w:t xml:space="preserve"> — ไม่งั้น timeline ของ SGI กับ </w:t>
       </w:r>
       <w:r>
         <w:rPr>
@@ -3932,7 +4376,7 @@
                 <w:b/>
                 <w:sz w:val="18"/>
               </w:rPr>
-              <w:t>สิ่งที่ SBPGI เก็บเอง</w:t>
+              <w:t>สิ่งที่ SGI เก็บเอง</w:t>
             </w:r>
           </w:p>
         </w:tc>
@@ -4092,7 +4536,7 @@
                 <w:rFonts w:ascii="Arial" w:hAnsi="Arial" w:eastAsia="Arial" w:cs="Tahoma"/>
                 <w:sz w:val="18"/>
               </w:rPr>
-              <w:t xml:space="preserve">SBPGI แปลงเป็น </w:t>
+              <w:t xml:space="preserve">SGI แปลงเป็น </w:t>
             </w:r>
             <w:r>
               <w:rPr>
@@ -4162,7 +4606,7 @@
                 <w:rFonts w:ascii="Arial" w:hAnsi="Arial" w:eastAsia="Arial" w:cs="Tahoma"/>
                 <w:sz w:val="18"/>
               </w:rPr>
-              <w:t>lifecycle ของ S3 + flag ใน document_attachments</w:t>
+              <w:t>lifecycle ของ S3 + flag ใน sgi_document_attachments</w:t>
             </w:r>
           </w:p>
         </w:tc>
@@ -4256,7 +4700,7 @@
         <w:rPr>
           <w:color w:val="8A3324"/>
         </w:rPr>
-        <w:t>FE ← binary stream ← SBPGI BE ← base64 JSON ← /statement/download-file-aws ← S3</w:t>
+        <w:t>FE ← binary stream ← SGI BE ← base64 JSON ← /statement/download-file-aws ← S3</w:t>
       </w:r>
     </w:p>
     <w:tbl>
@@ -4680,7 +5124,7 @@
                 <w:rFonts w:ascii="Arial" w:hAnsi="Arial" w:eastAsia="Arial" w:cs="Tahoma"/>
                 <w:sz w:val="18"/>
               </w:rPr>
-              <w:t xml:space="preserve"> — SBPGI เป็นคนแปลง</w:t>
+              <w:t xml:space="preserve"> — SGI เป็นคนแปลง</w:t>
             </w:r>
           </w:p>
         </w:tc>
@@ -4695,10 +5139,10 @@
         <w:rPr>
           <w:b/>
         </w:rPr>
-        <w:t>ต้องยืนยันกับทีม store-backend:</w:t>
+        <w:t>ข้อจำกัดที่ต้องออกแบบเผื่อ:</w:t>
       </w:r>
       <w:r>
-        <w:t xml:space="preserve"> wrapper รองรับ </w:t>
+        <w:t xml:space="preserve"> wrapper ของระบบเดิมอาจไม่รองรับ </w:t>
       </w:r>
       <w:r>
         <w:rPr>
@@ -4707,7 +5151,7 @@
         <w:t>range request / partial download</w:t>
       </w:r>
       <w:r>
-        <w:t xml:space="preserve"> หรือไม่ · ถ้าไม่รองรับ ไฟล์ใหญ่จะ resume ไม่ได้ และปุ่มดาวน์โหลดทั้งหมดต้องกำหนดเพดานจำนวน/ขนาดรวม</w:t>
+        <w:t xml:space="preserve"> · ถ้าไม่รองรับ ไฟล์ใหญ่จะ resume ไม่ได้ และปุ่มดาวน์โหลดทั้งหมดต้องกำหนดเพดานจำนวน/ขนาดรวม</w:t>
       </w:r>
     </w:p>
     <w:p>
@@ -4772,13 +5216,13 @@
         <w:t>nullable ทั้งคู่</w:t>
       </w:r>
       <w:r>
-        <w:t xml:space="preserve"> · เหตุผลจริงที่ SBPGI ต้องมี </w:t>
+        <w:t xml:space="preserve"> · เหตุผลจริงที่ SGI ต้องมี </w:t>
       </w:r>
       <w:r>
         <w:rPr>
           <w:rFonts w:ascii="Courier New" w:hAnsi="Courier New" w:eastAsia="Courier New" w:cs="Tahoma"/>
         </w:rPr>
-        <w:t>document_attachments</w:t>
+        <w:t>sgi_document_attachments</w:t>
       </w:r>
       <w:r>
         <w:t xml:space="preserve"> ของตัวเองคือ </w:t>
@@ -4974,7 +5418,7 @@
         <w:rPr>
           <w:b/>
         </w:rPr>
-        <w:t>ค่าของ SBPGI ยังไม่มีอยู่จริง — เป็นแถวที่เราต้อง seed เองตอน setup</w:t>
+        <w:t>ค่าของ SGI ยังไม่มีอยู่จริง — เป็นแถวที่เราต้อง seed เองตอน setup</w:t>
       </w:r>
       <w:r>
         <w:t xml:space="preserve"> (เอกสารรอบก่อนเขียนกำกวมจนอ่านเหมือนมีข้อมูลอยู่แล้ว · แก้ 2026-08-25)</w:t>
@@ -5920,7 +6364,7 @@
                 <w:rFonts w:ascii="Arial" w:hAnsi="Arial" w:eastAsia="Arial" w:cs="Tahoma"/>
                 <w:sz w:val="18"/>
               </w:rPr>
-              <w:t xml:space="preserve">🔴 SBPGI ใช้ </w:t>
+              <w:t xml:space="preserve">🔴 SGI ใช้ </w:t>
             </w:r>
             <w:r>
               <w:rPr>
@@ -5979,7 +6423,7 @@
                 <w:rFonts w:ascii="Arial" w:hAnsi="Arial" w:eastAsia="Arial" w:cs="Tahoma"/>
                 <w:sz w:val="18"/>
               </w:rPr>
-              <w:t>คิดว่าค่าของ SBPGI มีอยู่แล้ว</w:t>
+              <w:t>คิดว่าค่าของ SGI มีอยู่แล้ว</w:t>
             </w:r>
           </w:p>
         </w:tc>
@@ -6004,7 +6448,7 @@
                 <w:rFonts w:ascii="Courier New" w:hAnsi="Courier New" w:eastAsia="Courier New" w:cs="Tahoma"/>
                 <w:sz w:val="18"/>
               </w:rPr>
-              <w:t>SBPGI_APPROVE_LIMIT</w:t>
+              <w:t>SGI_APPROVE_LIMIT</w:t>
             </w:r>
             <w:r>
               <w:rPr>
@@ -6018,7 +6462,7 @@
                 <w:rFonts w:ascii="Courier New" w:hAnsi="Courier New" w:eastAsia="Courier New" w:cs="Tahoma"/>
                 <w:sz w:val="18"/>
               </w:rPr>
-              <w:t>SBPGI_DECISION</w:t>
+              <w:t>SGI_DECISION</w:t>
             </w:r>
             <w:r>
               <w:rPr>
@@ -6032,7 +6476,7 @@
                 <w:rFonts w:ascii="Courier New" w:hAnsi="Courier New" w:eastAsia="Courier New" w:cs="Tahoma"/>
                 <w:sz w:val="18"/>
               </w:rPr>
-              <w:t>SBPGI_DATASOURCE</w:t>
+              <w:t>SGI_DATASOURCE</w:t>
             </w:r>
             <w:r>
               <w:rPr>
@@ -6116,7 +6560,7 @@
         <w:pageBreakBefore w:val="0"/>
       </w:pPr>
       <w:r>
-        <w:t>5.5.2 ค่าที่ SBPGI ต้อง seed เอง</w:t>
+        <w:t>5.5.2 ค่าที่ SGI ต้อง seed เอง</w:t>
       </w:r>
     </w:p>
     <w:tbl>
@@ -6308,7 +6752,7 @@
                 <w:rFonts w:ascii="Courier New" w:hAnsi="Courier New" w:eastAsia="Courier New" w:cs="Tahoma"/>
                 <w:sz w:val="18"/>
               </w:rPr>
-              <w:t>code_type = 'SBPGI_APPROVE_LIMIT'</w:t>
+              <w:t>code_type = 'SGI_APPROVE_LIMIT'</w:t>
             </w:r>
             <w:r>
               <w:rPr>
@@ -6449,7 +6893,7 @@
                 <w:rFonts w:ascii="Courier New" w:hAnsi="Courier New" w:eastAsia="Courier New" w:cs="Tahoma"/>
                 <w:sz w:val="18"/>
               </w:rPr>
-              <w:t>code_type = 'SBPGI_DECISION'</w:t>
+              <w:t>code_type = 'SGI_DECISION'</w:t>
             </w:r>
           </w:p>
         </w:tc>
@@ -6590,7 +7034,7 @@
                 <w:rFonts w:ascii="Courier New" w:hAnsi="Courier New" w:eastAsia="Courier New" w:cs="Tahoma"/>
                 <w:sz w:val="18"/>
               </w:rPr>
-              <w:t>code_type = 'SBPGI_DATASOURCE'</w:t>
+              <w:t>code_type = 'SGI_DATASOURCE'</w:t>
             </w:r>
           </w:p>
         </w:tc>
@@ -6738,7 +7182,7 @@
                 <w:rFonts w:ascii="Courier New" w:hAnsi="Courier New" w:eastAsia="Courier New" w:cs="Tahoma"/>
                 <w:sz w:val="18"/>
               </w:rPr>
-              <w:t>param_name = 'SBPGI_IMPACT_RADIUS_BKK' / '..._UPC'</w:t>
+              <w:t>param_name = 'SGI_IMPACT_RADIUS_BKK' / '..._UPC'</w:t>
             </w:r>
           </w:p>
         </w:tc>
@@ -6881,7 +7325,7 @@
                 <w:rFonts w:ascii="Courier New" w:hAnsi="Courier New" w:eastAsia="Courier New" w:cs="Tahoma"/>
                 <w:sz w:val="18"/>
               </w:rPr>
-              <w:t>param_name = 'SBPGI_SALES_DAYS_MIN' / 'SBPGI_GROWTH_RATE_MAX'</w:t>
+              <w:t>param_name = 'SGI_SALES_DAYS_MIN' / 'SGI_GROWTH_RATE_MAX'</w:t>
             </w:r>
           </w:p>
         </w:tc>
@@ -6944,31 +7388,31 @@
         <w:br/>
         <w:t>INSERT INTO sps_store.common_code_type (code_type, code_type_name, active_flag, create_date, create_user)</w:t>
         <w:br/>
-        <w:t>SELECT 'SBPGI_APPROVE_LIMIT', 'วงเงินอนุมัติ ประกันรายได้', 'Y', CURRENT_TIMESTAMP, 'SBPGI-SETUP'</w:t>
+        <w:t>SELECT 'SGI_APPROVE_LIMIT', 'วงเงินอนุมัติ ประกันรายได้', 'Y', CURRENT_TIMESTAMP, 'SGI-SETUP'</w:t>
         <w:br/>
-        <w:t>WHERE NOT EXISTS (SELECT 1 FROM sps_store.common_code_type WHERE code_type = 'SBPGI_APPROVE_LIMIT');</w:t>
+        <w:t>WHERE NOT EXISTS (SELECT 1 FROM sps_store.common_code_type WHERE code_type = 'SGI_APPROVE_LIMIT');</w:t>
         <w:br/>
         <w:br/>
-        <w:t>-- 2) ค่าจริง · code_type เป็น varchar(20) -&gt; 'SBPGI_APPROVE_LIMIT' = 19 ตัว เหลือที่ว่าง 1 ตัวเท่านั้น</w:t>
+        <w:t>-- 2) ค่าจริง · code_type เป็น varchar(20) -&gt; 'SGI_APPROVE_LIMIT' = 19 ตัว เหลือที่ว่าง 1 ตัวเท่านั้น</w:t>
         <w:br/>
         <w:t>INSERT INTO sps_store.common_code (code_type, seq_no, code_value, code_name, active_flag, create_date, create_user)</w:t>
         <w:br/>
-        <w:t>SELECT 'SBPGI_APPROVE_LIMIT', 1, 'THRESHOLD', '100000', 'Y', CURRENT_TIMESTAMP, 'SBPGI-SETUP'</w:t>
+        <w:t>SELECT 'SGI_APPROVE_LIMIT', 1, 'THRESHOLD', '100000', 'Y', CURRENT_TIMESTAMP, 'SGI-SETUP'</w:t>
         <w:br/>
         <w:t>WHERE NOT EXISTS (SELECT 1 FROM sps_store.common_code</w:t>
         <w:br/>
-        <w:t xml:space="preserve">                  WHERE code_type = 'SBPGI_APPROVE_LIMIT' AND code_value = 'THRESHOLD');</w:t>
+        <w:t xml:space="preserve">                  WHERE code_type = 'SGI_APPROVE_LIMIT' AND code_value = 'THRESHOLD');</w:t>
         <w:br/>
         <w:br/>
         <w:t>-- 3) ค่ากำหนดกลางที่ไม่ใช่ lookup -&gt; mas_param</w:t>
         <w:br/>
         <w:t>INSERT INTO sps_store.mas_param (param_name, param_value, description, is_config, active_flag, create_by, create_date)</w:t>
         <w:br/>
-        <w:t>SELECT 'SBPGI_SALES_DAYS_MIN', '60', 'จำนวนวันยอดขายขั้นต่ำก่อนถือว่าข้อมูลครบ', 'Y', 'Y', 'SBPGI-SETUP', CURRENT_TIMESTAMP</w:t>
+        <w:t>SELECT 'SGI_SALES_DAYS_MIN', '60', 'จำนวนวันยอดขายขั้นต่ำก่อนถือว่าข้อมูลครบ', 'Y', 'Y', 'SGI-SETUP', CURRENT_TIMESTAMP</w:t>
         <w:br/>
         <w:t>WHERE NOT EXISTS (SELECT 1 FROM sps_store.mas_param</w:t>
         <w:br/>
-        <w:t xml:space="preserve">                  WHERE param_name = 'SBPGI_SALES_DAYS_MIN' AND active_flag = 'Y');</w:t>
+        <w:t xml:space="preserve">                  WHERE param_name = 'SGI_SALES_DAYS_MIN' AND active_flag = 'Y');</w:t>
         <w:br/>
         <w:br/>
         <w:t>-- อ่านค่ากลับมาใช้ — ต้องกรอง active_flag เสมอ และ LIMIT 1 เพราะไม่มี unique กันซ้ำ</w:t>
@@ -7270,7 +7714,7 @@
                 <w:rFonts w:ascii="Courier New" w:hAnsi="Courier New" w:eastAsia="Courier New" w:cs="Tahoma"/>
                 <w:sz w:val="18"/>
               </w:rPr>
-              <w:t>SBPGI_APPROVE_LIMIT</w:t>
+              <w:t>SGI_APPROVE_LIMIT</w:t>
             </w:r>
           </w:p>
         </w:tc>
@@ -7434,7 +7878,7 @@
                 <w:rFonts w:ascii="Courier New" w:hAnsi="Courier New" w:eastAsia="Courier New" w:cs="Tahoma"/>
                 <w:sz w:val="18"/>
               </w:rPr>
-              <w:t>SBPGI_DECISION</w:t>
+              <w:t>SGI_DECISION</w:t>
             </w:r>
           </w:p>
         </w:tc>
@@ -7597,7 +8041,7 @@
                 <w:b/>
                 <w:sz w:val="18"/>
               </w:rPr>
-              <w:t>ตาราง `external_factors` ของ SBPGI</w:t>
+              <w:t>ตาราง `sgi_external_factors` ของ SGI</w:t>
             </w:r>
             <w:r>
               <w:rPr>
@@ -7782,7 +8226,7 @@
                 <w:b/>
                 <w:sz w:val="18"/>
               </w:rPr>
-              <w:t>ตาราง `competitors` ของ SBPGI</w:t>
+              <w:t>ตาราง `sgi_competitors` ของ SGI</w:t>
             </w:r>
             <w:r>
               <w:rPr>
@@ -7984,7 +8428,7 @@
         <w:t>ปกติและถูกต้อง</w:t>
       </w:r>
       <w:r>
-        <w:t xml:space="preserve"> — (1) ของเดิมอยู่คนละฐานข้อมูล (MSSQL/Oracle) · (2) ค่าของ SBPGI ยังไม่ถูก seed · (3) ถ้าเปิดผิด schema (</w:t>
+        <w:t xml:space="preserve"> — (1) ของเดิมอยู่คนละฐานข้อมูล (MSSQL/Oracle) · (2) ค่าของ SGI ยังไม่ถูก seed · (3) ถ้าเปิดผิด schema (</w:t>
       </w:r>
       <w:r>
         <w:rPr>
@@ -8044,7 +8488,7 @@
         <w:rPr>
           <w:rFonts w:ascii="Courier New" w:hAnsi="Courier New" w:eastAsia="Courier New" w:cs="Tahoma"/>
         </w:rPr>
-        <w:t>SBPGI_APPROVE_LIMIT</w:t>
+        <w:t>SGI_APPROVE_LIMIT</w:t>
       </w:r>
       <w:r>
         <w:t xml:space="preserve"> ยาว 19 ตัว </w:t>
@@ -8092,7 +8536,7 @@
         <w:t>common</w:t>
       </w:r>
       <w:r>
-        <w:t xml:space="preserve"> มีแต่ GET) — SBPGI จะเขียนลง lookup กลางที่ทุกโมดูลใช้ร่วม ต้องทำผ่าน migration script ที่ review ได้ ไม่ใช่หน้าจอ</w:t>
+        <w:t xml:space="preserve"> มีแต่ GET) — SGI จะเขียนลง lookup กลางที่ทุกโมดูลใช้ร่วม ต้องทำผ่าน migration script ที่ review ได้ ไม่ใช่หน้าจอ</w:t>
       </w:r>
     </w:p>
     <w:p>
@@ -8101,7 +8545,7 @@
         <w:keepLines/>
       </w:pPr>
       <w:r>
-        <w:t xml:space="preserve">SBPGI </w:t>
+        <w:t xml:space="preserve">SGI </w:t>
       </w:r>
       <w:r>
         <w:rPr>
@@ -8110,7 +8554,7 @@
         <w:t>อ่านอย่างเดียวในเวลาปกติ</w:t>
       </w:r>
       <w:r>
-        <w:t xml:space="preserve"> — แก้ค่าทำที่ระบบ SBP เดิม (หน้าจอ Global Config ของ SBPGI ถูกลบไปแล้ว 2026-08-06) · การเขียนเกิดเฉพาะตอน </w:t>
+        <w:t xml:space="preserve"> — แก้ค่าทำที่ระบบ SBP เดิม (หน้าจอ Global Config ของ SGI ถูกลบไปแล้ว 2026-08-06) · การเขียนเกิดเฉพาะตอน </w:t>
       </w:r>
       <w:r>
         <w:rPr>
@@ -8130,7 +8574,7 @@
         <w:pageBreakBefore w:val="0"/>
       </w:pPr>
       <w:r>
-        <w:t>5.6 ข้อค้างตัดสินใจที่กระทบ integration (ยังไม่ตัดสิน)</w:t>
+        <w:t>5.6 ข้อกำหนดด้าน integration ที่ต้องยึด</w:t>
       </w:r>
     </w:p>
     <w:p>
@@ -8138,25 +8582,43 @@
         <w:keepNext w:val="0"/>
       </w:pPr>
       <w:r>
-        <w:t xml:space="preserve">รายการต่อไปนี้ </w:t>
+        <w:t>ตารางนี้คือ</w:t>
       </w:r>
       <w:r>
         <w:rPr>
           <w:b/>
         </w:rPr>
-        <w:t>ยังไม่ตัดสิน</w:t>
+        <w:t>ข้อกำหนดที่ต้องทำตาม</w:t>
       </w:r>
       <w:r>
-        <w:t xml:space="preserve"> ทั้งหมด · ทางเลือกและผลกระทบเต็มอยู่ที่ </w:t>
+        <w:t xml:space="preserve"> ไม่ใช่ทางเลือก — ทุกข้อสอดคล้องกับ </w:t>
       </w:r>
       <w:r>
         <w:rPr>
-          <w:color w:val="8A3324"/>
+          <w:rFonts w:ascii="Courier New" w:hAnsi="Courier New" w:eastAsia="Courier New" w:cs="Tahoma"/>
         </w:rPr>
-        <w:t>SBPGI vs existing system หัวข้อ 4</w:t>
+        <w:t>Database design</w:t>
       </w:r>
       <w:r>
-        <w:t xml:space="preserve"> การตัดสินใจขั้นสุดท้ายเป็นของเจ้าของโครงการ — เอกสาร LLDD ฉบับนี้บันทึกไว้เป็นข้อค้าง และห้าม dev เลือกทางใดทางหนึ่งเองระหว่าง implement</w:t>
+        <w:t xml:space="preserve"> / </w:t>
+      </w:r>
+      <w:r>
+        <w:rPr>
+          <w:rFonts w:ascii="Courier New" w:hAnsi="Courier New" w:eastAsia="Courier New" w:cs="Tahoma"/>
+        </w:rPr>
+        <w:t>Workflow design</w:t>
+      </w:r>
+      <w:r>
+        <w:t xml:space="preserve"> / </w:t>
+      </w:r>
+      <w:r>
+        <w:rPr>
+          <w:rFonts w:ascii="Courier New" w:hAnsi="Courier New" w:eastAsia="Courier New" w:cs="Tahoma"/>
+        </w:rPr>
+        <w:t>API design</w:t>
+      </w:r>
+      <w:r>
+        <w:t xml:space="preserve"> ซึ่งเป็นแหล่งความจริงของระบบ</w:t>
       </w:r>
     </w:p>
     <w:tbl>
@@ -8167,10 +8629,9 @@
         <w:tblLook w:firstColumn="1" w:firstRow="1" w:lastColumn="0" w:lastRow="0" w:noHBand="0" w:noVBand="1" w:val="04A0"/>
       </w:tblPr>
       <w:tblGrid>
-        <w:gridCol w:w="2520"/>
-        <w:gridCol w:w="2520"/>
-        <w:gridCol w:w="2520"/>
-        <w:gridCol w:w="2520"/>
+        <w:gridCol w:w="3360"/>
+        <w:gridCol w:w="3360"/>
+        <w:gridCol w:w="3360"/>
       </w:tblGrid>
       <w:tr>
         <w:trPr>
@@ -8178,7 +8639,7 @@
         </w:trPr>
         <w:tc>
           <w:tcPr>
-            <w:tcW w:type="dxa" w:w="2520"/>
+            <w:tcW w:type="dxa" w:w="3360"/>
             <w:vAlign w:val="center"/>
             <w:shd w:fill="E8EEF5"/>
           </w:tcPr>
@@ -8194,13 +8655,13 @@
                 <w:b/>
                 <w:sz w:val="18"/>
               </w:rPr>
-              <w:t>ข้อค้าง</w:t>
+              <w:t>เรื่อง</w:t>
             </w:r>
           </w:p>
         </w:tc>
         <w:tc>
           <w:tcPr>
-            <w:tcW w:type="dxa" w:w="2520"/>
+            <w:tcW w:type="dxa" w:w="3360"/>
             <w:vAlign w:val="center"/>
             <w:shd w:fill="E8EEF5"/>
           </w:tcPr>
@@ -8216,13 +8677,13 @@
                 <w:b/>
                 <w:sz w:val="18"/>
               </w:rPr>
-              <w:t>ทางเลือก A</w:t>
+              <w:t>ข้อกำหนดที่ต้องทำตาม</w:t>
             </w:r>
           </w:p>
         </w:tc>
         <w:tc>
           <w:tcPr>
-            <w:tcW w:type="dxa" w:w="2520"/>
+            <w:tcW w:type="dxa" w:w="3360"/>
             <w:vAlign w:val="center"/>
             <w:shd w:fill="E8EEF5"/>
           </w:tcPr>
@@ -8238,29 +8699,7 @@
                 <w:b/>
                 <w:sz w:val="18"/>
               </w:rPr>
-              <w:t>ทางเลือก B</w:t>
-            </w:r>
-          </w:p>
-        </w:tc>
-        <w:tc>
-          <w:tcPr>
-            <w:tcW w:type="dxa" w:w="2520"/>
-            <w:vAlign w:val="center"/>
-            <w:shd w:fill="E8EEF5"/>
-          </w:tcPr>
-          <w:p>
-            <w:pPr>
-              <w:keepLines/>
-              <w:spacing w:after="0"/>
-            </w:pPr>
-            <w:r/>
-            <w:r>
-              <w:rPr>
-                <w:rFonts w:ascii="Arial" w:hAnsi="Arial" w:eastAsia="Arial" w:cs="Tahoma"/>
-                <w:b/>
-                <w:sz w:val="18"/>
-              </w:rPr>
-              <w:t>สถานะ</w:t>
+              <w:t>ที่มา / เหตุผล</w:t>
             </w:r>
           </w:p>
         </w:tc>
@@ -8271,7 +8710,7 @@
         </w:trPr>
         <w:tc>
           <w:tcPr>
-            <w:tcW w:type="dxa" w:w="2520"/>
+            <w:tcW w:type="dxa" w:w="3360"/>
             <w:vAlign w:val="center"/>
           </w:tcPr>
           <w:p>
@@ -8290,13 +8729,13 @@
                 <w:rFonts w:ascii="Arial" w:hAnsi="Arial" w:eastAsia="Arial" w:cs="Tahoma"/>
                 <w:sz w:val="18"/>
               </w:rPr>
-              <w:t>DP-5 · อีเมล ✅ ปิดแล้ว 2026-08-14</w:t>
+              <w:t>อีเมลแจ้งสถานะ</w:t>
             </w:r>
           </w:p>
         </w:tc>
         <w:tc>
           <w:tcPr>
-            <w:tcW w:type="dxa" w:w="2520"/>
+            <w:tcW w:type="dxa" w:w="3360"/>
             <w:vAlign w:val="center"/>
           </w:tcPr>
           <w:p>
@@ -8315,7 +8754,7 @@
                 <w:rFonts w:ascii="Arial" w:hAnsi="Arial" w:eastAsia="Arial" w:cs="Tahoma"/>
                 <w:sz w:val="18"/>
               </w:rPr>
-              <w:t xml:space="preserve">ให้ engine ส่งเอง — </w:t>
+              <w:t xml:space="preserve">workflow ให้ </w:t>
             </w:r>
             <w:r>
               <w:rPr>
@@ -8323,28 +8762,43 @@
                 <w:b/>
                 <w:sz w:val="18"/>
               </w:rPr>
-              <w:t>ตกไป</w:t>
-            </w:r>
-            <w:r>
-              <w:rPr>
-                <w:rFonts w:ascii="Arial" w:hAnsi="Arial" w:eastAsia="Arial" w:cs="Tahoma"/>
-                <w:sz w:val="18"/>
-              </w:rPr>
-              <w:t xml:space="preserve"> เพราะ </w:t>
+              <w:t>เลข template</w:t>
+            </w:r>
+            <w:r>
+              <w:rPr>
+                <w:rFonts w:ascii="Arial" w:hAnsi="Arial" w:eastAsia="Arial" w:cs="Tahoma"/>
+                <w:sz w:val="18"/>
+              </w:rPr>
+              <w:t xml:space="preserve"> ผ่าน </w:t>
             </w:r>
             <w:r>
               <w:rPr>
                 <w:rFonts w:ascii="Courier New" w:hAnsi="Courier New" w:eastAsia="Courier New" w:cs="Tahoma"/>
                 <w:sz w:val="18"/>
               </w:rPr>
-              <w:t>triggerEvent</w:t>
-            </w:r>
-            <w:r>
-              <w:rPr>
-                <w:rFonts w:ascii="Arial" w:hAnsi="Arial" w:eastAsia="Arial" w:cs="Tahoma"/>
-                <w:sz w:val="18"/>
-              </w:rPr>
-              <w:t xml:space="preserve"> ไม่มี </w:t>
+              <w:t>workflow_route.email_id</w:t>
+            </w:r>
+            <w:r>
+              <w:rPr>
+                <w:rFonts w:ascii="Arial" w:hAnsi="Arial" w:eastAsia="Arial" w:cs="Tahoma"/>
+                <w:sz w:val="18"/>
+              </w:rPr>
+              <w:t xml:space="preserve"> แล้ว </w:t>
+            </w:r>
+            <w:r>
+              <w:rPr>
+                <w:rFonts w:ascii="Arial" w:hAnsi="Arial" w:eastAsia="Arial" w:cs="Tahoma"/>
+                <w:b/>
+                <w:sz w:val="18"/>
+              </w:rPr>
+              <w:t>SGI เรียก `sendEmail()` ของ `@gosoft-sbp/email-lib` เอง</w:t>
+            </w:r>
+            <w:r>
+              <w:rPr>
+                <w:rFonts w:ascii="Arial" w:hAnsi="Arial" w:eastAsia="Arial" w:cs="Tahoma"/>
+                <w:sz w:val="18"/>
+              </w:rPr>
+              <w:t xml:space="preserve"> พร้อม </w:t>
             </w:r>
             <w:r>
               <w:rPr>
@@ -8358,7 +8812,7 @@
                 <w:rFonts w:ascii="Arial" w:hAnsi="Arial" w:eastAsia="Arial" w:cs="Tahoma"/>
                 <w:sz w:val="18"/>
               </w:rPr>
-              <w:t>/</w:t>
+              <w:t xml:space="preserve"> / </w:t>
             </w:r>
             <w:r>
               <w:rPr>
@@ -8372,7 +8826,7 @@
                 <w:rFonts w:ascii="Arial" w:hAnsi="Arial" w:eastAsia="Arial" w:cs="Tahoma"/>
                 <w:sz w:val="18"/>
               </w:rPr>
-              <w:t>/</w:t>
+              <w:t xml:space="preserve"> / </w:t>
             </w:r>
             <w:r>
               <w:rPr>
@@ -8380,33 +8834,12 @@
                 <w:sz w:val="18"/>
               </w:rPr>
               <w:t>param</w:t>
-            </w:r>
-            <w:r>
-              <w:rPr>
-                <w:rFonts w:ascii="Arial" w:hAnsi="Arial" w:eastAsia="Arial" w:cs="Tahoma"/>
-                <w:sz w:val="18"/>
-              </w:rPr>
-              <w:t xml:space="preserve"> ที่ </w:t>
-            </w:r>
-            <w:r>
-              <w:rPr>
-                <w:rFonts w:ascii="Courier New" w:hAnsi="Courier New" w:eastAsia="Courier New" w:cs="Tahoma"/>
-                <w:sz w:val="18"/>
-              </w:rPr>
-              <w:t>sendEmail</w:t>
-            </w:r>
-            <w:r>
-              <w:rPr>
-                <w:rFonts w:ascii="Arial" w:hAnsi="Arial" w:eastAsia="Arial" w:cs="Tahoma"/>
-                <w:sz w:val="18"/>
-              </w:rPr>
-              <w:t xml:space="preserve"> บังคับ</w:t>
             </w:r>
           </w:p>
         </w:tc>
         <w:tc>
           <w:tcPr>
-            <w:tcW w:type="dxa" w:w="2520"/>
+            <w:tcW w:type="dxa" w:w="3360"/>
             <w:vAlign w:val="center"/>
           </w:tcPr>
           <w:p>
@@ -8422,79 +8855,73 @@
             </w:r>
             <w:r>
               <w:rPr>
-                <w:rFonts w:ascii="Arial" w:hAnsi="Arial" w:eastAsia="Arial" w:cs="Tahoma"/>
-                <w:b/>
-                <w:sz w:val="18"/>
-              </w:rPr>
-              <w:t>เลือกทางนี้:</w:t>
-            </w:r>
-            <w:r>
-              <w:rPr>
-                <w:rFonts w:ascii="Arial" w:hAnsi="Arial" w:eastAsia="Arial" w:cs="Tahoma"/>
-                <w:sz w:val="18"/>
-              </w:rPr>
-              <w:t xml:space="preserve"> workflow ให้เลข template ผ่าน </w:t>
-            </w:r>
-            <w:r>
-              <w:rPr>
                 <w:rFonts w:ascii="Courier New" w:hAnsi="Courier New" w:eastAsia="Courier New" w:cs="Tahoma"/>
                 <w:sz w:val="18"/>
               </w:rPr>
-              <w:t>workflow_route.email_id</w:t>
-            </w:r>
-            <w:r>
-              <w:rPr>
-                <w:rFonts w:ascii="Arial" w:hAnsi="Arial" w:eastAsia="Arial" w:cs="Tahoma"/>
-                <w:sz w:val="18"/>
-              </w:rPr>
-              <w:t xml:space="preserve"> แล้ว </w:t>
-            </w:r>
-            <w:r>
-              <w:rPr>
-                <w:rFonts w:ascii="Arial" w:hAnsi="Arial" w:eastAsia="Arial" w:cs="Tahoma"/>
-                <w:b/>
-                <w:sz w:val="18"/>
-              </w:rPr>
-              <w:t>SBPGI เรียก `sendEmail()` ของ email-lib เอง</w:t>
-            </w:r>
-            <w:r>
-              <w:rPr>
-                <w:rFonts w:ascii="Arial" w:hAnsi="Arial" w:eastAsia="Arial" w:cs="Tahoma"/>
-                <w:sz w:val="18"/>
-              </w:rPr>
-              <w:t xml:space="preserve"> · reminder/escalation ที่ไม่ใช่ transition เก็บเลข template ที่ </w:t>
+              <w:t>triggerEvent</w:t>
+            </w:r>
+            <w:r>
+              <w:rPr>
+                <w:rFonts w:ascii="Arial" w:hAnsi="Arial" w:eastAsia="Arial" w:cs="Tahoma"/>
+                <w:sz w:val="18"/>
+              </w:rPr>
+              <w:t xml:space="preserve"> ของ engine ไม่มีฟิลด์ </w:t>
             </w:r>
             <w:r>
               <w:rPr>
                 <w:rFonts w:ascii="Courier New" w:hAnsi="Courier New" w:eastAsia="Courier New" w:cs="Tahoma"/>
                 <w:sz w:val="18"/>
               </w:rPr>
-              <w:t>mas_param</w:t>
-            </w:r>
-          </w:p>
-        </w:tc>
-        <w:tc>
-          <w:tcPr>
-            <w:tcW w:type="dxa" w:w="2520"/>
-            <w:vAlign w:val="center"/>
-          </w:tcPr>
-          <w:p>
-            <w:pPr>
-              <w:keepLines/>
-              <w:spacing w:after="0"/>
-            </w:pPr>
-            <w:r>
-              <w:rPr>
-                <w:rFonts w:ascii="Arial" w:hAnsi="Arial" w:eastAsia="Arial" w:cs="Tahoma"/>
-                <w:sz w:val="18"/>
-              </w:rPr>
-            </w:r>
-            <w:r>
-              <w:rPr>
-                <w:rFonts w:ascii="Arial" w:hAnsi="Arial" w:eastAsia="Arial" w:cs="Tahoma"/>
-                <w:sz w:val="18"/>
-              </w:rPr>
-              <w:t>ปิดแล้ว · เหลือยืนยันกับทีม engine ว่าไม่ส่งซ้ำ</w:t>
+              <w:t>mailTo</w:t>
+            </w:r>
+            <w:r>
+              <w:rPr>
+                <w:rFonts w:ascii="Arial" w:hAnsi="Arial" w:eastAsia="Arial" w:cs="Tahoma"/>
+                <w:sz w:val="18"/>
+              </w:rPr>
+              <w:t>/</w:t>
+            </w:r>
+            <w:r>
+              <w:rPr>
+                <w:rFonts w:ascii="Courier New" w:hAnsi="Courier New" w:eastAsia="Courier New" w:cs="Tahoma"/>
+                <w:sz w:val="18"/>
+              </w:rPr>
+              <w:t>mailCc</w:t>
+            </w:r>
+            <w:r>
+              <w:rPr>
+                <w:rFonts w:ascii="Arial" w:hAnsi="Arial" w:eastAsia="Arial" w:cs="Tahoma"/>
+                <w:sz w:val="18"/>
+              </w:rPr>
+              <w:t>/</w:t>
+            </w:r>
+            <w:r>
+              <w:rPr>
+                <w:rFonts w:ascii="Courier New" w:hAnsi="Courier New" w:eastAsia="Courier New" w:cs="Tahoma"/>
+                <w:sz w:val="18"/>
+              </w:rPr>
+              <w:t>param</w:t>
+            </w:r>
+            <w:r>
+              <w:rPr>
+                <w:rFonts w:ascii="Arial" w:hAnsi="Arial" w:eastAsia="Arial" w:cs="Tahoma"/>
+                <w:sz w:val="18"/>
+              </w:rPr>
+              <w:t xml:space="preserve"> ที่ </w:t>
+            </w:r>
+            <w:r>
+              <w:rPr>
+                <w:rFonts w:ascii="Courier New" w:hAnsi="Courier New" w:eastAsia="Courier New" w:cs="Tahoma"/>
+                <w:sz w:val="18"/>
+              </w:rPr>
+              <w:t>sendEmail</w:t>
+            </w:r>
+            <w:r>
+              <w:rPr>
+                <w:rFonts w:ascii="Arial" w:hAnsi="Arial" w:eastAsia="Arial" w:cs="Tahoma"/>
+                <w:sz w:val="18"/>
+              </w:rPr>
+              <w:t xml:space="preserve"> บังคับ (ปิด 2026-08-14)</w:t>
             </w:r>
           </w:p>
         </w:tc>
@@ -8505,7 +8932,7 @@
         </w:trPr>
         <w:tc>
           <w:tcPr>
-            <w:tcW w:type="dxa" w:w="2520"/>
+            <w:tcW w:type="dxa" w:w="3360"/>
             <w:vAlign w:val="center"/>
           </w:tcPr>
           <w:p>
@@ -8524,20 +8951,13 @@
                 <w:rFonts w:ascii="Arial" w:hAnsi="Arial" w:eastAsia="Arial" w:cs="Tahoma"/>
                 <w:sz w:val="18"/>
               </w:rPr>
-              <w:t xml:space="preserve">DP-8 ✅ ปิดแล้ว 2026-08-24 · </w:t>
-            </w:r>
-            <w:r>
-              <w:rPr>
-                <w:rFonts w:ascii="Courier New" w:hAnsi="Courier New" w:eastAsia="Courier New" w:cs="Tahoma"/>
-                <w:sz w:val="18"/>
-              </w:rPr>
-              <w:t>document_attachments</w:t>
+              <w:t>ไฟล์แนบ</w:t>
             </w:r>
           </w:p>
         </w:tc>
         <w:tc>
           <w:tcPr>
-            <w:tcW w:type="dxa" w:w="2520"/>
+            <w:tcW w:type="dxa" w:w="3360"/>
             <w:vAlign w:val="center"/>
           </w:tcPr>
           <w:p>
@@ -8553,24 +8973,66 @@
             </w:r>
             <w:r>
               <w:rPr>
+                <w:rFonts w:ascii="Courier New" w:hAnsi="Courier New" w:eastAsia="Courier New" w:cs="Tahoma"/>
+                <w:sz w:val="18"/>
+              </w:rPr>
+              <w:t>sgi_document_attachments</w:t>
+            </w:r>
+            <w:r>
+              <w:rPr>
+                <w:rFonts w:ascii="Arial" w:hAnsi="Arial" w:eastAsia="Arial" w:cs="Tahoma"/>
+                <w:sz w:val="18"/>
+              </w:rPr>
+              <w:t xml:space="preserve"> เก็บ </w:t>
+            </w:r>
+            <w:r>
+              <w:rPr>
                 <w:rFonts w:ascii="Arial" w:hAnsi="Arial" w:eastAsia="Arial" w:cs="Tahoma"/>
                 <w:b/>
                 <w:sz w:val="18"/>
               </w:rPr>
-              <w:t>เลือกข้อนี้ — ตารางของ SBPGI เก็บ metadata เอง</w:t>
-            </w:r>
-            <w:r>
-              <w:rPr>
-                <w:rFonts w:ascii="Arial" w:hAnsi="Arial" w:eastAsia="Arial" w:cs="Tahoma"/>
-                <w:sz w:val="18"/>
-              </w:rPr>
-              <w:t xml:space="preserve"> แล้วใช้ service S3 ของระบบเดิม ไม่เขียน storage layer เอง</w:t>
+              <w:t>metadata ฝั่ง SGI</w:t>
+            </w:r>
+            <w:r>
+              <w:rPr>
+                <w:rFonts w:ascii="Arial" w:hAnsi="Arial" w:eastAsia="Arial" w:cs="Tahoma"/>
+                <w:sz w:val="18"/>
+              </w:rPr>
+              <w:t xml:space="preserve"> แล้วฝากไฟล์กับ service S3 ของระบบเดิม (</w:t>
+            </w:r>
+            <w:r>
+              <w:rPr>
+                <w:rFonts w:ascii="Courier New" w:hAnsi="Courier New" w:eastAsia="Courier New" w:cs="Tahoma"/>
+                <w:sz w:val="18"/>
+              </w:rPr>
+              <w:t>upload-file-aws</w:t>
+            </w:r>
+            <w:r>
+              <w:rPr>
+                <w:rFonts w:ascii="Arial" w:hAnsi="Arial" w:eastAsia="Arial" w:cs="Tahoma"/>
+                <w:sz w:val="18"/>
+              </w:rPr>
+              <w:t xml:space="preserve"> / </w:t>
+            </w:r>
+            <w:r>
+              <w:rPr>
+                <w:rFonts w:ascii="Courier New" w:hAnsi="Courier New" w:eastAsia="Courier New" w:cs="Tahoma"/>
+                <w:sz w:val="18"/>
+              </w:rPr>
+              <w:t>download-file-aws</w:t>
+            </w:r>
+            <w:r>
+              <w:rPr>
+                <w:rFonts w:ascii="Arial" w:hAnsi="Arial" w:eastAsia="Arial" w:cs="Tahoma"/>
+                <w:sz w:val="18"/>
+              </w:rPr>
+              <w:t>) — ไม่เขียน storage layer เอง</w:t>
             </w:r>
           </w:p>
         </w:tc>
         <w:tc>
           <w:tcPr>
-            <w:tcW w:type="dxa" w:w="2520"/>
+            <w:tcW w:type="dxa" w:w="3360"/>
             <w:vAlign w:val="center"/>
           </w:tcPr>
           <w:p>
@@ -8586,13 +9048,6 @@
             </w:r>
             <w:r>
               <w:rPr>
-                <w:rFonts w:ascii="Arial" w:hAnsi="Arial" w:eastAsia="Arial" w:cs="Tahoma"/>
-                <w:sz w:val="18"/>
-              </w:rPr>
-              <w:t xml:space="preserve">ต่อยอด </w:t>
-            </w:r>
-            <w:r>
-              <w:rPr>
                 <w:rFonts w:ascii="Courier New" w:hAnsi="Courier New" w:eastAsia="Courier New" w:cs="Tahoma"/>
                 <w:sz w:val="18"/>
               </w:rPr>
@@ -8603,95 +9058,7 @@
                 <w:rFonts w:ascii="Arial" w:hAnsi="Arial" w:eastAsia="Arial" w:cs="Tahoma"/>
                 <w:sz w:val="18"/>
               </w:rPr>
-              <w:t xml:space="preserve"> ของระบบเดิม — ตกไป เพราะไม่มีคอลัมน์ </w:t>
-            </w:r>
-            <w:r>
-              <w:rPr>
-                <w:rFonts w:ascii="Courier New" w:hAnsi="Courier New" w:eastAsia="Courier New" w:cs="Tahoma"/>
-                <w:sz w:val="18"/>
-              </w:rPr>
-              <w:t>file_size</w:t>
-            </w:r>
-            <w:r>
-              <w:rPr>
-                <w:rFonts w:ascii="Arial" w:hAnsi="Arial" w:eastAsia="Arial" w:cs="Tahoma"/>
-                <w:sz w:val="18"/>
-              </w:rPr>
-              <w:t xml:space="preserve"> · </w:t>
-            </w:r>
-            <w:r>
-              <w:rPr>
-                <w:rFonts w:ascii="Courier New" w:hAnsi="Courier New" w:eastAsia="Courier New" w:cs="Tahoma"/>
-                <w:sz w:val="18"/>
-              </w:rPr>
-              <w:t>content_type</w:t>
-            </w:r>
-            <w:r>
-              <w:rPr>
-                <w:rFonts w:ascii="Arial" w:hAnsi="Arial" w:eastAsia="Arial" w:cs="Tahoma"/>
-                <w:sz w:val="18"/>
-              </w:rPr>
-              <w:t xml:space="preserve"> · </w:t>
-            </w:r>
-            <w:r>
-              <w:rPr>
-                <w:rFonts w:ascii="Courier New" w:hAnsi="Courier New" w:eastAsia="Courier New" w:cs="Tahoma"/>
-                <w:sz w:val="18"/>
-              </w:rPr>
-              <w:t>section_code</w:t>
-            </w:r>
-            <w:r>
-              <w:rPr>
-                <w:rFonts w:ascii="Arial" w:hAnsi="Arial" w:eastAsia="Arial" w:cs="Tahoma"/>
-                <w:sz w:val="18"/>
-              </w:rPr>
-              <w:t xml:space="preserve"> · </w:t>
-            </w:r>
-            <w:r>
-              <w:rPr>
-                <w:rFonts w:ascii="Courier New" w:hAnsi="Courier New" w:eastAsia="Courier New" w:cs="Tahoma"/>
-                <w:sz w:val="18"/>
-              </w:rPr>
-              <w:t>upload_status</w:t>
-            </w:r>
-            <w:r>
-              <w:rPr>
-                <w:rFonts w:ascii="Arial" w:hAnsi="Arial" w:eastAsia="Arial" w:cs="Tahoma"/>
-                <w:sz w:val="18"/>
-              </w:rPr>
-              <w:t xml:space="preserve"> · </w:t>
-            </w:r>
-            <w:r>
-              <w:rPr>
-                <w:rFonts w:ascii="Courier New" w:hAnsi="Courier New" w:eastAsia="Courier New" w:cs="Tahoma"/>
-                <w:sz w:val="18"/>
-              </w:rPr>
-              <w:t>purge_flag</w:t>
-            </w:r>
-          </w:p>
-        </w:tc>
-        <w:tc>
-          <w:tcPr>
-            <w:tcW w:type="dxa" w:w="2520"/>
-            <w:vAlign w:val="center"/>
-          </w:tcPr>
-          <w:p>
-            <w:pPr>
-              <w:keepLines/>
-              <w:spacing w:after="0"/>
-            </w:pPr>
-            <w:r>
-              <w:rPr>
-                <w:rFonts w:ascii="Arial" w:hAnsi="Arial" w:eastAsia="Arial" w:cs="Tahoma"/>
-                <w:sz w:val="18"/>
-              </w:rPr>
-            </w:r>
-            <w:r>
-              <w:rPr>
-                <w:rFonts w:ascii="Arial" w:hAnsi="Arial" w:eastAsia="Arial" w:cs="Tahoma"/>
-                <w:sz w:val="18"/>
-              </w:rPr>
-              <w:t>✅ ปิดแล้ว 2026-08-24 — เหตุผลเต็มอยู่ที่ 5.3</w:t>
+              <w:t xml:space="preserve"> ของระบบเดิมไม่มีคอลัมน์ที่เอกสารต้องใช้ (ปิด 2026-08-24)</w:t>
             </w:r>
           </w:p>
         </w:tc>
@@ -8702,7 +9069,7 @@
         </w:trPr>
         <w:tc>
           <w:tcPr>
-            <w:tcW w:type="dxa" w:w="2520"/>
+            <w:tcW w:type="dxa" w:w="3360"/>
             <w:vAlign w:val="center"/>
           </w:tcPr>
           <w:p>
@@ -8721,13 +9088,13 @@
                 <w:rFonts w:ascii="Arial" w:hAnsi="Arial" w:eastAsia="Arial" w:cs="Tahoma"/>
                 <w:sz w:val="18"/>
               </w:rPr>
-              <w:t>DP-10 ✅ ปิดแล้ว 2026-08-21 · ที่อยู่ของ SBPGI</w:t>
+              <w:t>ที่อยู่ของโค้ด SGI</w:t>
             </w:r>
           </w:p>
         </w:tc>
         <w:tc>
           <w:tcPr>
-            <w:tcW w:type="dxa" w:w="2520"/>
+            <w:tcW w:type="dxa" w:w="3360"/>
             <w:vAlign w:val="center"/>
           </w:tcPr>
           <w:p>
@@ -8744,37 +9111,30 @@
             <w:r>
               <w:rPr>
                 <w:rFonts w:ascii="Arial" w:hAnsi="Arial" w:eastAsia="Arial" w:cs="Tahoma"/>
+                <w:sz w:val="18"/>
+              </w:rPr>
+              <w:t xml:space="preserve">เป็น </w:t>
+            </w:r>
+            <w:r>
+              <w:rPr>
+                <w:rFonts w:ascii="Arial" w:hAnsi="Arial" w:eastAsia="Arial" w:cs="Tahoma"/>
                 <w:b/>
                 <w:sz w:val="18"/>
               </w:rPr>
-              <w:t>เลือกข้อนี้</w:t>
-            </w:r>
-            <w:r>
-              <w:rPr>
-                <w:rFonts w:ascii="Arial" w:hAnsi="Arial" w:eastAsia="Arial" w:cs="Tahoma"/>
-                <w:sz w:val="18"/>
-              </w:rPr>
-              <w:t xml:space="preserve"> — โมดูลใน </w:t>
-            </w:r>
-            <w:r>
-              <w:rPr>
-                <w:rFonts w:ascii="Courier New" w:hAnsi="Courier New" w:eastAsia="Courier New" w:cs="Tahoma"/>
-                <w:sz w:val="18"/>
-              </w:rPr>
-              <w:t>srm-sps-spsap-store-backend</w:t>
-            </w:r>
-            <w:r>
-              <w:rPr>
-                <w:rFonts w:ascii="Arial" w:hAnsi="Arial" w:eastAsia="Arial" w:cs="Tahoma"/>
-                <w:sz w:val="18"/>
-              </w:rPr>
-              <w:t xml:space="preserve"> เดิม</w:t>
+              <w:t>โมดูลใน `srm-sps-spsap-store-backend` เดิม</w:t>
+            </w:r>
+            <w:r>
+              <w:rPr>
+                <w:rFonts w:ascii="Arial" w:hAnsi="Arial" w:eastAsia="Arial" w:cs="Tahoma"/>
+                <w:sz w:val="18"/>
+              </w:rPr>
+              <w:t xml:space="preserve"> ไม่แยก backend ใหม่</w:t>
             </w:r>
           </w:p>
         </w:tc>
         <w:tc>
           <w:tcPr>
-            <w:tcW w:type="dxa" w:w="2520"/>
+            <w:tcW w:type="dxa" w:w="3360"/>
             <w:vAlign w:val="center"/>
           </w:tcPr>
           <w:p>
@@ -8793,32 +9153,7 @@
                 <w:rFonts w:ascii="Arial" w:hAnsi="Arial" w:eastAsia="Arial" w:cs="Tahoma"/>
                 <w:sz w:val="18"/>
               </w:rPr>
-              <w:t>backend ใหม่แยกต่างหาก — ตกไป</w:t>
-            </w:r>
-          </w:p>
-        </w:tc>
-        <w:tc>
-          <w:tcPr>
-            <w:tcW w:type="dxa" w:w="2520"/>
-            <w:vAlign w:val="center"/>
-          </w:tcPr>
-          <w:p>
-            <w:pPr>
-              <w:keepLines/>
-              <w:spacing w:after="0"/>
-            </w:pPr>
-            <w:r>
-              <w:rPr>
-                <w:rFonts w:ascii="Arial" w:hAnsi="Arial" w:eastAsia="Arial" w:cs="Tahoma"/>
-                <w:sz w:val="18"/>
-              </w:rPr>
-            </w:r>
-            <w:r>
-              <w:rPr>
-                <w:rFonts w:ascii="Arial" w:hAnsi="Arial" w:eastAsia="Arial" w:cs="Tahoma"/>
-                <w:sz w:val="18"/>
-              </w:rPr>
-              <w:t>✅ ปิดแล้ว — ใช้ guard/interceptor/response envelope ของ store-backend เดิมได้ทันที ไม่ต้องเขียนใหม่</w:t>
+              <w:t>ได้ guard / interceptor / response envelope ของ store-backend มาใช้ทันที (ปิด 2026-08-21)</w:t>
             </w:r>
           </w:p>
         </w:tc>
@@ -8829,7 +9164,7 @@
         </w:trPr>
         <w:tc>
           <w:tcPr>
-            <w:tcW w:type="dxa" w:w="2520"/>
+            <w:tcW w:type="dxa" w:w="3360"/>
             <w:vAlign w:val="center"/>
           </w:tcPr>
           <w:p>
@@ -8845,23 +9180,16 @@
             </w:r>
             <w:r>
               <w:rPr>
-                <w:rFonts w:ascii="Arial" w:hAnsi="Arial" w:eastAsia="Arial" w:cs="Tahoma"/>
-                <w:sz w:val="18"/>
-              </w:rPr>
-              <w:t xml:space="preserve">DP-6 · </w:t>
-            </w:r>
-            <w:r>
-              <w:rPr>
                 <w:rFonts w:ascii="Courier New" w:hAnsi="Courier New" w:eastAsia="Courier New" w:cs="Tahoma"/>
                 <w:sz w:val="18"/>
               </w:rPr>
-              <w:t>interface_transactions</w:t>
+              <w:t>sgi_interface_transactions</w:t>
             </w:r>
           </w:p>
         </w:tc>
         <w:tc>
           <w:tcPr>
-            <w:tcW w:type="dxa" w:w="2520"/>
+            <w:tcW w:type="dxa" w:w="3360"/>
             <w:vAlign w:val="center"/>
           </w:tcPr>
           <w:p>
@@ -8880,13 +9208,27 @@
                 <w:rFonts w:ascii="Arial" w:hAnsi="Arial" w:eastAsia="Arial" w:cs="Tahoma"/>
                 <w:sz w:val="18"/>
               </w:rPr>
-              <w:t>ออกแบบใหม่ตาม DDL ปัจจุบัน</w:t>
+              <w:t xml:space="preserve">ใช้ DDL ตามที่ประกาศไว้ในเอกสาร </w:t>
+            </w:r>
+            <w:r>
+              <w:rPr>
+                <w:rFonts w:ascii="Courier New" w:hAnsi="Courier New" w:eastAsia="Courier New" w:cs="Tahoma"/>
+                <w:sz w:val="18"/>
+              </w:rPr>
+              <w:t>LLDD-Database.pdf</w:t>
+            </w:r>
+            <w:r>
+              <w:rPr>
+                <w:rFonts w:ascii="Arial" w:hAnsi="Arial" w:eastAsia="Arial" w:cs="Tahoma"/>
+                <w:sz w:val="18"/>
+              </w:rPr>
+              <w:t xml:space="preserve"> — 1 แถวต่อ 1 record ที่รับส่งกับระบบภายนอก พร้อมสถานะ ACK</w:t>
             </w:r>
           </w:p>
         </w:tc>
         <w:tc>
           <w:tcPr>
-            <w:tcW w:type="dxa" w:w="2520"/>
+            <w:tcW w:type="dxa" w:w="3360"/>
             <w:vAlign w:val="center"/>
           </w:tcPr>
           <w:p>
@@ -8905,46 +9247,21 @@
                 <w:rFonts w:ascii="Arial" w:hAnsi="Arial" w:eastAsia="Arial" w:cs="Tahoma"/>
                 <w:sz w:val="18"/>
               </w:rPr>
-              <w:t xml:space="preserve">ลอกแพตเทิร์น </w:t>
+              <w:t>เป็นตารางของ SGI เอง (</w:t>
             </w:r>
             <w:r>
               <w:rPr>
                 <w:rFonts w:ascii="Courier New" w:hAnsi="Courier New" w:eastAsia="Courier New" w:cs="Tahoma"/>
                 <w:sz w:val="18"/>
               </w:rPr>
-              <w:t>statement_summary</w:t>
-            </w:r>
-            <w:r>
-              <w:rPr>
-                <w:rFonts w:ascii="Arial" w:hAnsi="Arial" w:eastAsia="Arial" w:cs="Tahoma"/>
-                <w:sz w:val="18"/>
-              </w:rPr>
-              <w:t xml:space="preserve"> ของระบบเดิม</w:t>
-            </w:r>
-          </w:p>
-        </w:tc>
-        <w:tc>
-          <w:tcPr>
-            <w:tcW w:type="dxa" w:w="2520"/>
-            <w:vAlign w:val="center"/>
-          </w:tcPr>
-          <w:p>
-            <w:pPr>
-              <w:keepLines/>
-              <w:spacing w:after="0"/>
-            </w:pPr>
-            <w:r>
-              <w:rPr>
-                <w:rFonts w:ascii="Arial" w:hAnsi="Arial" w:eastAsia="Arial" w:cs="Tahoma"/>
-                <w:sz w:val="18"/>
-              </w:rPr>
-            </w:r>
-            <w:r>
-              <w:rPr>
-                <w:rFonts w:ascii="Arial" w:hAnsi="Arial" w:eastAsia="Arial" w:cs="Tahoma"/>
-                <w:sz w:val="18"/>
-              </w:rPr>
-              <w:t>ยังไม่ตัดสิน</w:t>
+              <w:t>integration_log</w:t>
+            </w:r>
+            <w:r>
+              <w:rPr>
+                <w:rFonts w:ascii="Arial" w:hAnsi="Arial" w:eastAsia="Arial" w:cs="Tahoma"/>
+                <w:sz w:val="18"/>
+              </w:rPr>
+              <w:t xml:space="preserve"> ของระบบเดิมเก็บ payload ต่อ call ไม่ใช่ระดับ record)</w:t>
             </w:r>
           </w:p>
         </w:tc>
@@ -9127,7 +9444,7 @@
                 <w:rFonts w:ascii="Arial" w:hAnsi="Arial" w:eastAsia="Arial" w:cs="Tahoma"/>
                 <w:sz w:val="18"/>
               </w:rPr>
-              <w:t>BFF forward request พร้อม header ตัวตนมาที่ store-backend; Guard ตรวจ x-api-key แล้ว map header เป็น user context; Controller/Service ทำงานโดยใช้ user context (ไม่มี JWT ของ SBPGI เอง); ผลลัพธ์ถูกห่อด้วย ResponseInterceptor เป็น {success, data}</w:t>
+              <w:t>BFF forward request พร้อม header ตัวตนมาที่ store-backend; Guard ตรวจ x-api-key แล้ว map header เป็น user context; Controller/Service ทำงานโดยใช้ user context (ไม่มี JWT ของ SGI เอง); ผลลัพธ์ถูกห่อด้วย ResponseInterceptor เป็น {success, data}</w:t>
             </w:r>
           </w:p>
         </w:tc>
@@ -9182,7 +9499,7 @@
                 <w:rFonts w:ascii="Arial" w:hAnsi="Arial" w:eastAsia="Arial" w:cs="Tahoma"/>
                 <w:sz w:val="18"/>
               </w:rPr>
-              <w:t>document_attachments (SBPGI)</w:t>
+              <w:t>sgi_document_attachments (SGI)</w:t>
             </w:r>
           </w:p>
         </w:tc>
@@ -9356,7 +9673,7 @@
                 <w:rFonts w:ascii="Arial" w:hAnsi="Arial" w:eastAsia="Arial" w:cs="Tahoma"/>
                 <w:sz w:val="18"/>
               </w:rPr>
-              <w:t>กำหนดวิธีที่ SBPGI ต่อกับแพลตฟอร์ม SBP เดิม: BFF header/ตัวตน, response envelope, ไฟล์บน S3, อีเมลผ่าน @gosoft-sbp/email-lib และค่ากำหนดกลางใน mas_param/common_code — เป็น blocker ที่ต้องปิดในสัปดาห์แรก</w:t>
+              <w:t>กำหนดวิธีที่ SGI ต่อกับแพลตฟอร์ม SBP เดิม: BFF header/ตัวตน, response envelope, ไฟล์บน S3, อีเมลผ่าน @gosoft-sbp/email-lib และค่ากำหนดกลางใน mas_param/common_code — เป็น blocker ที่ต้องปิดในสัปดาห์แรก</w:t>
             </w:r>
           </w:p>
         </w:tc>
@@ -9406,7 +9723,7 @@
                 <w:rFonts w:ascii="Arial" w:hAnsi="Arial" w:eastAsia="Arial" w:cs="Tahoma"/>
                 <w:sz w:val="18"/>
               </w:rPr>
-              <w:t>ไม่มี endpoint ใดของ SBPGI ออก/ตรวจ JWT เอง</w:t>
+              <w:t>ไม่มี endpoint ใดของ SGI ออก/ตรวจ JWT เอง</w:t>
             </w:r>
           </w:p>
         </w:tc>
@@ -9725,7 +10042,7 @@
                 <w:rFonts w:ascii="Arial" w:hAnsi="Arial" w:eastAsia="Arial" w:cs="Tahoma"/>
                 <w:sz w:val="18"/>
               </w:rPr>
-              <w:t>Controller/Service ทำงานโดยใช้ user context (ไม่มี JWT ของ SBPGI เอง)</w:t>
+              <w:t>Controller/Service ทำงานโดยใช้ user context (ไม่มี JWT ของ SGI เอง)</w:t>
             </w:r>
           </w:p>
         </w:tc>
@@ -9885,7 +10202,7 @@
                 <w:rFonts w:ascii="Arial" w:hAnsi="Arial" w:eastAsia="Arial" w:cs="Tahoma"/>
                 <w:sz w:val="18"/>
               </w:rPr>
-              <w:t>ไฟล์แนบวิ่งผ่าน service S3 เดิม · เก็บเฉพาะ metadata ใน SBPGI</w:t>
+              <w:t>ไฟล์แนบวิ่งผ่าน service S3 เดิม · เก็บเฉพาะ metadata ใน SGI</w:t>
             </w:r>
           </w:p>
         </w:tc>
@@ -10070,7 +10387,7 @@
                 <w:rFonts w:ascii="Arial" w:hAnsi="Arial" w:eastAsia="Arial" w:cs="Tahoma"/>
                 <w:sz w:val="18"/>
               </w:rPr>
-              <w:t>เปลี่ยนค่า SBPGI_APPROVE_LIMIT ใน common_code แล้ว route อนุมัติเปลี่ยนตามโดยไม่ deploy</w:t>
+              <w:t>เปลี่ยนค่า SGI_APPROVE_LIMIT ใน common_code แล้ว route อนุมัติเปลี่ยนตามโดยไม่ deploy</w:t>
             </w:r>
           </w:p>
         </w:tc>
@@ -10390,7 +10707,7 @@
         <w:t>sps_store.workflow_*</w:t>
       </w:r>
       <w:r>
-        <w:t xml:space="preserve"> (13 ตาราง) เป็นของ lib — SBPGI </w:t>
+        <w:t xml:space="preserve"> (13 ตาราง) เป็นของ lib — SGI </w:t>
       </w:r>
       <w:r>
         <w:rPr>
@@ -10435,7 +10752,7 @@
         <w:keepLines/>
       </w:pPr>
       <w:r>
-        <w:t>unit test ต้อง mock engine และครอบอย่างน้อย: เรียกสำเร็จ · engine โยน error แล้ว rollback ฝั่ง SBPGI ครบ · เรียกซ้ำด้วย referenceId เดิมไม่เกิดผลซ้ำ</w:t>
+        <w:t>unit test ต้อง mock engine และครอบอย่างน้อย: เรียกสำเร็จ · engine โยน error แล้ว rollback ฝั่ง SGI ครบ · เรียกซ้ำด้วย referenceId เดิมไม่เกิดผลซ้ำ</w:t>
       </w:r>
     </w:p>
     <w:p>
@@ -10760,7 +11077,7 @@
                 <w:rFonts w:ascii="Arial" w:hAnsi="Arial" w:eastAsia="Arial" w:cs="Tahoma"/>
                 <w:sz w:val="18"/>
               </w:rPr>
-              <w:t>ได้ objectKey กลับมาเก็บใน document_attachments</w:t>
+              <w:t>ได้ objectKey กลับมาเก็บใน sgi_document_attachments</w:t>
             </w:r>
           </w:p>
         </w:tc>
@@ -11104,7 +11421,7 @@
         <w:t>เอกสารฉบับนี้ไม่มี endpoint ของตัวเอง</w:t>
       </w:r>
       <w:r>
-        <w:t xml:space="preserve"> — เป็นสัญญา/งานภายในที่เอกสารอื่นเรียกใช้ (ดูขอบเขตใน 5.90 Endpoint Implementation Contract) · รายการ endpoint ทั้ง 29 เส้นของ SBPGI อยู่ที่ </w:t>
+        <w:t xml:space="preserve"> — เป็นสัญญา/งานภายในที่เอกสารอื่นเรียกใช้ (ดูขอบเขตใน 5.90 Endpoint Implementation Contract) · รายการ endpoint ทั้ง 29 เส้นของ SGI อยู่ที่ </w:t>
       </w:r>
       <w:r>
         <w:rPr>
@@ -11299,7 +11616,7 @@
                 <w:rFonts w:ascii="Arial" w:hAnsi="Arial" w:eastAsia="Arial" w:cs="Tahoma"/>
                 <w:sz w:val="18"/>
               </w:rPr>
-              <w:t>ค่ากำหนดกลาง 93,752 แถว · runtime อ่านอย่างเดียว · 🔴 ค่า SBPGI_* ยังไม่มี ต้อง seed ตอน setup (5.5.2)</w:t>
+              <w:t>ค่ากำหนดกลาง 93,752 แถว · runtime อ่านอย่างเดียว · 🔴 ค่า SGI_* ยังไม่มี ต้อง seed ตอน setup (5.5.2)</w:t>
             </w:r>
           </w:p>
         </w:tc>
@@ -11386,7 +11703,7 @@
                 <w:rFonts w:ascii="Courier New" w:hAnsi="Courier New" w:eastAsia="Courier New" w:cs="Tahoma"/>
                 <w:sz w:val="18"/>
               </w:rPr>
-              <w:t>SBPGI_APPROVE_LIMIT</w:t>
+              <w:t>SGI_APPROVE_LIMIT</w:t>
             </w:r>
             <w:r>
               <w:rPr>
@@ -11400,7 +11717,7 @@
                 <w:rFonts w:ascii="Courier New" w:hAnsi="Courier New" w:eastAsia="Courier New" w:cs="Tahoma"/>
                 <w:sz w:val="18"/>
               </w:rPr>
-              <w:t>SBPGI_DECISION</w:t>
+              <w:t>SGI_DECISION</w:t>
             </w:r>
             <w:r>
               <w:rPr>
@@ -11414,7 +11731,7 @@
                 <w:rFonts w:ascii="Courier New" w:hAnsi="Courier New" w:eastAsia="Courier New" w:cs="Tahoma"/>
                 <w:sz w:val="18"/>
               </w:rPr>
-              <w:t>SBPGI_DATASOURCE</w:t>
+              <w:t>SGI_DATASOURCE</w:t>
             </w:r>
             <w:r>
               <w:rPr>
@@ -11516,7 +11833,7 @@
                 <w:rFonts w:ascii="Arial" w:hAnsi="Arial" w:eastAsia="Arial" w:cs="Tahoma"/>
                 <w:sz w:val="18"/>
               </w:rPr>
-              <w:t>85 แถว · SBPGI/lib อ่านอย่างเดียว — seed 8 แถวของ SBPGI ทำครั้งเดียวตอน migration ไม่ใช่ runtime</w:t>
+              <w:t>85 แถว · SGI/lib อ่านอย่างเดียว — seed 8 แถวของ SGI ทำครั้งเดียวตอน migration ไม่ใช่ runtime</w:t>
             </w:r>
           </w:p>
         </w:tc>
@@ -11596,7 +11913,7 @@
                 <w:rFonts w:ascii="Arial" w:hAnsi="Arial" w:eastAsia="Arial" w:cs="Tahoma"/>
                 <w:sz w:val="18"/>
               </w:rPr>
-              <w:t>5,214 แถว · lib เขียน log ให้เอง SBPGI ไม่ INSERT เอง (⚠️ คอลัมน์ผู้ส่งคือ send_by)</w:t>
+              <w:t>5,214 แถว · lib เขียน log ให้เอง SGI ไม่ INSERT เอง (⚠️ คอลัมน์ผู้ส่งคือ send_by)</w:t>
             </w:r>
           </w:p>
         </w:tc>
@@ -11786,7 +12103,7 @@
                 <w:rFonts w:ascii="Arial" w:hAnsi="Arial" w:eastAsia="Arial" w:cs="Tahoma"/>
                 <w:sz w:val="18"/>
               </w:rPr>
-              <w:t>document_attachments (SBPGI)</w:t>
+              <w:t>sgi_document_attachments (SGI)</w:t>
             </w:r>
           </w:p>
         </w:tc>
@@ -12074,7 +12391,7 @@
                 <w:rFonts w:ascii="Arial" w:hAnsi="Arial" w:eastAsia="Arial" w:cs="Tahoma"/>
                 <w:sz w:val="18"/>
               </w:rPr>
-              <w:t>Controller/Service ทำงานโดยใช้ user context (ไม่มี JWT ของ SBPGI เอง)</w:t>
+              <w:t>Controller/Service ทำงานโดยใช้ user context (ไม่มี JWT ของ SGI เอง)</w:t>
             </w:r>
           </w:p>
         </w:tc>
@@ -12184,7 +12501,7 @@
                 <w:rFonts w:ascii="Arial" w:hAnsi="Arial" w:eastAsia="Arial" w:cs="Tahoma"/>
                 <w:sz w:val="18"/>
               </w:rPr>
-              <w:t>ไฟล์แนบวิ่งผ่าน service S3 เดิม · เก็บเฉพาะ metadata ใน SBPGI</w:t>
+              <w:t>ไฟล์แนบวิ่งผ่าน service S3 เดิม · เก็บเฉพาะ metadata ใน SGI</w:t>
             </w:r>
           </w:p>
         </w:tc>
@@ -12318,7 +12635,7 @@
         <w:keepLines/>
       </w:pPr>
       <w:r>
-        <w:t>ไม่มี endpoint ใดของ SBPGI ออก/ตรวจ JWT เอง</w:t>
+        <w:t>ไม่มี endpoint ใดของ SGI ออก/ตรวจ JWT เอง</w:t>
       </w:r>
     </w:p>
     <w:p>
@@ -12336,7 +12653,7 @@
         <w:keepLines/>
       </w:pPr>
       <w:r>
-        <w:t>ไม่มี credential ของ S3/SMTP อยู่ในโค้ดหรือ config ของ SBPGI</w:t>
+        <w:t>ไม่มี credential ของ S3/SMTP อยู่ในโค้ดหรือ config ของ SGI</w:t>
       </w:r>
     </w:p>
     <w:p>
@@ -12345,7 +12662,7 @@
         <w:keepLines/>
       </w:pPr>
       <w:r>
-        <w:t>วงเงินอนุมัติ เกณฑ์เดียว 100,000 อ่านจาก common_code (SBPGI_APPROVE_LIMIT) ไม่ hardcode</w:t>
+        <w:t>วงเงินอนุมัติ เกณฑ์เดียว 100,000 อ่านจาก common_code (SGI_APPROVE_LIMIT) ไม่ hardcode</w:t>
       </w:r>
     </w:p>
     <w:p>
@@ -12372,7 +12689,7 @@
         <w:keepLines/>
       </w:pPr>
       <w:r>
-        <w:t>สิทธิ์เขียนตัดสินจาก x-user-group-id + สถานะเอกสาร + getTransaction() ของ engine — ไม่ใช้ x-user-permissions เป็นด่านเดียว (รูปแบบยังไม่ยืนยัน)</w:t>
+        <w:t>สิทธิ์เขียนตัดสินจาก x-user-group-id + สถานะเอกสาร + getTransaction() ของ engine — ไม่ใช้ x-user-permissions เป็นด่านเดียว</w:t>
       </w:r>
     </w:p>
     <w:p>
@@ -12381,7 +12698,7 @@
         <w:keepLines/>
       </w:pPr>
       <w:r>
-        <w:t>ค่า SBPGI_* ใน common_code/mas_param ถูก seed ด้วย script ที่ rerun ได้ (NOT EXISTS guard) ไม่ใช่ INSERT มือ</w:t>
+        <w:t>ค่า SGI_* ใน common_code/mas_param ถูก seed ด้วย script ที่ rerun ได้ (NOT EXISTS guard) ไม่ใช่ INSERT มือ</w:t>
       </w:r>
     </w:p>
     <w:p>
@@ -12390,7 +12707,7 @@
         <w:keepLines/>
       </w:pPr>
       <w:r>
-        <w:t>ข้อค้างที่เหลือจริง (DP-6) ถูกบันทึกเป็นข้อค้าง ไม่ถูกตัดสินในเอกสารนี้ — DP-5/DP-8/DP-10 ปิดแล้ว</w:t>
+        <w:t>ข้อกำหนดด้าน integration ทุกข้อในหัวข้อ 5.6 ถูกระบุเป็นสิ่งที่ต้องทำ ไม่มีทางเลือกค้างให้ dev เลือกเอง</w:t>
       </w:r>
     </w:p>
     <w:p>
@@ -12852,7 +13169,7 @@
                 <w:rFonts w:ascii="Arial" w:hAnsi="Arial" w:eastAsia="Arial" w:cs="Tahoma"/>
                 <w:sz w:val="18"/>
               </w:rPr>
-              <w:t>เปลี่ยนค่า SBPGI_APPROVE_LIMIT ใน common_code แล้ว route อนุมัติเปลี่ยนตามโดยไม่ deploy</w:t>
+              <w:t>เปลี่ยนค่า SGI_APPROVE_LIMIT ใน common_code แล้ว route อนุมัติเปลี่ยนตามโดยไม่ deploy</w:t>
             </w:r>
           </w:p>
         </w:tc>
